--- a/Models/SARL/SARL_2026-03_Statuts_Template.docx
+++ b/Models/SARL/SARL_2026-03_Statuts_Template.docx
@@ -198,7 +198,7 @@
           <w:sz w:val="30"/>
           <w:szCs w:val="36"/>
         </w:rPr>
-        <w:t xml:space="preserve">{{DENOMINATION_SOCIALE}} </w:t>
+        <w:t xml:space="preserve">{{ DENOMINATION_SOCIALE }} </w:t>
       </w:r>
       <w:bookmarkEnd w:id="0"/>
       <w:r>
@@ -210,7 +210,7 @@
           <w:sz w:val="30"/>
           <w:szCs w:val="36"/>
         </w:rPr>
-        <w:t>{{FORME_JURIDIQUE}}</w:t>
+        <w:t>{{ FORME_JURIDIQUE }}</w:t>
       </w:r>
     </w:p>
     <w:p>
@@ -246,7 +246,7 @@
           <w:b/>
           <w:color w:val="7030A0"/>
         </w:rPr>
-        <w:t>{{CAPITAL_SOCIAL}}</w:t>
+        <w:t>{{ CAPITAL_SOCIAL }}</w:t>
       </w:r>
       <w:r>
         <w:rPr>
@@ -313,7 +313,7 @@
           <w:b/>
           <w:color w:val="7030A0"/>
         </w:rPr>
-        <w:t>{{ADRESSE_SIEGE_SOCIAL}} -</w:t>
+        <w:t>{{ ADRESSE_SIEGE_SOCIAL }} -</w:t>
       </w:r>
       <w:r>
         <w:rPr>
@@ -358,7 +358,7 @@
           <w:bCs/>
           <w:color w:val="7030A0"/>
         </w:rPr>
-        <w:t>{{NUMERO_ICE}}</w:t>
+        <w:t>{{ NUMERO_ICE }}</w:t>
       </w:r>
     </w:p>
     <w:p>
@@ -441,134 +441,7 @@
           <w:b/>
           <w:lang w:val="en-US"/>
         </w:rPr>
-        <w:t xml:space="preserve">{{ </w:t>
-      </w:r>
-      <w:proofErr w:type="spellStart"/>
-      <w:r>
-        <w:rPr>
-          <w:rFonts w:ascii="Aptos" w:hAnsi="Aptos" w:cs="Times New Roman"/>
-          <w:b/>
-          <w:lang w:val="en-US"/>
-        </w:rPr>
-        <w:t>a</w:t>
-      </w:r>
-      <w:proofErr w:type="gramEnd"/>
-      <w:r>
-        <w:rPr>
-          <w:rFonts w:ascii="Aptos" w:hAnsi="Aptos" w:cs="Times New Roman"/>
-          <w:b/>
-          <w:lang w:val="en-US"/>
-        </w:rPr>
-        <w:t>.</w:t>
-      </w:r>
-      <w:proofErr w:type="gramStart"/>
-      <w:r>
-        <w:rPr>
-          <w:rFonts w:ascii="Aptos" w:hAnsi="Aptos" w:cs="Times New Roman"/>
-          <w:b/>
-          <w:lang w:val="en-US"/>
-        </w:rPr>
-        <w:t>civilite</w:t>
-      </w:r>
-      <w:proofErr w:type="spellEnd"/>
-      <w:r>
-        <w:rPr>
-          <w:rFonts w:ascii="Aptos" w:hAnsi="Aptos" w:cs="Times New Roman"/>
-          <w:b/>
-          <w:lang w:val="en-US"/>
-        </w:rPr>
-        <w:t xml:space="preserve"> }</w:t>
-      </w:r>
-      <w:proofErr w:type="gramEnd"/>
-      <w:r>
-        <w:rPr>
-          <w:rFonts w:ascii="Aptos" w:hAnsi="Aptos" w:cs="Times New Roman"/>
-          <w:b/>
-          <w:lang w:val="en-US"/>
-        </w:rPr>
-        <w:t xml:space="preserve">} </w:t>
-      </w:r>
-      <w:proofErr w:type="gramStart"/>
-      <w:r>
-        <w:rPr>
-          <w:rFonts w:ascii="Aptos" w:hAnsi="Aptos" w:cs="Times New Roman"/>
-          <w:b/>
-          <w:lang w:val="en-US"/>
-        </w:rPr>
-        <w:t xml:space="preserve">{{ </w:t>
-      </w:r>
-      <w:proofErr w:type="spellStart"/>
-      <w:r>
-        <w:rPr>
-          <w:rFonts w:ascii="Aptos" w:hAnsi="Aptos" w:cs="Times New Roman"/>
-          <w:b/>
-          <w:lang w:val="en-US"/>
-        </w:rPr>
-        <w:t>a</w:t>
-      </w:r>
-      <w:proofErr w:type="gramEnd"/>
-      <w:r>
-        <w:rPr>
-          <w:rFonts w:ascii="Aptos" w:hAnsi="Aptos" w:cs="Times New Roman"/>
-          <w:b/>
-          <w:lang w:val="en-US"/>
-        </w:rPr>
-        <w:t>.</w:t>
-      </w:r>
-      <w:proofErr w:type="gramStart"/>
-      <w:r>
-        <w:rPr>
-          <w:rFonts w:ascii="Aptos" w:hAnsi="Aptos" w:cs="Times New Roman"/>
-          <w:b/>
-          <w:lang w:val="en-US"/>
-        </w:rPr>
-        <w:t>prenom</w:t>
-      </w:r>
-      <w:proofErr w:type="spellEnd"/>
-      <w:r>
-        <w:rPr>
-          <w:rFonts w:ascii="Aptos" w:hAnsi="Aptos" w:cs="Times New Roman"/>
-          <w:b/>
-          <w:lang w:val="en-US"/>
-        </w:rPr>
-        <w:t xml:space="preserve"> }</w:t>
-      </w:r>
-      <w:proofErr w:type="gramEnd"/>
-      <w:r>
-        <w:rPr>
-          <w:rFonts w:ascii="Aptos" w:hAnsi="Aptos" w:cs="Times New Roman"/>
-          <w:b/>
-          <w:lang w:val="en-US"/>
-        </w:rPr>
-        <w:t xml:space="preserve">} </w:t>
-      </w:r>
-      <w:proofErr w:type="gramStart"/>
-      <w:r>
-        <w:rPr>
-          <w:rFonts w:ascii="Aptos" w:hAnsi="Aptos" w:cs="Times New Roman"/>
-          <w:b/>
-          <w:lang w:val="en-US"/>
-        </w:rPr>
-        <w:t xml:space="preserve">{{ </w:t>
-      </w:r>
-      <w:proofErr w:type="spellStart"/>
-      <w:r>
-        <w:rPr>
-          <w:rFonts w:ascii="Aptos" w:hAnsi="Aptos" w:cs="Times New Roman"/>
-          <w:b/>
-          <w:lang w:val="en-US"/>
-        </w:rPr>
-        <w:t>a.nom</w:t>
-      </w:r>
-      <w:proofErr w:type="spellEnd"/>
-      <w:proofErr w:type="gramEnd"/>
-      <w:r>
-        <w:rPr>
-          <w:rFonts w:ascii="Aptos" w:hAnsi="Aptos" w:cs="Times New Roman"/>
-          <w:b/>
-          <w:lang w:val="en-US"/>
-        </w:rPr>
-        <w:t xml:space="preserve"> }}, </w:t>
+        <w:t xml:space="preserve">{{ a.civilite }} {{ a.prenom }} {{ a.nom }}, </w:t>
       </w:r>
       <w:r>
         <w:rPr>
@@ -603,521 +476,31 @@
           <w:b/>
           <w:lang w:val="en-US"/>
         </w:rPr>
-        <w:t xml:space="preserve">{{ </w:t>
-      </w:r>
-      <w:proofErr w:type="spellStart"/>
-      <w:r>
-        <w:rPr>
-          <w:rFonts w:ascii="Aptos" w:hAnsi="Aptos" w:cs="Times New Roman"/>
-          <w:b/>
-          <w:lang w:val="en-US"/>
-        </w:rPr>
-        <w:t>a</w:t>
-      </w:r>
-      <w:proofErr w:type="gramEnd"/>
-      <w:r>
-        <w:rPr>
-          <w:rFonts w:ascii="Aptos" w:hAnsi="Aptos" w:cs="Times New Roman"/>
-          <w:b/>
-          <w:lang w:val="en-US"/>
+        <w:t xml:space="preserve">{{ a.nationalite }}, titulaire de la CIN N° {{ a.num_piece }}, né(e) le {{ a.date_naiss }} à {{ a.lieu_naiss }}, demeurant à {{ a.adresse }}.{%p if not loop.last %}ET{%p endif %}{%p endfor %}Ont établis ainsi qu’il suit les statuts d’une Société à Responsabilité Limitée qu’il a décidé de former.TITRE PREMIER FORME - DENOMINATION - OBJET - SIEGE - DUREE ARTICLE 1ER - FORME Il est formé par le soussigné, propriétaire des parts ci-après créées et de celles qui pourraient l’être ultérieurement, une société à responsabilité limitée à associé unique qui sera régie par les lois et règlements en vigueur et notamment le dahir n° 1-97-49 du 5 chaoual 1417 (13 février 1997) portant promulgation de la loi n° 5-96 modifié par le Dahir n°1-06-21 (14 février 2006) portant promulgation de la loi n° 21-05 et le Dahir n°1-11-39 du 29 joumada II 1432 (2 juin 2011) portant promulgation de la loi 24-10, ainsi que par les présents statuts.ARTICLE 2- DENOMINATIONLa dénomination sociale est : {{DENOMINATION_SOCIALE }} </w:t>
+      </w:r>
+      <w:r>
+        <w:rPr>
+          <w:rFonts w:ascii="Aptos" w:hAnsi="Aptos" w:cs="Times New Roman"/>
+        </w:rPr>
+        <w:t>société</w:t>
+      </w:r>
+      <w:r>
+        <w:rPr>
+          <w:rFonts w:ascii="Aptos" w:hAnsi="Aptos" w:cs="Times New Roman"/>
+        </w:rPr>
+        <w:t xml:space="preserve"> à responsabilité limitée</w:t>
+      </w:r>
+      <w:r>
+        <w:rPr>
+          <w:rFonts w:ascii="Aptos" w:hAnsi="Aptos" w:cs="Times New Roman"/>
+        </w:rPr>
+        <w:t xml:space="preserve"> à associé unique</w:t>
+      </w:r>
+      <w:r>
+        <w:rPr>
+          <w:rFonts w:ascii="Aptos" w:hAnsi="Aptos" w:cs="Times New Roman"/>
         </w:rPr>
         <w:t>.</w:t>
-      </w:r>
-      <w:proofErr w:type="gramStart"/>
-      <w:r>
-        <w:rPr>
-          <w:rFonts w:ascii="Aptos" w:hAnsi="Aptos" w:cs="Times New Roman"/>
-          <w:b/>
-          <w:lang w:val="en-US"/>
-        </w:rPr>
-        <w:t>nationalite</w:t>
-      </w:r>
-      <w:proofErr w:type="spellEnd"/>
-      <w:r>
-        <w:rPr>
-          <w:rFonts w:ascii="Aptos" w:hAnsi="Aptos" w:cs="Times New Roman"/>
-          <w:b/>
-          <w:lang w:val="en-US"/>
-        </w:rPr>
-        <w:t xml:space="preserve"> }</w:t>
-      </w:r>
-      <w:proofErr w:type="gramEnd"/>
-      <w:r>
-        <w:rPr>
-          <w:rFonts w:ascii="Aptos" w:hAnsi="Aptos" w:cs="Times New Roman"/>
-          <w:b/>
-          <w:lang w:val="en-US"/>
-        </w:rPr>
-        <w:t>},</w:t>
-      </w:r>
-      <w:r>
-        <w:rPr>
-          <w:rFonts w:ascii="Aptos" w:hAnsi="Aptos" w:cs="Times New Roman"/>
-          <w:b/>
-          <w:lang w:val="en-US"/>
-        </w:rPr>
-        <w:t xml:space="preserve"> </w:t>
-      </w:r>
-      <w:proofErr w:type="spellStart"/>
-      <w:r>
-        <w:rPr>
-          <w:rFonts w:ascii="Aptos" w:hAnsi="Aptos" w:cs="Times New Roman"/>
-          <w:bCs/>
-          <w:lang w:val="en-US"/>
-        </w:rPr>
-        <w:t>titulaire</w:t>
-      </w:r>
-      <w:proofErr w:type="spellEnd"/>
-      <w:r>
-        <w:rPr>
-          <w:rFonts w:ascii="Aptos" w:hAnsi="Aptos" w:cs="Times New Roman"/>
-          <w:bCs/>
-          <w:lang w:val="en-US"/>
-        </w:rPr>
-        <w:t xml:space="preserve"> de la CIN N</w:t>
-      </w:r>
-      <w:r>
-        <w:rPr>
-          <w:rFonts w:ascii="Aptos" w:hAnsi="Aptos" w:cs="Times New Roman"/>
-          <w:b/>
-          <w:lang w:val="en-US"/>
-        </w:rPr>
-        <w:t xml:space="preserve">° </w:t>
-      </w:r>
-      <w:proofErr w:type="gramStart"/>
-      <w:r>
-        <w:rPr>
-          <w:rFonts w:ascii="Aptos" w:hAnsi="Aptos" w:cs="Times New Roman"/>
-          <w:b/>
-          <w:lang w:val="en-US"/>
-        </w:rPr>
-        <w:t xml:space="preserve">{{ </w:t>
-      </w:r>
-      <w:proofErr w:type="spellStart"/>
-      <w:r>
-        <w:rPr>
-          <w:rFonts w:ascii="Aptos" w:hAnsi="Aptos" w:cs="Times New Roman"/>
-          <w:b/>
-          <w:lang w:val="en-US"/>
-        </w:rPr>
-        <w:t>a.num</w:t>
-      </w:r>
-      <w:proofErr w:type="gramEnd"/>
-      <w:r>
-        <w:rPr>
-          <w:rFonts w:ascii="Aptos" w:hAnsi="Aptos" w:cs="Times New Roman"/>
-          <w:b/>
-          <w:lang w:val="en-US"/>
-        </w:rPr>
-        <w:t>_</w:t>
-      </w:r>
-      <w:proofErr w:type="gramStart"/>
-      <w:r>
-        <w:rPr>
-          <w:rFonts w:ascii="Aptos" w:hAnsi="Aptos" w:cs="Times New Roman"/>
-          <w:b/>
-          <w:lang w:val="en-US"/>
-        </w:rPr>
-        <w:t>piece</w:t>
-      </w:r>
-      <w:proofErr w:type="spellEnd"/>
-      <w:r>
-        <w:rPr>
-          <w:rFonts w:ascii="Aptos" w:hAnsi="Aptos" w:cs="Times New Roman"/>
-          <w:b/>
-          <w:lang w:val="en-US"/>
-        </w:rPr>
-        <w:t xml:space="preserve"> }</w:t>
-      </w:r>
-      <w:proofErr w:type="gramEnd"/>
-      <w:r>
-        <w:rPr>
-          <w:rFonts w:ascii="Aptos" w:hAnsi="Aptos" w:cs="Times New Roman"/>
-          <w:b/>
-          <w:lang w:val="en-US"/>
-        </w:rPr>
-        <w:t xml:space="preserve">}, </w:t>
-      </w:r>
-      <w:r>
-        <w:rPr>
-          <w:rFonts w:ascii="Aptos" w:hAnsi="Aptos" w:cs="Times New Roman"/>
-          <w:bCs/>
-          <w:lang w:val="en-US"/>
-        </w:rPr>
-        <w:t>né(e) le</w:t>
-      </w:r>
-      <w:r>
-        <w:rPr>
-          <w:rFonts w:ascii="Aptos" w:hAnsi="Aptos" w:cs="Times New Roman"/>
-          <w:b/>
-          <w:lang w:val="en-US"/>
-        </w:rPr>
-        <w:t xml:space="preserve"> </w:t>
-      </w:r>
-      <w:proofErr w:type="gramStart"/>
-      <w:r>
-        <w:rPr>
-          <w:rFonts w:ascii="Aptos" w:hAnsi="Aptos" w:cs="Times New Roman"/>
-          <w:b/>
-          <w:lang w:val="en-US"/>
-        </w:rPr>
-        <w:t xml:space="preserve">{{ </w:t>
-      </w:r>
-      <w:proofErr w:type="spellStart"/>
-      <w:r>
-        <w:rPr>
-          <w:rFonts w:ascii="Aptos" w:hAnsi="Aptos" w:cs="Times New Roman"/>
-          <w:b/>
-          <w:lang w:val="en-US"/>
-        </w:rPr>
-        <w:t>a</w:t>
-      </w:r>
-      <w:proofErr w:type="gramEnd"/>
-      <w:r>
-        <w:rPr>
-          <w:rFonts w:ascii="Aptos" w:hAnsi="Aptos" w:cs="Times New Roman"/>
-          <w:b/>
-          <w:lang w:val="en-US"/>
-        </w:rPr>
-        <w:t>.date_</w:t>
-      </w:r>
-      <w:proofErr w:type="gramStart"/>
-      <w:r>
-        <w:rPr>
-          <w:rFonts w:ascii="Aptos" w:hAnsi="Aptos" w:cs="Times New Roman"/>
-          <w:b/>
-          <w:lang w:val="en-US"/>
-        </w:rPr>
-        <w:t>naiss</w:t>
-      </w:r>
-      <w:proofErr w:type="spellEnd"/>
-      <w:r>
-        <w:rPr>
-          <w:rFonts w:ascii="Aptos" w:hAnsi="Aptos" w:cs="Times New Roman"/>
-          <w:b/>
-          <w:lang w:val="en-US"/>
-        </w:rPr>
-        <w:t xml:space="preserve"> }</w:t>
-      </w:r>
-      <w:proofErr w:type="gramEnd"/>
-      <w:r>
-        <w:rPr>
-          <w:rFonts w:ascii="Aptos" w:hAnsi="Aptos" w:cs="Times New Roman"/>
-          <w:b/>
-          <w:lang w:val="en-US"/>
-        </w:rPr>
-        <w:t xml:space="preserve">} </w:t>
-      </w:r>
-      <w:r>
-        <w:rPr>
-          <w:rFonts w:ascii="Aptos" w:hAnsi="Aptos" w:cs="Times New Roman"/>
-          <w:bCs/>
-          <w:lang w:val="en-US"/>
-        </w:rPr>
-        <w:t>à</w:t>
-      </w:r>
-      <w:r>
-        <w:rPr>
-          <w:rFonts w:ascii="Aptos" w:hAnsi="Aptos" w:cs="Times New Roman"/>
-          <w:b/>
-          <w:lang w:val="en-US"/>
-        </w:rPr>
-        <w:t xml:space="preserve"> </w:t>
-      </w:r>
-      <w:proofErr w:type="gramStart"/>
-      <w:r>
-        <w:rPr>
-          <w:rFonts w:ascii="Aptos" w:hAnsi="Aptos" w:cs="Times New Roman"/>
-          <w:b/>
-          <w:lang w:val="en-US"/>
-        </w:rPr>
-        <w:t xml:space="preserve">{{ </w:t>
-      </w:r>
-      <w:proofErr w:type="spellStart"/>
-      <w:r>
-        <w:rPr>
-          <w:rFonts w:ascii="Aptos" w:hAnsi="Aptos" w:cs="Times New Roman"/>
-          <w:b/>
-          <w:lang w:val="en-US"/>
-        </w:rPr>
-        <w:t>a</w:t>
-      </w:r>
-      <w:proofErr w:type="gramEnd"/>
-      <w:r>
-        <w:rPr>
-          <w:rFonts w:ascii="Aptos" w:hAnsi="Aptos" w:cs="Times New Roman"/>
-          <w:b/>
-          <w:lang w:val="en-US"/>
-        </w:rPr>
-        <w:t>.lieu_</w:t>
-      </w:r>
-      <w:proofErr w:type="gramStart"/>
-      <w:r>
-        <w:rPr>
-          <w:rFonts w:ascii="Aptos" w:hAnsi="Aptos" w:cs="Times New Roman"/>
-          <w:b/>
-          <w:lang w:val="en-US"/>
-        </w:rPr>
-        <w:t>naiss</w:t>
-      </w:r>
-      <w:proofErr w:type="spellEnd"/>
-      <w:r>
-        <w:rPr>
-          <w:rFonts w:ascii="Aptos" w:hAnsi="Aptos" w:cs="Times New Roman"/>
-          <w:b/>
-          <w:lang w:val="en-US"/>
-        </w:rPr>
-        <w:t xml:space="preserve"> }</w:t>
-      </w:r>
-      <w:proofErr w:type="gramEnd"/>
-      <w:r>
-        <w:rPr>
-          <w:rFonts w:ascii="Aptos" w:hAnsi="Aptos" w:cs="Times New Roman"/>
-          <w:b/>
-          <w:lang w:val="en-US"/>
-        </w:rPr>
-        <w:t>},</w:t>
-      </w:r>
-      <w:r>
-        <w:rPr>
-          <w:rFonts w:ascii="Aptos" w:hAnsi="Aptos" w:cs="Times New Roman"/>
-          <w:b/>
-          <w:lang w:val="en-US"/>
-        </w:rPr>
-        <w:t xml:space="preserve"> </w:t>
-      </w:r>
-      <w:proofErr w:type="spellStart"/>
-      <w:r>
-        <w:rPr>
-          <w:rFonts w:ascii="Aptos" w:hAnsi="Aptos" w:cs="Times New Roman"/>
-          <w:bCs/>
-          <w:lang w:val="en-US"/>
-        </w:rPr>
-        <w:t>demeurant</w:t>
-      </w:r>
-      <w:proofErr w:type="spellEnd"/>
-      <w:r>
-        <w:rPr>
-          <w:rFonts w:ascii="Aptos" w:hAnsi="Aptos" w:cs="Times New Roman"/>
-          <w:bCs/>
-          <w:lang w:val="en-US"/>
-        </w:rPr>
-        <w:t xml:space="preserve"> à</w:t>
-      </w:r>
-      <w:r>
-        <w:rPr>
-          <w:rFonts w:ascii="Aptos" w:hAnsi="Aptos" w:cs="Times New Roman"/>
-          <w:b/>
-          <w:lang w:val="en-US"/>
-        </w:rPr>
-        <w:t xml:space="preserve"> </w:t>
-      </w:r>
-      <w:proofErr w:type="gramStart"/>
-      <w:r>
-        <w:rPr>
-          <w:rFonts w:ascii="Aptos" w:hAnsi="Aptos" w:cs="Times New Roman"/>
-          <w:b/>
-          <w:lang w:val="en-US"/>
-        </w:rPr>
-        <w:t xml:space="preserve">{{ </w:t>
-      </w:r>
-      <w:proofErr w:type="spellStart"/>
-      <w:r>
-        <w:rPr>
-          <w:rFonts w:ascii="Aptos" w:hAnsi="Aptos" w:cs="Times New Roman"/>
-          <w:b/>
-          <w:lang w:val="en-US"/>
-        </w:rPr>
-        <w:t>a</w:t>
-      </w:r>
-      <w:proofErr w:type="gramEnd"/>
-      <w:r>
-        <w:rPr>
-          <w:rFonts w:ascii="Aptos" w:hAnsi="Aptos" w:cs="Times New Roman"/>
-          <w:b/>
-          <w:lang w:val="en-US"/>
-        </w:rPr>
-        <w:t>.</w:t>
-      </w:r>
-      <w:proofErr w:type="gramStart"/>
-      <w:r>
-        <w:rPr>
-          <w:rFonts w:ascii="Aptos" w:hAnsi="Aptos" w:cs="Times New Roman"/>
-          <w:b/>
-          <w:lang w:val="en-US"/>
-        </w:rPr>
-        <w:t>adresse</w:t>
-      </w:r>
-      <w:proofErr w:type="spellEnd"/>
-      <w:r>
-        <w:rPr>
-          <w:rFonts w:ascii="Aptos" w:hAnsi="Aptos" w:cs="Times New Roman"/>
-          <w:b/>
-          <w:lang w:val="en-US"/>
-        </w:rPr>
-        <w:t xml:space="preserve"> }</w:t>
-      </w:r>
-      <w:proofErr w:type="gramEnd"/>
-      <w:r>
-        <w:rPr>
-          <w:rFonts w:ascii="Aptos" w:hAnsi="Aptos" w:cs="Times New Roman"/>
-          <w:b/>
-          <w:lang w:val="en-US"/>
-        </w:rPr>
-        <w:t>}.</w:t>
-      </w:r>
-    </w:p>
-    <w:p>
-      <w:pPr>
-        <w:jc w:val="both"/>
-        <w:rPr>
-          <w:rFonts w:ascii="Aptos" w:hAnsi="Aptos" w:cs="Times New Roman"/>
-          <w:b/>
-          <w:lang w:val="en-US"/>
-        </w:rPr>
-      </w:pPr>
-      <w:r>
-        <w:t>{%p if not loop.last %}</w:t>
-      </w:r>
-    </w:p>
-    <w:p>
-      <w:pPr/>
-      <w:r>
-        <w:t>ET</w:t>
-      </w:r>
-    </w:p>
-    <w:p>
-      <w:pPr/>
-      <w:r>
-        <w:t>{%p endif %}</w:t>
-      </w:r>
-    </w:p>
-    <w:p>
-      <w:pPr>
-        <w:jc w:val="both"/>
-        <w:rPr>
-          <w:rFonts w:ascii="Aptos" w:hAnsi="Aptos" w:cs="Times New Roman"/>
-          <w:b/>
-        </w:rPr>
-      </w:pPr>
-      <w:r>
-        <w:rPr>
-          <w:rFonts w:ascii="Aptos" w:hAnsi="Aptos" w:cs="Times New Roman"/>
-          <w:b/>
-        </w:rPr>
-        <w:t xml:space="preserve">{%p </w:t>
-      </w:r>
-      <w:proofErr w:type="spellStart"/>
-      <w:r>
-        <w:rPr>
-          <w:rFonts w:ascii="Aptos" w:hAnsi="Aptos" w:cs="Times New Roman"/>
-          <w:b/>
-        </w:rPr>
-        <w:t>endfor</w:t>
-      </w:r>
-      <w:proofErr w:type="spellEnd"/>
-      <w:r>
-        <w:rPr>
-          <w:rFonts w:ascii="Aptos" w:hAnsi="Aptos" w:cs="Times New Roman"/>
-          <w:b/>
-        </w:rPr>
-        <w:t xml:space="preserve"> %}</w:t>
-      </w:r>
-    </w:p>
-    <w:p>
-      <w:pPr>
-        <w:jc w:val="both"/>
-        <w:rPr>
-          <w:rFonts w:ascii="Aptos" w:hAnsi="Aptos" w:cs="Times New Roman"/>
-        </w:rPr>
-      </w:pPr>
-      <w:r>
-        <w:rPr>
-          <w:rFonts w:ascii="Aptos" w:hAnsi="Aptos" w:cs="Times New Roman"/>
-        </w:rPr>
-        <w:t>Ont</w:t>
-      </w:r>
-      <w:r>
-        <w:rPr>
-          <w:rFonts w:ascii="Aptos" w:hAnsi="Aptos" w:cs="Times New Roman"/>
-        </w:rPr>
-        <w:t xml:space="preserve"> établi</w:t>
-      </w:r>
-      <w:r>
-        <w:rPr>
-          <w:rFonts w:ascii="Aptos" w:hAnsi="Aptos" w:cs="Times New Roman"/>
-        </w:rPr>
-        <w:t>s</w:t>
-      </w:r>
-      <w:r>
-        <w:rPr>
-          <w:rFonts w:ascii="Aptos" w:hAnsi="Aptos" w:cs="Times New Roman"/>
-        </w:rPr>
-        <w:t xml:space="preserve"> ainsi qu’il suit les statuts d’une Société à Responsabilité Limitée</w:t>
-      </w:r>
-      <w:r>
-        <w:rPr>
-          <w:rFonts w:ascii="Aptos" w:hAnsi="Aptos" w:cs="Times New Roman"/>
-        </w:rPr>
-        <w:t xml:space="preserve"> </w:t>
-      </w:r>
-      <w:r>
-        <w:rPr>
-          <w:rFonts w:ascii="Aptos" w:hAnsi="Aptos" w:cs="Times New Roman"/>
-        </w:rPr>
-        <w:t>qu’il a</w:t>
-      </w:r>
-      <w:r>
-        <w:rPr>
-          <w:rFonts w:ascii="Aptos" w:hAnsi="Aptos" w:cs="Times New Roman"/>
-        </w:rPr>
-        <w:t xml:space="preserve"> décidé de former.</w:t>
-      </w:r>
-    </w:p>
-    <w:p>
-      <w:pPr>
-        <w:pStyle w:val="Titre7"/>
-        <w:numPr>
-          <w:ilvl w:val="12"/>
-          <w:numId w:val="0"/>
-        </w:numPr>
-        <w:ind w:left="283" w:hanging="283"/>
-        <w:rPr>
-          <w:rFonts w:ascii="Aptos" w:hAnsi="Aptos"/>
-          <w:sz w:val="22"/>
-          <w:szCs w:val="22"/>
-        </w:rPr>
-      </w:pPr>
-      <w:r>
-        <w:rPr>
-          <w:rFonts w:ascii="Aptos" w:hAnsi="Aptos"/>
-          <w:sz w:val="22"/>
-          <w:szCs w:val="22"/>
-        </w:rPr>
-        <w:t xml:space="preserve">TITRE PREMIER </w:t>
-      </w:r>
-    </w:p>
-    <w:p>
-      <w:pPr>
-        <w:pStyle w:val="Titre7"/>
-        <w:numPr>
-          <w:ilvl w:val="12"/>
-          <w:numId w:val="0"/>
-        </w:numPr>
-        <w:ind w:left="283" w:hanging="283"/>
-        <w:rPr>
-          <w:rFonts w:ascii="Aptos" w:hAnsi="Aptos"/>
-          <w:sz w:val="22"/>
-          <w:szCs w:val="22"/>
-        </w:rPr>
-      </w:pPr>
-      <w:r>
-        <w:rPr>
-          <w:rFonts w:ascii="Aptos" w:hAnsi="Aptos"/>
-          <w:sz w:val="22"/>
-          <w:szCs w:val="22"/>
-        </w:rPr>
-        <w:t xml:space="preserve">FORME - DENOMINATION - OBJET - SIEGE - DUREE </w:t>
       </w:r>
     </w:p>
     <w:p>
@@ -1127,10 +510,140 @@
         <w:outlineLvl w:val="0"/>
         <w:rPr>
           <w:rFonts w:ascii="Aptos" w:hAnsi="Aptos" w:cs="Times New Roman"/>
-          <w:b/>
-          <w:u w:val="single"/>
-        </w:rPr>
-      </w:pPr>
+        </w:rPr>
+      </w:pPr>
+      <w:r>
+        <w:rPr>
+          <w:rFonts w:ascii="Aptos" w:hAnsi="Aptos" w:cs="Times New Roman"/>
+        </w:rPr>
+        <w:t xml:space="preserve">Dans tous les actes, lettres, factures, quittances, annonces, publications et en général dans tous document </w:t>
+      </w:r>
+      <w:r>
+        <w:rPr>
+          <w:rFonts w:ascii="Aptos" w:hAnsi="Aptos" w:cs="Times New Roman"/>
+        </w:rPr>
+        <w:t>émanant de</w:t>
+      </w:r>
+      <w:r>
+        <w:rPr>
+          <w:rFonts w:ascii="Aptos" w:hAnsi="Aptos" w:cs="Times New Roman"/>
+        </w:rPr>
+        <w:t xml:space="preserve"> la société, la dénominati</w:t>
+      </w:r>
+      <w:r>
+        <w:rPr>
+          <w:rFonts w:ascii="Aptos" w:hAnsi="Aptos" w:cs="Times New Roman"/>
+        </w:rPr>
+        <w:t>o</w:t>
+      </w:r>
+      <w:r>
+        <w:rPr>
+          <w:rFonts w:ascii="Aptos" w:hAnsi="Aptos" w:cs="Times New Roman"/>
+        </w:rPr>
+        <w:t>n sociale d</w:t>
+      </w:r>
+      <w:r>
+        <w:rPr>
+          <w:rFonts w:ascii="Aptos" w:hAnsi="Aptos" w:cs="Times New Roman"/>
+        </w:rPr>
+        <w:t>o</w:t>
+      </w:r>
+      <w:r>
+        <w:rPr>
+          <w:rFonts w:ascii="Aptos" w:hAnsi="Aptos" w:cs="Times New Roman"/>
+        </w:rPr>
+        <w:t xml:space="preserve">it toujours être précédée </w:t>
+      </w:r>
+      <w:r>
+        <w:rPr>
+          <w:rFonts w:ascii="Aptos" w:hAnsi="Aptos" w:cs="Times New Roman"/>
+        </w:rPr>
+        <w:t>o</w:t>
+      </w:r>
+      <w:r>
+        <w:rPr>
+          <w:rFonts w:ascii="Aptos" w:hAnsi="Aptos" w:cs="Times New Roman"/>
+        </w:rPr>
+        <w:t>u suivie immédiatement de la mention</w:t>
+      </w:r>
+      <w:r>
+        <w:rPr>
+          <w:rFonts w:ascii="Aptos" w:hAnsi="Aptos" w:cs="Times New Roman"/>
+        </w:rPr>
+        <w:t xml:space="preserve"> </w:t>
+      </w:r>
+      <w:r>
+        <w:rPr>
+          <w:rFonts w:ascii="Aptos" w:hAnsi="Aptos" w:cs="Times New Roman"/>
+        </w:rPr>
+        <w:t>« </w:t>
+      </w:r>
+      <w:r>
+        <w:rPr>
+          <w:rFonts w:ascii="Aptos" w:hAnsi="Aptos" w:cs="Times New Roman"/>
+        </w:rPr>
+        <w:t xml:space="preserve">société à responsabilité </w:t>
+      </w:r>
+      <w:r>
+        <w:rPr>
+          <w:rFonts w:ascii="Aptos" w:hAnsi="Aptos" w:cs="Times New Roman"/>
+        </w:rPr>
+        <w:t>limitée à</w:t>
+      </w:r>
+      <w:r>
+        <w:rPr>
+          <w:rFonts w:ascii="Aptos" w:hAnsi="Aptos" w:cs="Times New Roman"/>
+        </w:rPr>
+        <w:t xml:space="preserve"> associé </w:t>
+      </w:r>
+      <w:r>
+        <w:rPr>
+          <w:rFonts w:ascii="Aptos" w:hAnsi="Aptos" w:cs="Times New Roman"/>
+        </w:rPr>
+        <w:t>unique »</w:t>
+      </w:r>
+      <w:r>
+        <w:rPr>
+          <w:rFonts w:ascii="Aptos" w:hAnsi="Aptos" w:cs="Times New Roman"/>
+        </w:rPr>
+        <w:t xml:space="preserve"> </w:t>
+      </w:r>
+      <w:r>
+        <w:rPr>
+          <w:rFonts w:ascii="Aptos" w:hAnsi="Aptos" w:cs="Times New Roman"/>
+        </w:rPr>
+        <w:t>ou des initiales S.A.R.L</w:t>
+      </w:r>
+      <w:r>
+        <w:rPr>
+          <w:rFonts w:ascii="Aptos" w:hAnsi="Aptos" w:cs="Times New Roman"/>
+        </w:rPr>
+        <w:t xml:space="preserve"> </w:t>
+      </w:r>
+      <w:r>
+        <w:rPr>
+          <w:rFonts w:ascii="Aptos" w:hAnsi="Aptos" w:cs="Times New Roman"/>
+        </w:rPr>
+        <w:t>AU,</w:t>
+      </w:r>
+      <w:r>
+        <w:rPr>
+          <w:rFonts w:ascii="Aptos" w:hAnsi="Aptos" w:cs="Times New Roman"/>
+        </w:rPr>
+        <w:t xml:space="preserve"> ainsi que l’énonciation du montant du capital </w:t>
+      </w:r>
+      <w:r>
+        <w:rPr>
+          <w:rFonts w:ascii="Aptos" w:hAnsi="Aptos" w:cs="Times New Roman"/>
+        </w:rPr>
+        <w:t>social,</w:t>
+      </w:r>
+      <w:r>
+        <w:rPr>
+          <w:rFonts w:ascii="Aptos" w:hAnsi="Aptos" w:cs="Times New Roman"/>
+        </w:rPr>
+        <w:t xml:space="preserve"> du siège social et du numéro d’immatriculation au Registre du Commerce.</w:t>
+      </w:r>
     </w:p>
     <w:p>
       <w:pPr>
@@ -1149,40 +662,19 @@
           <w:b/>
           <w:u w:val="single"/>
         </w:rPr>
-        <w:t>ARTICLE 1</w:t>
+        <w:t xml:space="preserve">ARTICLE 3 </w:t>
       </w:r>
       <w:r>
         <w:rPr>
           <w:rFonts w:ascii="Aptos" w:hAnsi="Aptos" w:cs="Times New Roman"/>
           <w:b/>
           <w:u w:val="single"/>
-          <w:vertAlign w:val="superscript"/>
-        </w:rPr>
-        <w:t>ER</w:t>
-      </w:r>
-      <w:r>
-        <w:rPr>
-          <w:rFonts w:ascii="Aptos" w:hAnsi="Aptos" w:cs="Times New Roman"/>
-          <w:b/>
-          <w:u w:val="single"/>
-        </w:rPr>
-        <w:t xml:space="preserve"> -</w:t>
-      </w:r>
-      <w:r>
-        <w:rPr>
-          <w:rFonts w:ascii="Aptos" w:hAnsi="Aptos" w:cs="Times New Roman"/>
-          <w:b/>
-          <w:u w:val="single"/>
-        </w:rPr>
-        <w:t xml:space="preserve"> FORME </w:t>
-      </w:r>
-    </w:p>
-    <w:p>
-      <w:pPr>
-        <w:numPr>
-          <w:ilvl w:val="12"/>
-          <w:numId w:val="0"/>
-        </w:numPr>
+        </w:rPr>
+        <w:t>- OBJET</w:t>
+      </w:r>
+    </w:p>
+    <w:p>
+      <w:pPr>
         <w:spacing w:line="240" w:lineRule="auto"/>
         <w:jc w:val="both"/>
         <w:rPr>
@@ -1193,19 +685,129 @@
         <w:rPr>
           <w:rFonts w:ascii="Aptos" w:hAnsi="Aptos" w:cs="Times New Roman"/>
         </w:rPr>
-        <w:t>Il est formé par le</w:t>
-      </w:r>
-      <w:r>
-        <w:rPr>
-          <w:rFonts w:ascii="Aptos" w:hAnsi="Aptos" w:cs="Times New Roman"/>
-        </w:rPr>
-        <w:t xml:space="preserve"> soussigné</w:t>
-      </w:r>
-      <w:r>
-        <w:rPr>
-          <w:rFonts w:ascii="Aptos" w:hAnsi="Aptos" w:cs="Times New Roman"/>
-        </w:rPr>
-        <w:t>, propriétaire</w:t>
+        <w:t>La société a pour objet tant au Maroc qu’à l’étranger tant pour son compte que pour le compte des tiers :</w:t>
+      </w:r>
+    </w:p>
+    <w:p>
+      <w:pPr>
+        <w:spacing w:after="0"/>
+        <w:rPr>
+          <w:rFonts w:ascii="Aptos" w:hAnsi="Aptos" w:cs="Times New Roman"/>
+          <w:b/>
+          <w:bCs/>
+          <w:lang w:val="en-US"/>
+        </w:rPr>
+      </w:pPr>
+      <w:bookmarkStart w:id="1" w:name="_Hlk131759399"/>
+      <w:r>
+        <w:rPr>
+          <w:rFonts w:ascii="Aptos" w:hAnsi="Aptos" w:cs="Times New Roman"/>
+          <w:b/>
+          <w:bCs/>
+          <w:lang w:val="en-US"/>
+        </w:rPr>
+        <w:t>{%p for a in ACTIVITES_</w:t>
+      </w:r>
+      <w:proofErr w:type="gramStart"/>
+      <w:r>
+        <w:rPr>
+          <w:rFonts w:ascii="Aptos" w:hAnsi="Aptos" w:cs="Times New Roman"/>
+          <w:b/>
+          <w:bCs/>
+          <w:lang w:val="en-US"/>
+        </w:rPr>
+        <w:t>LIST %}</w:t>
+      </w:r>
+      <w:proofErr w:type="gramEnd"/>
+    </w:p>
+    <w:p>
+      <w:pPr>
+        <w:pStyle w:val="Paragraphedeliste"/>
+        <w:numPr>
+          <w:ilvl w:val="0"/>
+          <w:numId w:val="20"/>
+        </w:numPr>
+        <w:spacing w:after="0"/>
+        <w:rPr>
+          <w:rFonts w:ascii="Aptos" w:hAnsi="Aptos" w:cs="Times New Roman"/>
+          <w:b/>
+          <w:bCs/>
+        </w:rPr>
+      </w:pPr>
+      <w:proofErr w:type="gramStart"/>
+      <w:r>
+        <w:rPr>
+          <w:rFonts w:ascii="Aptos" w:hAnsi="Aptos" w:cs="Times New Roman"/>
+          <w:b/>
+          <w:bCs/>
+        </w:rPr>
+        <w:t>{{ a }}</w:t>
+      </w:r>
+    </w:p>
+    <w:p>
+      <w:pPr>
+        <w:spacing w:after="0"/>
+        <w:rPr>
+          <w:rFonts w:ascii="Aptos" w:hAnsi="Aptos" w:cs="Times New Roman"/>
+          <w:b/>
+          <w:bCs/>
+        </w:rPr>
+      </w:pPr>
+      <w:r>
+        <w:rPr>
+          <w:rFonts w:ascii="Aptos" w:hAnsi="Aptos" w:cs="Times New Roman"/>
+          <w:b/>
+          <w:bCs/>
+        </w:rPr>
+        <w:t xml:space="preserve">{%p </w:t>
+      </w:r>
+      <w:proofErr w:type="spellStart"/>
+      <w:r>
+        <w:rPr>
+          <w:rFonts w:ascii="Aptos" w:hAnsi="Aptos" w:cs="Times New Roman"/>
+          <w:b/>
+          <w:bCs/>
+        </w:rPr>
+        <w:t>endfor</w:t>
+      </w:r>
+      <w:proofErr w:type="spellEnd"/>
+      <w:r>
+        <w:rPr>
+          <w:rFonts w:ascii="Aptos" w:hAnsi="Aptos" w:cs="Times New Roman"/>
+          <w:b/>
+          <w:bCs/>
+        </w:rPr>
+        <w:t xml:space="preserve"> %}</w:t>
+      </w:r>
+    </w:p>
+    <w:bookmarkEnd w:id="1"/>
+    <w:p>
+      <w:pPr>
+        <w:spacing w:after="0" w:line="240" w:lineRule="auto"/>
+        <w:rPr>
+          <w:rFonts w:ascii="Aptos" w:hAnsi="Aptos" w:cs="Times New Roman"/>
+        </w:rPr>
+      </w:pPr>
+    </w:p>
+    <w:p>
+      <w:pPr>
+        <w:spacing w:after="0" w:line="240" w:lineRule="auto"/>
+        <w:jc w:val="both"/>
+        <w:rPr>
+          <w:rFonts w:ascii="Aptos" w:hAnsi="Aptos" w:cs="Times New Roman"/>
+        </w:rPr>
+      </w:pPr>
+      <w:r>
+        <w:rPr>
+          <w:rFonts w:ascii="Aptos" w:hAnsi="Aptos" w:cs="Times New Roman"/>
+        </w:rPr>
+        <w:t xml:space="preserve">Et plus </w:t>
+      </w:r>
+      <w:r>
+        <w:rPr>
+          <w:rFonts w:ascii="Aptos" w:hAnsi="Aptos" w:cs="Times New Roman"/>
+        </w:rPr>
+        <w:t>généralement, toutes</w:t>
       </w:r>
       <w:r>
         <w:rPr>
@@ -1217,65 +819,31 @@
         <w:rPr>
           <w:rFonts w:ascii="Aptos" w:hAnsi="Aptos" w:cs="Times New Roman"/>
         </w:rPr>
-        <w:t>des parts ci-après créées et de celles qui pourraient l’être ultérieurement, une société à responsabilité limitée</w:t>
-      </w:r>
-      <w:r>
-        <w:rPr>
-          <w:rFonts w:ascii="Aptos" w:hAnsi="Aptos" w:cs="Times New Roman"/>
-        </w:rPr>
-        <w:t xml:space="preserve"> à associé unique</w:t>
-      </w:r>
-      <w:r>
-        <w:rPr>
-          <w:rFonts w:ascii="Aptos" w:hAnsi="Aptos" w:cs="Times New Roman"/>
-        </w:rPr>
-        <w:t xml:space="preserve"> </w:t>
-      </w:r>
-      <w:r>
-        <w:rPr>
-          <w:rFonts w:ascii="Aptos" w:hAnsi="Aptos" w:cs="Times New Roman"/>
-        </w:rPr>
-        <w:t xml:space="preserve">qui sera régie par les lois et règlements en vigueur et notamment le dahir n° 1-97-49 du 5 </w:t>
-      </w:r>
-      <w:proofErr w:type="spellStart"/>
-      <w:r>
-        <w:rPr>
-          <w:rFonts w:ascii="Aptos" w:hAnsi="Aptos" w:cs="Times New Roman"/>
-        </w:rPr>
-        <w:t>chaoual</w:t>
-      </w:r>
-      <w:proofErr w:type="spellEnd"/>
-      <w:r>
-        <w:rPr>
-          <w:rFonts w:ascii="Aptos" w:hAnsi="Aptos" w:cs="Times New Roman"/>
-        </w:rPr>
-        <w:t xml:space="preserve"> 1417 (13 février 1997) portant promulgation de la loi n° 5-96 </w:t>
-      </w:r>
-      <w:r>
-        <w:rPr>
-          <w:rFonts w:ascii="Aptos" w:hAnsi="Aptos" w:cs="Times New Roman"/>
-        </w:rPr>
-        <w:t xml:space="preserve">modifié par le Dahir n°1-06-21 (14 février 2006) portant promulgation de la loi n° 21-05 et le Dahir n°1-11-39 du 29 </w:t>
-      </w:r>
-      <w:proofErr w:type="spellStart"/>
-      <w:r>
-        <w:rPr>
-          <w:rFonts w:ascii="Aptos" w:hAnsi="Aptos" w:cs="Times New Roman"/>
-        </w:rPr>
-        <w:t>joumada</w:t>
-      </w:r>
-      <w:proofErr w:type="spellEnd"/>
-      <w:r>
-        <w:rPr>
-          <w:rFonts w:ascii="Aptos" w:hAnsi="Aptos" w:cs="Times New Roman"/>
-        </w:rPr>
-        <w:t xml:space="preserve"> II 1432 (2 juin 2011) portant promulgation de la loi 24-10, </w:t>
-      </w:r>
-      <w:r>
-        <w:rPr>
-          <w:rFonts w:ascii="Aptos" w:hAnsi="Aptos" w:cs="Times New Roman"/>
-        </w:rPr>
-        <w:t>ainsi que par les présents statuts.</w:t>
+        <w:t xml:space="preserve">opérations commerciales, industrielles, </w:t>
+      </w:r>
+      <w:r>
+        <w:rPr>
+          <w:rFonts w:ascii="Aptos" w:hAnsi="Aptos" w:cs="Times New Roman"/>
+        </w:rPr>
+        <w:t>immobiliers</w:t>
+      </w:r>
+      <w:r>
+        <w:rPr>
+          <w:rFonts w:ascii="Aptos" w:hAnsi="Aptos" w:cs="Times New Roman"/>
+        </w:rPr>
+        <w:t xml:space="preserve">, </w:t>
+      </w:r>
+      <w:r>
+        <w:rPr>
+          <w:rFonts w:ascii="Aptos" w:hAnsi="Aptos" w:cs="Times New Roman"/>
+        </w:rPr>
+        <w:t>mobilières</w:t>
+      </w:r>
+      <w:r>
+        <w:rPr>
+          <w:rFonts w:ascii="Aptos" w:hAnsi="Aptos" w:cs="Times New Roman"/>
+        </w:rPr>
+        <w:t xml:space="preserve"> et financiers, se rattachant directement ou indirectement aux objets précités, ou susceptibles d’en favoriser la réalisation et le développement, ainsi que toute participation directe ou indirecte, sous quelque forme que ce soit, dans les entreprises poursuivants des buts similaires ou connexes. </w:t>
       </w:r>
     </w:p>
     <w:p>
@@ -1295,7 +863,7 @@
           <w:b/>
           <w:u w:val="single"/>
         </w:rPr>
-        <w:t>ARTICLE 2</w:t>
+        <w:t xml:space="preserve">ARTICLE 4 </w:t>
       </w:r>
       <w:r>
         <w:rPr>
@@ -1303,7 +871,112 @@
           <w:b/>
           <w:u w:val="single"/>
         </w:rPr>
-        <w:t>- DENOMINATION</w:t>
+        <w:t>- SIEGE</w:t>
+      </w:r>
+      <w:r>
+        <w:rPr>
+          <w:rFonts w:ascii="Aptos" w:hAnsi="Aptos" w:cs="Times New Roman"/>
+          <w:b/>
+          <w:u w:val="single"/>
+        </w:rPr>
+        <w:t xml:space="preserve"> SOCIAL </w:t>
+      </w:r>
+    </w:p>
+    <w:p>
+      <w:pPr>
+        <w:rPr>
+          <w:rFonts w:ascii="Aptos" w:hAnsi="Aptos" w:cs="Times New Roman"/>
+          <w:b/>
+          <w:bCs/>
+        </w:rPr>
+      </w:pPr>
+      <w:r>
+        <w:rPr>
+          <w:rFonts w:ascii="Aptos" w:hAnsi="Aptos" w:cs="Times New Roman"/>
+        </w:rPr>
+        <w:lastRenderedPageBreak/>
+        <w:t>Le siège social</w:t>
+      </w:r>
+      <w:r>
+        <w:rPr>
+          <w:rFonts w:ascii="Aptos" w:hAnsi="Aptos" w:cs="Times New Roman"/>
+        </w:rPr>
+        <w:t xml:space="preserve"> est fixé à : </w:t>
+      </w:r>
+      <w:r>
+        <w:rPr>
+          <w:rFonts w:ascii="Aptos" w:hAnsi="Aptos" w:cs="Times New Roman"/>
+          <w:b/>
+        </w:rPr>
+        <w:t>{{ ADRESSE_SIEGE_SOCIAL }} -</w:t>
+      </w:r>
+      <w:r>
+        <w:rPr>
+          <w:rFonts w:ascii="Aptos" w:hAnsi="Aptos" w:cs="Times New Roman"/>
+          <w:b/>
+        </w:rPr>
+        <w:t xml:space="preserve">Casablanca </w:t>
+      </w:r>
+      <w:r>
+        <w:rPr>
+          <w:rFonts w:ascii="Aptos" w:hAnsi="Aptos" w:cs="Times New Roman"/>
+          <w:b/>
+          <w:bCs/>
+        </w:rPr>
+        <w:t>–</w:t>
+      </w:r>
+      <w:r>
+        <w:rPr>
+          <w:rFonts w:ascii="Aptos" w:hAnsi="Aptos" w:cs="Times New Roman"/>
+          <w:b/>
+          <w:bCs/>
+        </w:rPr>
+        <w:t>Maroc</w:t>
+      </w:r>
+      <w:r>
+        <w:rPr>
+          <w:rFonts w:ascii="Aptos" w:hAnsi="Aptos" w:cs="Times New Roman"/>
+          <w:b/>
+          <w:bCs/>
+        </w:rPr>
+        <w:t>.</w:t>
+      </w:r>
+    </w:p>
+    <w:p>
+      <w:pPr>
+        <w:rPr>
+          <w:rFonts w:ascii="Aptos" w:hAnsi="Aptos" w:cs="Times New Roman"/>
+        </w:rPr>
+      </w:pPr>
+      <w:r>
+        <w:rPr>
+          <w:rFonts w:ascii="Aptos" w:hAnsi="Aptos" w:cs="Times New Roman"/>
+        </w:rPr>
+        <w:t>Il pourra être transféré en tout autre endroit au Maroc en vertu d’une décision</w:t>
+      </w:r>
+      <w:r>
+        <w:rPr>
+          <w:rFonts w:ascii="Aptos" w:hAnsi="Aptos" w:cs="Times New Roman"/>
+        </w:rPr>
+        <w:t xml:space="preserve"> de l’associé unique</w:t>
+      </w:r>
+      <w:r>
+        <w:rPr>
+          <w:rFonts w:ascii="Aptos" w:hAnsi="Aptos" w:cs="Times New Roman"/>
+        </w:rPr>
+        <w:t xml:space="preserve">, des succursales ou agences peuvent être créées, dans la même ville par simple décision de </w:t>
+      </w:r>
+      <w:r>
+        <w:rPr>
+          <w:rFonts w:ascii="Aptos" w:hAnsi="Aptos" w:cs="Times New Roman"/>
+        </w:rPr>
+        <w:t>la gérance</w:t>
+      </w:r>
+      <w:r>
+        <w:rPr>
+          <w:rFonts w:ascii="Aptos" w:hAnsi="Aptos" w:cs="Times New Roman"/>
+        </w:rPr>
+        <w:t>.</w:t>
       </w:r>
     </w:p>
     <w:p>
@@ -1313,247 +986,257 @@
         <w:outlineLvl w:val="0"/>
         <w:rPr>
           <w:rFonts w:ascii="Aptos" w:hAnsi="Aptos" w:cs="Times New Roman"/>
-        </w:rPr>
-      </w:pPr>
-      <w:r>
-        <w:rPr>
-          <w:rFonts w:ascii="Aptos" w:hAnsi="Aptos" w:cs="Times New Roman"/>
-        </w:rPr>
-        <w:t>La dénomination sociale est </w:t>
-      </w:r>
-      <w:r>
-        <w:rPr>
-          <w:rFonts w:ascii="Aptos" w:hAnsi="Aptos" w:cs="Times New Roman"/>
-        </w:rPr>
-        <w:t>:</w:t>
-      </w:r>
-      <w:r>
-        <w:rPr>
-          <w:rFonts w:ascii="Aptos" w:hAnsi="Aptos"/>
-        </w:rPr>
-        <w:t xml:space="preserve"> </w:t>
-      </w:r>
-      <w:r>
-        <w:rPr>
-          <w:rFonts w:ascii="Aptos" w:hAnsi="Aptos" w:cs="Times New Roman"/>
-          <w:b/>
-          <w:color w:val="000000"/>
-        </w:rPr>
-        <w:t xml:space="preserve">{{DENOMINATION_SOCIALE}} </w:t>
-      </w:r>
-      <w:r>
-        <w:rPr>
-          <w:rFonts w:ascii="Aptos" w:hAnsi="Aptos" w:cs="Times New Roman"/>
-        </w:rPr>
-        <w:t>société</w:t>
-      </w:r>
-      <w:r>
-        <w:rPr>
-          <w:rFonts w:ascii="Aptos" w:hAnsi="Aptos" w:cs="Times New Roman"/>
-        </w:rPr>
-        <w:t xml:space="preserve"> à responsabilité limitée</w:t>
-      </w:r>
-      <w:r>
-        <w:rPr>
-          <w:rFonts w:ascii="Aptos" w:hAnsi="Aptos" w:cs="Times New Roman"/>
-        </w:rPr>
-        <w:t xml:space="preserve"> à associé unique</w:t>
-      </w:r>
-      <w:r>
-        <w:rPr>
-          <w:rFonts w:ascii="Aptos" w:hAnsi="Aptos" w:cs="Times New Roman"/>
-        </w:rPr>
-        <w:t>.</w:t>
+          <w:b/>
+          <w:u w:val="single"/>
+        </w:rPr>
+      </w:pPr>
+      <w:r>
+        <w:rPr>
+          <w:rFonts w:ascii="Aptos" w:hAnsi="Aptos" w:cs="Times New Roman"/>
+          <w:b/>
+          <w:u w:val="single"/>
+        </w:rPr>
+        <w:t>ARTICLE 5- DUREE</w:t>
       </w:r>
     </w:p>
     <w:p>
       <w:pPr>
         <w:spacing w:line="240" w:lineRule="auto"/>
         <w:jc w:val="both"/>
-        <w:outlineLvl w:val="0"/>
-        <w:rPr>
-          <w:rFonts w:ascii="Aptos" w:hAnsi="Aptos" w:cs="Times New Roman"/>
-        </w:rPr>
-      </w:pPr>
-      <w:r>
-        <w:rPr>
-          <w:rFonts w:ascii="Aptos" w:hAnsi="Aptos" w:cs="Times New Roman"/>
-        </w:rPr>
-        <w:t xml:space="preserve">Dans tous les actes, lettres, factures, quittances, annonces, publications et en général dans tous document </w:t>
-      </w:r>
-      <w:r>
-        <w:rPr>
-          <w:rFonts w:ascii="Aptos" w:hAnsi="Aptos" w:cs="Times New Roman"/>
-        </w:rPr>
-        <w:t>émanant de</w:t>
-      </w:r>
-      <w:r>
-        <w:rPr>
-          <w:rFonts w:ascii="Aptos" w:hAnsi="Aptos" w:cs="Times New Roman"/>
-        </w:rPr>
-        <w:t xml:space="preserve"> la société, la dénominati</w:t>
-      </w:r>
-      <w:r>
-        <w:rPr>
-          <w:rFonts w:ascii="Aptos" w:hAnsi="Aptos" w:cs="Times New Roman"/>
-        </w:rPr>
-        <w:t>o</w:t>
-      </w:r>
-      <w:r>
-        <w:rPr>
-          <w:rFonts w:ascii="Aptos" w:hAnsi="Aptos" w:cs="Times New Roman"/>
-        </w:rPr>
-        <w:t>n sociale d</w:t>
-      </w:r>
-      <w:r>
-        <w:rPr>
-          <w:rFonts w:ascii="Aptos" w:hAnsi="Aptos" w:cs="Times New Roman"/>
-        </w:rPr>
-        <w:t>o</w:t>
-      </w:r>
-      <w:r>
-        <w:rPr>
-          <w:rFonts w:ascii="Aptos" w:hAnsi="Aptos" w:cs="Times New Roman"/>
-        </w:rPr>
-        <w:t xml:space="preserve">it toujours être précédée </w:t>
-      </w:r>
-      <w:r>
-        <w:rPr>
-          <w:rFonts w:ascii="Aptos" w:hAnsi="Aptos" w:cs="Times New Roman"/>
-        </w:rPr>
-        <w:t>o</w:t>
-      </w:r>
-      <w:r>
-        <w:rPr>
-          <w:rFonts w:ascii="Aptos" w:hAnsi="Aptos" w:cs="Times New Roman"/>
-        </w:rPr>
-        <w:t>u suivie immédiatement de la mention</w:t>
-      </w:r>
-      <w:r>
-        <w:rPr>
-          <w:rFonts w:ascii="Aptos" w:hAnsi="Aptos" w:cs="Times New Roman"/>
+        <w:rPr>
+          <w:rFonts w:ascii="Aptos" w:hAnsi="Aptos" w:cs="Times New Roman"/>
+        </w:rPr>
+      </w:pPr>
+      <w:r>
+        <w:rPr>
+          <w:rFonts w:ascii="Aptos" w:hAnsi="Aptos" w:cs="Times New Roman"/>
+        </w:rPr>
+        <w:t xml:space="preserve">La durée de la société est fixée à </w:t>
+      </w:r>
+      <w:r>
+        <w:rPr>
+          <w:rFonts w:ascii="Aptos" w:hAnsi="Aptos" w:cs="Times New Roman"/>
+        </w:rPr>
+        <w:t>quatre-vingt-dix-neuf</w:t>
+      </w:r>
+      <w:r>
+        <w:rPr>
+          <w:rFonts w:ascii="Aptos" w:hAnsi="Aptos" w:cs="Times New Roman"/>
+        </w:rPr>
+        <w:t xml:space="preserve"> (99) ans, à compter de son immatriculation au Registre du Commerce, sauf cas de dissolution anticipée ou prorogation</w:t>
+      </w:r>
+      <w:r>
+        <w:rPr>
+          <w:rFonts w:ascii="Aptos" w:hAnsi="Aptos" w:cs="Times New Roman"/>
+        </w:rPr>
+        <w:t xml:space="preserve"> prévus aux présents statuts.</w:t>
+      </w:r>
+    </w:p>
+    <w:p>
+      <w:pPr>
+        <w:pStyle w:val="Titre7"/>
+        <w:numPr>
+          <w:ilvl w:val="12"/>
+          <w:numId w:val="0"/>
+        </w:numPr>
+        <w:ind w:left="283" w:hanging="283"/>
+        <w:rPr>
+          <w:rFonts w:ascii="Aptos" w:hAnsi="Aptos"/>
+          <w:sz w:val="22"/>
+          <w:szCs w:val="22"/>
+        </w:rPr>
+      </w:pPr>
+      <w:r>
+        <w:rPr>
+          <w:rFonts w:ascii="Aptos" w:hAnsi="Aptos"/>
+          <w:sz w:val="22"/>
+          <w:szCs w:val="22"/>
+        </w:rPr>
+        <w:t xml:space="preserve">TITRE DEUXIEME </w:t>
+      </w:r>
+    </w:p>
+    <w:p>
+      <w:pPr>
+        <w:pStyle w:val="Titre7"/>
+        <w:numPr>
+          <w:ilvl w:val="12"/>
+          <w:numId w:val="0"/>
+        </w:numPr>
+        <w:ind w:left="283" w:hanging="283"/>
+        <w:rPr>
+          <w:rFonts w:ascii="Aptos" w:hAnsi="Aptos"/>
+          <w:sz w:val="22"/>
+          <w:szCs w:val="22"/>
+        </w:rPr>
+      </w:pPr>
+      <w:r>
+        <w:rPr>
+          <w:rFonts w:ascii="Aptos" w:hAnsi="Aptos"/>
+          <w:sz w:val="22"/>
+          <w:szCs w:val="22"/>
+        </w:rPr>
+        <w:t xml:space="preserve">CAPITAL_SOCIAL SOCIAL – NOMBRE_PARTS_ASSOCIE SOCIALES </w:t>
+      </w:r>
+    </w:p>
+    <w:p>
+      <w:pPr>
+        <w:numPr>
+          <w:ilvl w:val="12"/>
+          <w:numId w:val="0"/>
+        </w:numPr>
+        <w:rPr>
+          <w:rFonts w:ascii="Aptos" w:hAnsi="Aptos" w:cs="Times New Roman"/>
+          <w:b/>
+          <w:u w:val="single"/>
+        </w:rPr>
+      </w:pPr>
+    </w:p>
+    <w:p>
+      <w:pPr>
+        <w:numPr>
+          <w:ilvl w:val="12"/>
+          <w:numId w:val="0"/>
+        </w:numPr>
+        <w:rPr>
+          <w:rFonts w:ascii="Aptos" w:hAnsi="Aptos" w:cs="Times New Roman"/>
+          <w:b/>
+          <w:u w:val="single"/>
+        </w:rPr>
+      </w:pPr>
+      <w:r>
+        <w:rPr>
+          <w:rFonts w:ascii="Aptos" w:hAnsi="Aptos" w:cs="Times New Roman"/>
+          <w:b/>
+          <w:u w:val="single"/>
+        </w:rPr>
+        <w:t>ARTICLE 6 : CAPITAL_SOCIAL SOCIAL</w:t>
+      </w:r>
+    </w:p>
+    <w:p>
+      <w:pPr>
+        <w:jc w:val="both"/>
+        <w:rPr>
+          <w:rFonts w:ascii="Aptos" w:hAnsi="Aptos" w:cs="Times New Roman"/>
+        </w:rPr>
+      </w:pPr>
+      <w:r>
+        <w:rPr>
+          <w:rFonts w:ascii="Aptos" w:hAnsi="Aptos" w:cs="Times New Roman"/>
+        </w:rPr>
+        <w:t xml:space="preserve">Le capital </w:t>
+      </w:r>
+      <w:r>
+        <w:rPr>
+          <w:rFonts w:ascii="Aptos" w:hAnsi="Aptos" w:cs="Times New Roman"/>
+        </w:rPr>
+        <w:t xml:space="preserve">social est fixé à la somme de </w:t>
+      </w:r>
+      <w:r>
+        <w:rPr>
+          <w:rFonts w:ascii="Aptos" w:hAnsi="Aptos" w:cs="Times New Roman"/>
+          <w:b/>
+          <w:bCs/>
+        </w:rPr>
+        <w:t>{{ CAPITAL_SOCIAL }}</w:t>
+      </w:r>
+      <w:r>
+        <w:rPr>
+          <w:rFonts w:ascii="Aptos" w:hAnsi="Aptos" w:cs="Times New Roman"/>
+          <w:b/>
+          <w:bCs/>
+        </w:rPr>
+        <w:t>,00 DHS</w:t>
+      </w:r>
+      <w:r>
+        <w:rPr>
+          <w:rFonts w:ascii="Aptos" w:hAnsi="Aptos" w:cs="Times New Roman"/>
+        </w:rPr>
+        <w:t xml:space="preserve"> numéraire</w:t>
+      </w:r>
+      <w:r>
+        <w:rPr>
+          <w:rFonts w:ascii="Aptos" w:hAnsi="Aptos" w:cs="Times New Roman"/>
+        </w:rPr>
+        <w:t xml:space="preserve"> divisé en </w:t>
+      </w:r>
+      <w:r>
+        <w:rPr>
+          <w:rFonts w:ascii="Aptos" w:hAnsi="Aptos" w:cs="Times New Roman"/>
+          <w:b/>
+          <w:bCs/>
+        </w:rPr>
+        <w:t>{{ NOMBRE_PARTS_SOCIALES }}</w:t>
+      </w:r>
+      <w:r>
+        <w:rPr>
+          <w:rFonts w:ascii="Aptos" w:hAnsi="Aptos" w:cs="Times New Roman"/>
+          <w:b/>
+          <w:bCs/>
         </w:rPr>
         <w:t xml:space="preserve"> </w:t>
       </w:r>
       <w:r>
         <w:rPr>
           <w:rFonts w:ascii="Aptos" w:hAnsi="Aptos" w:cs="Times New Roman"/>
-        </w:rPr>
-        <w:t>« </w:t>
-      </w:r>
-      <w:r>
-        <w:rPr>
-          <w:rFonts w:ascii="Aptos" w:hAnsi="Aptos" w:cs="Times New Roman"/>
-        </w:rPr>
-        <w:t xml:space="preserve">société à responsabilité </w:t>
-      </w:r>
-      <w:r>
-        <w:rPr>
-          <w:rFonts w:ascii="Aptos" w:hAnsi="Aptos" w:cs="Times New Roman"/>
-        </w:rPr>
-        <w:t>limitée à</w:t>
-      </w:r>
-      <w:r>
-        <w:rPr>
-          <w:rFonts w:ascii="Aptos" w:hAnsi="Aptos" w:cs="Times New Roman"/>
-        </w:rPr>
-        <w:t xml:space="preserve"> associé </w:t>
-      </w:r>
-      <w:r>
-        <w:rPr>
-          <w:rFonts w:ascii="Aptos" w:hAnsi="Aptos" w:cs="Times New Roman"/>
-        </w:rPr>
-        <w:t>unique »</w:t>
-      </w:r>
-      <w:r>
-        <w:rPr>
-          <w:rFonts w:ascii="Aptos" w:hAnsi="Aptos" w:cs="Times New Roman"/>
-        </w:rPr>
-        <w:t xml:space="preserve"> </w:t>
-      </w:r>
-      <w:r>
-        <w:rPr>
-          <w:rFonts w:ascii="Aptos" w:hAnsi="Aptos" w:cs="Times New Roman"/>
-        </w:rPr>
-        <w:t>ou des initiales S.A.R.L</w:t>
-      </w:r>
-      <w:r>
-        <w:rPr>
-          <w:rFonts w:ascii="Aptos" w:hAnsi="Aptos" w:cs="Times New Roman"/>
-        </w:rPr>
-        <w:t xml:space="preserve"> </w:t>
-      </w:r>
-      <w:r>
-        <w:rPr>
-          <w:rFonts w:ascii="Aptos" w:hAnsi="Aptos" w:cs="Times New Roman"/>
-        </w:rPr>
-        <w:t>AU,</w:t>
-      </w:r>
-      <w:r>
-        <w:rPr>
-          <w:rFonts w:ascii="Aptos" w:hAnsi="Aptos" w:cs="Times New Roman"/>
-        </w:rPr>
-        <w:t xml:space="preserve"> ainsi que l’énonciation du montant du capital </w:t>
-      </w:r>
-      <w:r>
-        <w:rPr>
-          <w:rFonts w:ascii="Aptos" w:hAnsi="Aptos" w:cs="Times New Roman"/>
-        </w:rPr>
-        <w:t>social,</w:t>
-      </w:r>
-      <w:r>
-        <w:rPr>
-          <w:rFonts w:ascii="Aptos" w:hAnsi="Aptos" w:cs="Times New Roman"/>
-        </w:rPr>
-        <w:t xml:space="preserve"> du siège social et du numéro d’immatriculation au Registre du Commerce.</w:t>
-      </w:r>
-    </w:p>
-    <w:p>
-      <w:pPr>
-        <w:spacing w:line="240" w:lineRule="auto"/>
+          <w:b/>
+          <w:bCs/>
+        </w:rPr>
+        <w:t>parts</w:t>
+      </w:r>
+      <w:r>
+        <w:rPr>
+          <w:rFonts w:ascii="Aptos" w:hAnsi="Aptos" w:cs="Times New Roman"/>
+        </w:rPr>
+        <w:t xml:space="preserve"> sociales de </w:t>
+      </w:r>
+      <w:r>
+        <w:rPr>
+          <w:rFonts w:ascii="Aptos" w:hAnsi="Aptos" w:cs="Times New Roman"/>
+          <w:b/>
+          <w:bCs/>
+        </w:rPr>
+        <w:t>100 DHS</w:t>
+      </w:r>
+      <w:r>
+        <w:rPr>
+          <w:rFonts w:ascii="Aptos" w:hAnsi="Aptos" w:cs="Times New Roman"/>
+        </w:rPr>
+        <w:t xml:space="preserve"> c</w:t>
+      </w:r>
+      <w:r>
+        <w:rPr>
+          <w:rFonts w:ascii="Aptos" w:hAnsi="Aptos" w:cs="Times New Roman"/>
+        </w:rPr>
+        <w:t xml:space="preserve">hacune attribuées </w:t>
+      </w:r>
+      <w:r>
+        <w:rPr>
+          <w:rFonts w:ascii="Aptos" w:hAnsi="Aptos" w:cs="Times New Roman"/>
+        </w:rPr>
+        <w:t>à l’associé</w:t>
+      </w:r>
+      <w:r>
+        <w:rPr>
+          <w:rFonts w:ascii="Aptos" w:hAnsi="Aptos" w:cs="Times New Roman"/>
+        </w:rPr>
+        <w:t>e</w:t>
+      </w:r>
+      <w:r>
+        <w:rPr>
+          <w:rFonts w:ascii="Aptos" w:hAnsi="Aptos" w:cs="Times New Roman"/>
+        </w:rPr>
+        <w:t xml:space="preserve"> unique</w:t>
+      </w:r>
+      <w:r>
+        <w:rPr>
+          <w:rFonts w:ascii="Aptos" w:hAnsi="Aptos" w:cs="Times New Roman"/>
+        </w:rPr>
+        <w:t> :</w:t>
+      </w:r>
+    </w:p>
+    <w:p>
+      <w:pPr>
         <w:jc w:val="both"/>
-        <w:outlineLvl w:val="0"/>
-        <w:rPr>
-          <w:rFonts w:ascii="Aptos" w:hAnsi="Aptos" w:cs="Times New Roman"/>
-          <w:b/>
-          <w:u w:val="single"/>
-        </w:rPr>
-      </w:pPr>
-      <w:r>
-        <w:rPr>
-          <w:rFonts w:ascii="Aptos" w:hAnsi="Aptos" w:cs="Times New Roman"/>
-          <w:b/>
-          <w:u w:val="single"/>
-        </w:rPr>
-        <w:t xml:space="preserve">ARTICLE 3 </w:t>
-      </w:r>
-      <w:r>
-        <w:rPr>
-          <w:rFonts w:ascii="Aptos" w:hAnsi="Aptos" w:cs="Times New Roman"/>
-          <w:b/>
-          <w:u w:val="single"/>
-        </w:rPr>
-        <w:t>- OBJET</w:t>
-      </w:r>
-    </w:p>
-    <w:p>
-      <w:pPr>
-        <w:spacing w:line="240" w:lineRule="auto"/>
-        <w:jc w:val="both"/>
-        <w:rPr>
-          <w:rFonts w:ascii="Aptos" w:hAnsi="Aptos" w:cs="Times New Roman"/>
-        </w:rPr>
-      </w:pPr>
-      <w:r>
-        <w:rPr>
-          <w:rFonts w:ascii="Aptos" w:hAnsi="Aptos" w:cs="Times New Roman"/>
-        </w:rPr>
-        <w:t>La société a pour objet tant au Maroc qu’à l’étranger tant pour son compte que pour le compte des tiers :</w:t>
-      </w:r>
-    </w:p>
-    <w:p>
-      <w:pPr>
-        <w:spacing w:after="0"/>
         <w:rPr>
           <w:rFonts w:ascii="Aptos" w:hAnsi="Aptos" w:cs="Times New Roman"/>
           <w:b/>
@@ -1561,7 +1244,6 @@
           <w:lang w:val="en-US"/>
         </w:rPr>
       </w:pPr>
-      <w:bookmarkStart w:id="1" w:name="_Hlk131759399"/>
       <w:r>
         <w:rPr>
           <w:rFonts w:ascii="Aptos" w:hAnsi="Aptos" w:cs="Times New Roman"/>
@@ -1569,553 +1251,29 @@
           <w:bCs/>
           <w:lang w:val="en-US"/>
         </w:rPr>
-        <w:t>{%p for a in ACTIVITES_</w:t>
-      </w:r>
-      <w:proofErr w:type="gramStart"/>
-      <w:r>
+        <w:t>{%p for a in associes %}</w:t>
+      </w:r>
+    </w:p>
+    <w:p>
+      <w:pPr>
+        <w:jc w:val="both"/>
         <w:rPr>
           <w:rFonts w:ascii="Aptos" w:hAnsi="Aptos" w:cs="Times New Roman"/>
           <w:b/>
           <w:bCs/>
           <w:lang w:val="en-US"/>
         </w:rPr>
-        <w:t>LIST %}</w:t>
-      </w:r>
-      <w:proofErr w:type="gramEnd"/>
-    </w:p>
-    <w:p>
-      <w:pPr>
-        <w:pStyle w:val="Paragraphedeliste"/>
-        <w:numPr>
-          <w:ilvl w:val="0"/>
-          <w:numId w:val="20"/>
-        </w:numPr>
-        <w:spacing w:after="0"/>
-        <w:rPr>
-          <w:rFonts w:ascii="Aptos" w:hAnsi="Aptos" w:cs="Times New Roman"/>
-          <w:b/>
-          <w:bCs/>
-        </w:rPr>
-      </w:pPr>
-      <w:proofErr w:type="gramStart"/>
-      <w:r>
-        <w:rPr>
-          <w:rFonts w:ascii="Aptos" w:hAnsi="Aptos" w:cs="Times New Roman"/>
-          <w:b/>
-          <w:bCs/>
-        </w:rPr>
-        <w:t>{{ a</w:t>
-      </w:r>
-      <w:proofErr w:type="gramEnd"/>
-      <w:r>
-        <w:rPr>
-          <w:rFonts w:ascii="Aptos" w:hAnsi="Aptos" w:cs="Times New Roman"/>
-          <w:b/>
-          <w:bCs/>
-        </w:rPr>
-        <w:t xml:space="preserve"> }}</w:t>
-      </w:r>
-    </w:p>
-    <w:p>
-      <w:pPr>
-        <w:spacing w:after="0"/>
-        <w:rPr>
-          <w:rFonts w:ascii="Aptos" w:hAnsi="Aptos" w:cs="Times New Roman"/>
-          <w:b/>
-          <w:bCs/>
-        </w:rPr>
-      </w:pPr>
-      <w:r>
-        <w:rPr>
-          <w:rFonts w:ascii="Aptos" w:hAnsi="Aptos" w:cs="Times New Roman"/>
-          <w:b/>
-          <w:bCs/>
-        </w:rPr>
-        <w:t xml:space="preserve">{%p </w:t>
-      </w:r>
-      <w:proofErr w:type="spellStart"/>
-      <w:r>
-        <w:rPr>
-          <w:rFonts w:ascii="Aptos" w:hAnsi="Aptos" w:cs="Times New Roman"/>
-          <w:b/>
-          <w:bCs/>
-        </w:rPr>
-        <w:t>endfor</w:t>
-      </w:r>
-      <w:proofErr w:type="spellEnd"/>
-      <w:r>
-        <w:rPr>
-          <w:rFonts w:ascii="Aptos" w:hAnsi="Aptos" w:cs="Times New Roman"/>
-          <w:b/>
-          <w:bCs/>
-        </w:rPr>
-        <w:t xml:space="preserve"> %}</w:t>
-      </w:r>
-    </w:p>
-    <w:bookmarkEnd w:id="1"/>
-    <w:p>
-      <w:pPr>
-        <w:spacing w:after="0" w:line="240" w:lineRule="auto"/>
-        <w:rPr>
-          <w:rFonts w:ascii="Aptos" w:hAnsi="Aptos" w:cs="Times New Roman"/>
-        </w:rPr>
-      </w:pPr>
-    </w:p>
-    <w:p>
-      <w:pPr>
-        <w:spacing w:after="0" w:line="240" w:lineRule="auto"/>
-        <w:jc w:val="both"/>
-        <w:rPr>
-          <w:rFonts w:ascii="Aptos" w:hAnsi="Aptos" w:cs="Times New Roman"/>
-        </w:rPr>
-      </w:pPr>
-      <w:r>
-        <w:rPr>
-          <w:rFonts w:ascii="Aptos" w:hAnsi="Aptos" w:cs="Times New Roman"/>
-        </w:rPr>
-        <w:t xml:space="preserve">Et plus </w:t>
-      </w:r>
-      <w:r>
-        <w:rPr>
-          <w:rFonts w:ascii="Aptos" w:hAnsi="Aptos" w:cs="Times New Roman"/>
-        </w:rPr>
-        <w:t>généralement, toutes</w:t>
-      </w:r>
-      <w:r>
-        <w:rPr>
-          <w:rFonts w:ascii="Aptos" w:hAnsi="Aptos" w:cs="Times New Roman"/>
-        </w:rPr>
-        <w:t xml:space="preserve"> </w:t>
-      </w:r>
-      <w:r>
-        <w:rPr>
-          <w:rFonts w:ascii="Aptos" w:hAnsi="Aptos" w:cs="Times New Roman"/>
-        </w:rPr>
-        <w:t xml:space="preserve">opérations commerciales, industrielles, </w:t>
-      </w:r>
-      <w:r>
-        <w:rPr>
-          <w:rFonts w:ascii="Aptos" w:hAnsi="Aptos" w:cs="Times New Roman"/>
-        </w:rPr>
-        <w:t>immobiliers</w:t>
-      </w:r>
-      <w:r>
-        <w:rPr>
-          <w:rFonts w:ascii="Aptos" w:hAnsi="Aptos" w:cs="Times New Roman"/>
-        </w:rPr>
-        <w:t xml:space="preserve">, </w:t>
-      </w:r>
-      <w:r>
-        <w:rPr>
-          <w:rFonts w:ascii="Aptos" w:hAnsi="Aptos" w:cs="Times New Roman"/>
-        </w:rPr>
-        <w:t>mobilières</w:t>
-      </w:r>
-      <w:r>
-        <w:rPr>
-          <w:rFonts w:ascii="Aptos" w:hAnsi="Aptos" w:cs="Times New Roman"/>
-        </w:rPr>
-        <w:t xml:space="preserve"> et financiers, se rattachant directement ou indirectement aux objets précités, ou susceptibles d’en favoriser la réalisation et le développement, ainsi que toute participation directe ou indirecte, sous quelque forme que ce soit, dans les entreprises poursuivants des buts similaires ou connexes. </w:t>
-      </w:r>
-    </w:p>
-    <w:p>
-      <w:pPr>
-        <w:spacing w:line="240" w:lineRule="auto"/>
-        <w:jc w:val="both"/>
-        <w:outlineLvl w:val="0"/>
-        <w:rPr>
-          <w:rFonts w:ascii="Aptos" w:hAnsi="Aptos" w:cs="Times New Roman"/>
-          <w:b/>
-          <w:u w:val="single"/>
-        </w:rPr>
-      </w:pPr>
-      <w:r>
-        <w:rPr>
-          <w:rFonts w:ascii="Aptos" w:hAnsi="Aptos" w:cs="Times New Roman"/>
-          <w:b/>
-          <w:u w:val="single"/>
-        </w:rPr>
-        <w:t xml:space="preserve">ARTICLE 4 </w:t>
-      </w:r>
-      <w:r>
-        <w:rPr>
-          <w:rFonts w:ascii="Aptos" w:hAnsi="Aptos" w:cs="Times New Roman"/>
-          <w:b/>
-          <w:u w:val="single"/>
-        </w:rPr>
-        <w:t>- SIEGE</w:t>
-      </w:r>
-      <w:r>
-        <w:rPr>
-          <w:rFonts w:ascii="Aptos" w:hAnsi="Aptos" w:cs="Times New Roman"/>
-          <w:b/>
-          <w:u w:val="single"/>
-        </w:rPr>
-        <w:t xml:space="preserve"> SOCIAL </w:t>
-      </w:r>
-    </w:p>
-    <w:p>
-      <w:pPr>
-        <w:rPr>
-          <w:rFonts w:ascii="Aptos" w:hAnsi="Aptos" w:cs="Times New Roman"/>
-          <w:b/>
-          <w:bCs/>
-        </w:rPr>
-      </w:pPr>
-      <w:r>
-        <w:rPr>
-          <w:rFonts w:ascii="Aptos" w:hAnsi="Aptos" w:cs="Times New Roman"/>
-        </w:rPr>
-        <w:lastRenderedPageBreak/>
-        <w:t>Le siège social</w:t>
-      </w:r>
-      <w:r>
-        <w:rPr>
-          <w:rFonts w:ascii="Aptos" w:hAnsi="Aptos" w:cs="Times New Roman"/>
-        </w:rPr>
-        <w:t xml:space="preserve"> est fixé à : </w:t>
-      </w:r>
-      <w:r>
-        <w:rPr>
-          <w:rFonts w:ascii="Aptos" w:hAnsi="Aptos" w:cs="Times New Roman"/>
-          <w:b/>
-        </w:rPr>
-        <w:t>{{ADRESSE_SIEGE_SOCIAL}} -</w:t>
-      </w:r>
-      <w:r>
-        <w:rPr>
-          <w:rFonts w:ascii="Aptos" w:hAnsi="Aptos" w:cs="Times New Roman"/>
-          <w:b/>
-        </w:rPr>
-        <w:t xml:space="preserve">Casablanca </w:t>
-      </w:r>
-      <w:r>
-        <w:rPr>
-          <w:rFonts w:ascii="Aptos" w:hAnsi="Aptos" w:cs="Times New Roman"/>
-          <w:b/>
-          <w:bCs/>
-        </w:rPr>
-        <w:t>–</w:t>
-      </w:r>
-      <w:r>
-        <w:rPr>
-          <w:rFonts w:ascii="Aptos" w:hAnsi="Aptos" w:cs="Times New Roman"/>
-          <w:b/>
-          <w:bCs/>
-        </w:rPr>
-        <w:t>Maroc</w:t>
-      </w:r>
-      <w:r>
-        <w:rPr>
-          <w:rFonts w:ascii="Aptos" w:hAnsi="Aptos" w:cs="Times New Roman"/>
-          <w:b/>
-          <w:bCs/>
-        </w:rPr>
-        <w:t>.</w:t>
-      </w:r>
-    </w:p>
-    <w:p>
-      <w:pPr>
-        <w:rPr>
-          <w:rFonts w:ascii="Aptos" w:hAnsi="Aptos" w:cs="Times New Roman"/>
-        </w:rPr>
-      </w:pPr>
-      <w:r>
-        <w:rPr>
-          <w:rFonts w:ascii="Aptos" w:hAnsi="Aptos" w:cs="Times New Roman"/>
-        </w:rPr>
-        <w:t>Il pourra être transféré en tout autre endroit au Maroc en vertu d’une décision</w:t>
-      </w:r>
-      <w:r>
-        <w:rPr>
-          <w:rFonts w:ascii="Aptos" w:hAnsi="Aptos" w:cs="Times New Roman"/>
-        </w:rPr>
-        <w:t xml:space="preserve"> de l’associé unique</w:t>
-      </w:r>
-      <w:r>
-        <w:rPr>
-          <w:rFonts w:ascii="Aptos" w:hAnsi="Aptos" w:cs="Times New Roman"/>
-        </w:rPr>
-        <w:t xml:space="preserve">, des succursales ou agences peuvent être créées, dans la même ville par simple décision de </w:t>
-      </w:r>
-      <w:r>
-        <w:rPr>
-          <w:rFonts w:ascii="Aptos" w:hAnsi="Aptos" w:cs="Times New Roman"/>
-        </w:rPr>
-        <w:t>la gérance</w:t>
-      </w:r>
-      <w:r>
-        <w:rPr>
-          <w:rFonts w:ascii="Aptos" w:hAnsi="Aptos" w:cs="Times New Roman"/>
-        </w:rPr>
-        <w:t>.</w:t>
-      </w:r>
-    </w:p>
-    <w:p>
-      <w:pPr>
-        <w:spacing w:line="240" w:lineRule="auto"/>
-        <w:jc w:val="both"/>
-        <w:outlineLvl w:val="0"/>
-        <w:rPr>
-          <w:rFonts w:ascii="Aptos" w:hAnsi="Aptos" w:cs="Times New Roman"/>
-          <w:b/>
-          <w:u w:val="single"/>
-        </w:rPr>
-      </w:pPr>
-      <w:r>
-        <w:rPr>
-          <w:rFonts w:ascii="Aptos" w:hAnsi="Aptos" w:cs="Times New Roman"/>
-          <w:b/>
-          <w:u w:val="single"/>
-        </w:rPr>
-        <w:t>ARTICLE 5- DUREE</w:t>
-      </w:r>
-    </w:p>
-    <w:p>
-      <w:pPr>
-        <w:spacing w:line="240" w:lineRule="auto"/>
-        <w:jc w:val="both"/>
-        <w:rPr>
-          <w:rFonts w:ascii="Aptos" w:hAnsi="Aptos" w:cs="Times New Roman"/>
-        </w:rPr>
-      </w:pPr>
-      <w:r>
-        <w:rPr>
-          <w:rFonts w:ascii="Aptos" w:hAnsi="Aptos" w:cs="Times New Roman"/>
-        </w:rPr>
-        <w:t xml:space="preserve">La durée de la société est fixée à </w:t>
-      </w:r>
-      <w:r>
-        <w:rPr>
-          <w:rFonts w:ascii="Aptos" w:hAnsi="Aptos" w:cs="Times New Roman"/>
-        </w:rPr>
-        <w:t>quatre-vingt-dix-neuf</w:t>
-      </w:r>
-      <w:r>
-        <w:rPr>
-          <w:rFonts w:ascii="Aptos" w:hAnsi="Aptos" w:cs="Times New Roman"/>
-        </w:rPr>
-        <w:t xml:space="preserve"> (99) ans, à compter de son immatriculation au Registre du Commerce, sauf cas de dissolution anticipée ou prorogation</w:t>
-      </w:r>
-      <w:r>
-        <w:rPr>
-          <w:rFonts w:ascii="Aptos" w:hAnsi="Aptos" w:cs="Times New Roman"/>
-        </w:rPr>
-        <w:t xml:space="preserve"> prévus aux présents statuts.</w:t>
-      </w:r>
-    </w:p>
-    <w:p>
-      <w:pPr>
-        <w:pStyle w:val="Titre7"/>
-        <w:numPr>
-          <w:ilvl w:val="12"/>
-          <w:numId w:val="0"/>
-        </w:numPr>
-        <w:ind w:left="283" w:hanging="283"/>
-        <w:rPr>
-          <w:rFonts w:ascii="Aptos" w:hAnsi="Aptos"/>
-          <w:sz w:val="22"/>
-          <w:szCs w:val="22"/>
-        </w:rPr>
-      </w:pPr>
-      <w:r>
-        <w:rPr>
-          <w:rFonts w:ascii="Aptos" w:hAnsi="Aptos"/>
-          <w:sz w:val="22"/>
-          <w:szCs w:val="22"/>
-        </w:rPr>
-        <w:t xml:space="preserve">TITRE DEUXIEME </w:t>
-      </w:r>
-    </w:p>
-    <w:p>
-      <w:pPr>
-        <w:pStyle w:val="Titre7"/>
-        <w:numPr>
-          <w:ilvl w:val="12"/>
-          <w:numId w:val="0"/>
-        </w:numPr>
-        <w:ind w:left="283" w:hanging="283"/>
-        <w:rPr>
-          <w:rFonts w:ascii="Aptos" w:hAnsi="Aptos"/>
-          <w:sz w:val="22"/>
-          <w:szCs w:val="22"/>
-        </w:rPr>
-      </w:pPr>
-      <w:r>
-        <w:rPr>
-          <w:rFonts w:ascii="Aptos" w:hAnsi="Aptos"/>
-          <w:sz w:val="22"/>
-          <w:szCs w:val="22"/>
-        </w:rPr>
-        <w:t xml:space="preserve">CAPITAL_SOCIAL SOCIAL – NOMBRE_PARTS_ASSOCIE SOCIALES </w:t>
-      </w:r>
-    </w:p>
-    <w:p>
-      <w:pPr>
-        <w:numPr>
-          <w:ilvl w:val="12"/>
-          <w:numId w:val="0"/>
-        </w:numPr>
-        <w:rPr>
-          <w:rFonts w:ascii="Aptos" w:hAnsi="Aptos" w:cs="Times New Roman"/>
-          <w:b/>
-          <w:u w:val="single"/>
-        </w:rPr>
-      </w:pPr>
-    </w:p>
-    <w:p>
-      <w:pPr>
-        <w:numPr>
-          <w:ilvl w:val="12"/>
-          <w:numId w:val="0"/>
-        </w:numPr>
-        <w:rPr>
-          <w:rFonts w:ascii="Aptos" w:hAnsi="Aptos" w:cs="Times New Roman"/>
-          <w:b/>
-          <w:u w:val="single"/>
-        </w:rPr>
-      </w:pPr>
-      <w:r>
-        <w:rPr>
-          <w:rFonts w:ascii="Aptos" w:hAnsi="Aptos" w:cs="Times New Roman"/>
-          <w:b/>
-          <w:u w:val="single"/>
-        </w:rPr>
-        <w:t>ARTICLE 6 : CAPITAL_SOCIAL SOCIAL</w:t>
-      </w:r>
-    </w:p>
-    <w:p>
-      <w:pPr>
-        <w:jc w:val="both"/>
-        <w:rPr>
-          <w:rFonts w:ascii="Aptos" w:hAnsi="Aptos" w:cs="Times New Roman"/>
-        </w:rPr>
-      </w:pPr>
-      <w:r>
-        <w:rPr>
-          <w:rFonts w:ascii="Aptos" w:hAnsi="Aptos" w:cs="Times New Roman"/>
-        </w:rPr>
-        <w:t xml:space="preserve">Le capital </w:t>
-      </w:r>
-      <w:r>
-        <w:rPr>
-          <w:rFonts w:ascii="Aptos" w:hAnsi="Aptos" w:cs="Times New Roman"/>
-        </w:rPr>
-        <w:t xml:space="preserve">social est fixé à la somme de </w:t>
-      </w:r>
-      <w:r>
-        <w:rPr>
-          <w:rFonts w:ascii="Aptos" w:hAnsi="Aptos" w:cs="Times New Roman"/>
-          <w:b/>
-          <w:bCs/>
-        </w:rPr>
-        <w:t>{{CAPITAL_SOCIAL}}</w:t>
-      </w:r>
-      <w:r>
-        <w:rPr>
-          <w:rFonts w:ascii="Aptos" w:hAnsi="Aptos" w:cs="Times New Roman"/>
-          <w:b/>
-          <w:bCs/>
-        </w:rPr>
-        <w:t>,00 DHS</w:t>
-      </w:r>
-      <w:r>
-        <w:rPr>
-          <w:rFonts w:ascii="Aptos" w:hAnsi="Aptos" w:cs="Times New Roman"/>
-        </w:rPr>
-        <w:t xml:space="preserve"> numéraire</w:t>
-      </w:r>
-      <w:r>
-        <w:rPr>
-          <w:rFonts w:ascii="Aptos" w:hAnsi="Aptos" w:cs="Times New Roman"/>
-        </w:rPr>
-        <w:t xml:space="preserve"> divisé en </w:t>
-      </w:r>
-      <w:r>
-        <w:rPr>
-          <w:rFonts w:ascii="Aptos" w:hAnsi="Aptos" w:cs="Times New Roman"/>
-          <w:b/>
-          <w:bCs/>
-        </w:rPr>
-        <w:t>{{NOMBRE_PARTS_SOCIALES}}</w:t>
-      </w:r>
-      <w:r>
-        <w:rPr>
-          <w:rFonts w:ascii="Aptos" w:hAnsi="Aptos" w:cs="Times New Roman"/>
-          <w:b/>
-          <w:bCs/>
-        </w:rPr>
-        <w:t xml:space="preserve"> </w:t>
-      </w:r>
-      <w:r>
-        <w:rPr>
-          <w:rFonts w:ascii="Aptos" w:hAnsi="Aptos" w:cs="Times New Roman"/>
-          <w:b/>
-          <w:bCs/>
-        </w:rPr>
-        <w:t>parts</w:t>
-      </w:r>
-      <w:r>
-        <w:rPr>
-          <w:rFonts w:ascii="Aptos" w:hAnsi="Aptos" w:cs="Times New Roman"/>
-        </w:rPr>
-        <w:t xml:space="preserve"> sociales de </w:t>
-      </w:r>
-      <w:r>
-        <w:rPr>
-          <w:rFonts w:ascii="Aptos" w:hAnsi="Aptos" w:cs="Times New Roman"/>
-          <w:b/>
-          <w:bCs/>
-        </w:rPr>
-        <w:t>100 DHS</w:t>
-      </w:r>
-      <w:r>
-        <w:rPr>
-          <w:rFonts w:ascii="Aptos" w:hAnsi="Aptos" w:cs="Times New Roman"/>
-        </w:rPr>
-        <w:t xml:space="preserve"> c</w:t>
-      </w:r>
-      <w:r>
-        <w:rPr>
-          <w:rFonts w:ascii="Aptos" w:hAnsi="Aptos" w:cs="Times New Roman"/>
-        </w:rPr>
-        <w:t xml:space="preserve">hacune attribuées </w:t>
-      </w:r>
-      <w:r>
-        <w:rPr>
-          <w:rFonts w:ascii="Aptos" w:hAnsi="Aptos" w:cs="Times New Roman"/>
-        </w:rPr>
-        <w:t>à l’associé</w:t>
-      </w:r>
-      <w:r>
-        <w:rPr>
-          <w:rFonts w:ascii="Aptos" w:hAnsi="Aptos" w:cs="Times New Roman"/>
-        </w:rPr>
-        <w:t>e</w:t>
-      </w:r>
-      <w:r>
-        <w:rPr>
-          <w:rFonts w:ascii="Aptos" w:hAnsi="Aptos" w:cs="Times New Roman"/>
-        </w:rPr>
-        <w:t xml:space="preserve"> unique</w:t>
-      </w:r>
-      <w:r>
-        <w:rPr>
-          <w:rFonts w:ascii="Aptos" w:hAnsi="Aptos" w:cs="Times New Roman"/>
-        </w:rPr>
-        <w:t> :</w:t>
-      </w:r>
-    </w:p>
-    <w:p>
-      <w:pPr>
-        <w:jc w:val="both"/>
+      </w:pPr>
+      <w:r>
         <w:rPr>
           <w:rFonts w:ascii="Aptos" w:hAnsi="Aptos" w:cs="Times New Roman"/>
           <w:b/>
           <w:bCs/>
           <w:lang w:val="en-US"/>
         </w:rPr>
-      </w:pPr>
+        <w:t xml:space="preserve">- </w:t>
+      </w:r>
+      <w:proofErr w:type="gramStart"/>
       <w:r>
         <w:rPr>
           <w:rFonts w:ascii="Aptos" w:hAnsi="Aptos" w:cs="Times New Roman"/>
@@ -2123,782 +1281,38 @@
           <w:bCs/>
           <w:lang w:val="en-US"/>
         </w:rPr>
-        <w:t>{%p for a in associes %}</w:t>
-      </w:r>
-    </w:p>
-    <w:p>
-      <w:pPr>
-        <w:jc w:val="both"/>
+        <w:t xml:space="preserve">{{ a.civilite }} {{ a.prenom }} {{ a.nom }} ............................................ </w:t>
+      </w:r>
+      <w:proofErr w:type="gramStart"/>
+      <w:r>
         <w:rPr>
           <w:rFonts w:ascii="Aptos" w:hAnsi="Aptos" w:cs="Times New Roman"/>
           <w:b/>
           <w:bCs/>
           <w:lang w:val="en-US"/>
         </w:rPr>
-      </w:pPr>
-      <w:r>
-        <w:rPr>
-          <w:rFonts w:ascii="Aptos" w:hAnsi="Aptos" w:cs="Times New Roman"/>
-          <w:b/>
-          <w:bCs/>
-          <w:lang w:val="en-US"/>
-        </w:rPr>
-        <w:t xml:space="preserve">- </w:t>
+        <w:t xml:space="preserve">{{ a.num_parts }} Parts - {{ a.capital_detenu }} DHS.{%p endfor %}La libération du surplus interviendra sur décision des gérants, en une ou plusieurs fois dans un délai qui ne pourra excéder cinq (5) ans à compter de l’immatriculation de la société au registre de commerce.ARTICLE 7 : AUGMENTATION DE CAPITAL_SOCIALLe capital social, peut, en vertu d'une décision de l’associé unique, être augmenté en une ou plusieurs fois, en représentation d'apports en nature ou en espèces ou par l'incorporation au capital de tout ou partie des réserves, primes ou bénéfices soit par la création de parts nouvelles, soit par l’élévation de la valeur nominale des parts sociales existantes.Les parts représentatives d'une augmentation de capital doivent être entièrement souscrites, libérées et réparties à la création.Si l'augmentation de capital n'a pu être réalisée dans le délai de six mois à compter du dépôt des fonds, l’associé peut demander au président du tribunal du lieu du siège social, statuant en référé, l'autorisation de retirer le montant de sa souscription. En cas d'augmentation de capital par apport en nature, le procès-verbal de la décision de l’associé unique doit mentionner l'évaluation de chaque apport, au vu d'un rapport annexé à ce procès-verbal établi par un commissaire aux apports, choisi parmi la liste des commissaires aux comptes inscrits à l'ordre des experts comptables et désigné par le président du tribunal, statuant en référé, à la demande du gérant.Lorsqu'il n'y a pas eu de commissaire aux apports ou lorsque la valeur retenue est différente de celle proposée par le commissaire aux apports, le ou les gérants de la société sont responsables pendant cinq ans, à l'égard des tiers, de la valeur attribuée auxdits apports.ARTICLE 8 : REDUCTION DE CAPITAL_SOCIALL’associé unique peut aussi, décider la réduction du capital social, pour quelque cause et de quelque manière que ce soit. En cas d'existence de commissaire aux comptes, le projet de réduction du capital lui est communiqué quarante-cinq jours avant la date de la décision des associés. Celui-ci fait connaître aux associés son appréciation sur les causes et conditions de la réduction.Lorsque la réduction du capital n'est pas motivée par des pertes, les créanciers dont la créance est antérieure au dépôt au greffe du procès-verbal de délibération, peuvent former opposition à la réduction du capital dans le délai de trente jours dudit dépôt. L'opposition est signifiée à la société par acte extrajudiciaire et portée devant le tribunal.L'achat de ses propres parts par une société est interdit. Toutefois, lorsque la réduction du capital n’est pas motivée par des pertes, les associés peuvent acheter un nombre déterminé de parts sociales pour les annuler.ARTICLE 9 : NOMBRE_PARTS_ASSOCIE SOCIALESLes parts sociales représentent la contrepartie d'un apport en numéraire ou en nature.ARTICLE 10 : REPRESENTATION DES NOMBRE_PARTS_ASSOCIE SOCIALESLes parts sociales ne peuvent jamais être représentées par des titres négociables.Les droits de chaque associé dans la société résultent seulement des présentes, des actes modificatifs ultérieurs et des cessions de parts régulièrement consenties. ARTICLE 11 : TRANSMISSION DES NOMBRE_PARTS_ASSOCIE SOCIALESToute cession de parts sociales doit être constatée par un acte sous seing privé ou notarié.TITRE TROISIEMEADMINISTRATION ET CONTRÔLE DE LA SOCIETEARTICLE 12 : NOMINATION - DUREE ET POUVOIRS DE LA GERANCE{% set gerants = associes | selectattr("est_gerant") | list %}{% if gerants|length == 1 %}Dès à présent, {{ gerants[0].civilite }} </w:t>
       </w:r>
       <w:proofErr w:type="gramStart"/>
       <w:r>
         <w:rPr>
           <w:rFonts w:ascii="Aptos" w:hAnsi="Aptos" w:cs="Times New Roman"/>
-          <w:b/>
-          <w:bCs/>
-          <w:lang w:val="en-US"/>
-        </w:rPr>
-        <w:t xml:space="preserve">{{ </w:t>
-      </w:r>
-      <w:proofErr w:type="spellStart"/>
-      <w:r>
-        <w:rPr>
-          <w:rFonts w:ascii="Aptos" w:hAnsi="Aptos" w:cs="Times New Roman"/>
-          <w:b/>
-          <w:bCs/>
-          <w:lang w:val="en-US"/>
-        </w:rPr>
-        <w:t>a</w:t>
-      </w:r>
-      <w:proofErr w:type="gramEnd"/>
-      <w:r>
-        <w:rPr>
-          <w:rFonts w:ascii="Aptos" w:hAnsi="Aptos" w:cs="Times New Roman"/>
-          <w:b/>
-          <w:bCs/>
-          <w:lang w:val="en-US"/>
-        </w:rPr>
-        <w:t>.</w:t>
+        </w:rPr>
+        <w:t xml:space="preserve">{{ gerants[0].prenom }} </w:t>
       </w:r>
       <w:proofErr w:type="gramStart"/>
       <w:r>
         <w:rPr>
           <w:rFonts w:ascii="Aptos" w:hAnsi="Aptos" w:cs="Times New Roman"/>
-          <w:b/>
-          <w:bCs/>
-          <w:lang w:val="en-US"/>
-        </w:rPr>
-        <w:t>civilite</w:t>
-      </w:r>
-      <w:proofErr w:type="spellEnd"/>
-      <w:r>
-        <w:rPr>
-          <w:rFonts w:ascii="Aptos" w:hAnsi="Aptos" w:cs="Times New Roman"/>
-          <w:b/>
-          <w:bCs/>
-          <w:lang w:val="en-US"/>
-        </w:rPr>
-        <w:t xml:space="preserve"> }</w:t>
-      </w:r>
-      <w:proofErr w:type="gramEnd"/>
-      <w:r>
-        <w:rPr>
-          <w:rFonts w:ascii="Aptos" w:hAnsi="Aptos" w:cs="Times New Roman"/>
-          <w:b/>
-          <w:bCs/>
-          <w:lang w:val="en-US"/>
-        </w:rPr>
-        <w:t xml:space="preserve">} </w:t>
+        </w:rPr>
+        <w:t xml:space="preserve">{{ gerants[0].nom }},de nationalité {{ gerants[0].nationalite }}, titulaire de la CIN N° </w:t>
       </w:r>
       <w:proofErr w:type="gramStart"/>
       <w:r>
         <w:rPr>
           <w:rFonts w:ascii="Aptos" w:hAnsi="Aptos" w:cs="Times New Roman"/>
-          <w:b/>
-          <w:bCs/>
-          <w:lang w:val="en-US"/>
-        </w:rPr>
-        <w:t xml:space="preserve">{{ </w:t>
-      </w:r>
-      <w:proofErr w:type="spellStart"/>
-      <w:r>
-        <w:rPr>
-          <w:rFonts w:ascii="Aptos" w:hAnsi="Aptos" w:cs="Times New Roman"/>
-          <w:b/>
-          <w:bCs/>
-          <w:lang w:val="en-US"/>
-        </w:rPr>
-        <w:t>a</w:t>
-      </w:r>
-      <w:proofErr w:type="gramEnd"/>
-      <w:r>
-        <w:rPr>
-          <w:rFonts w:ascii="Aptos" w:hAnsi="Aptos" w:cs="Times New Roman"/>
-          <w:b/>
-          <w:bCs/>
-          <w:lang w:val="en-US"/>
-        </w:rPr>
-        <w:t>.</w:t>
-      </w:r>
-      <w:proofErr w:type="gramStart"/>
-      <w:r>
-        <w:rPr>
-          <w:rFonts w:ascii="Aptos" w:hAnsi="Aptos" w:cs="Times New Roman"/>
-          <w:b/>
-          <w:bCs/>
-          <w:lang w:val="en-US"/>
-        </w:rPr>
-        <w:t>prenom</w:t>
-      </w:r>
-      <w:proofErr w:type="spellEnd"/>
-      <w:r>
-        <w:rPr>
-          <w:rFonts w:ascii="Aptos" w:hAnsi="Aptos" w:cs="Times New Roman"/>
-          <w:b/>
-          <w:bCs/>
-          <w:lang w:val="en-US"/>
-        </w:rPr>
-        <w:t xml:space="preserve"> }</w:t>
-      </w:r>
-      <w:proofErr w:type="gramEnd"/>
-      <w:r>
-        <w:rPr>
-          <w:rFonts w:ascii="Aptos" w:hAnsi="Aptos" w:cs="Times New Roman"/>
-          <w:b/>
-          <w:bCs/>
-          <w:lang w:val="en-US"/>
-        </w:rPr>
-        <w:t xml:space="preserve">} </w:t>
-      </w:r>
-      <w:proofErr w:type="gramStart"/>
-      <w:r>
-        <w:rPr>
-          <w:rFonts w:ascii="Aptos" w:hAnsi="Aptos" w:cs="Times New Roman"/>
-          <w:b/>
-          <w:bCs/>
-          <w:lang w:val="en-US"/>
-        </w:rPr>
-        <w:t xml:space="preserve">{{ </w:t>
-      </w:r>
-      <w:proofErr w:type="spellStart"/>
-      <w:r>
-        <w:rPr>
-          <w:rFonts w:ascii="Aptos" w:hAnsi="Aptos" w:cs="Times New Roman"/>
-          <w:b/>
-          <w:bCs/>
-          <w:lang w:val="en-US"/>
-        </w:rPr>
-        <w:t>a.nom</w:t>
-      </w:r>
-      <w:proofErr w:type="spellEnd"/>
-      <w:proofErr w:type="gramEnd"/>
-      <w:r>
-        <w:rPr>
-          <w:rFonts w:ascii="Aptos" w:hAnsi="Aptos" w:cs="Times New Roman"/>
-          <w:b/>
-          <w:bCs/>
-          <w:lang w:val="en-US"/>
-        </w:rPr>
-        <w:t xml:space="preserve"> }} ............................................ </w:t>
-      </w:r>
-      <w:proofErr w:type="gramStart"/>
-      <w:r>
-        <w:rPr>
-          <w:rFonts w:ascii="Aptos" w:hAnsi="Aptos" w:cs="Times New Roman"/>
-          <w:b/>
-          <w:bCs/>
-          <w:lang w:val="en-US"/>
-        </w:rPr>
-        <w:t xml:space="preserve">{{ </w:t>
-      </w:r>
-      <w:proofErr w:type="spellStart"/>
-      <w:r>
-        <w:rPr>
-          <w:rFonts w:ascii="Aptos" w:hAnsi="Aptos" w:cs="Times New Roman"/>
-          <w:b/>
-          <w:bCs/>
-          <w:lang w:val="en-US"/>
-        </w:rPr>
-        <w:t>a.num</w:t>
-      </w:r>
-      <w:proofErr w:type="gramEnd"/>
-      <w:r>
-        <w:rPr>
-          <w:rFonts w:ascii="Aptos" w:hAnsi="Aptos" w:cs="Times New Roman"/>
-          <w:b/>
-          <w:bCs/>
-          <w:lang w:val="en-US"/>
-        </w:rPr>
-        <w:t>_</w:t>
-      </w:r>
-      <w:proofErr w:type="gramStart"/>
-      <w:r>
-        <w:rPr>
-          <w:rFonts w:ascii="Aptos" w:hAnsi="Aptos" w:cs="Times New Roman"/>
-          <w:b/>
-          <w:bCs/>
-          <w:lang w:val="en-US"/>
-        </w:rPr>
-        <w:t>parts</w:t>
-      </w:r>
-      <w:proofErr w:type="spellEnd"/>
-      <w:r>
-        <w:rPr>
-          <w:rFonts w:ascii="Aptos" w:hAnsi="Aptos" w:cs="Times New Roman"/>
-          <w:b/>
-          <w:bCs/>
-          <w:lang w:val="en-US"/>
-        </w:rPr>
-        <w:t xml:space="preserve"> }</w:t>
-      </w:r>
-      <w:proofErr w:type="gramEnd"/>
-      <w:r>
-        <w:rPr>
-          <w:rFonts w:ascii="Aptos" w:hAnsi="Aptos" w:cs="Times New Roman"/>
-          <w:b/>
-          <w:bCs/>
-          <w:lang w:val="en-US"/>
-        </w:rPr>
-        <w:t xml:space="preserve">} Parts - </w:t>
-      </w:r>
-      <w:proofErr w:type="gramStart"/>
-      <w:r>
-        <w:rPr>
-          <w:rFonts w:ascii="Aptos" w:hAnsi="Aptos" w:cs="Times New Roman"/>
-          <w:b/>
-          <w:bCs/>
-          <w:lang w:val="en-US"/>
-        </w:rPr>
-        <w:t xml:space="preserve">{{ </w:t>
-      </w:r>
-      <w:proofErr w:type="spellStart"/>
-      <w:r>
-        <w:rPr>
-          <w:rFonts w:ascii="Aptos" w:hAnsi="Aptos" w:cs="Times New Roman"/>
-          <w:b/>
-          <w:bCs/>
-          <w:lang w:val="en-US"/>
-        </w:rPr>
-        <w:t>a</w:t>
-      </w:r>
-      <w:proofErr w:type="gramEnd"/>
-      <w:r>
-        <w:rPr>
-          <w:rFonts w:ascii="Aptos" w:hAnsi="Aptos" w:cs="Times New Roman"/>
-          <w:b/>
-          <w:bCs/>
-          <w:lang w:val="en-US"/>
-        </w:rPr>
-        <w:t>.capital_</w:t>
-      </w:r>
-      <w:proofErr w:type="gramStart"/>
-      <w:r>
-        <w:rPr>
-          <w:rFonts w:ascii="Aptos" w:hAnsi="Aptos" w:cs="Times New Roman"/>
-          <w:b/>
-          <w:bCs/>
-          <w:lang w:val="en-US"/>
-        </w:rPr>
-        <w:t>detenu</w:t>
-      </w:r>
-      <w:proofErr w:type="spellEnd"/>
-      <w:r>
-        <w:rPr>
-          <w:rFonts w:ascii="Aptos" w:hAnsi="Aptos" w:cs="Times New Roman"/>
-          <w:b/>
-          <w:bCs/>
-          <w:lang w:val="en-US"/>
-        </w:rPr>
-        <w:t xml:space="preserve"> }</w:t>
-      </w:r>
-      <w:proofErr w:type="gramEnd"/>
-      <w:r>
-        <w:rPr>
-          <w:rFonts w:ascii="Aptos" w:hAnsi="Aptos" w:cs="Times New Roman"/>
-          <w:b/>
-          <w:bCs/>
-          <w:lang w:val="en-US"/>
-        </w:rPr>
-        <w:t>} DHS.</w:t>
-      </w:r>
-    </w:p>
-    <w:p>
-      <w:pPr>
-        <w:jc w:val="both"/>
-        <w:rPr>
-          <w:rFonts w:ascii="Aptos" w:hAnsi="Aptos" w:cs="Times New Roman"/>
-          <w:b/>
-          <w:bCs/>
-          <w:lang w:val="en-US"/>
-        </w:rPr>
-      </w:pPr>
-      <w:r>
-        <w:rPr>
-          <w:rFonts w:ascii="Aptos" w:hAnsi="Aptos" w:cs="Times New Roman"/>
-          <w:b/>
-          <w:bCs/>
-          <w:lang w:val="en-US"/>
-        </w:rPr>
-        <w:t xml:space="preserve">{%p </w:t>
-      </w:r>
-      <w:proofErr w:type="spellStart"/>
-      <w:proofErr w:type="gramStart"/>
-      <w:r>
-        <w:rPr>
-          <w:rFonts w:ascii="Aptos" w:hAnsi="Aptos" w:cs="Times New Roman"/>
-          <w:b/>
-          <w:bCs/>
-          <w:lang w:val="en-US"/>
-        </w:rPr>
-        <w:t>endfor</w:t>
-      </w:r>
-      <w:proofErr w:type="spellEnd"/>
-      <w:r>
-        <w:rPr>
-          <w:rFonts w:ascii="Aptos" w:hAnsi="Aptos" w:cs="Times New Roman"/>
-          <w:b/>
-          <w:bCs/>
-          <w:lang w:val="en-US"/>
-        </w:rPr>
-        <w:t xml:space="preserve"> %}</w:t>
-      </w:r>
-      <w:proofErr w:type="gramEnd"/>
-    </w:p>
-    <w:p>
-      <w:pPr>
-        <w:jc w:val="both"/>
-        <w:rPr>
-          <w:rFonts w:ascii="Aptos" w:hAnsi="Aptos" w:cs="Times New Roman"/>
-        </w:rPr>
-      </w:pPr>
-      <w:r>
-        <w:rPr>
-          <w:rFonts w:ascii="Aptos" w:hAnsi="Aptos" w:cs="Times New Roman"/>
-        </w:rPr>
-        <w:t>La libération du surplus interviendra sur décision des gérants, en une ou plusieurs fois dans un délai qui ne pourra excéder cinq (5) ans à compter de l’immatriculation de la société au registre de commerce.</w:t>
-      </w:r>
-    </w:p>
-    <w:p>
-      <w:pPr>
-        <w:numPr>
-          <w:ilvl w:val="12"/>
-          <w:numId w:val="0"/>
-        </w:numPr>
-        <w:tabs>
-          <w:tab w:val="left" w:pos="2736"/>
-        </w:tabs>
-        <w:spacing w:line="240" w:lineRule="auto"/>
-        <w:ind w:right="28" w:firstLine="1"/>
-        <w:jc w:val="both"/>
-        <w:rPr>
-          <w:rFonts w:ascii="Aptos" w:hAnsi="Aptos" w:cs="Times New Roman"/>
-        </w:rPr>
-      </w:pPr>
-      <w:r>
-        <w:rPr>
-          <w:rFonts w:ascii="Aptos" w:hAnsi="Aptos" w:cs="Times New Roman"/>
-          <w:b/>
-          <w:u w:val="single"/>
-        </w:rPr>
-        <w:t>ARTICLE 7 : AUGMENTATION DE CAPITAL_SOCIAL</w:t>
-      </w:r>
-    </w:p>
-    <w:p>
-      <w:pPr>
-        <w:numPr>
-          <w:ilvl w:val="12"/>
-          <w:numId w:val="0"/>
-        </w:numPr>
-        <w:spacing w:line="240" w:lineRule="auto"/>
-        <w:jc w:val="both"/>
-        <w:rPr>
-          <w:rFonts w:ascii="Aptos" w:hAnsi="Aptos" w:cs="Times New Roman"/>
-        </w:rPr>
-      </w:pPr>
-      <w:r>
-        <w:rPr>
-          <w:rFonts w:ascii="Aptos" w:hAnsi="Aptos" w:cs="Times New Roman"/>
-        </w:rPr>
-        <w:t>Le capital social, peut, en vertu d'</w:t>
-      </w:r>
-      <w:r>
-        <w:rPr>
-          <w:rFonts w:ascii="Aptos" w:hAnsi="Aptos" w:cs="Times New Roman"/>
-        </w:rPr>
-        <w:t>une décision de l’associé unique</w:t>
-      </w:r>
-      <w:r>
-        <w:rPr>
-          <w:rFonts w:ascii="Aptos" w:hAnsi="Aptos" w:cs="Times New Roman"/>
-        </w:rPr>
-        <w:t>, être augmenté en une ou plusieurs fois, en représentation d'apports en nature ou en espèces ou par l'incorporation au capital de tout ou partie des réserves, primes ou bénéfices soit par la création de parts nouvelles, soit par l’élévation de la valeur nominale des parts sociales existantes.</w:t>
-      </w:r>
-    </w:p>
-    <w:p>
-      <w:pPr>
-        <w:numPr>
-          <w:ilvl w:val="12"/>
-          <w:numId w:val="0"/>
-        </w:numPr>
-        <w:spacing w:line="240" w:lineRule="auto"/>
-        <w:jc w:val="both"/>
-        <w:rPr>
-          <w:rFonts w:ascii="Aptos" w:hAnsi="Aptos" w:cs="Times New Roman"/>
-        </w:rPr>
-      </w:pPr>
-      <w:r>
-        <w:rPr>
-          <w:rFonts w:ascii="Aptos" w:hAnsi="Aptos" w:cs="Times New Roman"/>
-        </w:rPr>
-        <w:t>Les parts représentatives d'une augmentation de capital doivent être entièrement souscrites, libérées et réparties à la création.</w:t>
-      </w:r>
-    </w:p>
-    <w:p>
-      <w:pPr>
-        <w:numPr>
-          <w:ilvl w:val="12"/>
-          <w:numId w:val="0"/>
-        </w:numPr>
-        <w:spacing w:line="240" w:lineRule="auto"/>
-        <w:jc w:val="both"/>
-        <w:rPr>
-          <w:rFonts w:ascii="Aptos" w:hAnsi="Aptos" w:cs="Times New Roman"/>
-        </w:rPr>
-      </w:pPr>
-      <w:r>
-        <w:rPr>
-          <w:rFonts w:ascii="Aptos" w:hAnsi="Aptos" w:cs="Times New Roman"/>
-        </w:rPr>
-        <w:t>Si l'augmentation de capital n'a pu être réalisée dans le délai de six mois à compter du d</w:t>
-      </w:r>
-      <w:r>
-        <w:rPr>
-          <w:rFonts w:ascii="Aptos" w:hAnsi="Aptos" w:cs="Times New Roman"/>
-        </w:rPr>
-        <w:t>épôt des fonds, l’associé peu</w:t>
-      </w:r>
-      <w:r>
-        <w:rPr>
-          <w:rFonts w:ascii="Aptos" w:hAnsi="Aptos" w:cs="Times New Roman"/>
-        </w:rPr>
-        <w:t>t demander au président du tribunal du lieu du siège social, statuant en référé, l'autorisation de retirer le montant de sa souscription.</w:t>
-      </w:r>
-      <w:r>
-        <w:rPr>
-          <w:rFonts w:ascii="Aptos" w:hAnsi="Aptos" w:cs="Times New Roman"/>
-        </w:rPr>
-        <w:t xml:space="preserve"> </w:t>
-      </w:r>
-      <w:r>
-        <w:rPr>
-          <w:rFonts w:ascii="Aptos" w:hAnsi="Aptos" w:cs="Times New Roman"/>
-        </w:rPr>
-        <w:t xml:space="preserve">En cas d'augmentation de capital par apport en nature, le procès-verbal de la décision </w:t>
-      </w:r>
-      <w:r>
-        <w:rPr>
-          <w:rFonts w:ascii="Aptos" w:hAnsi="Aptos" w:cs="Times New Roman"/>
-        </w:rPr>
-        <w:t>de</w:t>
-      </w:r>
-      <w:r>
-        <w:rPr>
-          <w:rFonts w:ascii="Aptos" w:hAnsi="Aptos" w:cs="Times New Roman"/>
-        </w:rPr>
-        <w:t xml:space="preserve"> </w:t>
-      </w:r>
-      <w:r>
-        <w:rPr>
-          <w:rFonts w:ascii="Aptos" w:hAnsi="Aptos" w:cs="Times New Roman"/>
-        </w:rPr>
-        <w:t>l’associé unique doi</w:t>
-      </w:r>
-      <w:r>
-        <w:rPr>
-          <w:rFonts w:ascii="Aptos" w:hAnsi="Aptos" w:cs="Times New Roman"/>
-        </w:rPr>
-        <w:t xml:space="preserve">t mentionner l'évaluation de chaque apport, au vu d'un rapport annexé à ce procès-verbal établi par un commissaire aux apports, choisi parmi la liste des commissaires aux comptes inscrits à l'ordre des experts comptables et désigné par le président du tribunal, statuant en référé, à la demande du </w:t>
-      </w:r>
-      <w:r>
-        <w:rPr>
-          <w:rFonts w:ascii="Aptos" w:hAnsi="Aptos" w:cs="Times New Roman"/>
-        </w:rPr>
-        <w:t>gérant.</w:t>
-      </w:r>
-    </w:p>
-    <w:p>
-      <w:pPr>
-        <w:pStyle w:val="Corpsdetexte31"/>
-        <w:numPr>
-          <w:ilvl w:val="12"/>
-          <w:numId w:val="0"/>
-        </w:numPr>
-        <w:rPr>
-          <w:rFonts w:ascii="Aptos" w:hAnsi="Aptos"/>
-          <w:sz w:val="22"/>
-          <w:szCs w:val="22"/>
-        </w:rPr>
-      </w:pPr>
-      <w:r>
-        <w:rPr>
-          <w:rFonts w:ascii="Aptos" w:hAnsi="Aptos"/>
-          <w:sz w:val="22"/>
-          <w:szCs w:val="22"/>
-        </w:rPr>
-        <w:t>Lorsqu'il n'y a pas eu de commissaire aux apports ou lorsque la valeur retenue est différente de celle proposée par le commissaire aux apports, le ou les gérants de la société sont responsables pendant cinq ans, à l'égard des tiers, de la valeur attribuée auxdits apports.</w:t>
-      </w:r>
-    </w:p>
-    <w:p>
-      <w:pPr>
-        <w:pStyle w:val="Corpsdetexte31"/>
-        <w:numPr>
-          <w:ilvl w:val="12"/>
-          <w:numId w:val="0"/>
-        </w:numPr>
-        <w:rPr>
-          <w:rFonts w:ascii="Aptos" w:hAnsi="Aptos"/>
-          <w:sz w:val="22"/>
-          <w:szCs w:val="22"/>
-        </w:rPr>
-      </w:pPr>
-    </w:p>
-    <w:p>
-      <w:pPr>
-        <w:numPr>
-          <w:ilvl w:val="12"/>
-          <w:numId w:val="0"/>
-        </w:numPr>
-        <w:tabs>
-          <w:tab w:val="left" w:pos="2736"/>
-        </w:tabs>
-        <w:ind w:right="28"/>
-        <w:jc w:val="both"/>
-        <w:rPr>
-          <w:rFonts w:ascii="Aptos" w:hAnsi="Aptos" w:cs="Times New Roman"/>
-          <w:u w:val="single"/>
-        </w:rPr>
-      </w:pPr>
-      <w:r>
-        <w:rPr>
-          <w:rFonts w:ascii="Aptos" w:hAnsi="Aptos" w:cs="Times New Roman"/>
-          <w:b/>
-          <w:u w:val="single"/>
-        </w:rPr>
-        <w:t>ARTICLE 8 : REDUCTION DE CAPITAL_SOCIAL</w:t>
-      </w:r>
-    </w:p>
-    <w:p>
-      <w:pPr>
-        <w:numPr>
-          <w:ilvl w:val="12"/>
-          <w:numId w:val="0"/>
-        </w:numPr>
-        <w:tabs>
-          <w:tab w:val="left" w:pos="2736"/>
-        </w:tabs>
-        <w:spacing w:line="240" w:lineRule="auto"/>
-        <w:ind w:right="28" w:firstLine="1"/>
-        <w:jc w:val="both"/>
-        <w:rPr>
-          <w:rFonts w:ascii="Aptos" w:hAnsi="Aptos" w:cs="Times New Roman"/>
-        </w:rPr>
-      </w:pPr>
-      <w:r>
-        <w:rPr>
-          <w:rFonts w:ascii="Aptos" w:hAnsi="Aptos" w:cs="Times New Roman"/>
-        </w:rPr>
-        <w:t xml:space="preserve">L’associé </w:t>
-      </w:r>
-      <w:r>
-        <w:rPr>
-          <w:rFonts w:ascii="Aptos" w:hAnsi="Aptos" w:cs="Times New Roman"/>
-        </w:rPr>
-        <w:t>unique peut aussi</w:t>
-      </w:r>
-      <w:r>
-        <w:rPr>
-          <w:rFonts w:ascii="Aptos" w:hAnsi="Aptos" w:cs="Times New Roman"/>
-        </w:rPr>
-        <w:t>, décider la réduction du capital social, pour quelque cause et de quelque manière que ce soit.</w:t>
-      </w:r>
-      <w:r>
-        <w:rPr>
-          <w:rFonts w:ascii="Aptos" w:hAnsi="Aptos" w:cs="Times New Roman"/>
-        </w:rPr>
-        <w:t xml:space="preserve"> </w:t>
-      </w:r>
-      <w:r>
-        <w:rPr>
-          <w:rFonts w:ascii="Aptos" w:hAnsi="Aptos" w:cs="Times New Roman"/>
-        </w:rPr>
-        <w:t xml:space="preserve">En cas d'existence de commissaire aux comptes, le projet de réduction du capital lui est communiqué </w:t>
-      </w:r>
-      <w:r>
-        <w:rPr>
-          <w:rFonts w:ascii="Aptos" w:hAnsi="Aptos" w:cs="Times New Roman"/>
-        </w:rPr>
-        <w:t>quarante-cinq</w:t>
-      </w:r>
-      <w:r>
-        <w:rPr>
-          <w:rFonts w:ascii="Aptos" w:hAnsi="Aptos" w:cs="Times New Roman"/>
-        </w:rPr>
-        <w:t xml:space="preserve"> jours avant la date de la décision des</w:t>
-      </w:r>
-      <w:r>
-        <w:rPr>
-          <w:rFonts w:ascii="Aptos" w:hAnsi="Aptos" w:cs="Times New Roman"/>
-        </w:rPr>
-        <w:t xml:space="preserve"> </w:t>
-      </w:r>
-      <w:r>
-        <w:rPr>
-          <w:rFonts w:ascii="Aptos" w:hAnsi="Aptos" w:cs="Times New Roman"/>
-        </w:rPr>
-        <w:t>associés. Celui-ci fait connaître aux</w:t>
-      </w:r>
-      <w:r>
-        <w:rPr>
-          <w:rFonts w:ascii="Aptos" w:hAnsi="Aptos" w:cs="Times New Roman"/>
-        </w:rPr>
-        <w:t xml:space="preserve"> </w:t>
-      </w:r>
-      <w:r>
-        <w:rPr>
-          <w:rFonts w:ascii="Aptos" w:hAnsi="Aptos" w:cs="Times New Roman"/>
-        </w:rPr>
-        <w:t>associés son appréciation sur les causes et conditions de la réduction.</w:t>
-      </w:r>
-    </w:p>
-    <w:p>
-      <w:pPr>
-        <w:numPr>
-          <w:ilvl w:val="12"/>
-          <w:numId w:val="0"/>
-        </w:numPr>
-        <w:spacing w:line="240" w:lineRule="auto"/>
-        <w:jc w:val="both"/>
-        <w:rPr>
-          <w:rFonts w:ascii="Aptos" w:hAnsi="Aptos" w:cs="Times New Roman"/>
-        </w:rPr>
-      </w:pPr>
-      <w:r>
-        <w:rPr>
-          <w:rFonts w:ascii="Aptos" w:hAnsi="Aptos" w:cs="Times New Roman"/>
-        </w:rPr>
-        <w:lastRenderedPageBreak/>
-        <w:t>Lorsque la réduction du capital n'est pas motivée par des pertes, les créanciers dont la créance est antérieure au dépôt au greffe du procès-verbal de délibération, peuvent former opposition à la réduction du capital dans le délai de trente jours dudit dépôt. L'opposition est signifiée à la société par acte extrajudiciaire et portée devant le tribunal.</w:t>
-      </w:r>
-    </w:p>
-    <w:p>
-      <w:pPr>
-        <w:numPr>
-          <w:ilvl w:val="12"/>
-          <w:numId w:val="0"/>
-        </w:numPr>
-        <w:spacing w:line="240" w:lineRule="auto"/>
-        <w:jc w:val="both"/>
-        <w:rPr>
-          <w:rFonts w:ascii="Aptos" w:hAnsi="Aptos" w:cs="Times New Roman"/>
-        </w:rPr>
-      </w:pPr>
-      <w:r>
-        <w:rPr>
-          <w:rFonts w:ascii="Aptos" w:hAnsi="Aptos" w:cs="Times New Roman"/>
-        </w:rPr>
-        <w:t xml:space="preserve">L'achat de ses propres parts par une société est interdit. Toutefois, lorsque la réduction du capital n’est pas motivée par des pertes, les </w:t>
-      </w:r>
-      <w:r>
-        <w:rPr>
-          <w:rFonts w:ascii="Aptos" w:hAnsi="Aptos" w:cs="Times New Roman"/>
-        </w:rPr>
-        <w:t>associés peuvent</w:t>
-      </w:r>
-      <w:r>
-        <w:rPr>
-          <w:rFonts w:ascii="Aptos" w:hAnsi="Aptos" w:cs="Times New Roman"/>
-        </w:rPr>
-        <w:t xml:space="preserve"> acheter un nombre déterminé de parts sociales pour les annuler.</w:t>
-      </w:r>
-    </w:p>
-    <w:p>
-      <w:pPr>
-        <w:numPr>
-          <w:ilvl w:val="12"/>
-          <w:numId w:val="0"/>
-        </w:numPr>
-        <w:tabs>
-          <w:tab w:val="left" w:pos="2736"/>
-        </w:tabs>
-        <w:ind w:right="28" w:firstLine="1"/>
-        <w:jc w:val="both"/>
-        <w:rPr>
-          <w:rFonts w:ascii="Aptos" w:hAnsi="Aptos" w:cs="Times New Roman"/>
-          <w:b/>
-          <w:u w:val="single"/>
-        </w:rPr>
-      </w:pPr>
-      <w:r>
-        <w:rPr>
-          <w:rFonts w:ascii="Aptos" w:hAnsi="Aptos" w:cs="Times New Roman"/>
-          <w:b/>
-          <w:u w:val="single"/>
-        </w:rPr>
-        <w:t>ARTICLE 9 : NOMBRE_PARTS_ASSOCIE SOCIALES</w:t>
-      </w:r>
-    </w:p>
-    <w:p>
-      <w:pPr>
-        <w:numPr>
-          <w:ilvl w:val="12"/>
-          <w:numId w:val="0"/>
-        </w:numPr>
-        <w:jc w:val="both"/>
-        <w:rPr>
-          <w:rFonts w:ascii="Aptos" w:hAnsi="Aptos" w:cs="Times New Roman"/>
-        </w:rPr>
-      </w:pPr>
-      <w:r>
-        <w:rPr>
-          <w:rFonts w:ascii="Aptos" w:hAnsi="Aptos" w:cs="Times New Roman"/>
-        </w:rPr>
-        <w:t>Les parts sociales représentent la contrepartie d'un apport en numéraire ou en nature.</w:t>
-      </w:r>
-    </w:p>
-    <w:p>
-      <w:pPr>
-        <w:numPr>
-          <w:ilvl w:val="12"/>
-          <w:numId w:val="0"/>
-        </w:numPr>
-        <w:jc w:val="both"/>
-        <w:rPr>
-          <w:rFonts w:ascii="Aptos" w:hAnsi="Aptos" w:cs="Times New Roman"/>
-          <w:b/>
-          <w:u w:val="single"/>
-        </w:rPr>
-      </w:pPr>
-      <w:r>
-        <w:rPr>
-          <w:rFonts w:ascii="Aptos" w:hAnsi="Aptos" w:cs="Times New Roman"/>
-          <w:b/>
-          <w:u w:val="single"/>
-        </w:rPr>
-        <w:t>ARTICLE 10 : REPRESENTATION DES NOMBRE_PARTS_ASSOCIE SOCIALES</w:t>
-      </w:r>
-    </w:p>
-    <w:p>
-      <w:pPr>
-        <w:numPr>
-          <w:ilvl w:val="12"/>
-          <w:numId w:val="0"/>
-        </w:numPr>
-        <w:ind w:hanging="13"/>
-        <w:jc w:val="both"/>
-        <w:rPr>
-          <w:rFonts w:ascii="Aptos" w:hAnsi="Aptos" w:cs="Times New Roman"/>
-        </w:rPr>
-      </w:pPr>
-      <w:r>
-        <w:rPr>
-          <w:rFonts w:ascii="Aptos" w:hAnsi="Aptos" w:cs="Times New Roman"/>
-        </w:rPr>
-        <w:t>Les parts sociales ne peuvent jamais être représentées par des titres négociables.</w:t>
+        </w:rPr>
+        <w:t xml:space="preserve">{{ gerants[0].num_piece }}, né(e) le {{ gerants[0].date_naiss }} à {{ gerants[0].lieu_naiss }}, demeurant à {{ gerants[0].adresse }}.</w:t>
       </w:r>
     </w:p>
     <w:p>
@@ -2918,125 +1332,7 @@
         <w:rPr>
           <w:rFonts w:ascii="Aptos" w:hAnsi="Aptos" w:cs="Times New Roman"/>
         </w:rPr>
-        <w:t xml:space="preserve">Les droits de chaque associé dans la société résultent seulement des présentes, des actes modificatifs ultérieurs et des cessions de parts régulièrement consenties. </w:t>
-      </w:r>
-    </w:p>
-    <w:p>
-      <w:pPr>
-        <w:numPr>
-          <w:ilvl w:val="12"/>
-          <w:numId w:val="0"/>
-        </w:numPr>
-        <w:jc w:val="both"/>
-        <w:rPr>
-          <w:rFonts w:ascii="Aptos" w:hAnsi="Aptos" w:cs="Times New Roman"/>
-          <w:b/>
-          <w:u w:val="single"/>
-        </w:rPr>
-      </w:pPr>
-      <w:r>
-        <w:rPr>
-          <w:rFonts w:ascii="Aptos" w:hAnsi="Aptos" w:cs="Times New Roman"/>
-          <w:b/>
-          <w:u w:val="single"/>
-        </w:rPr>
-        <w:t>ARTICLE 11 : TRANSMISSION DES NOMBRE_PARTS_ASSOCIE SOCIALES</w:t>
-      </w:r>
-    </w:p>
-    <w:p>
-      <w:pPr>
-        <w:numPr>
-          <w:ilvl w:val="12"/>
-          <w:numId w:val="0"/>
-        </w:numPr>
-        <w:ind w:hanging="13"/>
-        <w:jc w:val="both"/>
-        <w:rPr>
-          <w:rFonts w:ascii="Aptos" w:hAnsi="Aptos" w:cs="Times New Roman"/>
-        </w:rPr>
-      </w:pPr>
-      <w:r>
-        <w:rPr>
-          <w:rFonts w:ascii="Aptos" w:hAnsi="Aptos" w:cs="Times New Roman"/>
-        </w:rPr>
-        <w:t>Toute cession de parts sociales doit être constatée par un acte sous seing privé ou notarié.</w:t>
-      </w:r>
-    </w:p>
-    <w:p>
-      <w:pPr>
-        <w:pStyle w:val="Titre7"/>
-        <w:numPr>
-          <w:ilvl w:val="12"/>
-          <w:numId w:val="0"/>
-        </w:numPr>
-        <w:ind w:left="283" w:hanging="283"/>
-        <w:rPr>
-          <w:rFonts w:ascii="Aptos" w:hAnsi="Aptos"/>
-          <w:sz w:val="22"/>
-          <w:szCs w:val="22"/>
-        </w:rPr>
-      </w:pPr>
-      <w:r>
-        <w:rPr>
-          <w:rFonts w:ascii="Aptos" w:hAnsi="Aptos"/>
-          <w:sz w:val="22"/>
-          <w:szCs w:val="22"/>
-        </w:rPr>
-        <w:t>TITRE TROISIEME</w:t>
-      </w:r>
-    </w:p>
-    <w:p>
-      <w:pPr>
-        <w:pStyle w:val="Titre7"/>
-        <w:numPr>
-          <w:ilvl w:val="12"/>
-          <w:numId w:val="0"/>
-        </w:numPr>
-        <w:ind w:left="283" w:hanging="283"/>
-        <w:rPr>
-          <w:rFonts w:ascii="Aptos" w:hAnsi="Aptos"/>
-          <w:sz w:val="22"/>
-          <w:szCs w:val="22"/>
-        </w:rPr>
-      </w:pPr>
-      <w:r>
-        <w:rPr>
-          <w:rFonts w:ascii="Aptos" w:hAnsi="Aptos"/>
-          <w:sz w:val="22"/>
-          <w:szCs w:val="22"/>
-        </w:rPr>
-        <w:t>ADMINISTRATION ET CONTRÔLE DE LA SOCIETE</w:t>
-      </w:r>
-    </w:p>
-    <w:p>
-      <w:pPr>
-        <w:spacing w:line="240" w:lineRule="auto"/>
-        <w:rPr>
-          <w:rFonts w:ascii="Aptos" w:hAnsi="Aptos"/>
-          <w:lang w:val="fr-CA"/>
-        </w:rPr>
-      </w:pPr>
-    </w:p>
-    <w:p>
-      <w:pPr>
-        <w:numPr>
-          <w:ilvl w:val="12"/>
-          <w:numId w:val="0"/>
-        </w:numPr>
-        <w:spacing w:line="240" w:lineRule="auto"/>
-        <w:rPr>
-          <w:rFonts w:ascii="Aptos" w:hAnsi="Aptos" w:cs="Times New Roman"/>
-          <w:b/>
-          <w:u w:val="single"/>
-        </w:rPr>
-      </w:pPr>
-      <w:r>
-        <w:rPr>
-          <w:rFonts w:ascii="Aptos" w:hAnsi="Aptos" w:cs="Times New Roman"/>
-          <w:b/>
-          <w:u w:val="single"/>
-        </w:rPr>
-        <w:t>ARTICLE 12 : NOMINATION - DUREE ET POUVOIRS DE LA GERANCE</w:t>
+        <w:t>Est nommé gérant statutaire pour une durée illimitée.</w:t>
       </w:r>
     </w:p>
     <w:p>
@@ -3056,49 +1352,7 @@
         <w:rPr>
           <w:rFonts w:ascii="Aptos" w:hAnsi="Aptos" w:cs="Times New Roman"/>
         </w:rPr>
-        <w:t xml:space="preserve">{% set </w:t>
-      </w:r>
-      <w:proofErr w:type="spellStart"/>
-      <w:r>
-        <w:rPr>
-          <w:rFonts w:ascii="Aptos" w:hAnsi="Aptos" w:cs="Times New Roman"/>
-        </w:rPr>
-        <w:t>gerants</w:t>
-      </w:r>
-      <w:proofErr w:type="spellEnd"/>
-      <w:r>
-        <w:rPr>
-          <w:rFonts w:ascii="Aptos" w:hAnsi="Aptos" w:cs="Times New Roman"/>
-        </w:rPr>
-        <w:t xml:space="preserve"> = associes | </w:t>
-      </w:r>
-      <w:proofErr w:type="spellStart"/>
-      <w:r>
-        <w:rPr>
-          <w:rFonts w:ascii="Aptos" w:hAnsi="Aptos" w:cs="Times New Roman"/>
-        </w:rPr>
-        <w:t>selectattr</w:t>
-      </w:r>
-      <w:proofErr w:type="spellEnd"/>
-      <w:r>
-        <w:rPr>
-          <w:rFonts w:ascii="Aptos" w:hAnsi="Aptos" w:cs="Times New Roman"/>
-        </w:rPr>
-        <w:t>("</w:t>
-      </w:r>
-      <w:proofErr w:type="spellStart"/>
-      <w:r>
-        <w:rPr>
-          <w:rFonts w:ascii="Aptos" w:hAnsi="Aptos" w:cs="Times New Roman"/>
-        </w:rPr>
-        <w:t>est_gerant</w:t>
-      </w:r>
-      <w:proofErr w:type="spellEnd"/>
-      <w:r>
-        <w:rPr>
-          <w:rFonts w:ascii="Aptos" w:hAnsi="Aptos" w:cs="Times New Roman"/>
-        </w:rPr>
-        <w:t>") | list %}</w:t>
+        <w:t>La société sera valablement engagée par sa signature séparée.</w:t>
       </w:r>
     </w:p>
     <w:p>
@@ -3118,21 +1372,21 @@
         <w:rPr>
           <w:rFonts w:ascii="Aptos" w:hAnsi="Aptos" w:cs="Times New Roman"/>
         </w:rPr>
-        <w:t xml:space="preserve">{% if </w:t>
+        <w:t xml:space="preserve">{% </w:t>
       </w:r>
       <w:proofErr w:type="spellStart"/>
       <w:r>
         <w:rPr>
           <w:rFonts w:ascii="Aptos" w:hAnsi="Aptos" w:cs="Times New Roman"/>
         </w:rPr>
-        <w:t>gerants|length</w:t>
+        <w:t>endif</w:t>
       </w:r>
       <w:proofErr w:type="spellEnd"/>
       <w:r>
         <w:rPr>
           <w:rFonts w:ascii="Aptos" w:hAnsi="Aptos" w:cs="Times New Roman"/>
         </w:rPr>
-        <w:t xml:space="preserve"> == 1 %}</w:t>
+        <w:t xml:space="preserve"> %}</w:t>
       </w:r>
     </w:p>
     <w:p>
@@ -3152,433 +1406,21 @@
         <w:rPr>
           <w:rFonts w:ascii="Aptos" w:hAnsi="Aptos" w:cs="Times New Roman"/>
         </w:rPr>
-        <w:t xml:space="preserve">Dès à présent, </w:t>
-      </w:r>
-      <w:proofErr w:type="gramStart"/>
-      <w:r>
-        <w:rPr>
-          <w:rFonts w:ascii="Aptos" w:hAnsi="Aptos" w:cs="Times New Roman"/>
-        </w:rPr>
-        <w:t xml:space="preserve">{{ </w:t>
+        <w:t xml:space="preserve">{% if </w:t>
       </w:r>
       <w:proofErr w:type="spellStart"/>
       <w:r>
         <w:rPr>
           <w:rFonts w:ascii="Aptos" w:hAnsi="Aptos" w:cs="Times New Roman"/>
         </w:rPr>
-        <w:t>gerants</w:t>
+        <w:t>gerants|length</w:t>
       </w:r>
       <w:proofErr w:type="spellEnd"/>
-      <w:proofErr w:type="gramEnd"/>
-      <w:r>
-        <w:rPr>
-          <w:rFonts w:ascii="Aptos" w:hAnsi="Aptos" w:cs="Times New Roman"/>
-        </w:rPr>
-        <w:t>[0</w:t>
-      </w:r>
-      <w:proofErr w:type="gramStart"/>
-      <w:r>
-        <w:rPr>
-          <w:rFonts w:ascii="Aptos" w:hAnsi="Aptos" w:cs="Times New Roman"/>
-        </w:rPr>
-        <w:t>].</w:t>
-      </w:r>
-      <w:proofErr w:type="spellStart"/>
-      <w:r>
-        <w:rPr>
-          <w:rFonts w:ascii="Aptos" w:hAnsi="Aptos" w:cs="Times New Roman"/>
-        </w:rPr>
-        <w:t>civilite</w:t>
-      </w:r>
-      <w:proofErr w:type="spellEnd"/>
-      <w:proofErr w:type="gramEnd"/>
-      <w:r>
-        <w:rPr>
-          <w:rFonts w:ascii="Aptos" w:hAnsi="Aptos" w:cs="Times New Roman"/>
-        </w:rPr>
-        <w:t xml:space="preserve"> }} </w:t>
-      </w:r>
-      <w:proofErr w:type="gramStart"/>
-      <w:r>
-        <w:rPr>
-          <w:rFonts w:ascii="Aptos" w:hAnsi="Aptos" w:cs="Times New Roman"/>
-        </w:rPr>
-        <w:t xml:space="preserve">{{ </w:t>
-      </w:r>
-      <w:proofErr w:type="spellStart"/>
-      <w:r>
-        <w:rPr>
-          <w:rFonts w:ascii="Aptos" w:hAnsi="Aptos" w:cs="Times New Roman"/>
-        </w:rPr>
-        <w:t>gerants</w:t>
-      </w:r>
-      <w:proofErr w:type="spellEnd"/>
-      <w:proofErr w:type="gramEnd"/>
-      <w:r>
-        <w:rPr>
-          <w:rFonts w:ascii="Aptos" w:hAnsi="Aptos" w:cs="Times New Roman"/>
-        </w:rPr>
-        <w:t>[0</w:t>
-      </w:r>
-      <w:proofErr w:type="gramStart"/>
-      <w:r>
-        <w:rPr>
-          <w:rFonts w:ascii="Aptos" w:hAnsi="Aptos" w:cs="Times New Roman"/>
-        </w:rPr>
-        <w:t>].</w:t>
-      </w:r>
-      <w:proofErr w:type="spellStart"/>
-      <w:r>
-        <w:rPr>
-          <w:rFonts w:ascii="Aptos" w:hAnsi="Aptos" w:cs="Times New Roman"/>
-        </w:rPr>
-        <w:t>prenom</w:t>
-      </w:r>
-      <w:proofErr w:type="spellEnd"/>
-      <w:proofErr w:type="gramEnd"/>
-      <w:r>
-        <w:rPr>
-          <w:rFonts w:ascii="Aptos" w:hAnsi="Aptos" w:cs="Times New Roman"/>
-        </w:rPr>
-        <w:t xml:space="preserve"> }} </w:t>
-      </w:r>
-      <w:proofErr w:type="gramStart"/>
-      <w:r>
-        <w:rPr>
-          <w:rFonts w:ascii="Aptos" w:hAnsi="Aptos" w:cs="Times New Roman"/>
-        </w:rPr>
-        <w:t xml:space="preserve">{{ </w:t>
-      </w:r>
-      <w:proofErr w:type="spellStart"/>
-      <w:r>
-        <w:rPr>
-          <w:rFonts w:ascii="Aptos" w:hAnsi="Aptos" w:cs="Times New Roman"/>
-        </w:rPr>
-        <w:t>gerants</w:t>
-      </w:r>
-      <w:proofErr w:type="spellEnd"/>
-      <w:proofErr w:type="gramEnd"/>
-      <w:r>
-        <w:rPr>
-          <w:rFonts w:ascii="Aptos" w:hAnsi="Aptos" w:cs="Times New Roman"/>
-        </w:rPr>
-        <w:t>[0</w:t>
-      </w:r>
-      <w:proofErr w:type="gramStart"/>
-      <w:r>
-        <w:rPr>
-          <w:rFonts w:ascii="Aptos" w:hAnsi="Aptos" w:cs="Times New Roman"/>
-        </w:rPr>
-        <w:t>].nom</w:t>
-      </w:r>
-      <w:proofErr w:type="gramEnd"/>
-      <w:r>
-        <w:rPr>
-          <w:rFonts w:ascii="Aptos" w:hAnsi="Aptos" w:cs="Times New Roman"/>
-        </w:rPr>
-        <w:t xml:space="preserve"> }</w:t>
-      </w:r>
-      <w:proofErr w:type="gramStart"/>
-      <w:r>
-        <w:rPr>
-          <w:rFonts w:ascii="Aptos" w:hAnsi="Aptos" w:cs="Times New Roman"/>
-        </w:rPr>
-        <w:t>},de</w:t>
-      </w:r>
-      <w:proofErr w:type="gramEnd"/>
-      <w:r>
-        <w:rPr>
-          <w:rFonts w:ascii="Aptos" w:hAnsi="Aptos" w:cs="Times New Roman"/>
-        </w:rPr>
-        <w:t xml:space="preserve"> nationalité </w:t>
-      </w:r>
-      <w:proofErr w:type="gramStart"/>
-      <w:r>
-        <w:rPr>
-          <w:rFonts w:ascii="Aptos" w:hAnsi="Aptos" w:cs="Times New Roman"/>
-        </w:rPr>
-        <w:t>{{</w:t>
-      </w:r>
-      <w:r>
-        <w:rPr>
-          <w:rFonts w:ascii="Aptos" w:hAnsi="Aptos" w:cs="Times New Roman"/>
-        </w:rPr>
-        <w:t xml:space="preserve"> </w:t>
-      </w:r>
-      <w:proofErr w:type="spellStart"/>
-      <w:r>
-        <w:rPr>
-          <w:rFonts w:ascii="Aptos" w:hAnsi="Aptos" w:cs="Times New Roman"/>
-        </w:rPr>
-        <w:t>gerants</w:t>
-      </w:r>
-      <w:proofErr w:type="spellEnd"/>
-      <w:proofErr w:type="gramEnd"/>
-      <w:r>
-        <w:rPr>
-          <w:rFonts w:ascii="Aptos" w:hAnsi="Aptos" w:cs="Times New Roman"/>
-        </w:rPr>
-        <w:t>[0</w:t>
-      </w:r>
-      <w:proofErr w:type="gramStart"/>
-      <w:r>
-        <w:rPr>
-          <w:rFonts w:ascii="Aptos" w:hAnsi="Aptos" w:cs="Times New Roman"/>
-        </w:rPr>
-        <w:t>].</w:t>
-      </w:r>
-      <w:proofErr w:type="spellStart"/>
-      <w:r>
-        <w:rPr>
-          <w:rFonts w:ascii="Aptos" w:hAnsi="Aptos" w:cs="Times New Roman"/>
-        </w:rPr>
-        <w:t>nationalite</w:t>
-      </w:r>
-      <w:proofErr w:type="spellEnd"/>
-      <w:proofErr w:type="gramEnd"/>
-      <w:r>
-        <w:rPr>
-          <w:rFonts w:ascii="Aptos" w:hAnsi="Aptos" w:cs="Times New Roman"/>
-        </w:rPr>
-        <w:t xml:space="preserve"> }}, titulaire de la CIN N° </w:t>
-      </w:r>
-      <w:proofErr w:type="gramStart"/>
-      <w:r>
-        <w:rPr>
-          <w:rFonts w:ascii="Aptos" w:hAnsi="Aptos" w:cs="Times New Roman"/>
-        </w:rPr>
-        <w:t xml:space="preserve">{{ </w:t>
-      </w:r>
-      <w:proofErr w:type="spellStart"/>
-      <w:r>
-        <w:rPr>
-          <w:rFonts w:ascii="Aptos" w:hAnsi="Aptos" w:cs="Times New Roman"/>
-        </w:rPr>
-        <w:t>gerants</w:t>
-      </w:r>
-      <w:proofErr w:type="spellEnd"/>
-      <w:proofErr w:type="gramEnd"/>
-      <w:r>
-        <w:rPr>
-          <w:rFonts w:ascii="Aptos" w:hAnsi="Aptos" w:cs="Times New Roman"/>
-        </w:rPr>
-        <w:t>[0].</w:t>
-      </w:r>
-      <w:proofErr w:type="spellStart"/>
-      <w:r>
-        <w:rPr>
-          <w:rFonts w:ascii="Aptos" w:hAnsi="Aptos" w:cs="Times New Roman"/>
-        </w:rPr>
-        <w:t>num_</w:t>
-      </w:r>
-      <w:proofErr w:type="gramStart"/>
-      <w:r>
-        <w:rPr>
-          <w:rFonts w:ascii="Aptos" w:hAnsi="Aptos" w:cs="Times New Roman"/>
-        </w:rPr>
-        <w:t>piece</w:t>
-      </w:r>
-      <w:proofErr w:type="spellEnd"/>
-      <w:r>
-        <w:rPr>
-          <w:rFonts w:ascii="Aptos" w:hAnsi="Aptos" w:cs="Times New Roman"/>
-        </w:rPr>
-        <w:t xml:space="preserve"> }</w:t>
-      </w:r>
-      <w:proofErr w:type="gramEnd"/>
-      <w:r>
-        <w:rPr>
-          <w:rFonts w:ascii="Aptos" w:hAnsi="Aptos" w:cs="Times New Roman"/>
-        </w:rPr>
-        <w:t>},</w:t>
-      </w:r>
-      <w:r>
-        <w:rPr>
-          <w:rFonts w:ascii="Aptos" w:hAnsi="Aptos" w:cs="Times New Roman"/>
-        </w:rPr>
-        <w:t xml:space="preserve"> </w:t>
-      </w:r>
-      <w:r>
-        <w:rPr>
-          <w:rFonts w:ascii="Aptos" w:hAnsi="Aptos" w:cs="Times New Roman"/>
-        </w:rPr>
-        <w:t xml:space="preserve">né(e) le </w:t>
-      </w:r>
-      <w:proofErr w:type="gramStart"/>
-      <w:r>
-        <w:rPr>
-          <w:rFonts w:ascii="Aptos" w:hAnsi="Aptos" w:cs="Times New Roman"/>
-        </w:rPr>
-        <w:t xml:space="preserve">{{ </w:t>
-      </w:r>
-      <w:proofErr w:type="spellStart"/>
-      <w:r>
-        <w:rPr>
-          <w:rFonts w:ascii="Aptos" w:hAnsi="Aptos" w:cs="Times New Roman"/>
-        </w:rPr>
-        <w:t>gerants</w:t>
-      </w:r>
-      <w:proofErr w:type="spellEnd"/>
-      <w:proofErr w:type="gramEnd"/>
-      <w:r>
-        <w:rPr>
-          <w:rFonts w:ascii="Aptos" w:hAnsi="Aptos" w:cs="Times New Roman"/>
-        </w:rPr>
-        <w:t>[0</w:t>
-      </w:r>
-      <w:proofErr w:type="gramStart"/>
-      <w:r>
-        <w:rPr>
-          <w:rFonts w:ascii="Aptos" w:hAnsi="Aptos" w:cs="Times New Roman"/>
-        </w:rPr>
-        <w:t>].</w:t>
-      </w:r>
-      <w:proofErr w:type="spellStart"/>
-      <w:r>
-        <w:rPr>
-          <w:rFonts w:ascii="Aptos" w:hAnsi="Aptos" w:cs="Times New Roman"/>
-        </w:rPr>
-        <w:t>date</w:t>
-      </w:r>
-      <w:proofErr w:type="gramEnd"/>
-      <w:r>
-        <w:rPr>
-          <w:rFonts w:ascii="Aptos" w:hAnsi="Aptos" w:cs="Times New Roman"/>
-        </w:rPr>
-        <w:t>_</w:t>
-      </w:r>
-      <w:proofErr w:type="gramStart"/>
-      <w:r>
-        <w:rPr>
-          <w:rFonts w:ascii="Aptos" w:hAnsi="Aptos" w:cs="Times New Roman"/>
-        </w:rPr>
-        <w:t>naiss</w:t>
-      </w:r>
-      <w:proofErr w:type="spellEnd"/>
-      <w:r>
-        <w:rPr>
-          <w:rFonts w:ascii="Aptos" w:hAnsi="Aptos" w:cs="Times New Roman"/>
-        </w:rPr>
-        <w:t xml:space="preserve"> }</w:t>
-      </w:r>
-      <w:proofErr w:type="gramEnd"/>
-      <w:r>
-        <w:rPr>
-          <w:rFonts w:ascii="Aptos" w:hAnsi="Aptos" w:cs="Times New Roman"/>
-        </w:rPr>
-        <w:t xml:space="preserve">} à </w:t>
-      </w:r>
-      <w:proofErr w:type="gramStart"/>
-      <w:r>
-        <w:rPr>
-          <w:rFonts w:ascii="Aptos" w:hAnsi="Aptos" w:cs="Times New Roman"/>
-        </w:rPr>
-        <w:t xml:space="preserve">{{ </w:t>
-      </w:r>
-      <w:proofErr w:type="spellStart"/>
-      <w:r>
-        <w:rPr>
-          <w:rFonts w:ascii="Aptos" w:hAnsi="Aptos" w:cs="Times New Roman"/>
-        </w:rPr>
-        <w:t>gerants</w:t>
-      </w:r>
-      <w:proofErr w:type="spellEnd"/>
-      <w:proofErr w:type="gramEnd"/>
-      <w:r>
-        <w:rPr>
-          <w:rFonts w:ascii="Aptos" w:hAnsi="Aptos" w:cs="Times New Roman"/>
-        </w:rPr>
-        <w:t>[0</w:t>
-      </w:r>
-      <w:proofErr w:type="gramStart"/>
-      <w:r>
-        <w:rPr>
-          <w:rFonts w:ascii="Aptos" w:hAnsi="Aptos" w:cs="Times New Roman"/>
-        </w:rPr>
-        <w:t>].</w:t>
-      </w:r>
-      <w:proofErr w:type="spellStart"/>
-      <w:r>
-        <w:rPr>
-          <w:rFonts w:ascii="Aptos" w:hAnsi="Aptos" w:cs="Times New Roman"/>
-        </w:rPr>
-        <w:t>lieu</w:t>
-      </w:r>
-      <w:proofErr w:type="gramEnd"/>
-      <w:r>
-        <w:rPr>
-          <w:rFonts w:ascii="Aptos" w:hAnsi="Aptos" w:cs="Times New Roman"/>
-        </w:rPr>
-        <w:t>_</w:t>
-      </w:r>
-      <w:proofErr w:type="gramStart"/>
-      <w:r>
-        <w:rPr>
-          <w:rFonts w:ascii="Aptos" w:hAnsi="Aptos" w:cs="Times New Roman"/>
-        </w:rPr>
-        <w:t>naiss</w:t>
-      </w:r>
-      <w:proofErr w:type="spellEnd"/>
-      <w:r>
-        <w:rPr>
-          <w:rFonts w:ascii="Aptos" w:hAnsi="Aptos" w:cs="Times New Roman"/>
-        </w:rPr>
-        <w:t xml:space="preserve"> }</w:t>
-      </w:r>
-      <w:proofErr w:type="gramEnd"/>
-      <w:r>
-        <w:rPr>
-          <w:rFonts w:ascii="Aptos" w:hAnsi="Aptos" w:cs="Times New Roman"/>
-        </w:rPr>
-        <w:t>},</w:t>
-      </w:r>
-      <w:r>
-        <w:rPr>
-          <w:rFonts w:ascii="Aptos" w:hAnsi="Aptos" w:cs="Times New Roman"/>
-        </w:rPr>
-        <w:t xml:space="preserve"> </w:t>
-      </w:r>
-      <w:r>
-        <w:rPr>
-          <w:rFonts w:ascii="Aptos" w:hAnsi="Aptos" w:cs="Times New Roman"/>
-        </w:rPr>
-        <w:t xml:space="preserve">demeurant à </w:t>
-      </w:r>
-      <w:proofErr w:type="gramStart"/>
-      <w:r>
-        <w:rPr>
-          <w:rFonts w:ascii="Aptos" w:hAnsi="Aptos" w:cs="Times New Roman"/>
-        </w:rPr>
-        <w:t xml:space="preserve">{{ </w:t>
-      </w:r>
-      <w:proofErr w:type="spellStart"/>
-      <w:r>
-        <w:rPr>
-          <w:rFonts w:ascii="Aptos" w:hAnsi="Aptos" w:cs="Times New Roman"/>
-        </w:rPr>
-        <w:t>gerants</w:t>
-      </w:r>
-      <w:proofErr w:type="spellEnd"/>
-      <w:proofErr w:type="gramEnd"/>
-      <w:r>
-        <w:rPr>
-          <w:rFonts w:ascii="Aptos" w:hAnsi="Aptos" w:cs="Times New Roman"/>
-        </w:rPr>
-        <w:t>[0</w:t>
-      </w:r>
-      <w:proofErr w:type="gramStart"/>
-      <w:r>
-        <w:rPr>
-          <w:rFonts w:ascii="Aptos" w:hAnsi="Aptos" w:cs="Times New Roman"/>
-        </w:rPr>
-        <w:t>].adresse</w:t>
-      </w:r>
-      <w:proofErr w:type="gramEnd"/>
-      <w:r>
-        <w:rPr>
-          <w:rFonts w:ascii="Aptos" w:hAnsi="Aptos" w:cs="Times New Roman"/>
-        </w:rPr>
-        <w:t xml:space="preserve"> }}.</w:t>
+      <w:r>
+        <w:rPr>
+          <w:rFonts w:ascii="Aptos" w:hAnsi="Aptos" w:cs="Times New Roman"/>
+        </w:rPr>
+        <w:t xml:space="preserve"> == 2 %}</w:t>
       </w:r>
     </w:p>
     <w:p>
@@ -3598,7 +1440,7 @@
         <w:rPr>
           <w:rFonts w:ascii="Aptos" w:hAnsi="Aptos" w:cs="Times New Roman"/>
         </w:rPr>
-        <w:t>Est nommé gérant statutaire pour une durée illimitée.</w:t>
+        <w:t>Dès à présent, sont nommés co-gérants :</w:t>
       </w:r>
     </w:p>
     <w:p>
@@ -3612,13 +1454,44 @@
         <w:jc w:val="both"/>
         <w:rPr>
           <w:rFonts w:ascii="Aptos" w:hAnsi="Aptos" w:cs="Times New Roman"/>
-        </w:rPr>
-      </w:pPr>
-      <w:r>
-        <w:rPr>
-          <w:rFonts w:ascii="Aptos" w:hAnsi="Aptos" w:cs="Times New Roman"/>
-        </w:rPr>
-        <w:t>La société sera valablement engagée par sa signature séparée.</w:t>
+          <w:b/>
+          <w:bCs/>
+        </w:rPr>
+      </w:pPr>
+      <w:r>
+        <w:rPr>
+          <w:rFonts w:ascii="Aptos" w:hAnsi="Aptos" w:cs="Times New Roman"/>
+          <w:b/>
+          <w:bCs/>
+        </w:rPr>
+        <w:t xml:space="preserve">- </w:t>
+      </w:r>
+      <w:proofErr w:type="gramStart"/>
+      <w:r>
+        <w:rPr>
+          <w:rFonts w:ascii="Aptos" w:hAnsi="Aptos" w:cs="Times New Roman"/>
+          <w:b/>
+          <w:bCs/>
+        </w:rPr>
+        <w:t xml:space="preserve">{{ gerants[0].civilite }} </w:t>
+      </w:r>
+      <w:proofErr w:type="gramStart"/>
+      <w:r>
+        <w:rPr>
+          <w:rFonts w:ascii="Aptos" w:hAnsi="Aptos" w:cs="Times New Roman"/>
+          <w:b/>
+          <w:bCs/>
+        </w:rPr>
+        <w:t xml:space="preserve">{{ gerants[0].prenom }} </w:t>
+      </w:r>
+      <w:proofErr w:type="gramStart"/>
+      <w:r>
+        <w:rPr>
+          <w:rFonts w:ascii="Aptos" w:hAnsi="Aptos" w:cs="Times New Roman"/>
+          <w:b/>
+          <w:bCs/>
+        </w:rPr>
+        <w:t xml:space="preserve">{{ gerants[0].nom }}</w:t>
       </w:r>
     </w:p>
     <w:p>
@@ -3638,21 +1511,7 @@
         <w:rPr>
           <w:rFonts w:ascii="Aptos" w:hAnsi="Aptos" w:cs="Times New Roman"/>
         </w:rPr>
-        <w:t xml:space="preserve">{% </w:t>
-      </w:r>
-      <w:proofErr w:type="spellStart"/>
-      <w:r>
-        <w:rPr>
-          <w:rFonts w:ascii="Aptos" w:hAnsi="Aptos" w:cs="Times New Roman"/>
-        </w:rPr>
-        <w:t>endif</w:t>
-      </w:r>
-      <w:proofErr w:type="spellEnd"/>
-      <w:r>
-        <w:rPr>
-          <w:rFonts w:ascii="Aptos" w:hAnsi="Aptos" w:cs="Times New Roman"/>
-        </w:rPr>
-        <w:t xml:space="preserve"> %}</w:t>
+        <w:t>ET</w:t>
       </w:r>
     </w:p>
     <w:p>
@@ -3666,60 +1525,6 @@
         <w:jc w:val="both"/>
         <w:rPr>
           <w:rFonts w:ascii="Aptos" w:hAnsi="Aptos" w:cs="Times New Roman"/>
-        </w:rPr>
-      </w:pPr>
-      <w:r>
-        <w:rPr>
-          <w:rFonts w:ascii="Aptos" w:hAnsi="Aptos" w:cs="Times New Roman"/>
-        </w:rPr>
-        <w:t xml:space="preserve">{% if </w:t>
-      </w:r>
-      <w:proofErr w:type="spellStart"/>
-      <w:r>
-        <w:rPr>
-          <w:rFonts w:ascii="Aptos" w:hAnsi="Aptos" w:cs="Times New Roman"/>
-        </w:rPr>
-        <w:t>gerants|length</w:t>
-      </w:r>
-      <w:proofErr w:type="spellEnd"/>
-      <w:r>
-        <w:rPr>
-          <w:rFonts w:ascii="Aptos" w:hAnsi="Aptos" w:cs="Times New Roman"/>
-        </w:rPr>
-        <w:t xml:space="preserve"> == 2 %}</w:t>
-      </w:r>
-    </w:p>
-    <w:p>
-      <w:pPr>
-        <w:numPr>
-          <w:ilvl w:val="12"/>
-          <w:numId w:val="0"/>
-        </w:numPr>
-        <w:spacing w:line="240" w:lineRule="auto"/>
-        <w:ind w:hanging="13"/>
-        <w:jc w:val="both"/>
-        <w:rPr>
-          <w:rFonts w:ascii="Aptos" w:hAnsi="Aptos" w:cs="Times New Roman"/>
-        </w:rPr>
-      </w:pPr>
-      <w:r>
-        <w:rPr>
-          <w:rFonts w:ascii="Aptos" w:hAnsi="Aptos" w:cs="Times New Roman"/>
-        </w:rPr>
-        <w:t>Dès à présent, sont nommés co-gérants :</w:t>
-      </w:r>
-    </w:p>
-    <w:p>
-      <w:pPr>
-        <w:numPr>
-          <w:ilvl w:val="12"/>
-          <w:numId w:val="0"/>
-        </w:numPr>
-        <w:spacing w:line="240" w:lineRule="auto"/>
-        <w:ind w:hanging="13"/>
-        <w:jc w:val="both"/>
-        <w:rPr>
-          <w:rFonts w:ascii="Aptos" w:hAnsi="Aptos" w:cs="Times New Roman"/>
           <w:b/>
           <w:bCs/>
         </w:rPr>
@@ -3739,358 +1544,25 @@
           <w:b/>
           <w:bCs/>
         </w:rPr>
-        <w:t xml:space="preserve">{{ </w:t>
-      </w:r>
-      <w:proofErr w:type="spellStart"/>
+        <w:t xml:space="preserve">{{ gerants[1].civilite }} </w:t>
+      </w:r>
+      <w:proofErr w:type="gramStart"/>
       <w:r>
         <w:rPr>
           <w:rFonts w:ascii="Aptos" w:hAnsi="Aptos" w:cs="Times New Roman"/>
           <w:b/>
           <w:bCs/>
         </w:rPr>
-        <w:t>gerants</w:t>
-      </w:r>
-      <w:proofErr w:type="spellEnd"/>
-      <w:proofErr w:type="gramEnd"/>
+        <w:t xml:space="preserve">{{ gerants[1].prenom }} </w:t>
+      </w:r>
+      <w:proofErr w:type="gramStart"/>
       <w:r>
         <w:rPr>
           <w:rFonts w:ascii="Aptos" w:hAnsi="Aptos" w:cs="Times New Roman"/>
           <w:b/>
           <w:bCs/>
         </w:rPr>
-        <w:t>[0</w:t>
-      </w:r>
-      <w:proofErr w:type="gramStart"/>
-      <w:r>
-        <w:rPr>
-          <w:rFonts w:ascii="Aptos" w:hAnsi="Aptos" w:cs="Times New Roman"/>
-          <w:b/>
-          <w:bCs/>
-        </w:rPr>
-        <w:t>].</w:t>
-      </w:r>
-      <w:proofErr w:type="spellStart"/>
-      <w:r>
-        <w:rPr>
-          <w:rFonts w:ascii="Aptos" w:hAnsi="Aptos" w:cs="Times New Roman"/>
-          <w:b/>
-          <w:bCs/>
-        </w:rPr>
-        <w:t>civilite</w:t>
-      </w:r>
-      <w:proofErr w:type="spellEnd"/>
-      <w:proofErr w:type="gramEnd"/>
-      <w:r>
-        <w:rPr>
-          <w:rFonts w:ascii="Aptos" w:hAnsi="Aptos" w:cs="Times New Roman"/>
-          <w:b/>
-          <w:bCs/>
-        </w:rPr>
-        <w:t xml:space="preserve"> }} </w:t>
-      </w:r>
-      <w:proofErr w:type="gramStart"/>
-      <w:r>
-        <w:rPr>
-          <w:rFonts w:ascii="Aptos" w:hAnsi="Aptos" w:cs="Times New Roman"/>
-          <w:b/>
-          <w:bCs/>
-        </w:rPr>
-        <w:t xml:space="preserve">{{ </w:t>
-      </w:r>
-      <w:proofErr w:type="spellStart"/>
-      <w:r>
-        <w:rPr>
-          <w:rFonts w:ascii="Aptos" w:hAnsi="Aptos" w:cs="Times New Roman"/>
-          <w:b/>
-          <w:bCs/>
-        </w:rPr>
-        <w:t>gerants</w:t>
-      </w:r>
-      <w:proofErr w:type="spellEnd"/>
-      <w:proofErr w:type="gramEnd"/>
-      <w:r>
-        <w:rPr>
-          <w:rFonts w:ascii="Aptos" w:hAnsi="Aptos" w:cs="Times New Roman"/>
-          <w:b/>
-          <w:bCs/>
-        </w:rPr>
-        <w:t>[0</w:t>
-      </w:r>
-      <w:proofErr w:type="gramStart"/>
-      <w:r>
-        <w:rPr>
-          <w:rFonts w:ascii="Aptos" w:hAnsi="Aptos" w:cs="Times New Roman"/>
-          <w:b/>
-          <w:bCs/>
-        </w:rPr>
-        <w:t>].</w:t>
-      </w:r>
-      <w:proofErr w:type="spellStart"/>
-      <w:r>
-        <w:rPr>
-          <w:rFonts w:ascii="Aptos" w:hAnsi="Aptos" w:cs="Times New Roman"/>
-          <w:b/>
-          <w:bCs/>
-        </w:rPr>
-        <w:t>prenom</w:t>
-      </w:r>
-      <w:proofErr w:type="spellEnd"/>
-      <w:proofErr w:type="gramEnd"/>
-      <w:r>
-        <w:rPr>
-          <w:rFonts w:ascii="Aptos" w:hAnsi="Aptos" w:cs="Times New Roman"/>
-          <w:b/>
-          <w:bCs/>
-        </w:rPr>
-        <w:t xml:space="preserve"> }} </w:t>
-      </w:r>
-      <w:proofErr w:type="gramStart"/>
-      <w:r>
-        <w:rPr>
-          <w:rFonts w:ascii="Aptos" w:hAnsi="Aptos" w:cs="Times New Roman"/>
-          <w:b/>
-          <w:bCs/>
-        </w:rPr>
-        <w:t xml:space="preserve">{{ </w:t>
-      </w:r>
-      <w:proofErr w:type="spellStart"/>
-      <w:r>
-        <w:rPr>
-          <w:rFonts w:ascii="Aptos" w:hAnsi="Aptos" w:cs="Times New Roman"/>
-          <w:b/>
-          <w:bCs/>
-        </w:rPr>
-        <w:t>gerants</w:t>
-      </w:r>
-      <w:proofErr w:type="spellEnd"/>
-      <w:proofErr w:type="gramEnd"/>
-      <w:r>
-        <w:rPr>
-          <w:rFonts w:ascii="Aptos" w:hAnsi="Aptos" w:cs="Times New Roman"/>
-          <w:b/>
-          <w:bCs/>
-        </w:rPr>
-        <w:t>[0</w:t>
-      </w:r>
-      <w:proofErr w:type="gramStart"/>
-      <w:r>
-        <w:rPr>
-          <w:rFonts w:ascii="Aptos" w:hAnsi="Aptos" w:cs="Times New Roman"/>
-          <w:b/>
-          <w:bCs/>
-        </w:rPr>
-        <w:t>].nom</w:t>
-      </w:r>
-      <w:proofErr w:type="gramEnd"/>
-      <w:r>
-        <w:rPr>
-          <w:rFonts w:ascii="Aptos" w:hAnsi="Aptos" w:cs="Times New Roman"/>
-          <w:b/>
-          <w:bCs/>
-        </w:rPr>
-        <w:t xml:space="preserve"> }}</w:t>
-      </w:r>
-    </w:p>
-    <w:p>
-      <w:pPr>
-        <w:numPr>
-          <w:ilvl w:val="12"/>
-          <w:numId w:val="0"/>
-        </w:numPr>
-        <w:spacing w:line="240" w:lineRule="auto"/>
-        <w:ind w:hanging="13"/>
-        <w:jc w:val="both"/>
-        <w:rPr>
-          <w:rFonts w:ascii="Aptos" w:hAnsi="Aptos" w:cs="Times New Roman"/>
-        </w:rPr>
-      </w:pPr>
-      <w:r>
-        <w:rPr>
-          <w:rFonts w:ascii="Aptos" w:hAnsi="Aptos" w:cs="Times New Roman"/>
-        </w:rPr>
-        <w:t>ET</w:t>
-      </w:r>
-    </w:p>
-    <w:p>
-      <w:pPr>
-        <w:numPr>
-          <w:ilvl w:val="12"/>
-          <w:numId w:val="0"/>
-        </w:numPr>
-        <w:spacing w:line="240" w:lineRule="auto"/>
-        <w:ind w:hanging="13"/>
-        <w:jc w:val="both"/>
-        <w:rPr>
-          <w:rFonts w:ascii="Aptos" w:hAnsi="Aptos" w:cs="Times New Roman"/>
-          <w:b/>
-          <w:bCs/>
-        </w:rPr>
-      </w:pPr>
-      <w:r>
-        <w:rPr>
-          <w:rFonts w:ascii="Aptos" w:hAnsi="Aptos" w:cs="Times New Roman"/>
-          <w:b/>
-          <w:bCs/>
-        </w:rPr>
-        <w:t xml:space="preserve">- </w:t>
-      </w:r>
-      <w:proofErr w:type="gramStart"/>
-      <w:r>
-        <w:rPr>
-          <w:rFonts w:ascii="Aptos" w:hAnsi="Aptos" w:cs="Times New Roman"/>
-          <w:b/>
-          <w:bCs/>
-        </w:rPr>
-        <w:t xml:space="preserve">{{ </w:t>
-      </w:r>
-      <w:proofErr w:type="spellStart"/>
-      <w:r>
-        <w:rPr>
-          <w:rFonts w:ascii="Aptos" w:hAnsi="Aptos" w:cs="Times New Roman"/>
-          <w:b/>
-          <w:bCs/>
-        </w:rPr>
-        <w:t>gerants</w:t>
-      </w:r>
-      <w:proofErr w:type="spellEnd"/>
-      <w:proofErr w:type="gramEnd"/>
-      <w:r>
-        <w:rPr>
-          <w:rFonts w:ascii="Aptos" w:hAnsi="Aptos" w:cs="Times New Roman"/>
-          <w:b/>
-          <w:bCs/>
-        </w:rPr>
-        <w:t>[1</w:t>
-      </w:r>
-      <w:proofErr w:type="gramStart"/>
-      <w:r>
-        <w:rPr>
-          <w:rFonts w:ascii="Aptos" w:hAnsi="Aptos" w:cs="Times New Roman"/>
-          <w:b/>
-          <w:bCs/>
-        </w:rPr>
-        <w:t>].</w:t>
-      </w:r>
-      <w:proofErr w:type="spellStart"/>
-      <w:r>
-        <w:rPr>
-          <w:rFonts w:ascii="Aptos" w:hAnsi="Aptos" w:cs="Times New Roman"/>
-          <w:b/>
-          <w:bCs/>
-        </w:rPr>
-        <w:t>civilite</w:t>
-      </w:r>
-      <w:proofErr w:type="spellEnd"/>
-      <w:proofErr w:type="gramEnd"/>
-      <w:r>
-        <w:rPr>
-          <w:rFonts w:ascii="Aptos" w:hAnsi="Aptos" w:cs="Times New Roman"/>
-          <w:b/>
-          <w:bCs/>
-        </w:rPr>
-        <w:t xml:space="preserve"> }} </w:t>
-      </w:r>
-      <w:proofErr w:type="gramStart"/>
-      <w:r>
-        <w:rPr>
-          <w:rFonts w:ascii="Aptos" w:hAnsi="Aptos" w:cs="Times New Roman"/>
-          <w:b/>
-          <w:bCs/>
-        </w:rPr>
-        <w:t xml:space="preserve">{{ </w:t>
-      </w:r>
-      <w:proofErr w:type="spellStart"/>
-      <w:r>
-        <w:rPr>
-          <w:rFonts w:ascii="Aptos" w:hAnsi="Aptos" w:cs="Times New Roman"/>
-          <w:b/>
-          <w:bCs/>
-        </w:rPr>
-        <w:t>gerants</w:t>
-      </w:r>
-      <w:proofErr w:type="spellEnd"/>
-      <w:proofErr w:type="gramEnd"/>
-      <w:r>
-        <w:rPr>
-          <w:rFonts w:ascii="Aptos" w:hAnsi="Aptos" w:cs="Times New Roman"/>
-          <w:b/>
-          <w:bCs/>
-        </w:rPr>
-        <w:t>[1</w:t>
-      </w:r>
-      <w:proofErr w:type="gramStart"/>
-      <w:r>
-        <w:rPr>
-          <w:rFonts w:ascii="Aptos" w:hAnsi="Aptos" w:cs="Times New Roman"/>
-          <w:b/>
-          <w:bCs/>
-        </w:rPr>
-        <w:t>].</w:t>
-      </w:r>
-      <w:proofErr w:type="spellStart"/>
-      <w:r>
-        <w:rPr>
-          <w:rFonts w:ascii="Aptos" w:hAnsi="Aptos" w:cs="Times New Roman"/>
-          <w:b/>
-          <w:bCs/>
-        </w:rPr>
-        <w:t>prenom</w:t>
-      </w:r>
-      <w:proofErr w:type="spellEnd"/>
-      <w:proofErr w:type="gramEnd"/>
-      <w:r>
-        <w:rPr>
-          <w:rFonts w:ascii="Aptos" w:hAnsi="Aptos" w:cs="Times New Roman"/>
-          <w:b/>
-          <w:bCs/>
-        </w:rPr>
-        <w:t xml:space="preserve"> }} </w:t>
-      </w:r>
-      <w:proofErr w:type="gramStart"/>
-      <w:r>
-        <w:rPr>
-          <w:rFonts w:ascii="Aptos" w:hAnsi="Aptos" w:cs="Times New Roman"/>
-          <w:b/>
-          <w:bCs/>
-        </w:rPr>
-        <w:t xml:space="preserve">{{ </w:t>
-      </w:r>
-      <w:proofErr w:type="spellStart"/>
-      <w:r>
-        <w:rPr>
-          <w:rFonts w:ascii="Aptos" w:hAnsi="Aptos" w:cs="Times New Roman"/>
-          <w:b/>
-          <w:bCs/>
-        </w:rPr>
-        <w:t>gerants</w:t>
-      </w:r>
-      <w:proofErr w:type="spellEnd"/>
-      <w:proofErr w:type="gramEnd"/>
-      <w:r>
-        <w:rPr>
-          <w:rFonts w:ascii="Aptos" w:hAnsi="Aptos" w:cs="Times New Roman"/>
-          <w:b/>
-          <w:bCs/>
-        </w:rPr>
-        <w:t>[1</w:t>
-      </w:r>
-      <w:proofErr w:type="gramStart"/>
-      <w:r>
-        <w:rPr>
-          <w:rFonts w:ascii="Aptos" w:hAnsi="Aptos" w:cs="Times New Roman"/>
-          <w:b/>
-          <w:bCs/>
-        </w:rPr>
-        <w:t>].nom</w:t>
-      </w:r>
-      <w:proofErr w:type="gramEnd"/>
-      <w:r>
-        <w:rPr>
-          <w:rFonts w:ascii="Aptos" w:hAnsi="Aptos" w:cs="Times New Roman"/>
-          <w:b/>
-          <w:bCs/>
-        </w:rPr>
-        <w:t xml:space="preserve"> }}.</w:t>
+        <w:t xml:space="preserve">{{ gerants[1].nom }}.</w:t>
       </w:r>
     </w:p>
     <w:p>
@@ -6326,7 +3798,7 @@
           <w:rFonts w:ascii="Aptos" w:hAnsi="Aptos" w:cs="Times New Roman"/>
           <w:spacing w:val="-6"/>
         </w:rPr>
-        <w:t>{{TRIBUNAL_COMPETENT}}</w:t>
+        <w:t>{{ TRIBUNAL_COMPETENT }}</w:t>
       </w:r>
       <w:r>
         <w:rPr>

--- a/Models/SARL/SARL_2026-03_Statuts_Template.docx
+++ b/Models/SARL/SARL_2026-03_Statuts_Template.docx
@@ -363,144 +363,343 @@
     </w:p>
     <w:p>
       <w:pPr>
+        <w:spacing w:line="240" w:lineRule="auto"/>
+        <w:rPr>
+          <w:rFonts w:ascii="Aptos" w:hAnsi="Aptos" w:cs="Times New Roman"/>
+        </w:rPr>
+      </w:pPr>
+      <w:r>
+        <w:rPr>
+          <w:rFonts w:ascii="Aptos" w:hAnsi="Aptos" w:cs="Times New Roman"/>
+          <w:b/>
+          <w:u w:val="single"/>
+        </w:rPr>
+        <w:t>Le</w:t>
+      </w:r>
+      <w:r>
+        <w:rPr>
+          <w:rFonts w:ascii="Aptos" w:hAnsi="Aptos" w:cs="Times New Roman"/>
+          <w:b/>
+          <w:u w:val="single"/>
+        </w:rPr>
+        <w:t xml:space="preserve"> </w:t>
+      </w:r>
+      <w:r>
+        <w:rPr>
+          <w:rFonts w:ascii="Aptos" w:hAnsi="Aptos" w:cs="Times New Roman"/>
+          <w:b/>
+          <w:u w:val="single"/>
+        </w:rPr>
+        <w:t>soussigné :</w:t>
+      </w:r>
+    </w:p>
+    <w:p>
+      <w:pPr>
+        <w:spacing w:line="240" w:lineRule="auto"/>
         <w:jc w:val="both"/>
         <w:rPr>
-          <w:rFonts w:ascii="Aptos" w:hAnsi="Aptos" w:cs="Times New Roman"/>
-          <w:b/>
-          <w:lang w:val="en-US"/>
-        </w:rPr>
-      </w:pPr>
-      <w:r>
-        <w:rPr>
-          <w:rFonts w:ascii="Aptos" w:hAnsi="Aptos" w:cs="Times New Roman"/>
-          <w:b/>
-          <w:lang w:val="en-US"/>
-        </w:rPr>
-        <w:t xml:space="preserve">Le(s) </w:t>
-      </w:r>
-      <w:proofErr w:type="spellStart"/>
-      <w:r>
-        <w:rPr>
-          <w:rFonts w:ascii="Aptos" w:hAnsi="Aptos" w:cs="Times New Roman"/>
-          <w:b/>
-          <w:lang w:val="en-US"/>
-        </w:rPr>
-        <w:t>soussigné</w:t>
-      </w:r>
-      <w:proofErr w:type="spellEnd"/>
-      <w:r>
-        <w:rPr>
-          <w:rFonts w:ascii="Aptos" w:hAnsi="Aptos" w:cs="Times New Roman"/>
-          <w:b/>
-          <w:lang w:val="en-US"/>
-        </w:rPr>
-        <w:t>(s</w:t>
-      </w:r>
-      <w:proofErr w:type="gramStart"/>
-      <w:r>
-        <w:rPr>
-          <w:rFonts w:ascii="Aptos" w:hAnsi="Aptos" w:cs="Times New Roman"/>
-          <w:b/>
-          <w:lang w:val="en-US"/>
-        </w:rPr>
-        <w:t>) :</w:t>
-      </w:r>
-      <w:proofErr w:type="gramEnd"/>
-    </w:p>
+          <w:rFonts w:ascii="Aptos" w:hAnsi="Aptos" w:cstheme="majorBidi"/>
+          <w:b/>
+          <w:bCs/>
+        </w:rPr>
+      </w:pPr>
+      <w:bookmarkStart w:id="1" w:name="_Hlk131686853"/>
+      <w:bookmarkStart w:id="2" w:name="_Hlk144836037"/>
+      <w:bookmarkStart w:id="3" w:name="_Hlk120891490"/>
+      <w:bookmarkStart w:id="4" w:name="_Hlk129595497"/>
+      <w:bookmarkStart w:id="5" w:name="_Hlk17624380"/>
+      <w:r>
+        <w:rPr>
+          <w:rFonts w:ascii="Aptos" w:hAnsi="Aptos" w:cstheme="majorBidi"/>
+          <w:b/>
+          <w:bCs/>
+        </w:rPr>
+        <w:t>{{ CIVILITE_ASSOCIE }}</w:t>
+      </w:r>
+      <w:r>
+        <w:rPr>
+          <w:rFonts w:ascii="Aptos" w:hAnsi="Aptos" w:cstheme="majorBidi"/>
+          <w:b/>
+          <w:bCs/>
+        </w:rPr>
+        <w:t xml:space="preserve"> </w:t>
+      </w:r>
+      <w:bookmarkStart w:id="6" w:name="_Hlk119071382"/>
+      <w:bookmarkStart w:id="7" w:name="_Hlk131686783"/>
+      <w:bookmarkStart w:id="8" w:name="_Hlk131686826"/>
+      <w:bookmarkEnd w:id="1"/>
+      <w:r>
+        <w:rPr>
+          <w:rFonts w:ascii="Aptos" w:hAnsi="Aptos" w:cstheme="majorBidi"/>
+          <w:b/>
+          <w:bCs/>
+        </w:rPr>
+        <w:t>{{ PRENOM_ASSOCIE }}</w:t>
+      </w:r>
+      <w:r>
+        <w:rPr>
+          <w:rFonts w:ascii="Aptos" w:hAnsi="Aptos" w:cstheme="majorBidi"/>
+          <w:b/>
+          <w:bCs/>
+        </w:rPr>
+        <w:t xml:space="preserve"> </w:t>
+      </w:r>
+      <w:bookmarkEnd w:id="6"/>
+      <w:bookmarkEnd w:id="7"/>
+      <w:r>
+        <w:rPr>
+          <w:rFonts w:ascii="Aptos" w:hAnsi="Aptos" w:cstheme="majorBidi"/>
+          <w:b/>
+          <w:bCs/>
+        </w:rPr>
+        <w:t xml:space="preserve">{{ NOM_ASSOCIE }} </w:t>
+      </w:r>
+      <w:bookmarkEnd w:id="2"/>
+      <w:r>
+        <w:rPr>
+          <w:rFonts w:ascii="Aptos" w:hAnsi="Aptos" w:cstheme="majorBidi"/>
+          <w:b/>
+          <w:bCs/>
+        </w:rPr>
+        <w:t xml:space="preserve">de Nationalité </w:t>
+      </w:r>
+      <w:r>
+        <w:rPr>
+          <w:rFonts w:ascii="Aptos" w:hAnsi="Aptos" w:cstheme="majorBidi"/>
+          <w:b/>
+          <w:bCs/>
+        </w:rPr>
+        <w:t>{{ NATIONALITE_ASSOCIE }}</w:t>
+      </w:r>
+      <w:r>
+        <w:rPr>
+          <w:rFonts w:ascii="Aptos" w:hAnsi="Aptos" w:cstheme="majorBidi"/>
+          <w:b/>
+          <w:bCs/>
+        </w:rPr>
+        <w:t xml:space="preserve">, </w:t>
+      </w:r>
+      <w:r>
+        <w:rPr>
+          <w:rFonts w:ascii="Aptos" w:hAnsi="Aptos" w:cstheme="majorBidi"/>
+          <w:b/>
+          <w:bCs/>
+        </w:rPr>
+        <w:t xml:space="preserve">titulaire </w:t>
+      </w:r>
+      <w:r>
+        <w:rPr>
+          <w:rFonts w:ascii="Aptos" w:hAnsi="Aptos" w:cstheme="majorBidi"/>
+          <w:b/>
+          <w:bCs/>
+        </w:rPr>
+        <w:t xml:space="preserve">de </w:t>
+      </w:r>
+      <w:r>
+        <w:rPr>
+          <w:rFonts w:ascii="Aptos" w:hAnsi="Aptos" w:cstheme="majorBidi"/>
+          <w:b/>
+          <w:bCs/>
+        </w:rPr>
+        <w:t>la CIN</w:t>
+      </w:r>
+      <w:r>
+        <w:rPr>
+          <w:rFonts w:ascii="Aptos" w:hAnsi="Aptos" w:cstheme="majorBidi"/>
+          <w:b/>
+          <w:bCs/>
+        </w:rPr>
+        <w:t xml:space="preserve"> </w:t>
+      </w:r>
+      <w:r>
+        <w:rPr>
+          <w:rFonts w:ascii="Aptos" w:hAnsi="Aptos" w:cstheme="majorBidi"/>
+          <w:b/>
+          <w:bCs/>
+        </w:rPr>
+        <w:t>N</w:t>
+      </w:r>
+      <w:r>
+        <w:rPr>
+          <w:rFonts w:ascii="Aptos" w:hAnsi="Aptos" w:cstheme="majorBidi"/>
+          <w:b/>
+          <w:bCs/>
+        </w:rPr>
+        <w:t>°</w:t>
+      </w:r>
+      <w:r>
+        <w:rPr>
+          <w:rFonts w:ascii="Aptos" w:hAnsi="Aptos"/>
+        </w:rPr>
+        <w:t xml:space="preserve"> </w:t>
+      </w:r>
+      <w:r>
+        <w:rPr>
+          <w:rFonts w:ascii="Aptos" w:hAnsi="Aptos" w:cstheme="majorBidi"/>
+          <w:b/>
+          <w:bCs/>
+        </w:rPr>
+        <w:t>{{ NUMERO_CIN_ASSOCIE }}</w:t>
+      </w:r>
+      <w:r>
+        <w:rPr>
+          <w:rFonts w:ascii="Aptos" w:hAnsi="Aptos" w:cstheme="majorBidi"/>
+          <w:b/>
+          <w:bCs/>
+        </w:rPr>
+        <w:t xml:space="preserve">, né le </w:t>
+      </w:r>
+      <w:r>
+        <w:rPr>
+          <w:rFonts w:ascii="Aptos" w:hAnsi="Aptos" w:cstheme="majorBidi"/>
+          <w:b/>
+          <w:bCs/>
+        </w:rPr>
+        <w:t xml:space="preserve">{{ DATE_NAISSANCE_ASSOCIE }} </w:t>
+      </w:r>
+      <w:r>
+        <w:rPr>
+          <w:rFonts w:ascii="Aptos" w:hAnsi="Aptos" w:cstheme="majorBidi"/>
+          <w:b/>
+          <w:bCs/>
+        </w:rPr>
+        <w:t xml:space="preserve">à </w:t>
+      </w:r>
+      <w:r>
+        <w:rPr>
+          <w:rFonts w:ascii="Aptos" w:hAnsi="Aptos" w:cstheme="majorBidi"/>
+          <w:b/>
+          <w:bCs/>
+        </w:rPr>
+        <w:t>{{ LIEU_NAISSANCE_ASSOCIE }}</w:t>
+      </w:r>
+      <w:r>
+        <w:rPr>
+          <w:rFonts w:ascii="Aptos" w:hAnsi="Aptos" w:cstheme="majorBidi"/>
+          <w:b/>
+          <w:bCs/>
+        </w:rPr>
+        <w:t xml:space="preserve">, </w:t>
+      </w:r>
+      <w:r>
+        <w:rPr>
+          <w:rFonts w:ascii="Aptos" w:hAnsi="Aptos" w:cstheme="majorBidi"/>
+          <w:b/>
+          <w:bCs/>
+        </w:rPr>
+        <w:t>demeurant à</w:t>
+      </w:r>
+      <w:bookmarkEnd w:id="3"/>
+      <w:bookmarkEnd w:id="4"/>
+      <w:r>
+        <w:rPr>
+          <w:rFonts w:ascii="Aptos" w:hAnsi="Aptos" w:cstheme="majorBidi"/>
+          <w:b/>
+          <w:bCs/>
+        </w:rPr>
+        <w:t xml:space="preserve"> </w:t>
+      </w:r>
+      <w:r>
+        <w:rPr>
+          <w:rFonts w:ascii="Aptos" w:hAnsi="Aptos" w:cstheme="majorBidi"/>
+          <w:b/>
+          <w:bCs/>
+        </w:rPr>
+        <w:t>{{ ADRESSE_ASSOCIE }}</w:t>
+      </w:r>
+      <w:r>
+        <w:rPr>
+          <w:rFonts w:ascii="Aptos" w:hAnsi="Aptos" w:cstheme="majorBidi"/>
+          <w:b/>
+          <w:bCs/>
+        </w:rPr>
+        <w:t>.</w:t>
+      </w:r>
+      <w:bookmarkEnd w:id="8"/>
+    </w:p>
+    <w:bookmarkEnd w:id="5"/>
     <w:p>
       <w:pPr>
         <w:jc w:val="both"/>
         <w:rPr>
           <w:rFonts w:ascii="Aptos" w:hAnsi="Aptos" w:cs="Times New Roman"/>
-          <w:b/>
-          <w:lang w:val="en-US"/>
-        </w:rPr>
-      </w:pPr>
-      <w:r>
-        <w:rPr>
-          <w:rFonts w:ascii="Aptos" w:hAnsi="Aptos" w:cs="Times New Roman"/>
-          <w:b/>
-          <w:lang w:val="en-US"/>
-        </w:rPr>
-        <w:t>{%p for a in associes %}</w:t>
-      </w:r>
-    </w:p>
-    <w:p>
-      <w:pPr>
-        <w:jc w:val="both"/>
-        <w:rPr>
-          <w:rFonts w:ascii="Aptos" w:hAnsi="Aptos" w:cs="Times New Roman"/>
-          <w:b/>
-          <w:lang w:val="en-US"/>
-        </w:rPr>
-      </w:pPr>
-      <w:proofErr w:type="gramStart"/>
-      <w:r>
-        <w:rPr>
-          <w:rFonts w:ascii="Aptos" w:hAnsi="Aptos" w:cs="Times New Roman"/>
-          <w:b/>
-          <w:lang w:val="en-US"/>
-        </w:rPr>
-        <w:t xml:space="preserve">{{ a.civilite }} {{ a.prenom }} {{ a.nom }}, </w:t>
-      </w:r>
-      <w:r>
-        <w:rPr>
-          <w:rFonts w:ascii="Aptos" w:hAnsi="Aptos" w:cs="Times New Roman"/>
-          <w:bCs/>
-          <w:lang w:val="en-US"/>
-        </w:rPr>
-        <w:t xml:space="preserve">de </w:t>
-      </w:r>
-      <w:proofErr w:type="spellStart"/>
-      <w:r>
-        <w:rPr>
-          <w:rFonts w:ascii="Aptos" w:hAnsi="Aptos" w:cs="Times New Roman"/>
-          <w:bCs/>
-          <w:lang w:val="en-US"/>
-        </w:rPr>
-        <w:t>nationalité</w:t>
-      </w:r>
-      <w:proofErr w:type="spellEnd"/>
-      <w:r>
-        <w:rPr>
-          <w:rFonts w:ascii="Aptos" w:hAnsi="Aptos" w:cs="Times New Roman"/>
-          <w:b/>
-          <w:lang w:val="en-US"/>
+        </w:rPr>
+      </w:pPr>
+      <w:r>
+        <w:rPr>
+          <w:rFonts w:ascii="Aptos" w:hAnsi="Aptos" w:cs="Times New Roman"/>
+        </w:rPr>
+        <w:t>A</w:t>
+      </w:r>
+      <w:r>
+        <w:rPr>
+          <w:rFonts w:ascii="Aptos" w:hAnsi="Aptos" w:cs="Times New Roman"/>
+        </w:rPr>
+        <w:t xml:space="preserve"> établi ainsi qu’il suit les statuts d’une Société à Responsabilité Limitée</w:t>
+      </w:r>
+      <w:r>
+        <w:rPr>
+          <w:rFonts w:ascii="Aptos" w:hAnsi="Aptos" w:cs="Times New Roman"/>
         </w:rPr>
         <w:t xml:space="preserve"> </w:t>
       </w:r>
-      <w:proofErr w:type="gramStart"/>
-      <w:r>
-        <w:rPr>
-          <w:rFonts w:ascii="Aptos" w:hAnsi="Aptos" w:cs="Times New Roman"/>
-          <w:b/>
-          <w:lang w:val="en-US"/>
-        </w:rPr>
-        <w:t xml:space="preserve">{{ a.nationalite }}, titulaire de la CIN N° {{ a.num_piece }}, né(e) le {{ a.date_naiss }} à {{ a.lieu_naiss }}, demeurant à {{ a.adresse }}.{%p if not loop.last %}ET{%p endif %}{%p endfor %}Ont établis ainsi qu’il suit les statuts d’une Société à Responsabilité Limitée qu’il a décidé de former.TITRE PREMIER FORME - DENOMINATION - OBJET - SIEGE - DUREE ARTICLE 1ER - FORME Il est formé par le soussigné, propriétaire des parts ci-après créées et de celles qui pourraient l’être ultérieurement, une société à responsabilité limitée à associé unique qui sera régie par les lois et règlements en vigueur et notamment le dahir n° 1-97-49 du 5 chaoual 1417 (13 février 1997) portant promulgation de la loi n° 5-96 modifié par le Dahir n°1-06-21 (14 février 2006) portant promulgation de la loi n° 21-05 et le Dahir n°1-11-39 du 29 joumada II 1432 (2 juin 2011) portant promulgation de la loi 24-10, ainsi que par les présents statuts.ARTICLE 2- DENOMINATIONLa dénomination sociale est : {{DENOMINATION_SOCIALE }} </w:t>
-      </w:r>
-      <w:r>
-        <w:rPr>
-          <w:rFonts w:ascii="Aptos" w:hAnsi="Aptos" w:cs="Times New Roman"/>
-        </w:rPr>
-        <w:t>société</w:t>
-      </w:r>
-      <w:r>
-        <w:rPr>
-          <w:rFonts w:ascii="Aptos" w:hAnsi="Aptos" w:cs="Times New Roman"/>
-        </w:rPr>
-        <w:t xml:space="preserve"> à responsabilité limitée</w:t>
-      </w:r>
-      <w:r>
-        <w:rPr>
-          <w:rFonts w:ascii="Aptos" w:hAnsi="Aptos" w:cs="Times New Roman"/>
-        </w:rPr>
-        <w:t xml:space="preserve"> à associé unique</w:t>
-      </w:r>
-      <w:r>
-        <w:rPr>
-          <w:rFonts w:ascii="Aptos" w:hAnsi="Aptos" w:cs="Times New Roman"/>
-        </w:rPr>
-        <w:t>.</w:t>
+      <w:r>
+        <w:rPr>
+          <w:rFonts w:ascii="Aptos" w:hAnsi="Aptos" w:cs="Times New Roman"/>
+        </w:rPr>
+        <w:t>à associé unique qu’il a</w:t>
+      </w:r>
+      <w:r>
+        <w:rPr>
+          <w:rFonts w:ascii="Aptos" w:hAnsi="Aptos" w:cs="Times New Roman"/>
+        </w:rPr>
+        <w:t xml:space="preserve"> décidé de former.</w:t>
+      </w:r>
+    </w:p>
+    <w:p>
+      <w:pPr>
+        <w:pStyle w:val="Titre7"/>
+        <w:numPr>
+          <w:ilvl w:val="12"/>
+          <w:numId w:val="0"/>
+        </w:numPr>
+        <w:ind w:left="283" w:hanging="283"/>
+        <w:rPr>
+          <w:rFonts w:ascii="Aptos" w:hAnsi="Aptos"/>
+          <w:sz w:val="22"/>
+          <w:szCs w:val="22"/>
+        </w:rPr>
+      </w:pPr>
+      <w:r>
+        <w:rPr>
+          <w:rFonts w:ascii="Aptos" w:hAnsi="Aptos"/>
+          <w:sz w:val="22"/>
+          <w:szCs w:val="22"/>
+        </w:rPr>
+        <w:t xml:space="preserve">TITRE PREMIER </w:t>
+      </w:r>
+    </w:p>
+    <w:p>
+      <w:pPr>
+        <w:pStyle w:val="Titre7"/>
+        <w:numPr>
+          <w:ilvl w:val="12"/>
+          <w:numId w:val="0"/>
+        </w:numPr>
+        <w:ind w:left="283" w:hanging="283"/>
+        <w:rPr>
+          <w:rFonts w:ascii="Aptos" w:hAnsi="Aptos"/>
+          <w:sz w:val="22"/>
+          <w:szCs w:val="22"/>
+        </w:rPr>
+      </w:pPr>
+      <w:r>
+        <w:rPr>
+          <w:rFonts w:ascii="Aptos" w:hAnsi="Aptos"/>
+          <w:sz w:val="22"/>
+          <w:szCs w:val="22"/>
+        </w:rPr>
+        <w:t xml:space="preserve">FORME - DENOMINATION - OBJET - SIEGE - DUREE </w:t>
       </w:r>
     </w:p>
     <w:p>
@@ -510,140 +709,10 @@
         <w:outlineLvl w:val="0"/>
         <w:rPr>
           <w:rFonts w:ascii="Aptos" w:hAnsi="Aptos" w:cs="Times New Roman"/>
-        </w:rPr>
-      </w:pPr>
-      <w:r>
-        <w:rPr>
-          <w:rFonts w:ascii="Aptos" w:hAnsi="Aptos" w:cs="Times New Roman"/>
-        </w:rPr>
-        <w:t xml:space="preserve">Dans tous les actes, lettres, factures, quittances, annonces, publications et en général dans tous document </w:t>
-      </w:r>
-      <w:r>
-        <w:rPr>
-          <w:rFonts w:ascii="Aptos" w:hAnsi="Aptos" w:cs="Times New Roman"/>
-        </w:rPr>
-        <w:t>émanant de</w:t>
-      </w:r>
-      <w:r>
-        <w:rPr>
-          <w:rFonts w:ascii="Aptos" w:hAnsi="Aptos" w:cs="Times New Roman"/>
-        </w:rPr>
-        <w:t xml:space="preserve"> la société, la dénominati</w:t>
-      </w:r>
-      <w:r>
-        <w:rPr>
-          <w:rFonts w:ascii="Aptos" w:hAnsi="Aptos" w:cs="Times New Roman"/>
-        </w:rPr>
-        <w:t>o</w:t>
-      </w:r>
-      <w:r>
-        <w:rPr>
-          <w:rFonts w:ascii="Aptos" w:hAnsi="Aptos" w:cs="Times New Roman"/>
-        </w:rPr>
-        <w:t>n sociale d</w:t>
-      </w:r>
-      <w:r>
-        <w:rPr>
-          <w:rFonts w:ascii="Aptos" w:hAnsi="Aptos" w:cs="Times New Roman"/>
-        </w:rPr>
-        <w:t>o</w:t>
-      </w:r>
-      <w:r>
-        <w:rPr>
-          <w:rFonts w:ascii="Aptos" w:hAnsi="Aptos" w:cs="Times New Roman"/>
-        </w:rPr>
-        <w:t xml:space="preserve">it toujours être précédée </w:t>
-      </w:r>
-      <w:r>
-        <w:rPr>
-          <w:rFonts w:ascii="Aptos" w:hAnsi="Aptos" w:cs="Times New Roman"/>
-        </w:rPr>
-        <w:t>o</w:t>
-      </w:r>
-      <w:r>
-        <w:rPr>
-          <w:rFonts w:ascii="Aptos" w:hAnsi="Aptos" w:cs="Times New Roman"/>
-        </w:rPr>
-        <w:t>u suivie immédiatement de la mention</w:t>
-      </w:r>
-      <w:r>
-        <w:rPr>
-          <w:rFonts w:ascii="Aptos" w:hAnsi="Aptos" w:cs="Times New Roman"/>
-        </w:rPr>
-        <w:t xml:space="preserve"> </w:t>
-      </w:r>
-      <w:r>
-        <w:rPr>
-          <w:rFonts w:ascii="Aptos" w:hAnsi="Aptos" w:cs="Times New Roman"/>
-        </w:rPr>
-        <w:t>« </w:t>
-      </w:r>
-      <w:r>
-        <w:rPr>
-          <w:rFonts w:ascii="Aptos" w:hAnsi="Aptos" w:cs="Times New Roman"/>
-        </w:rPr>
-        <w:t xml:space="preserve">société à responsabilité </w:t>
-      </w:r>
-      <w:r>
-        <w:rPr>
-          <w:rFonts w:ascii="Aptos" w:hAnsi="Aptos" w:cs="Times New Roman"/>
-        </w:rPr>
-        <w:t>limitée à</w:t>
-      </w:r>
-      <w:r>
-        <w:rPr>
-          <w:rFonts w:ascii="Aptos" w:hAnsi="Aptos" w:cs="Times New Roman"/>
-        </w:rPr>
-        <w:t xml:space="preserve"> associé </w:t>
-      </w:r>
-      <w:r>
-        <w:rPr>
-          <w:rFonts w:ascii="Aptos" w:hAnsi="Aptos" w:cs="Times New Roman"/>
-        </w:rPr>
-        <w:t>unique »</w:t>
-      </w:r>
-      <w:r>
-        <w:rPr>
-          <w:rFonts w:ascii="Aptos" w:hAnsi="Aptos" w:cs="Times New Roman"/>
-        </w:rPr>
-        <w:t xml:space="preserve"> </w:t>
-      </w:r>
-      <w:r>
-        <w:rPr>
-          <w:rFonts w:ascii="Aptos" w:hAnsi="Aptos" w:cs="Times New Roman"/>
-        </w:rPr>
-        <w:t>ou des initiales S.A.R.L</w:t>
-      </w:r>
-      <w:r>
-        <w:rPr>
-          <w:rFonts w:ascii="Aptos" w:hAnsi="Aptos" w:cs="Times New Roman"/>
-        </w:rPr>
-        <w:t xml:space="preserve"> </w:t>
-      </w:r>
-      <w:r>
-        <w:rPr>
-          <w:rFonts w:ascii="Aptos" w:hAnsi="Aptos" w:cs="Times New Roman"/>
-        </w:rPr>
-        <w:t>AU,</w:t>
-      </w:r>
-      <w:r>
-        <w:rPr>
-          <w:rFonts w:ascii="Aptos" w:hAnsi="Aptos" w:cs="Times New Roman"/>
-        </w:rPr>
-        <w:t xml:space="preserve"> ainsi que l’énonciation du montant du capital </w:t>
-      </w:r>
-      <w:r>
-        <w:rPr>
-          <w:rFonts w:ascii="Aptos" w:hAnsi="Aptos" w:cs="Times New Roman"/>
-        </w:rPr>
-        <w:t>social,</w:t>
-      </w:r>
-      <w:r>
-        <w:rPr>
-          <w:rFonts w:ascii="Aptos" w:hAnsi="Aptos" w:cs="Times New Roman"/>
-        </w:rPr>
-        <w:t xml:space="preserve"> du siège social et du numéro d’immatriculation au Registre du Commerce.</w:t>
-      </w:r>
+          <w:b/>
+          <w:u w:val="single"/>
+        </w:rPr>
+      </w:pPr>
     </w:p>
     <w:p>
       <w:pPr>
@@ -662,19 +731,40 @@
           <w:b/>
           <w:u w:val="single"/>
         </w:rPr>
-        <w:t xml:space="preserve">ARTICLE 3 </w:t>
+        <w:t>ARTICLE 1</w:t>
       </w:r>
       <w:r>
         <w:rPr>
           <w:rFonts w:ascii="Aptos" w:hAnsi="Aptos" w:cs="Times New Roman"/>
           <w:b/>
           <w:u w:val="single"/>
-        </w:rPr>
-        <w:t>- OBJET</w:t>
-      </w:r>
-    </w:p>
-    <w:p>
-      <w:pPr>
+          <w:vertAlign w:val="superscript"/>
+        </w:rPr>
+        <w:t>ER</w:t>
+      </w:r>
+      <w:r>
+        <w:rPr>
+          <w:rFonts w:ascii="Aptos" w:hAnsi="Aptos" w:cs="Times New Roman"/>
+          <w:b/>
+          <w:u w:val="single"/>
+        </w:rPr>
+        <w:t xml:space="preserve"> -</w:t>
+      </w:r>
+      <w:r>
+        <w:rPr>
+          <w:rFonts w:ascii="Aptos" w:hAnsi="Aptos" w:cs="Times New Roman"/>
+          <w:b/>
+          <w:u w:val="single"/>
+        </w:rPr>
+        <w:t xml:space="preserve"> FORME </w:t>
+      </w:r>
+    </w:p>
+    <w:p>
+      <w:pPr>
+        <w:numPr>
+          <w:ilvl w:val="12"/>
+          <w:numId w:val="0"/>
+        </w:numPr>
         <w:spacing w:line="240" w:lineRule="auto"/>
         <w:jc w:val="both"/>
         <w:rPr>
@@ -685,165 +775,89 @@
         <w:rPr>
           <w:rFonts w:ascii="Aptos" w:hAnsi="Aptos" w:cs="Times New Roman"/>
         </w:rPr>
-        <w:t>La société a pour objet tant au Maroc qu’à l’étranger tant pour son compte que pour le compte des tiers :</w:t>
-      </w:r>
-    </w:p>
-    <w:p>
-      <w:pPr>
-        <w:spacing w:after="0"/>
-        <w:rPr>
-          <w:rFonts w:ascii="Aptos" w:hAnsi="Aptos" w:cs="Times New Roman"/>
-          <w:b/>
-          <w:bCs/>
-          <w:lang w:val="en-US"/>
-        </w:rPr>
-      </w:pPr>
-      <w:bookmarkStart w:id="1" w:name="_Hlk131759399"/>
-      <w:r>
-        <w:rPr>
-          <w:rFonts w:ascii="Aptos" w:hAnsi="Aptos" w:cs="Times New Roman"/>
-          <w:b/>
-          <w:bCs/>
-          <w:lang w:val="en-US"/>
-        </w:rPr>
-        <w:t>{%p for a in ACTIVITES_</w:t>
-      </w:r>
-      <w:proofErr w:type="gramStart"/>
-      <w:r>
-        <w:rPr>
-          <w:rFonts w:ascii="Aptos" w:hAnsi="Aptos" w:cs="Times New Roman"/>
-          <w:b/>
-          <w:bCs/>
-          <w:lang w:val="en-US"/>
-        </w:rPr>
-        <w:t>LIST %}</w:t>
-      </w:r>
-      <w:proofErr w:type="gramEnd"/>
-    </w:p>
-    <w:p>
-      <w:pPr>
-        <w:pStyle w:val="Paragraphedeliste"/>
-        <w:numPr>
-          <w:ilvl w:val="0"/>
-          <w:numId w:val="20"/>
-        </w:numPr>
-        <w:spacing w:after="0"/>
-        <w:rPr>
-          <w:rFonts w:ascii="Aptos" w:hAnsi="Aptos" w:cs="Times New Roman"/>
-          <w:b/>
-          <w:bCs/>
-        </w:rPr>
-      </w:pPr>
-      <w:proofErr w:type="gramStart"/>
-      <w:r>
-        <w:rPr>
-          <w:rFonts w:ascii="Aptos" w:hAnsi="Aptos" w:cs="Times New Roman"/>
-          <w:b/>
-          <w:bCs/>
-        </w:rPr>
-        <w:t>{{ a }}</w:t>
-      </w:r>
-    </w:p>
-    <w:p>
-      <w:pPr>
-        <w:spacing w:after="0"/>
-        <w:rPr>
-          <w:rFonts w:ascii="Aptos" w:hAnsi="Aptos" w:cs="Times New Roman"/>
-          <w:b/>
-          <w:bCs/>
-        </w:rPr>
-      </w:pPr>
-      <w:r>
-        <w:rPr>
-          <w:rFonts w:ascii="Aptos" w:hAnsi="Aptos" w:cs="Times New Roman"/>
-          <w:b/>
-          <w:bCs/>
-        </w:rPr>
-        <w:t xml:space="preserve">{%p </w:t>
+        <w:t>Il est formé par le</w:t>
+      </w:r>
+      <w:r>
+        <w:rPr>
+          <w:rFonts w:ascii="Aptos" w:hAnsi="Aptos" w:cs="Times New Roman"/>
+        </w:rPr>
+        <w:t xml:space="preserve"> soussigné</w:t>
+      </w:r>
+      <w:r>
+        <w:rPr>
+          <w:rFonts w:ascii="Aptos" w:hAnsi="Aptos" w:cs="Times New Roman"/>
+        </w:rPr>
+        <w:t>, propriétaire</w:t>
+      </w:r>
+      <w:r>
+        <w:rPr>
+          <w:rFonts w:ascii="Aptos" w:hAnsi="Aptos" w:cs="Times New Roman"/>
+        </w:rPr>
+        <w:t xml:space="preserve"> </w:t>
+      </w:r>
+      <w:r>
+        <w:rPr>
+          <w:rFonts w:ascii="Aptos" w:hAnsi="Aptos" w:cs="Times New Roman"/>
+        </w:rPr>
+        <w:t>des parts ci-après créées et de celles qui pourraient l’être ultérieurement, une société à responsabilité limitée</w:t>
+      </w:r>
+      <w:r>
+        <w:rPr>
+          <w:rFonts w:ascii="Aptos" w:hAnsi="Aptos" w:cs="Times New Roman"/>
+        </w:rPr>
+        <w:t xml:space="preserve"> à associé unique</w:t>
+      </w:r>
+      <w:r>
+        <w:rPr>
+          <w:rFonts w:ascii="Aptos" w:hAnsi="Aptos" w:cs="Times New Roman"/>
+        </w:rPr>
+        <w:t xml:space="preserve"> </w:t>
+      </w:r>
+      <w:r>
+        <w:rPr>
+          <w:rFonts w:ascii="Aptos" w:hAnsi="Aptos" w:cs="Times New Roman"/>
+        </w:rPr>
+        <w:t xml:space="preserve">qui sera régie par les lois et règlements en vigueur et notamment le dahir n° 1-97-49 du 5 </w:t>
       </w:r>
       <w:proofErr w:type="spellStart"/>
       <w:r>
         <w:rPr>
           <w:rFonts w:ascii="Aptos" w:hAnsi="Aptos" w:cs="Times New Roman"/>
-          <w:b/>
-          <w:bCs/>
-        </w:rPr>
-        <w:t>endfor</w:t>
+        </w:rPr>
+        <w:t>chaoual</w:t>
       </w:r>
       <w:proofErr w:type="spellEnd"/>
       <w:r>
         <w:rPr>
           <w:rFonts w:ascii="Aptos" w:hAnsi="Aptos" w:cs="Times New Roman"/>
-          <w:b/>
-          <w:bCs/>
-        </w:rPr>
-        <w:t xml:space="preserve"> %}</w:t>
-      </w:r>
-    </w:p>
-    <w:bookmarkEnd w:id="1"/>
-    <w:p>
-      <w:pPr>
-        <w:spacing w:after="0" w:line="240" w:lineRule="auto"/>
-        <w:rPr>
-          <w:rFonts w:ascii="Aptos" w:hAnsi="Aptos" w:cs="Times New Roman"/>
-        </w:rPr>
-      </w:pPr>
-    </w:p>
-    <w:p>
-      <w:pPr>
-        <w:spacing w:after="0" w:line="240" w:lineRule="auto"/>
-        <w:jc w:val="both"/>
-        <w:rPr>
-          <w:rFonts w:ascii="Aptos" w:hAnsi="Aptos" w:cs="Times New Roman"/>
-        </w:rPr>
-      </w:pPr>
-      <w:r>
-        <w:rPr>
-          <w:rFonts w:ascii="Aptos" w:hAnsi="Aptos" w:cs="Times New Roman"/>
-        </w:rPr>
-        <w:t xml:space="preserve">Et plus </w:t>
-      </w:r>
-      <w:r>
-        <w:rPr>
-          <w:rFonts w:ascii="Aptos" w:hAnsi="Aptos" w:cs="Times New Roman"/>
-        </w:rPr>
-        <w:t>généralement, toutes</w:t>
-      </w:r>
-      <w:r>
-        <w:rPr>
-          <w:rFonts w:ascii="Aptos" w:hAnsi="Aptos" w:cs="Times New Roman"/>
-        </w:rPr>
-        <w:t xml:space="preserve"> </w:t>
-      </w:r>
-      <w:r>
-        <w:rPr>
-          <w:rFonts w:ascii="Aptos" w:hAnsi="Aptos" w:cs="Times New Roman"/>
-        </w:rPr>
-        <w:t xml:space="preserve">opérations commerciales, industrielles, </w:t>
-      </w:r>
-      <w:r>
-        <w:rPr>
-          <w:rFonts w:ascii="Aptos" w:hAnsi="Aptos" w:cs="Times New Roman"/>
-        </w:rPr>
-        <w:t>immobiliers</w:t>
-      </w:r>
-      <w:r>
-        <w:rPr>
-          <w:rFonts w:ascii="Aptos" w:hAnsi="Aptos" w:cs="Times New Roman"/>
-        </w:rPr>
-        <w:t xml:space="preserve">, </w:t>
-      </w:r>
-      <w:r>
-        <w:rPr>
-          <w:rFonts w:ascii="Aptos" w:hAnsi="Aptos" w:cs="Times New Roman"/>
-        </w:rPr>
-        <w:t>mobilières</w:t>
-      </w:r>
-      <w:r>
-        <w:rPr>
-          <w:rFonts w:ascii="Aptos" w:hAnsi="Aptos" w:cs="Times New Roman"/>
-        </w:rPr>
-        <w:t xml:space="preserve"> et financiers, se rattachant directement ou indirectement aux objets précités, ou susceptibles d’en favoriser la réalisation et le développement, ainsi que toute participation directe ou indirecte, sous quelque forme que ce soit, dans les entreprises poursuivants des buts similaires ou connexes. </w:t>
+        </w:rPr>
+        <w:t xml:space="preserve"> 1417 (13 février 1997) portant promulgation de la loi n° 5-96 </w:t>
+      </w:r>
+      <w:r>
+        <w:rPr>
+          <w:rFonts w:ascii="Aptos" w:hAnsi="Aptos" w:cs="Times New Roman"/>
+        </w:rPr>
+        <w:t xml:space="preserve">modifié par le Dahir n°1-06-21 (14 février 2006) portant promulgation de la loi n° 21-05 et le Dahir n°1-11-39 du 29 </w:t>
+      </w:r>
+      <w:proofErr w:type="spellStart"/>
+      <w:r>
+        <w:rPr>
+          <w:rFonts w:ascii="Aptos" w:hAnsi="Aptos" w:cs="Times New Roman"/>
+        </w:rPr>
+        <w:t>joumada</w:t>
+      </w:r>
+      <w:proofErr w:type="spellEnd"/>
+      <w:r>
+        <w:rPr>
+          <w:rFonts w:ascii="Aptos" w:hAnsi="Aptos" w:cs="Times New Roman"/>
+        </w:rPr>
+        <w:t xml:space="preserve"> II 1432 (2 juin 2011) portant promulgation de la loi 24-10, </w:t>
+      </w:r>
+      <w:r>
+        <w:rPr>
+          <w:rFonts w:ascii="Aptos" w:hAnsi="Aptos" w:cs="Times New Roman"/>
+        </w:rPr>
+        <w:t>ainsi que par les présents statuts.</w:t>
       </w:r>
     </w:p>
     <w:p>
@@ -863,7 +877,7 @@
           <w:b/>
           <w:u w:val="single"/>
         </w:rPr>
-        <w:t xml:space="preserve">ARTICLE 4 </w:t>
+        <w:t>ARTICLE 2</w:t>
       </w:r>
       <w:r>
         <w:rPr>
@@ -871,112 +885,7 @@
           <w:b/>
           <w:u w:val="single"/>
         </w:rPr>
-        <w:t>- SIEGE</w:t>
-      </w:r>
-      <w:r>
-        <w:rPr>
-          <w:rFonts w:ascii="Aptos" w:hAnsi="Aptos" w:cs="Times New Roman"/>
-          <w:b/>
-          <w:u w:val="single"/>
-        </w:rPr>
-        <w:t xml:space="preserve"> SOCIAL </w:t>
-      </w:r>
-    </w:p>
-    <w:p>
-      <w:pPr>
-        <w:rPr>
-          <w:rFonts w:ascii="Aptos" w:hAnsi="Aptos" w:cs="Times New Roman"/>
-          <w:b/>
-          <w:bCs/>
-        </w:rPr>
-      </w:pPr>
-      <w:r>
-        <w:rPr>
-          <w:rFonts w:ascii="Aptos" w:hAnsi="Aptos" w:cs="Times New Roman"/>
-        </w:rPr>
-        <w:lastRenderedPageBreak/>
-        <w:t>Le siège social</w:t>
-      </w:r>
-      <w:r>
-        <w:rPr>
-          <w:rFonts w:ascii="Aptos" w:hAnsi="Aptos" w:cs="Times New Roman"/>
-        </w:rPr>
-        <w:t xml:space="preserve"> est fixé à : </w:t>
-      </w:r>
-      <w:r>
-        <w:rPr>
-          <w:rFonts w:ascii="Aptos" w:hAnsi="Aptos" w:cs="Times New Roman"/>
-          <w:b/>
-        </w:rPr>
-        <w:t>{{ ADRESSE_SIEGE_SOCIAL }} -</w:t>
-      </w:r>
-      <w:r>
-        <w:rPr>
-          <w:rFonts w:ascii="Aptos" w:hAnsi="Aptos" w:cs="Times New Roman"/>
-          <w:b/>
-        </w:rPr>
-        <w:t xml:space="preserve">Casablanca </w:t>
-      </w:r>
-      <w:r>
-        <w:rPr>
-          <w:rFonts w:ascii="Aptos" w:hAnsi="Aptos" w:cs="Times New Roman"/>
-          <w:b/>
-          <w:bCs/>
-        </w:rPr>
-        <w:t>–</w:t>
-      </w:r>
-      <w:r>
-        <w:rPr>
-          <w:rFonts w:ascii="Aptos" w:hAnsi="Aptos" w:cs="Times New Roman"/>
-          <w:b/>
-          <w:bCs/>
-        </w:rPr>
-        <w:t>Maroc</w:t>
-      </w:r>
-      <w:r>
-        <w:rPr>
-          <w:rFonts w:ascii="Aptos" w:hAnsi="Aptos" w:cs="Times New Roman"/>
-          <w:b/>
-          <w:bCs/>
-        </w:rPr>
-        <w:t>.</w:t>
-      </w:r>
-    </w:p>
-    <w:p>
-      <w:pPr>
-        <w:rPr>
-          <w:rFonts w:ascii="Aptos" w:hAnsi="Aptos" w:cs="Times New Roman"/>
-        </w:rPr>
-      </w:pPr>
-      <w:r>
-        <w:rPr>
-          <w:rFonts w:ascii="Aptos" w:hAnsi="Aptos" w:cs="Times New Roman"/>
-        </w:rPr>
-        <w:t>Il pourra être transféré en tout autre endroit au Maroc en vertu d’une décision</w:t>
-      </w:r>
-      <w:r>
-        <w:rPr>
-          <w:rFonts w:ascii="Aptos" w:hAnsi="Aptos" w:cs="Times New Roman"/>
-        </w:rPr>
-        <w:t xml:space="preserve"> de l’associé unique</w:t>
-      </w:r>
-      <w:r>
-        <w:rPr>
-          <w:rFonts w:ascii="Aptos" w:hAnsi="Aptos" w:cs="Times New Roman"/>
-        </w:rPr>
-        <w:t xml:space="preserve">, des succursales ou agences peuvent être créées, dans la même ville par simple décision de </w:t>
-      </w:r>
-      <w:r>
-        <w:rPr>
-          <w:rFonts w:ascii="Aptos" w:hAnsi="Aptos" w:cs="Times New Roman"/>
-        </w:rPr>
-        <w:t>la gérance</w:t>
-      </w:r>
-      <w:r>
-        <w:rPr>
-          <w:rFonts w:ascii="Aptos" w:hAnsi="Aptos" w:cs="Times New Roman"/>
-        </w:rPr>
-        <w:t>.</w:t>
+        <w:t>- DENOMINATION</w:t>
       </w:r>
     </w:p>
     <w:p>
@@ -986,134 +895,232 @@
         <w:outlineLvl w:val="0"/>
         <w:rPr>
           <w:rFonts w:ascii="Aptos" w:hAnsi="Aptos" w:cs="Times New Roman"/>
-          <w:b/>
-          <w:u w:val="single"/>
-        </w:rPr>
-      </w:pPr>
-      <w:r>
-        <w:rPr>
-          <w:rFonts w:ascii="Aptos" w:hAnsi="Aptos" w:cs="Times New Roman"/>
-          <w:b/>
-          <w:u w:val="single"/>
-        </w:rPr>
-        <w:t>ARTICLE 5- DUREE</w:t>
+        </w:rPr>
+      </w:pPr>
+      <w:r>
+        <w:rPr>
+          <w:rFonts w:ascii="Aptos" w:hAnsi="Aptos" w:cs="Times New Roman"/>
+        </w:rPr>
+        <w:t>La dénomination sociale est </w:t>
+      </w:r>
+      <w:r>
+        <w:rPr>
+          <w:rFonts w:ascii="Aptos" w:hAnsi="Aptos" w:cs="Times New Roman"/>
+        </w:rPr>
+        <w:t>:</w:t>
+      </w:r>
+      <w:r>
+        <w:rPr>
+          <w:rFonts w:ascii="Aptos" w:hAnsi="Aptos"/>
+        </w:rPr>
+        <w:t xml:space="preserve"> </w:t>
+      </w:r>
+      <w:r>
+        <w:rPr>
+          <w:rFonts w:ascii="Aptos" w:hAnsi="Aptos" w:cs="Times New Roman"/>
+          <w:b/>
+          <w:color w:val="000000"/>
+        </w:rPr>
+        <w:t xml:space="preserve">{{ DENOMINATION_SOCIALE }} </w:t>
+      </w:r>
+      <w:r>
+        <w:rPr>
+          <w:rFonts w:ascii="Aptos" w:hAnsi="Aptos" w:cs="Times New Roman"/>
+        </w:rPr>
+        <w:t>société</w:t>
+      </w:r>
+      <w:r>
+        <w:rPr>
+          <w:rFonts w:ascii="Aptos" w:hAnsi="Aptos" w:cs="Times New Roman"/>
+        </w:rPr>
+        <w:t xml:space="preserve"> à responsabilité limitée</w:t>
+      </w:r>
+      <w:r>
+        <w:rPr>
+          <w:rFonts w:ascii="Aptos" w:hAnsi="Aptos" w:cs="Times New Roman"/>
+        </w:rPr>
+        <w:t xml:space="preserve"> à associé unique</w:t>
+      </w:r>
+      <w:r>
+        <w:rPr>
+          <w:rFonts w:ascii="Aptos" w:hAnsi="Aptos" w:cs="Times New Roman"/>
+        </w:rPr>
+        <w:t>.</w:t>
       </w:r>
     </w:p>
     <w:p>
       <w:pPr>
         <w:spacing w:line="240" w:lineRule="auto"/>
         <w:jc w:val="both"/>
-        <w:rPr>
-          <w:rFonts w:ascii="Aptos" w:hAnsi="Aptos" w:cs="Times New Roman"/>
-        </w:rPr>
-      </w:pPr>
-      <w:r>
-        <w:rPr>
-          <w:rFonts w:ascii="Aptos" w:hAnsi="Aptos" w:cs="Times New Roman"/>
-        </w:rPr>
-        <w:t xml:space="preserve">La durée de la société est fixée à </w:t>
-      </w:r>
-      <w:r>
-        <w:rPr>
-          <w:rFonts w:ascii="Aptos" w:hAnsi="Aptos" w:cs="Times New Roman"/>
-        </w:rPr>
-        <w:t>quatre-vingt-dix-neuf</w:t>
-      </w:r>
-      <w:r>
-        <w:rPr>
-          <w:rFonts w:ascii="Aptos" w:hAnsi="Aptos" w:cs="Times New Roman"/>
-        </w:rPr>
-        <w:t xml:space="preserve"> (99) ans, à compter de son immatriculation au Registre du Commerce, sauf cas de dissolution anticipée ou prorogation</w:t>
-      </w:r>
-      <w:r>
-        <w:rPr>
-          <w:rFonts w:ascii="Aptos" w:hAnsi="Aptos" w:cs="Times New Roman"/>
-        </w:rPr>
-        <w:t xml:space="preserve"> prévus aux présents statuts.</w:t>
-      </w:r>
-    </w:p>
-    <w:p>
-      <w:pPr>
-        <w:pStyle w:val="Titre7"/>
-        <w:numPr>
-          <w:ilvl w:val="12"/>
-          <w:numId w:val="0"/>
-        </w:numPr>
-        <w:ind w:left="283" w:hanging="283"/>
-        <w:rPr>
-          <w:rFonts w:ascii="Aptos" w:hAnsi="Aptos"/>
-          <w:sz w:val="22"/>
-          <w:szCs w:val="22"/>
-        </w:rPr>
-      </w:pPr>
-      <w:r>
-        <w:rPr>
-          <w:rFonts w:ascii="Aptos" w:hAnsi="Aptos"/>
-          <w:sz w:val="22"/>
-          <w:szCs w:val="22"/>
-        </w:rPr>
-        <w:t xml:space="preserve">TITRE DEUXIEME </w:t>
-      </w:r>
-    </w:p>
-    <w:p>
-      <w:pPr>
-        <w:pStyle w:val="Titre7"/>
-        <w:numPr>
-          <w:ilvl w:val="12"/>
-          <w:numId w:val="0"/>
-        </w:numPr>
-        <w:ind w:left="283" w:hanging="283"/>
-        <w:rPr>
-          <w:rFonts w:ascii="Aptos" w:hAnsi="Aptos"/>
-          <w:sz w:val="22"/>
-          <w:szCs w:val="22"/>
-        </w:rPr>
-      </w:pPr>
-      <w:r>
-        <w:rPr>
-          <w:rFonts w:ascii="Aptos" w:hAnsi="Aptos"/>
-          <w:sz w:val="22"/>
-          <w:szCs w:val="22"/>
-        </w:rPr>
-        <w:t xml:space="preserve">CAPITAL_SOCIAL SOCIAL – NOMBRE_PARTS_ASSOCIE SOCIALES </w:t>
-      </w:r>
-    </w:p>
-    <w:p>
-      <w:pPr>
-        <w:numPr>
-          <w:ilvl w:val="12"/>
-          <w:numId w:val="0"/>
-        </w:numPr>
+        <w:outlineLvl w:val="0"/>
+        <w:rPr>
+          <w:rFonts w:ascii="Aptos" w:hAnsi="Aptos" w:cs="Times New Roman"/>
+        </w:rPr>
+      </w:pPr>
+      <w:r>
+        <w:rPr>
+          <w:rFonts w:ascii="Aptos" w:hAnsi="Aptos" w:cs="Times New Roman"/>
+        </w:rPr>
+        <w:t xml:space="preserve">Dans tous les actes, lettres, factures, quittances, annonces, publications et en général dans tous document </w:t>
+      </w:r>
+      <w:r>
+        <w:rPr>
+          <w:rFonts w:ascii="Aptos" w:hAnsi="Aptos" w:cs="Times New Roman"/>
+        </w:rPr>
+        <w:t>émanant de</w:t>
+      </w:r>
+      <w:r>
+        <w:rPr>
+          <w:rFonts w:ascii="Aptos" w:hAnsi="Aptos" w:cs="Times New Roman"/>
+        </w:rPr>
+        <w:t xml:space="preserve"> la société, la dénominati</w:t>
+      </w:r>
+      <w:r>
+        <w:rPr>
+          <w:rFonts w:ascii="Aptos" w:hAnsi="Aptos" w:cs="Times New Roman"/>
+        </w:rPr>
+        <w:t>o</w:t>
+      </w:r>
+      <w:r>
+        <w:rPr>
+          <w:rFonts w:ascii="Aptos" w:hAnsi="Aptos" w:cs="Times New Roman"/>
+        </w:rPr>
+        <w:t>n sociale d</w:t>
+      </w:r>
+      <w:r>
+        <w:rPr>
+          <w:rFonts w:ascii="Aptos" w:hAnsi="Aptos" w:cs="Times New Roman"/>
+        </w:rPr>
+        <w:t>o</w:t>
+      </w:r>
+      <w:r>
+        <w:rPr>
+          <w:rFonts w:ascii="Aptos" w:hAnsi="Aptos" w:cs="Times New Roman"/>
+        </w:rPr>
+        <w:t xml:space="preserve">it toujours être précédée </w:t>
+      </w:r>
+      <w:r>
+        <w:rPr>
+          <w:rFonts w:ascii="Aptos" w:hAnsi="Aptos" w:cs="Times New Roman"/>
+        </w:rPr>
+        <w:t>o</w:t>
+      </w:r>
+      <w:r>
+        <w:rPr>
+          <w:rFonts w:ascii="Aptos" w:hAnsi="Aptos" w:cs="Times New Roman"/>
+        </w:rPr>
+        <w:t>u suivie immédiatement de la mention</w:t>
+      </w:r>
+      <w:r>
+        <w:rPr>
+          <w:rFonts w:ascii="Aptos" w:hAnsi="Aptos" w:cs="Times New Roman"/>
+        </w:rPr>
+        <w:t xml:space="preserve"> </w:t>
+      </w:r>
+      <w:r>
+        <w:rPr>
+          <w:rFonts w:ascii="Aptos" w:hAnsi="Aptos" w:cs="Times New Roman"/>
+        </w:rPr>
+        <w:t>« </w:t>
+      </w:r>
+      <w:r>
+        <w:rPr>
+          <w:rFonts w:ascii="Aptos" w:hAnsi="Aptos" w:cs="Times New Roman"/>
+        </w:rPr>
+        <w:t xml:space="preserve">société à responsabilité </w:t>
+      </w:r>
+      <w:r>
+        <w:rPr>
+          <w:rFonts w:ascii="Aptos" w:hAnsi="Aptos" w:cs="Times New Roman"/>
+        </w:rPr>
+        <w:t>limitée à</w:t>
+      </w:r>
+      <w:r>
+        <w:rPr>
+          <w:rFonts w:ascii="Aptos" w:hAnsi="Aptos" w:cs="Times New Roman"/>
+        </w:rPr>
+        <w:t xml:space="preserve"> associé </w:t>
+      </w:r>
+      <w:r>
+        <w:rPr>
+          <w:rFonts w:ascii="Aptos" w:hAnsi="Aptos" w:cs="Times New Roman"/>
+        </w:rPr>
+        <w:t>unique »</w:t>
+      </w:r>
+      <w:r>
+        <w:rPr>
+          <w:rFonts w:ascii="Aptos" w:hAnsi="Aptos" w:cs="Times New Roman"/>
+        </w:rPr>
+        <w:t xml:space="preserve"> </w:t>
+      </w:r>
+      <w:r>
+        <w:rPr>
+          <w:rFonts w:ascii="Aptos" w:hAnsi="Aptos" w:cs="Times New Roman"/>
+        </w:rPr>
+        <w:t>ou des initiales S.A.R.L</w:t>
+      </w:r>
+      <w:r>
+        <w:rPr>
+          <w:rFonts w:ascii="Aptos" w:hAnsi="Aptos" w:cs="Times New Roman"/>
+        </w:rPr>
+        <w:t xml:space="preserve"> </w:t>
+      </w:r>
+      <w:r>
+        <w:rPr>
+          <w:rFonts w:ascii="Aptos" w:hAnsi="Aptos" w:cs="Times New Roman"/>
+        </w:rPr>
+        <w:t>AU,</w:t>
+      </w:r>
+      <w:r>
+        <w:rPr>
+          <w:rFonts w:ascii="Aptos" w:hAnsi="Aptos" w:cs="Times New Roman"/>
+        </w:rPr>
+        <w:t xml:space="preserve"> ainsi que l’énonciation du montant du capital </w:t>
+      </w:r>
+      <w:r>
+        <w:rPr>
+          <w:rFonts w:ascii="Aptos" w:hAnsi="Aptos" w:cs="Times New Roman"/>
+        </w:rPr>
+        <w:t>social,</w:t>
+      </w:r>
+      <w:r>
+        <w:rPr>
+          <w:rFonts w:ascii="Aptos" w:hAnsi="Aptos" w:cs="Times New Roman"/>
+        </w:rPr>
+        <w:t xml:space="preserve"> du siège social et du numéro d’immatriculation au Registre du Commerce.</w:t>
+      </w:r>
+    </w:p>
+    <w:p>
+      <w:pPr>
+        <w:spacing w:line="240" w:lineRule="auto"/>
+        <w:jc w:val="both"/>
+        <w:outlineLvl w:val="0"/>
         <w:rPr>
           <w:rFonts w:ascii="Aptos" w:hAnsi="Aptos" w:cs="Times New Roman"/>
           <w:b/>
           <w:u w:val="single"/>
         </w:rPr>
       </w:pPr>
-    </w:p>
-    <w:p>
-      <w:pPr>
-        <w:numPr>
-          <w:ilvl w:val="12"/>
-          <w:numId w:val="0"/>
-        </w:numPr>
+      <w:r>
         <w:rPr>
           <w:rFonts w:ascii="Aptos" w:hAnsi="Aptos" w:cs="Times New Roman"/>
           <w:b/>
           <w:u w:val="single"/>
         </w:rPr>
-      </w:pPr>
+        <w:t xml:space="preserve">ARTICLE 3 </w:t>
+      </w:r>
       <w:r>
         <w:rPr>
           <w:rFonts w:ascii="Aptos" w:hAnsi="Aptos" w:cs="Times New Roman"/>
           <w:b/>
           <w:u w:val="single"/>
         </w:rPr>
-        <w:t>ARTICLE 6 : CAPITAL_SOCIAL SOCIAL</w:t>
-      </w:r>
-    </w:p>
-    <w:p>
-      <w:pPr>
+        <w:t>- OBJET</w:t>
+      </w:r>
+    </w:p>
+    <w:p>
+      <w:pPr>
+        <w:spacing w:line="240" w:lineRule="auto"/>
         <w:jc w:val="both"/>
         <w:rPr>
           <w:rFonts w:ascii="Aptos" w:hAnsi="Aptos" w:cs="Times New Roman"/>
@@ -1123,120 +1130,12 @@
         <w:rPr>
           <w:rFonts w:ascii="Aptos" w:hAnsi="Aptos" w:cs="Times New Roman"/>
         </w:rPr>
-        <w:t xml:space="preserve">Le capital </w:t>
-      </w:r>
-      <w:r>
-        <w:rPr>
-          <w:rFonts w:ascii="Aptos" w:hAnsi="Aptos" w:cs="Times New Roman"/>
-        </w:rPr>
-        <w:t xml:space="preserve">social est fixé à la somme de </w:t>
-      </w:r>
-      <w:r>
-        <w:rPr>
-          <w:rFonts w:ascii="Aptos" w:hAnsi="Aptos" w:cs="Times New Roman"/>
-          <w:b/>
-          <w:bCs/>
-        </w:rPr>
-        <w:t>{{ CAPITAL_SOCIAL }}</w:t>
-      </w:r>
-      <w:r>
-        <w:rPr>
-          <w:rFonts w:ascii="Aptos" w:hAnsi="Aptos" w:cs="Times New Roman"/>
-          <w:b/>
-          <w:bCs/>
-        </w:rPr>
-        <w:t>,00 DHS</w:t>
-      </w:r>
-      <w:r>
-        <w:rPr>
-          <w:rFonts w:ascii="Aptos" w:hAnsi="Aptos" w:cs="Times New Roman"/>
-        </w:rPr>
-        <w:t xml:space="preserve"> numéraire</w:t>
-      </w:r>
-      <w:r>
-        <w:rPr>
-          <w:rFonts w:ascii="Aptos" w:hAnsi="Aptos" w:cs="Times New Roman"/>
-        </w:rPr>
-        <w:t xml:space="preserve"> divisé en </w:t>
-      </w:r>
-      <w:r>
-        <w:rPr>
-          <w:rFonts w:ascii="Aptos" w:hAnsi="Aptos" w:cs="Times New Roman"/>
-          <w:b/>
-          <w:bCs/>
-        </w:rPr>
-        <w:t>{{ NOMBRE_PARTS_SOCIALES }}</w:t>
-      </w:r>
-      <w:r>
-        <w:rPr>
-          <w:rFonts w:ascii="Aptos" w:hAnsi="Aptos" w:cs="Times New Roman"/>
-          <w:b/>
-          <w:bCs/>
-        </w:rPr>
-        <w:t xml:space="preserve"> </w:t>
-      </w:r>
-      <w:r>
-        <w:rPr>
-          <w:rFonts w:ascii="Aptos" w:hAnsi="Aptos" w:cs="Times New Roman"/>
-          <w:b/>
-          <w:bCs/>
-        </w:rPr>
-        <w:t>parts</w:t>
-      </w:r>
-      <w:r>
-        <w:rPr>
-          <w:rFonts w:ascii="Aptos" w:hAnsi="Aptos" w:cs="Times New Roman"/>
-        </w:rPr>
-        <w:t xml:space="preserve"> sociales de </w:t>
-      </w:r>
-      <w:r>
-        <w:rPr>
-          <w:rFonts w:ascii="Aptos" w:hAnsi="Aptos" w:cs="Times New Roman"/>
-          <w:b/>
-          <w:bCs/>
-        </w:rPr>
-        <w:t>100 DHS</w:t>
-      </w:r>
-      <w:r>
-        <w:rPr>
-          <w:rFonts w:ascii="Aptos" w:hAnsi="Aptos" w:cs="Times New Roman"/>
-        </w:rPr>
-        <w:t xml:space="preserve"> c</w:t>
-      </w:r>
-      <w:r>
-        <w:rPr>
-          <w:rFonts w:ascii="Aptos" w:hAnsi="Aptos" w:cs="Times New Roman"/>
-        </w:rPr>
-        <w:t xml:space="preserve">hacune attribuées </w:t>
-      </w:r>
-      <w:r>
-        <w:rPr>
-          <w:rFonts w:ascii="Aptos" w:hAnsi="Aptos" w:cs="Times New Roman"/>
-        </w:rPr>
-        <w:t>à l’associé</w:t>
-      </w:r>
-      <w:r>
-        <w:rPr>
-          <w:rFonts w:ascii="Aptos" w:hAnsi="Aptos" w:cs="Times New Roman"/>
-        </w:rPr>
-        <w:t>e</w:t>
-      </w:r>
-      <w:r>
-        <w:rPr>
-          <w:rFonts w:ascii="Aptos" w:hAnsi="Aptos" w:cs="Times New Roman"/>
-        </w:rPr>
-        <w:t xml:space="preserve"> unique</w:t>
-      </w:r>
-      <w:r>
-        <w:rPr>
-          <w:rFonts w:ascii="Aptos" w:hAnsi="Aptos" w:cs="Times New Roman"/>
-        </w:rPr>
-        <w:t> :</w:t>
-      </w:r>
-    </w:p>
-    <w:p>
-      <w:pPr>
-        <w:jc w:val="both"/>
+        <w:t>La société a pour objet tant au Maroc qu’à l’étranger tant pour son compte que pour le compte des tiers :</w:t>
+      </w:r>
+    </w:p>
+    <w:p>
+      <w:pPr>
+        <w:spacing w:after="0"/>
         <w:rPr>
           <w:rFonts w:ascii="Aptos" w:hAnsi="Aptos" w:cs="Times New Roman"/>
           <w:b/>
@@ -1244,6 +1143,7 @@
           <w:lang w:val="en-US"/>
         </w:rPr>
       </w:pPr>
+      <w:bookmarkStart w:id="9" w:name="_Hlk131759399"/>
       <w:r>
         <w:rPr>
           <w:rFonts w:ascii="Aptos" w:hAnsi="Aptos" w:cs="Times New Roman"/>
@@ -1251,68 +1151,1106 @@
           <w:bCs/>
           <w:lang w:val="en-US"/>
         </w:rPr>
-        <w:t>{%p for a in associes %}</w:t>
-      </w:r>
-    </w:p>
-    <w:p>
-      <w:pPr>
-        <w:jc w:val="both"/>
+        <w:t>{%p for a in ACTIVITES_</w:t>
+      </w:r>
+      <w:proofErr w:type="gramStart"/>
+      <w:r>
         <w:rPr>
           <w:rFonts w:ascii="Aptos" w:hAnsi="Aptos" w:cs="Times New Roman"/>
           <w:b/>
           <w:bCs/>
           <w:lang w:val="en-US"/>
         </w:rPr>
-      </w:pPr>
-      <w:r>
+        <w:t>LIST %}</w:t>
+      </w:r>
+      <w:proofErr w:type="gramEnd"/>
+    </w:p>
+    <w:p>
+      <w:pPr>
+        <w:pStyle w:val="Paragraphedeliste"/>
+        <w:numPr>
+          <w:ilvl w:val="0"/>
+          <w:numId w:val="20"/>
+        </w:numPr>
+        <w:spacing w:after="0"/>
         <w:rPr>
           <w:rFonts w:ascii="Aptos" w:hAnsi="Aptos" w:cs="Times New Roman"/>
           <w:b/>
           <w:bCs/>
-          <w:lang w:val="en-US"/>
-        </w:rPr>
-        <w:t xml:space="preserve">- </w:t>
-      </w:r>
+        </w:rPr>
+      </w:pPr>
       <w:proofErr w:type="gramStart"/>
       <w:r>
         <w:rPr>
           <w:rFonts w:ascii="Aptos" w:hAnsi="Aptos" w:cs="Times New Roman"/>
           <w:b/>
           <w:bCs/>
-          <w:lang w:val="en-US"/>
-        </w:rPr>
-        <w:t xml:space="preserve">{{ a.civilite }} {{ a.prenom }} {{ a.nom }} ............................................ </w:t>
-      </w:r>
-      <w:proofErr w:type="gramStart"/>
-      <w:r>
+        </w:rPr>
+        <w:t>{{ a }}</w:t>
+      </w:r>
+    </w:p>
+    <w:p>
+      <w:pPr>
+        <w:spacing w:after="0"/>
         <w:rPr>
           <w:rFonts w:ascii="Aptos" w:hAnsi="Aptos" w:cs="Times New Roman"/>
           <w:b/>
           <w:bCs/>
-          <w:lang w:val="en-US"/>
-        </w:rPr>
-        <w:t xml:space="preserve">{{ a.num_parts }} Parts - {{ a.capital_detenu }} DHS.{%p endfor %}La libération du surplus interviendra sur décision des gérants, en une ou plusieurs fois dans un délai qui ne pourra excéder cinq (5) ans à compter de l’immatriculation de la société au registre de commerce.ARTICLE 7 : AUGMENTATION DE CAPITAL_SOCIALLe capital social, peut, en vertu d'une décision de l’associé unique, être augmenté en une ou plusieurs fois, en représentation d'apports en nature ou en espèces ou par l'incorporation au capital de tout ou partie des réserves, primes ou bénéfices soit par la création de parts nouvelles, soit par l’élévation de la valeur nominale des parts sociales existantes.Les parts représentatives d'une augmentation de capital doivent être entièrement souscrites, libérées et réparties à la création.Si l'augmentation de capital n'a pu être réalisée dans le délai de six mois à compter du dépôt des fonds, l’associé peut demander au président du tribunal du lieu du siège social, statuant en référé, l'autorisation de retirer le montant de sa souscription. En cas d'augmentation de capital par apport en nature, le procès-verbal de la décision de l’associé unique doit mentionner l'évaluation de chaque apport, au vu d'un rapport annexé à ce procès-verbal établi par un commissaire aux apports, choisi parmi la liste des commissaires aux comptes inscrits à l'ordre des experts comptables et désigné par le président du tribunal, statuant en référé, à la demande du gérant.Lorsqu'il n'y a pas eu de commissaire aux apports ou lorsque la valeur retenue est différente de celle proposée par le commissaire aux apports, le ou les gérants de la société sont responsables pendant cinq ans, à l'égard des tiers, de la valeur attribuée auxdits apports.ARTICLE 8 : REDUCTION DE CAPITAL_SOCIALL’associé unique peut aussi, décider la réduction du capital social, pour quelque cause et de quelque manière que ce soit. En cas d'existence de commissaire aux comptes, le projet de réduction du capital lui est communiqué quarante-cinq jours avant la date de la décision des associés. Celui-ci fait connaître aux associés son appréciation sur les causes et conditions de la réduction.Lorsque la réduction du capital n'est pas motivée par des pertes, les créanciers dont la créance est antérieure au dépôt au greffe du procès-verbal de délibération, peuvent former opposition à la réduction du capital dans le délai de trente jours dudit dépôt. L'opposition est signifiée à la société par acte extrajudiciaire et portée devant le tribunal.L'achat de ses propres parts par une société est interdit. Toutefois, lorsque la réduction du capital n’est pas motivée par des pertes, les associés peuvent acheter un nombre déterminé de parts sociales pour les annuler.ARTICLE 9 : NOMBRE_PARTS_ASSOCIE SOCIALESLes parts sociales représentent la contrepartie d'un apport en numéraire ou en nature.ARTICLE 10 : REPRESENTATION DES NOMBRE_PARTS_ASSOCIE SOCIALESLes parts sociales ne peuvent jamais être représentées par des titres négociables.Les droits de chaque associé dans la société résultent seulement des présentes, des actes modificatifs ultérieurs et des cessions de parts régulièrement consenties. ARTICLE 11 : TRANSMISSION DES NOMBRE_PARTS_ASSOCIE SOCIALESToute cession de parts sociales doit être constatée par un acte sous seing privé ou notarié.TITRE TROISIEMEADMINISTRATION ET CONTRÔLE DE LA SOCIETEARTICLE 12 : NOMINATION - DUREE ET POUVOIRS DE LA GERANCE{% set gerants = associes | selectattr("est_gerant") | list %}{% if gerants|length == 1 %}Dès à présent, {{ gerants[0].civilite }} </w:t>
-      </w:r>
-      <w:proofErr w:type="gramStart"/>
-      <w:r>
-        <w:rPr>
-          <w:rFonts w:ascii="Aptos" w:hAnsi="Aptos" w:cs="Times New Roman"/>
-        </w:rPr>
-        <w:t xml:space="preserve">{{ gerants[0].prenom }} </w:t>
-      </w:r>
-      <w:proofErr w:type="gramStart"/>
-      <w:r>
-        <w:rPr>
-          <w:rFonts w:ascii="Aptos" w:hAnsi="Aptos" w:cs="Times New Roman"/>
-        </w:rPr>
-        <w:t xml:space="preserve">{{ gerants[0].nom }},de nationalité {{ gerants[0].nationalite }}, titulaire de la CIN N° </w:t>
-      </w:r>
-      <w:proofErr w:type="gramStart"/>
-      <w:r>
-        <w:rPr>
-          <w:rFonts w:ascii="Aptos" w:hAnsi="Aptos" w:cs="Times New Roman"/>
-        </w:rPr>
-        <w:t xml:space="preserve">{{ gerants[0].num_piece }}, né(e) le {{ gerants[0].date_naiss }} à {{ gerants[0].lieu_naiss }}, demeurant à {{ gerants[0].adresse }}.</w:t>
+        </w:rPr>
+      </w:pPr>
+      <w:r>
+        <w:rPr>
+          <w:rFonts w:ascii="Aptos" w:hAnsi="Aptos" w:cs="Times New Roman"/>
+          <w:b/>
+          <w:bCs/>
+        </w:rPr>
+        <w:t xml:space="preserve">{%p </w:t>
+      </w:r>
+      <w:proofErr w:type="spellStart"/>
+      <w:r>
+        <w:rPr>
+          <w:rFonts w:ascii="Aptos" w:hAnsi="Aptos" w:cs="Times New Roman"/>
+          <w:b/>
+          <w:bCs/>
+        </w:rPr>
+        <w:t>endfor</w:t>
+      </w:r>
+      <w:proofErr w:type="spellEnd"/>
+      <w:r>
+        <w:rPr>
+          <w:rFonts w:ascii="Aptos" w:hAnsi="Aptos" w:cs="Times New Roman"/>
+          <w:b/>
+          <w:bCs/>
+        </w:rPr>
+        <w:t xml:space="preserve"> %}</w:t>
+      </w:r>
+    </w:p>
+    <w:bookmarkEnd w:id="9"/>
+    <w:p>
+      <w:pPr>
+        <w:spacing w:after="0" w:line="240" w:lineRule="auto"/>
+        <w:rPr>
+          <w:rFonts w:ascii="Aptos" w:hAnsi="Aptos" w:cs="Times New Roman"/>
+        </w:rPr>
+      </w:pPr>
+    </w:p>
+    <w:p>
+      <w:pPr>
+        <w:spacing w:after="0" w:line="240" w:lineRule="auto"/>
+        <w:jc w:val="both"/>
+        <w:rPr>
+          <w:rFonts w:ascii="Aptos" w:hAnsi="Aptos" w:cs="Times New Roman"/>
+        </w:rPr>
+      </w:pPr>
+      <w:r>
+        <w:rPr>
+          <w:rFonts w:ascii="Aptos" w:hAnsi="Aptos" w:cs="Times New Roman"/>
+        </w:rPr>
+        <w:t xml:space="preserve">Et plus </w:t>
+      </w:r>
+      <w:r>
+        <w:rPr>
+          <w:rFonts w:ascii="Aptos" w:hAnsi="Aptos" w:cs="Times New Roman"/>
+        </w:rPr>
+        <w:t>généralement, toutes</w:t>
+      </w:r>
+      <w:r>
+        <w:rPr>
+          <w:rFonts w:ascii="Aptos" w:hAnsi="Aptos" w:cs="Times New Roman"/>
+        </w:rPr>
+        <w:t xml:space="preserve"> </w:t>
+      </w:r>
+      <w:r>
+        <w:rPr>
+          <w:rFonts w:ascii="Aptos" w:hAnsi="Aptos" w:cs="Times New Roman"/>
+        </w:rPr>
+        <w:t xml:space="preserve">opérations commerciales, industrielles, </w:t>
+      </w:r>
+      <w:r>
+        <w:rPr>
+          <w:rFonts w:ascii="Aptos" w:hAnsi="Aptos" w:cs="Times New Roman"/>
+        </w:rPr>
+        <w:t>immobiliers</w:t>
+      </w:r>
+      <w:r>
+        <w:rPr>
+          <w:rFonts w:ascii="Aptos" w:hAnsi="Aptos" w:cs="Times New Roman"/>
+        </w:rPr>
+        <w:t xml:space="preserve">, </w:t>
+      </w:r>
+      <w:r>
+        <w:rPr>
+          <w:rFonts w:ascii="Aptos" w:hAnsi="Aptos" w:cs="Times New Roman"/>
+        </w:rPr>
+        <w:t>mobilières</w:t>
+      </w:r>
+      <w:r>
+        <w:rPr>
+          <w:rFonts w:ascii="Aptos" w:hAnsi="Aptos" w:cs="Times New Roman"/>
+        </w:rPr>
+        <w:t xml:space="preserve"> et financiers, se rattachant directement ou indirectement aux objets précités, ou susceptibles d’en favoriser la réalisation et le développement, ainsi que toute participation directe ou indirecte, sous quelque forme que ce soit, dans les entreprises poursuivants des buts similaires ou connexes. </w:t>
+      </w:r>
+    </w:p>
+    <w:p>
+      <w:pPr>
+        <w:spacing w:line="240" w:lineRule="auto"/>
+        <w:jc w:val="both"/>
+        <w:outlineLvl w:val="0"/>
+        <w:rPr>
+          <w:rFonts w:ascii="Aptos" w:hAnsi="Aptos" w:cs="Times New Roman"/>
+          <w:b/>
+          <w:u w:val="single"/>
+        </w:rPr>
+      </w:pPr>
+      <w:r>
+        <w:rPr>
+          <w:rFonts w:ascii="Aptos" w:hAnsi="Aptos" w:cs="Times New Roman"/>
+          <w:b/>
+          <w:u w:val="single"/>
+        </w:rPr>
+        <w:t xml:space="preserve">ARTICLE 4 </w:t>
+      </w:r>
+      <w:r>
+        <w:rPr>
+          <w:rFonts w:ascii="Aptos" w:hAnsi="Aptos" w:cs="Times New Roman"/>
+          <w:b/>
+          <w:u w:val="single"/>
+        </w:rPr>
+        <w:t>- SIEGE</w:t>
+      </w:r>
+      <w:r>
+        <w:rPr>
+          <w:rFonts w:ascii="Aptos" w:hAnsi="Aptos" w:cs="Times New Roman"/>
+          <w:b/>
+          <w:u w:val="single"/>
+        </w:rPr>
+        <w:t xml:space="preserve"> SOCIAL </w:t>
+      </w:r>
+    </w:p>
+    <w:p>
+      <w:pPr>
+        <w:rPr>
+          <w:rFonts w:ascii="Aptos" w:hAnsi="Aptos" w:cs="Times New Roman"/>
+          <w:b/>
+          <w:bCs/>
+        </w:rPr>
+      </w:pPr>
+      <w:r>
+        <w:rPr>
+          <w:rFonts w:ascii="Aptos" w:hAnsi="Aptos" w:cs="Times New Roman"/>
+        </w:rPr>
+        <w:t>Le siège social</w:t>
+      </w:r>
+      <w:r>
+        <w:rPr>
+          <w:rFonts w:ascii="Aptos" w:hAnsi="Aptos" w:cs="Times New Roman"/>
+        </w:rPr>
+        <w:t xml:space="preserve"> est fixé à : </w:t>
+      </w:r>
+      <w:r>
+        <w:rPr>
+          <w:rFonts w:ascii="Aptos" w:hAnsi="Aptos" w:cs="Times New Roman"/>
+          <w:b/>
+        </w:rPr>
+        <w:t>{{ ADRESSE_SIEGE_SOCIAL }} -</w:t>
+      </w:r>
+      <w:r>
+        <w:rPr>
+          <w:rFonts w:ascii="Aptos" w:hAnsi="Aptos" w:cs="Times New Roman"/>
+          <w:b/>
+        </w:rPr>
+        <w:t xml:space="preserve">Casablanca </w:t>
+      </w:r>
+      <w:r>
+        <w:rPr>
+          <w:rFonts w:ascii="Aptos" w:hAnsi="Aptos" w:cs="Times New Roman"/>
+          <w:b/>
+          <w:bCs/>
+        </w:rPr>
+        <w:t>–</w:t>
+      </w:r>
+      <w:r>
+        <w:rPr>
+          <w:rFonts w:ascii="Aptos" w:hAnsi="Aptos" w:cs="Times New Roman"/>
+          <w:b/>
+          <w:bCs/>
+        </w:rPr>
+        <w:t>Maroc</w:t>
+      </w:r>
+      <w:r>
+        <w:rPr>
+          <w:rFonts w:ascii="Aptos" w:hAnsi="Aptos" w:cs="Times New Roman"/>
+          <w:b/>
+          <w:bCs/>
+        </w:rPr>
+        <w:t>.</w:t>
+      </w:r>
+    </w:p>
+    <w:p>
+      <w:pPr>
+        <w:rPr>
+          <w:rFonts w:ascii="Aptos" w:hAnsi="Aptos" w:cs="Times New Roman"/>
+        </w:rPr>
+      </w:pPr>
+      <w:r>
+        <w:rPr>
+          <w:rFonts w:ascii="Aptos" w:hAnsi="Aptos" w:cs="Times New Roman"/>
+        </w:rPr>
+        <w:t>Il pourra être transféré en tout autre endroit au Maroc en vertu d’une décision</w:t>
+      </w:r>
+      <w:r>
+        <w:rPr>
+          <w:rFonts w:ascii="Aptos" w:hAnsi="Aptos" w:cs="Times New Roman"/>
+        </w:rPr>
+        <w:t xml:space="preserve"> de l’associé unique</w:t>
+      </w:r>
+      <w:r>
+        <w:rPr>
+          <w:rFonts w:ascii="Aptos" w:hAnsi="Aptos" w:cs="Times New Roman"/>
+        </w:rPr>
+        <w:t xml:space="preserve">, des succursales ou agences peuvent être créées, dans la même ville par simple décision de </w:t>
+      </w:r>
+      <w:r>
+        <w:rPr>
+          <w:rFonts w:ascii="Aptos" w:hAnsi="Aptos" w:cs="Times New Roman"/>
+        </w:rPr>
+        <w:t>la gérance</w:t>
+      </w:r>
+      <w:r>
+        <w:rPr>
+          <w:rFonts w:ascii="Aptos" w:hAnsi="Aptos" w:cs="Times New Roman"/>
+        </w:rPr>
+        <w:t>.</w:t>
+      </w:r>
+    </w:p>
+    <w:p>
+      <w:pPr>
+        <w:spacing w:line="240" w:lineRule="auto"/>
+        <w:jc w:val="both"/>
+        <w:outlineLvl w:val="0"/>
+        <w:rPr>
+          <w:rFonts w:ascii="Aptos" w:hAnsi="Aptos" w:cs="Times New Roman"/>
+          <w:b/>
+          <w:u w:val="single"/>
+        </w:rPr>
+      </w:pPr>
+      <w:r>
+        <w:rPr>
+          <w:rFonts w:ascii="Aptos" w:hAnsi="Aptos" w:cs="Times New Roman"/>
+          <w:b/>
+          <w:u w:val="single"/>
+        </w:rPr>
+        <w:lastRenderedPageBreak/>
+        <w:t>ARTICLE 5- DUREE</w:t>
+      </w:r>
+    </w:p>
+    <w:p>
+      <w:pPr>
+        <w:spacing w:line="240" w:lineRule="auto"/>
+        <w:jc w:val="both"/>
+        <w:rPr>
+          <w:rFonts w:ascii="Aptos" w:hAnsi="Aptos" w:cs="Times New Roman"/>
+        </w:rPr>
+      </w:pPr>
+      <w:r>
+        <w:rPr>
+          <w:rFonts w:ascii="Aptos" w:hAnsi="Aptos" w:cs="Times New Roman"/>
+        </w:rPr>
+        <w:t xml:space="preserve">La durée de la société est fixée à </w:t>
+      </w:r>
+      <w:r>
+        <w:rPr>
+          <w:rFonts w:ascii="Aptos" w:hAnsi="Aptos" w:cs="Times New Roman"/>
+        </w:rPr>
+        <w:t>quatre-vingt-dix-neuf</w:t>
+      </w:r>
+      <w:r>
+        <w:rPr>
+          <w:rFonts w:ascii="Aptos" w:hAnsi="Aptos" w:cs="Times New Roman"/>
+        </w:rPr>
+        <w:t xml:space="preserve"> (99) ans, à compter de son immatriculation au Registre du Commerce, sauf cas de dissolution anticipée ou prorogation</w:t>
+      </w:r>
+      <w:r>
+        <w:rPr>
+          <w:rFonts w:ascii="Aptos" w:hAnsi="Aptos" w:cs="Times New Roman"/>
+        </w:rPr>
+        <w:t xml:space="preserve"> prévus aux présents statuts.</w:t>
+      </w:r>
+    </w:p>
+    <w:p>
+      <w:pPr>
+        <w:pStyle w:val="Titre7"/>
+        <w:numPr>
+          <w:ilvl w:val="12"/>
+          <w:numId w:val="0"/>
+        </w:numPr>
+        <w:ind w:left="283" w:hanging="283"/>
+        <w:rPr>
+          <w:rFonts w:ascii="Aptos" w:hAnsi="Aptos"/>
+          <w:sz w:val="22"/>
+          <w:szCs w:val="22"/>
+        </w:rPr>
+      </w:pPr>
+      <w:r>
+        <w:rPr>
+          <w:rFonts w:ascii="Aptos" w:hAnsi="Aptos"/>
+          <w:sz w:val="22"/>
+          <w:szCs w:val="22"/>
+        </w:rPr>
+        <w:t xml:space="preserve">TITRE DEUXIEME </w:t>
+      </w:r>
+    </w:p>
+    <w:p>
+      <w:pPr>
+        <w:pStyle w:val="Titre7"/>
+        <w:numPr>
+          <w:ilvl w:val="12"/>
+          <w:numId w:val="0"/>
+        </w:numPr>
+        <w:ind w:left="283" w:hanging="283"/>
+        <w:rPr>
+          <w:rFonts w:ascii="Aptos" w:hAnsi="Aptos"/>
+          <w:sz w:val="22"/>
+          <w:szCs w:val="22"/>
+        </w:rPr>
+      </w:pPr>
+      <w:r>
+        <w:rPr>
+          <w:rFonts w:ascii="Aptos" w:hAnsi="Aptos"/>
+          <w:sz w:val="22"/>
+          <w:szCs w:val="22"/>
+        </w:rPr>
+        <w:t xml:space="preserve">CAPITAL_SOCIAL SOCIAL – NOMBRE_PARTS_ASSOCIE SOCIALES </w:t>
+      </w:r>
+    </w:p>
+    <w:p>
+      <w:pPr>
+        <w:numPr>
+          <w:ilvl w:val="12"/>
+          <w:numId w:val="0"/>
+        </w:numPr>
+        <w:rPr>
+          <w:rFonts w:ascii="Aptos" w:hAnsi="Aptos" w:cs="Times New Roman"/>
+          <w:b/>
+          <w:u w:val="single"/>
+        </w:rPr>
+      </w:pPr>
+    </w:p>
+    <w:p>
+      <w:pPr>
+        <w:numPr>
+          <w:ilvl w:val="12"/>
+          <w:numId w:val="0"/>
+        </w:numPr>
+        <w:rPr>
+          <w:rFonts w:ascii="Aptos" w:hAnsi="Aptos" w:cs="Times New Roman"/>
+          <w:b/>
+          <w:u w:val="single"/>
+        </w:rPr>
+      </w:pPr>
+      <w:r>
+        <w:rPr>
+          <w:rFonts w:ascii="Aptos" w:hAnsi="Aptos" w:cs="Times New Roman"/>
+          <w:b/>
+          <w:u w:val="single"/>
+        </w:rPr>
+        <w:t>ARTICLE 6 : CAPITAL_SOCIAL SOCIAL</w:t>
+      </w:r>
+    </w:p>
+    <w:p>
+      <w:pPr>
+        <w:jc w:val="both"/>
+        <w:rPr>
+          <w:rFonts w:ascii="Aptos" w:hAnsi="Aptos" w:cs="Times New Roman"/>
+        </w:rPr>
+      </w:pPr>
+      <w:r>
+        <w:rPr>
+          <w:rFonts w:ascii="Aptos" w:hAnsi="Aptos" w:cs="Times New Roman"/>
+        </w:rPr>
+        <w:t xml:space="preserve">Le capital </w:t>
+      </w:r>
+      <w:r>
+        <w:rPr>
+          <w:rFonts w:ascii="Aptos" w:hAnsi="Aptos" w:cs="Times New Roman"/>
+        </w:rPr>
+        <w:t xml:space="preserve">social est fixé à la somme de </w:t>
+      </w:r>
+      <w:r>
+        <w:rPr>
+          <w:rFonts w:ascii="Aptos" w:hAnsi="Aptos" w:cs="Times New Roman"/>
+          <w:b/>
+          <w:bCs/>
+        </w:rPr>
+        <w:t>{{ CAPITAL_SOCIAL }}</w:t>
+      </w:r>
+      <w:r>
+        <w:rPr>
+          <w:rFonts w:ascii="Aptos" w:hAnsi="Aptos" w:cs="Times New Roman"/>
+          <w:b/>
+          <w:bCs/>
+        </w:rPr>
+        <w:t>,00 DHS</w:t>
+      </w:r>
+      <w:r>
+        <w:rPr>
+          <w:rFonts w:ascii="Aptos" w:hAnsi="Aptos" w:cs="Times New Roman"/>
+        </w:rPr>
+        <w:t xml:space="preserve"> numéraire</w:t>
+      </w:r>
+      <w:r>
+        <w:rPr>
+          <w:rFonts w:ascii="Aptos" w:hAnsi="Aptos" w:cs="Times New Roman"/>
+        </w:rPr>
+        <w:t xml:space="preserve"> divisé en </w:t>
+      </w:r>
+      <w:r>
+        <w:rPr>
+          <w:rFonts w:ascii="Aptos" w:hAnsi="Aptos" w:cs="Times New Roman"/>
+          <w:b/>
+          <w:bCs/>
+        </w:rPr>
+        <w:t>{{ NOMBRE_PARTS_SOCIALES }}</w:t>
+      </w:r>
+      <w:r>
+        <w:rPr>
+          <w:rFonts w:ascii="Aptos" w:hAnsi="Aptos" w:cs="Times New Roman"/>
+          <w:b/>
+          <w:bCs/>
+        </w:rPr>
+        <w:t xml:space="preserve"> </w:t>
+      </w:r>
+      <w:r>
+        <w:rPr>
+          <w:rFonts w:ascii="Aptos" w:hAnsi="Aptos" w:cs="Times New Roman"/>
+          <w:b/>
+          <w:bCs/>
+        </w:rPr>
+        <w:t>parts</w:t>
+      </w:r>
+      <w:r>
+        <w:rPr>
+          <w:rFonts w:ascii="Aptos" w:hAnsi="Aptos" w:cs="Times New Roman"/>
+        </w:rPr>
+        <w:t xml:space="preserve"> sociales de </w:t>
+      </w:r>
+      <w:r>
+        <w:rPr>
+          <w:rFonts w:ascii="Aptos" w:hAnsi="Aptos" w:cs="Times New Roman"/>
+          <w:b/>
+          <w:bCs/>
+        </w:rPr>
+        <w:t>100 DHS</w:t>
+      </w:r>
+      <w:r>
+        <w:rPr>
+          <w:rFonts w:ascii="Aptos" w:hAnsi="Aptos" w:cs="Times New Roman"/>
+        </w:rPr>
+        <w:t xml:space="preserve"> c</w:t>
+      </w:r>
+      <w:r>
+        <w:rPr>
+          <w:rFonts w:ascii="Aptos" w:hAnsi="Aptos" w:cs="Times New Roman"/>
+        </w:rPr>
+        <w:t xml:space="preserve">hacune attribuées </w:t>
+      </w:r>
+      <w:r>
+        <w:rPr>
+          <w:rFonts w:ascii="Aptos" w:hAnsi="Aptos" w:cs="Times New Roman"/>
+        </w:rPr>
+        <w:t>à l’associé</w:t>
+      </w:r>
+      <w:r>
+        <w:rPr>
+          <w:rFonts w:ascii="Aptos" w:hAnsi="Aptos" w:cs="Times New Roman"/>
+        </w:rPr>
+        <w:t>e</w:t>
+      </w:r>
+      <w:r>
+        <w:rPr>
+          <w:rFonts w:ascii="Aptos" w:hAnsi="Aptos" w:cs="Times New Roman"/>
+        </w:rPr>
+        <w:t xml:space="preserve"> unique</w:t>
+      </w:r>
+      <w:r>
+        <w:rPr>
+          <w:rFonts w:ascii="Aptos" w:hAnsi="Aptos" w:cs="Times New Roman"/>
+        </w:rPr>
+        <w:t> :</w:t>
+      </w:r>
+    </w:p>
+    <w:p>
+      <w:pPr>
+        <w:jc w:val="both"/>
+        <w:rPr>
+          <w:rFonts w:ascii="Aptos" w:hAnsi="Aptos" w:cs="Times New Roman"/>
+          <w:b/>
+          <w:bCs/>
+        </w:rPr>
+      </w:pPr>
+      <w:r>
+        <w:rPr>
+          <w:rFonts w:ascii="Aptos" w:hAnsi="Aptos" w:cs="Times New Roman"/>
+          <w:b/>
+          <w:bCs/>
+        </w:rPr>
+        <w:t>- {</w:t>
+      </w:r>
+      <w:r>
+        <w:rPr>
+          <w:rFonts w:ascii="Aptos" w:hAnsi="Aptos" w:cstheme="majorBidi"/>
+          <w:b/>
+          <w:bCs/>
+        </w:rPr>
+        <w:t>{CIVILITE_ASSOCIE}} {{ PRENOM_ASSOCIE }} {{ NOM_ASSOCIE }} ---------------------------------------------------</w:t>
+      </w:r>
+      <w:r>
+        <w:rPr>
+          <w:rFonts w:ascii="Aptos" w:hAnsi="Aptos" w:cs="Times New Roman"/>
+          <w:b/>
+          <w:bCs/>
+        </w:rPr>
+        <w:t>{{ NOMBRE_PARTS_SOCIALES }}</w:t>
+      </w:r>
+      <w:r>
+        <w:rPr>
+          <w:rFonts w:ascii="Aptos" w:hAnsi="Aptos" w:cs="Times New Roman"/>
+          <w:b/>
+          <w:bCs/>
+        </w:rPr>
+        <w:t xml:space="preserve"> </w:t>
+      </w:r>
+      <w:r>
+        <w:rPr>
+          <w:rFonts w:ascii="Aptos" w:hAnsi="Aptos" w:cs="Times New Roman"/>
+          <w:b/>
+          <w:bCs/>
+        </w:rPr>
+        <w:t>Parts</w:t>
+      </w:r>
+      <w:r>
+        <w:rPr>
+          <w:rFonts w:ascii="Aptos" w:hAnsi="Aptos" w:cs="Times New Roman"/>
+          <w:b/>
+          <w:bCs/>
+        </w:rPr>
+        <w:t>.</w:t>
+      </w:r>
+    </w:p>
+    <w:p>
+      <w:pPr>
+        <w:jc w:val="both"/>
+        <w:rPr>
+          <w:rFonts w:ascii="Aptos" w:hAnsi="Aptos" w:cs="Times New Roman"/>
+          <w:b/>
+          <w:bCs/>
+        </w:rPr>
+      </w:pPr>
+      <w:r>
+        <w:rPr>
+          <w:rFonts w:ascii="Aptos" w:hAnsi="Aptos" w:cs="Times New Roman"/>
+          <w:b/>
+          <w:bCs/>
+        </w:rPr>
+        <w:t>- {</w:t>
+      </w:r>
+      <w:r>
+        <w:rPr>
+          <w:rFonts w:ascii="Aptos" w:hAnsi="Aptos" w:cstheme="majorBidi"/>
+          <w:b/>
+          <w:bCs/>
+        </w:rPr>
+        <w:t xml:space="preserve">{CIVILITE_ASSOCIE}} {{ PRENOM_ASSOCIE }} {{ NOM_ASSOCIE }} </w:t>
+      </w:r>
+      <w:r>
+        <w:rPr>
+          <w:rFonts w:ascii="Aptos" w:hAnsi="Aptos" w:cs="Times New Roman"/>
+          <w:b/>
+          <w:bCs/>
+        </w:rPr>
+        <w:t>-------------</w:t>
+      </w:r>
+      <w:r>
+        <w:rPr>
+          <w:rFonts w:ascii="Aptos" w:hAnsi="Aptos" w:cs="Times New Roman"/>
+          <w:b/>
+          <w:bCs/>
+        </w:rPr>
+        <w:t>------------------</w:t>
+      </w:r>
+      <w:r>
+        <w:rPr>
+          <w:rFonts w:ascii="Aptos" w:hAnsi="Aptos" w:cs="Times New Roman"/>
+          <w:b/>
+          <w:bCs/>
+        </w:rPr>
+        <w:t>------------------</w:t>
+      </w:r>
+      <w:r>
+        <w:rPr>
+          <w:rFonts w:ascii="Aptos" w:hAnsi="Aptos" w:cs="Times New Roman"/>
+          <w:b/>
+          <w:bCs/>
+        </w:rPr>
+        <w:t>{{ CAPITAL_SOCIAL }}</w:t>
+      </w:r>
+      <w:r>
+        <w:rPr>
+          <w:rFonts w:ascii="Aptos" w:hAnsi="Aptos" w:cs="Times New Roman"/>
+          <w:b/>
+          <w:bCs/>
+        </w:rPr>
+        <w:t xml:space="preserve"> </w:t>
+      </w:r>
+      <w:r>
+        <w:rPr>
+          <w:rFonts w:ascii="Aptos" w:hAnsi="Aptos" w:cs="Times New Roman"/>
+          <w:b/>
+          <w:bCs/>
+        </w:rPr>
+        <w:t>DHS.</w:t>
+      </w:r>
+    </w:p>
+    <w:p>
+      <w:pPr>
+        <w:jc w:val="both"/>
+        <w:rPr>
+          <w:rFonts w:ascii="Aptos" w:hAnsi="Aptos" w:cs="Times New Roman"/>
+        </w:rPr>
+      </w:pPr>
+      <w:r>
+        <w:rPr>
+          <w:rFonts w:ascii="Aptos" w:hAnsi="Aptos" w:cs="Times New Roman"/>
+        </w:rPr>
+        <w:t>La libération du surplus interviendra sur décision des gérants, en une ou plusieurs fois dans un délai qui ne pourra excéder cinq (5) ans à compter de l’immatriculation de la société au registre de commerce.</w:t>
+      </w:r>
+    </w:p>
+    <w:p>
+      <w:pPr>
+        <w:numPr>
+          <w:ilvl w:val="12"/>
+          <w:numId w:val="0"/>
+        </w:numPr>
+        <w:tabs>
+          <w:tab w:val="left" w:pos="2736"/>
+        </w:tabs>
+        <w:spacing w:line="240" w:lineRule="auto"/>
+        <w:ind w:right="28" w:firstLine="1"/>
+        <w:jc w:val="both"/>
+        <w:rPr>
+          <w:rFonts w:ascii="Aptos" w:hAnsi="Aptos" w:cs="Times New Roman"/>
+        </w:rPr>
+      </w:pPr>
+      <w:r>
+        <w:rPr>
+          <w:rFonts w:ascii="Aptos" w:hAnsi="Aptos" w:cs="Times New Roman"/>
+          <w:b/>
+          <w:u w:val="single"/>
+        </w:rPr>
+        <w:t>ARTICLE 7 : AUGMENTATION DE CAPITAL_SOCIAL</w:t>
+      </w:r>
+    </w:p>
+    <w:p>
+      <w:pPr>
+        <w:numPr>
+          <w:ilvl w:val="12"/>
+          <w:numId w:val="0"/>
+        </w:numPr>
+        <w:spacing w:line="240" w:lineRule="auto"/>
+        <w:jc w:val="both"/>
+        <w:rPr>
+          <w:rFonts w:ascii="Aptos" w:hAnsi="Aptos" w:cs="Times New Roman"/>
+        </w:rPr>
+      </w:pPr>
+      <w:r>
+        <w:rPr>
+          <w:rFonts w:ascii="Aptos" w:hAnsi="Aptos" w:cs="Times New Roman"/>
+        </w:rPr>
+        <w:t>Le capital social, peut, en vertu d'</w:t>
+      </w:r>
+      <w:r>
+        <w:rPr>
+          <w:rFonts w:ascii="Aptos" w:hAnsi="Aptos" w:cs="Times New Roman"/>
+        </w:rPr>
+        <w:t>une décision de l’associé unique</w:t>
+      </w:r>
+      <w:r>
+        <w:rPr>
+          <w:rFonts w:ascii="Aptos" w:hAnsi="Aptos" w:cs="Times New Roman"/>
+        </w:rPr>
+        <w:t>, être augmenté en une ou plusieurs fois, en représentation d'apports en nature ou en espèces ou par l'incorporation au capital de tout ou partie des réserves, primes ou bénéfices soit par la création de parts nouvelles, soit par l’élévation de la valeur nominale des parts sociales existantes.</w:t>
+      </w:r>
+    </w:p>
+    <w:p>
+      <w:pPr>
+        <w:numPr>
+          <w:ilvl w:val="12"/>
+          <w:numId w:val="0"/>
+        </w:numPr>
+        <w:spacing w:line="240" w:lineRule="auto"/>
+        <w:jc w:val="both"/>
+        <w:rPr>
+          <w:rFonts w:ascii="Aptos" w:hAnsi="Aptos" w:cs="Times New Roman"/>
+        </w:rPr>
+      </w:pPr>
+      <w:r>
+        <w:rPr>
+          <w:rFonts w:ascii="Aptos" w:hAnsi="Aptos" w:cs="Times New Roman"/>
+        </w:rPr>
+        <w:t>Les parts représentatives d'une augmentation de capital doivent être entièrement souscrites, libérées et réparties à la création.</w:t>
+      </w:r>
+    </w:p>
+    <w:p>
+      <w:pPr>
+        <w:numPr>
+          <w:ilvl w:val="12"/>
+          <w:numId w:val="0"/>
+        </w:numPr>
+        <w:spacing w:line="240" w:lineRule="auto"/>
+        <w:jc w:val="both"/>
+        <w:rPr>
+          <w:rFonts w:ascii="Aptos" w:hAnsi="Aptos" w:cs="Times New Roman"/>
+        </w:rPr>
+      </w:pPr>
+      <w:r>
+        <w:rPr>
+          <w:rFonts w:ascii="Aptos" w:hAnsi="Aptos" w:cs="Times New Roman"/>
+        </w:rPr>
+        <w:t>Si l'augmentation de capital n'a pu être réalisée dans le délai de six mois à compter du d</w:t>
+      </w:r>
+      <w:r>
+        <w:rPr>
+          <w:rFonts w:ascii="Aptos" w:hAnsi="Aptos" w:cs="Times New Roman"/>
+        </w:rPr>
+        <w:t>épôt des fonds, l’associé peu</w:t>
+      </w:r>
+      <w:r>
+        <w:rPr>
+          <w:rFonts w:ascii="Aptos" w:hAnsi="Aptos" w:cs="Times New Roman"/>
+        </w:rPr>
+        <w:t>t demander au président du tribunal du lieu du siège social, statuant en référé, l'autorisation de retirer le montant de sa souscription.</w:t>
+      </w:r>
+      <w:r>
+        <w:rPr>
+          <w:rFonts w:ascii="Aptos" w:hAnsi="Aptos" w:cs="Times New Roman"/>
+        </w:rPr>
+        <w:t xml:space="preserve"> </w:t>
+      </w:r>
+      <w:r>
+        <w:rPr>
+          <w:rFonts w:ascii="Aptos" w:hAnsi="Aptos" w:cs="Times New Roman"/>
+        </w:rPr>
+        <w:t xml:space="preserve">En cas d'augmentation de capital par apport en nature, le procès-verbal de la décision </w:t>
+      </w:r>
+      <w:r>
+        <w:rPr>
+          <w:rFonts w:ascii="Aptos" w:hAnsi="Aptos" w:cs="Times New Roman"/>
+        </w:rPr>
+        <w:t>de</w:t>
+      </w:r>
+      <w:r>
+        <w:rPr>
+          <w:rFonts w:ascii="Aptos" w:hAnsi="Aptos" w:cs="Times New Roman"/>
+        </w:rPr>
+        <w:t xml:space="preserve"> </w:t>
+      </w:r>
+      <w:r>
+        <w:rPr>
+          <w:rFonts w:ascii="Aptos" w:hAnsi="Aptos" w:cs="Times New Roman"/>
+        </w:rPr>
+        <w:t>l’associé unique doi</w:t>
+      </w:r>
+      <w:r>
+        <w:rPr>
+          <w:rFonts w:ascii="Aptos" w:hAnsi="Aptos" w:cs="Times New Roman"/>
+        </w:rPr>
+        <w:t xml:space="preserve">t mentionner l'évaluation de chaque apport, au vu d'un rapport annexé à ce procès-verbal établi par un commissaire aux apports, choisi parmi la liste des commissaires aux comptes inscrits à l'ordre des experts comptables et désigné par le président du tribunal, statuant en référé, à la demande du </w:t>
+      </w:r>
+      <w:r>
+        <w:rPr>
+          <w:rFonts w:ascii="Aptos" w:hAnsi="Aptos" w:cs="Times New Roman"/>
+        </w:rPr>
+        <w:t>gérant.</w:t>
+      </w:r>
+    </w:p>
+    <w:p>
+      <w:pPr>
+        <w:pStyle w:val="Corpsdetexte31"/>
+        <w:numPr>
+          <w:ilvl w:val="12"/>
+          <w:numId w:val="0"/>
+        </w:numPr>
+        <w:rPr>
+          <w:rFonts w:ascii="Aptos" w:hAnsi="Aptos"/>
+          <w:sz w:val="22"/>
+          <w:szCs w:val="22"/>
+        </w:rPr>
+      </w:pPr>
+      <w:r>
+        <w:rPr>
+          <w:rFonts w:ascii="Aptos" w:hAnsi="Aptos"/>
+          <w:sz w:val="22"/>
+          <w:szCs w:val="22"/>
+        </w:rPr>
+        <w:t>Lorsqu'il n'y a pas eu de commissaire aux apports ou lorsque la valeur retenue est différente de celle proposée par le commissaire aux apports, le ou les gérants de la société sont responsables pendant cinq ans, à l'égard des tiers, de la valeur attribuée auxdits apports.</w:t>
+      </w:r>
+    </w:p>
+    <w:p>
+      <w:pPr>
+        <w:pStyle w:val="Corpsdetexte31"/>
+        <w:numPr>
+          <w:ilvl w:val="12"/>
+          <w:numId w:val="0"/>
+        </w:numPr>
+        <w:rPr>
+          <w:rFonts w:ascii="Aptos" w:hAnsi="Aptos"/>
+          <w:sz w:val="22"/>
+          <w:szCs w:val="22"/>
+        </w:rPr>
+      </w:pPr>
+    </w:p>
+    <w:p>
+      <w:pPr>
+        <w:numPr>
+          <w:ilvl w:val="12"/>
+          <w:numId w:val="0"/>
+        </w:numPr>
+        <w:tabs>
+          <w:tab w:val="left" w:pos="2736"/>
+        </w:tabs>
+        <w:ind w:right="28"/>
+        <w:jc w:val="both"/>
+        <w:rPr>
+          <w:rFonts w:ascii="Aptos" w:hAnsi="Aptos" w:cs="Times New Roman"/>
+          <w:u w:val="single"/>
+        </w:rPr>
+      </w:pPr>
+      <w:r>
+        <w:rPr>
+          <w:rFonts w:ascii="Aptos" w:hAnsi="Aptos" w:cs="Times New Roman"/>
+          <w:b/>
+          <w:u w:val="single"/>
+        </w:rPr>
+        <w:t>ARTICLE 8 : REDUCTION DE CAPITAL_SOCIAL</w:t>
+      </w:r>
+    </w:p>
+    <w:p>
+      <w:pPr>
+        <w:numPr>
+          <w:ilvl w:val="12"/>
+          <w:numId w:val="0"/>
+        </w:numPr>
+        <w:tabs>
+          <w:tab w:val="left" w:pos="2736"/>
+        </w:tabs>
+        <w:spacing w:line="240" w:lineRule="auto"/>
+        <w:ind w:right="28" w:firstLine="1"/>
+        <w:jc w:val="both"/>
+        <w:rPr>
+          <w:rFonts w:ascii="Aptos" w:hAnsi="Aptos" w:cs="Times New Roman"/>
+        </w:rPr>
+      </w:pPr>
+      <w:r>
+        <w:rPr>
+          <w:rFonts w:ascii="Aptos" w:hAnsi="Aptos" w:cs="Times New Roman"/>
+        </w:rPr>
+        <w:t xml:space="preserve">L’associé </w:t>
+      </w:r>
+      <w:r>
+        <w:rPr>
+          <w:rFonts w:ascii="Aptos" w:hAnsi="Aptos" w:cs="Times New Roman"/>
+        </w:rPr>
+        <w:t>unique peut aussi</w:t>
+      </w:r>
+      <w:r>
+        <w:rPr>
+          <w:rFonts w:ascii="Aptos" w:hAnsi="Aptos" w:cs="Times New Roman"/>
+        </w:rPr>
+        <w:t>, décider la réduction du capital social, pour quelque cause et de quelque manière que ce soit.</w:t>
+      </w:r>
+      <w:r>
+        <w:rPr>
+          <w:rFonts w:ascii="Aptos" w:hAnsi="Aptos" w:cs="Times New Roman"/>
+        </w:rPr>
+        <w:t xml:space="preserve"> </w:t>
+      </w:r>
+      <w:r>
+        <w:rPr>
+          <w:rFonts w:ascii="Aptos" w:hAnsi="Aptos" w:cs="Times New Roman"/>
+        </w:rPr>
+        <w:t xml:space="preserve">En cas d'existence de commissaire aux comptes, le projet de réduction du capital lui est communiqué </w:t>
+      </w:r>
+      <w:r>
+        <w:rPr>
+          <w:rFonts w:ascii="Aptos" w:hAnsi="Aptos" w:cs="Times New Roman"/>
+        </w:rPr>
+        <w:t>quarante-cinq</w:t>
+      </w:r>
+      <w:r>
+        <w:rPr>
+          <w:rFonts w:ascii="Aptos" w:hAnsi="Aptos" w:cs="Times New Roman"/>
+        </w:rPr>
+        <w:t xml:space="preserve"> jours avant la date de la décision des</w:t>
+      </w:r>
+      <w:r>
+        <w:rPr>
+          <w:rFonts w:ascii="Aptos" w:hAnsi="Aptos" w:cs="Times New Roman"/>
+        </w:rPr>
+        <w:t xml:space="preserve"> </w:t>
+      </w:r>
+      <w:r>
+        <w:rPr>
+          <w:rFonts w:ascii="Aptos" w:hAnsi="Aptos" w:cs="Times New Roman"/>
+        </w:rPr>
+        <w:t>associés. Celui-ci fait connaître aux</w:t>
+      </w:r>
+      <w:r>
+        <w:rPr>
+          <w:rFonts w:ascii="Aptos" w:hAnsi="Aptos" w:cs="Times New Roman"/>
+        </w:rPr>
+        <w:t xml:space="preserve"> </w:t>
+      </w:r>
+      <w:r>
+        <w:rPr>
+          <w:rFonts w:ascii="Aptos" w:hAnsi="Aptos" w:cs="Times New Roman"/>
+        </w:rPr>
+        <w:t>associés son appréciation sur les causes et conditions de la réduction.</w:t>
+      </w:r>
+    </w:p>
+    <w:p>
+      <w:pPr>
+        <w:numPr>
+          <w:ilvl w:val="12"/>
+          <w:numId w:val="0"/>
+        </w:numPr>
+        <w:spacing w:line="240" w:lineRule="auto"/>
+        <w:jc w:val="both"/>
+        <w:rPr>
+          <w:rFonts w:ascii="Aptos" w:hAnsi="Aptos" w:cs="Times New Roman"/>
+        </w:rPr>
+      </w:pPr>
+      <w:r>
+        <w:rPr>
+          <w:rFonts w:ascii="Aptos" w:hAnsi="Aptos" w:cs="Times New Roman"/>
+        </w:rPr>
+        <w:t>Lorsque la réduction du capital n'est pas motivée par des pertes, les créanciers dont la créance est antérieure au dépôt au greffe du procès-verbal de délibération, peuvent former opposition à la réduction du capital dans le délai de trente jours dudit dépôt. L'opposition est signifiée à la société par acte extrajudiciaire et portée devant le tribunal.</w:t>
+      </w:r>
+    </w:p>
+    <w:p>
+      <w:pPr>
+        <w:numPr>
+          <w:ilvl w:val="12"/>
+          <w:numId w:val="0"/>
+        </w:numPr>
+        <w:spacing w:line="240" w:lineRule="auto"/>
+        <w:jc w:val="both"/>
+        <w:rPr>
+          <w:rFonts w:ascii="Aptos" w:hAnsi="Aptos" w:cs="Times New Roman"/>
+        </w:rPr>
+      </w:pPr>
+      <w:r>
+        <w:rPr>
+          <w:rFonts w:ascii="Aptos" w:hAnsi="Aptos" w:cs="Times New Roman"/>
+        </w:rPr>
+        <w:lastRenderedPageBreak/>
+        <w:t xml:space="preserve">L'achat de ses propres parts par une société est interdit. Toutefois, lorsque la réduction du capital n’est pas motivée par des pertes, les </w:t>
+      </w:r>
+      <w:r>
+        <w:rPr>
+          <w:rFonts w:ascii="Aptos" w:hAnsi="Aptos" w:cs="Times New Roman"/>
+        </w:rPr>
+        <w:t>associés peuvent</w:t>
+      </w:r>
+      <w:r>
+        <w:rPr>
+          <w:rFonts w:ascii="Aptos" w:hAnsi="Aptos" w:cs="Times New Roman"/>
+        </w:rPr>
+        <w:t xml:space="preserve"> acheter un nombre déterminé de parts sociales pour les annuler.</w:t>
+      </w:r>
+    </w:p>
+    <w:p>
+      <w:pPr>
+        <w:numPr>
+          <w:ilvl w:val="12"/>
+          <w:numId w:val="0"/>
+        </w:numPr>
+        <w:tabs>
+          <w:tab w:val="left" w:pos="2736"/>
+        </w:tabs>
+        <w:ind w:right="28" w:firstLine="1"/>
+        <w:jc w:val="both"/>
+        <w:rPr>
+          <w:rFonts w:ascii="Aptos" w:hAnsi="Aptos" w:cs="Times New Roman"/>
+          <w:b/>
+          <w:u w:val="single"/>
+        </w:rPr>
+      </w:pPr>
+      <w:r>
+        <w:rPr>
+          <w:rFonts w:ascii="Aptos" w:hAnsi="Aptos" w:cs="Times New Roman"/>
+          <w:b/>
+          <w:u w:val="single"/>
+        </w:rPr>
+        <w:t>ARTICLE 9 : NOMBRE_PARTS_ASSOCIE SOCIALES</w:t>
+      </w:r>
+    </w:p>
+    <w:p>
+      <w:pPr>
+        <w:numPr>
+          <w:ilvl w:val="12"/>
+          <w:numId w:val="0"/>
+        </w:numPr>
+        <w:jc w:val="both"/>
+        <w:rPr>
+          <w:rFonts w:ascii="Aptos" w:hAnsi="Aptos" w:cs="Times New Roman"/>
+        </w:rPr>
+      </w:pPr>
+      <w:r>
+        <w:rPr>
+          <w:rFonts w:ascii="Aptos" w:hAnsi="Aptos" w:cs="Times New Roman"/>
+        </w:rPr>
+        <w:t>Les parts sociales représentent la contrepartie d'un apport en numéraire ou en nature.</w:t>
+      </w:r>
+    </w:p>
+    <w:p>
+      <w:pPr>
+        <w:numPr>
+          <w:ilvl w:val="12"/>
+          <w:numId w:val="0"/>
+        </w:numPr>
+        <w:jc w:val="both"/>
+        <w:rPr>
+          <w:rFonts w:ascii="Aptos" w:hAnsi="Aptos" w:cs="Times New Roman"/>
+          <w:b/>
+          <w:u w:val="single"/>
+        </w:rPr>
+      </w:pPr>
+      <w:r>
+        <w:rPr>
+          <w:rFonts w:ascii="Aptos" w:hAnsi="Aptos" w:cs="Times New Roman"/>
+          <w:b/>
+          <w:u w:val="single"/>
+        </w:rPr>
+        <w:t>ARTICLE 10 : REPRESENTATION DES NOMBRE_PARTS_ASSOCIE SOCIALES</w:t>
+      </w:r>
+    </w:p>
+    <w:p>
+      <w:pPr>
+        <w:numPr>
+          <w:ilvl w:val="12"/>
+          <w:numId w:val="0"/>
+        </w:numPr>
+        <w:ind w:hanging="13"/>
+        <w:jc w:val="both"/>
+        <w:rPr>
+          <w:rFonts w:ascii="Aptos" w:hAnsi="Aptos" w:cs="Times New Roman"/>
+        </w:rPr>
+      </w:pPr>
+      <w:r>
+        <w:rPr>
+          <w:rFonts w:ascii="Aptos" w:hAnsi="Aptos" w:cs="Times New Roman"/>
+        </w:rPr>
+        <w:t>Les parts sociales ne peuvent jamais être représentées par des titres négociables.</w:t>
       </w:r>
     </w:p>
     <w:p>
@@ -1332,16 +2270,37 @@
         <w:rPr>
           <w:rFonts w:ascii="Aptos" w:hAnsi="Aptos" w:cs="Times New Roman"/>
         </w:rPr>
-        <w:t>Est nommé gérant statutaire pour une durée illimitée.</w:t>
-      </w:r>
-    </w:p>
-    <w:p>
-      <w:pPr>
-        <w:numPr>
-          <w:ilvl w:val="12"/>
-          <w:numId w:val="0"/>
-        </w:numPr>
-        <w:spacing w:line="240" w:lineRule="auto"/>
+        <w:t xml:space="preserve">Les droits de chaque associé dans la société résultent seulement des présentes, des actes modificatifs ultérieurs et des cessions de parts régulièrement consenties. </w:t>
+      </w:r>
+    </w:p>
+    <w:p>
+      <w:pPr>
+        <w:numPr>
+          <w:ilvl w:val="12"/>
+          <w:numId w:val="0"/>
+        </w:numPr>
+        <w:jc w:val="both"/>
+        <w:rPr>
+          <w:rFonts w:ascii="Aptos" w:hAnsi="Aptos" w:cs="Times New Roman"/>
+          <w:b/>
+          <w:u w:val="single"/>
+        </w:rPr>
+      </w:pPr>
+      <w:r>
+        <w:rPr>
+          <w:rFonts w:ascii="Aptos" w:hAnsi="Aptos" w:cs="Times New Roman"/>
+          <w:b/>
+          <w:u w:val="single"/>
+        </w:rPr>
+        <w:t>ARTICLE 11 : TRANSMISSION DES NOMBRE_PARTS_ASSOCIE SOCIALES</w:t>
+      </w:r>
+    </w:p>
+    <w:p>
+      <w:pPr>
+        <w:numPr>
+          <w:ilvl w:val="12"/>
+          <w:numId w:val="0"/>
+        </w:numPr>
         <w:ind w:hanging="13"/>
         <w:jc w:val="both"/>
         <w:rPr>
@@ -1352,387 +2311,129 @@
         <w:rPr>
           <w:rFonts w:ascii="Aptos" w:hAnsi="Aptos" w:cs="Times New Roman"/>
         </w:rPr>
-        <w:t>La société sera valablement engagée par sa signature séparée.</w:t>
-      </w:r>
-    </w:p>
-    <w:p>
-      <w:pPr>
-        <w:numPr>
-          <w:ilvl w:val="12"/>
-          <w:numId w:val="0"/>
-        </w:numPr>
+        <w:t>Toute cession de parts sociales doit être constatée par un acte sous seing privé ou notarié.</w:t>
+      </w:r>
+    </w:p>
+    <w:p>
+      <w:pPr>
+        <w:pStyle w:val="Titre7"/>
+        <w:numPr>
+          <w:ilvl w:val="12"/>
+          <w:numId w:val="0"/>
+        </w:numPr>
+        <w:ind w:left="283" w:hanging="283"/>
+        <w:rPr>
+          <w:rFonts w:ascii="Aptos" w:hAnsi="Aptos"/>
+          <w:sz w:val="22"/>
+          <w:szCs w:val="22"/>
+        </w:rPr>
+      </w:pPr>
+      <w:r>
+        <w:rPr>
+          <w:rFonts w:ascii="Aptos" w:hAnsi="Aptos"/>
+          <w:sz w:val="22"/>
+          <w:szCs w:val="22"/>
+        </w:rPr>
+        <w:t>TITRE TROISIEME</w:t>
+      </w:r>
+    </w:p>
+    <w:p>
+      <w:pPr>
+        <w:pStyle w:val="Titre7"/>
+        <w:numPr>
+          <w:ilvl w:val="12"/>
+          <w:numId w:val="0"/>
+        </w:numPr>
+        <w:ind w:left="283" w:hanging="283"/>
+        <w:rPr>
+          <w:rFonts w:ascii="Aptos" w:hAnsi="Aptos"/>
+          <w:sz w:val="22"/>
+          <w:szCs w:val="22"/>
+        </w:rPr>
+      </w:pPr>
+      <w:r>
+        <w:rPr>
+          <w:rFonts w:ascii="Aptos" w:hAnsi="Aptos"/>
+          <w:sz w:val="22"/>
+          <w:szCs w:val="22"/>
+        </w:rPr>
+        <w:t>ADMINISTRATION ET CONTRÔLE DE LA SOCIETE</w:t>
+      </w:r>
+    </w:p>
+    <w:p>
+      <w:pPr>
         <w:spacing w:line="240" w:lineRule="auto"/>
-        <w:ind w:hanging="13"/>
+        <w:rPr>
+          <w:rFonts w:ascii="Aptos" w:hAnsi="Aptos"/>
+          <w:lang w:val="fr-CA"/>
+        </w:rPr>
+      </w:pPr>
+    </w:p>
+    <w:p>
+      <w:pPr>
+        <w:numPr>
+          <w:ilvl w:val="12"/>
+          <w:numId w:val="0"/>
+        </w:numPr>
+        <w:spacing w:line="240" w:lineRule="auto"/>
+        <w:rPr>
+          <w:rFonts w:ascii="Aptos" w:hAnsi="Aptos" w:cs="Times New Roman"/>
+          <w:b/>
+          <w:u w:val="single"/>
+        </w:rPr>
+      </w:pPr>
+      <w:r>
+        <w:rPr>
+          <w:rFonts w:ascii="Aptos" w:hAnsi="Aptos" w:cs="Times New Roman"/>
+          <w:b/>
+          <w:u w:val="single"/>
+        </w:rPr>
+        <w:t>ARTICLE 12 : NOMINATION - DUREE ET POUVOIRS DE LA GERANCE</w:t>
+      </w:r>
+    </w:p>
+    <w:p>
+      <w:pPr>
+        <w:spacing w:line="240" w:lineRule="auto"/>
         <w:jc w:val="both"/>
         <w:rPr>
-          <w:rFonts w:ascii="Aptos" w:hAnsi="Aptos" w:cs="Times New Roman"/>
-        </w:rPr>
-      </w:pPr>
-      <w:r>
-        <w:rPr>
-          <w:rFonts w:ascii="Aptos" w:hAnsi="Aptos" w:cs="Times New Roman"/>
-        </w:rPr>
-        <w:t xml:space="preserve">{% </w:t>
-      </w:r>
-      <w:proofErr w:type="spellStart"/>
-      <w:r>
-        <w:rPr>
-          <w:rFonts w:ascii="Aptos" w:hAnsi="Aptos" w:cs="Times New Roman"/>
-        </w:rPr>
-        <w:t>endif</w:t>
-      </w:r>
-      <w:proofErr w:type="spellEnd"/>
-      <w:r>
-        <w:rPr>
-          <w:rFonts w:ascii="Aptos" w:hAnsi="Aptos" w:cs="Times New Roman"/>
-        </w:rPr>
-        <w:t xml:space="preserve"> %}</w:t>
-      </w:r>
-    </w:p>
-    <w:p>
-      <w:pPr>
-        <w:numPr>
-          <w:ilvl w:val="12"/>
-          <w:numId w:val="0"/>
-        </w:numPr>
+          <w:rFonts w:ascii="Aptos" w:hAnsi="Aptos" w:cstheme="majorBidi"/>
+          <w:b/>
+          <w:bCs/>
+        </w:rPr>
+      </w:pPr>
+      <w:r>
+        <w:rPr>
+          <w:rFonts w:ascii="Aptos" w:hAnsi="Aptos" w:cs="Times New Roman"/>
+        </w:rPr>
+        <w:t xml:space="preserve">Dès à </w:t>
+      </w:r>
+      <w:r>
+        <w:rPr>
+          <w:rFonts w:ascii="Aptos" w:hAnsi="Aptos" w:cs="Times New Roman"/>
+        </w:rPr>
+        <w:t>présent,</w:t>
+      </w:r>
+      <w:r>
+        <w:rPr>
+          <w:rFonts w:ascii="Aptos" w:hAnsi="Aptos" w:cstheme="majorBidi"/>
+          <w:b/>
+        </w:rPr>
+        <w:t xml:space="preserve"> </w:t>
+      </w:r>
+      <w:r>
+        <w:rPr>
+          <w:rFonts w:ascii="Aptos" w:hAnsi="Aptos" w:cstheme="majorBidi"/>
+          <w:b/>
+          <w:bCs/>
+        </w:rPr>
+        <w:t>{{ CIVILITE_ASSOCIE }} {{ PRENOM_ASSOCIE }} {{ NOM_ASSOCIE }} de Nationalité {{ NATIONALITE_ASSOCIE }}, titulaire de la CIN N° {{ NUMERO_CIN_ASSOCIE }}, né le {{ DATE_NAISSANCE_ASSOCIE }} à {{ LIEU_NAISSANCE_ASSOCIE }}, demeurant à {{ ADRESSE_ASSOCIE }}.</w:t>
+      </w:r>
+    </w:p>
+    <w:p>
+      <w:pPr>
         <w:spacing w:line="240" w:lineRule="auto"/>
-        <w:ind w:hanging="13"/>
         <w:jc w:val="both"/>
         <w:rPr>
-          <w:rFonts w:ascii="Aptos" w:hAnsi="Aptos" w:cs="Times New Roman"/>
-        </w:rPr>
-      </w:pPr>
-      <w:r>
-        <w:rPr>
-          <w:rFonts w:ascii="Aptos" w:hAnsi="Aptos" w:cs="Times New Roman"/>
-        </w:rPr>
-        <w:t xml:space="preserve">{% if </w:t>
-      </w:r>
-      <w:proofErr w:type="spellStart"/>
-      <w:r>
-        <w:rPr>
-          <w:rFonts w:ascii="Aptos" w:hAnsi="Aptos" w:cs="Times New Roman"/>
-        </w:rPr>
-        <w:t>gerants|length</w:t>
-      </w:r>
-      <w:proofErr w:type="spellEnd"/>
-      <w:r>
-        <w:rPr>
-          <w:rFonts w:ascii="Aptos" w:hAnsi="Aptos" w:cs="Times New Roman"/>
-        </w:rPr>
-        <w:t xml:space="preserve"> == 2 %}</w:t>
-      </w:r>
-    </w:p>
-    <w:p>
-      <w:pPr>
-        <w:numPr>
-          <w:ilvl w:val="12"/>
-          <w:numId w:val="0"/>
-        </w:numPr>
-        <w:spacing w:line="240" w:lineRule="auto"/>
-        <w:ind w:hanging="13"/>
-        <w:jc w:val="both"/>
-        <w:rPr>
-          <w:rFonts w:ascii="Aptos" w:hAnsi="Aptos" w:cs="Times New Roman"/>
-        </w:rPr>
-      </w:pPr>
-      <w:r>
-        <w:rPr>
-          <w:rFonts w:ascii="Aptos" w:hAnsi="Aptos" w:cs="Times New Roman"/>
-        </w:rPr>
-        <w:t>Dès à présent, sont nommés co-gérants :</w:t>
-      </w:r>
-    </w:p>
-    <w:p>
-      <w:pPr>
-        <w:numPr>
-          <w:ilvl w:val="12"/>
-          <w:numId w:val="0"/>
-        </w:numPr>
-        <w:spacing w:line="240" w:lineRule="auto"/>
-        <w:ind w:hanging="13"/>
-        <w:jc w:val="both"/>
-        <w:rPr>
-          <w:rFonts w:ascii="Aptos" w:hAnsi="Aptos" w:cs="Times New Roman"/>
-          <w:b/>
-          <w:bCs/>
-        </w:rPr>
-      </w:pPr>
-      <w:r>
-        <w:rPr>
-          <w:rFonts w:ascii="Aptos" w:hAnsi="Aptos" w:cs="Times New Roman"/>
-          <w:b/>
-          <w:bCs/>
-        </w:rPr>
-        <w:t xml:space="preserve">- </w:t>
-      </w:r>
-      <w:proofErr w:type="gramStart"/>
-      <w:r>
-        <w:rPr>
-          <w:rFonts w:ascii="Aptos" w:hAnsi="Aptos" w:cs="Times New Roman"/>
-          <w:b/>
-          <w:bCs/>
-        </w:rPr>
-        <w:t xml:space="preserve">{{ gerants[0].civilite }} </w:t>
-      </w:r>
-      <w:proofErr w:type="gramStart"/>
-      <w:r>
-        <w:rPr>
-          <w:rFonts w:ascii="Aptos" w:hAnsi="Aptos" w:cs="Times New Roman"/>
-          <w:b/>
-          <w:bCs/>
-        </w:rPr>
-        <w:t xml:space="preserve">{{ gerants[0].prenom }} </w:t>
-      </w:r>
-      <w:proofErr w:type="gramStart"/>
-      <w:r>
-        <w:rPr>
-          <w:rFonts w:ascii="Aptos" w:hAnsi="Aptos" w:cs="Times New Roman"/>
-          <w:b/>
-          <w:bCs/>
-        </w:rPr>
-        <w:t xml:space="preserve">{{ gerants[0].nom }}</w:t>
-      </w:r>
-    </w:p>
-    <w:p>
-      <w:pPr>
-        <w:numPr>
-          <w:ilvl w:val="12"/>
-          <w:numId w:val="0"/>
-        </w:numPr>
-        <w:spacing w:line="240" w:lineRule="auto"/>
-        <w:ind w:hanging="13"/>
-        <w:jc w:val="both"/>
-        <w:rPr>
-          <w:rFonts w:ascii="Aptos" w:hAnsi="Aptos" w:cs="Times New Roman"/>
-        </w:rPr>
-      </w:pPr>
-      <w:r>
-        <w:rPr>
-          <w:rFonts w:ascii="Aptos" w:hAnsi="Aptos" w:cs="Times New Roman"/>
-        </w:rPr>
-        <w:t>ET</w:t>
-      </w:r>
-    </w:p>
-    <w:p>
-      <w:pPr>
-        <w:numPr>
-          <w:ilvl w:val="12"/>
-          <w:numId w:val="0"/>
-        </w:numPr>
-        <w:spacing w:line="240" w:lineRule="auto"/>
-        <w:ind w:hanging="13"/>
-        <w:jc w:val="both"/>
-        <w:rPr>
-          <w:rFonts w:ascii="Aptos" w:hAnsi="Aptos" w:cs="Times New Roman"/>
-          <w:b/>
-          <w:bCs/>
-        </w:rPr>
-      </w:pPr>
-      <w:r>
-        <w:rPr>
-          <w:rFonts w:ascii="Aptos" w:hAnsi="Aptos" w:cs="Times New Roman"/>
-          <w:b/>
-          <w:bCs/>
-        </w:rPr>
-        <w:t xml:space="preserve">- </w:t>
-      </w:r>
-      <w:proofErr w:type="gramStart"/>
-      <w:r>
-        <w:rPr>
-          <w:rFonts w:ascii="Aptos" w:hAnsi="Aptos" w:cs="Times New Roman"/>
-          <w:b/>
-          <w:bCs/>
-        </w:rPr>
-        <w:t xml:space="preserve">{{ gerants[1].civilite }} </w:t>
-      </w:r>
-      <w:proofErr w:type="gramStart"/>
-      <w:r>
-        <w:rPr>
-          <w:rFonts w:ascii="Aptos" w:hAnsi="Aptos" w:cs="Times New Roman"/>
-          <w:b/>
-          <w:bCs/>
-        </w:rPr>
-        <w:t xml:space="preserve">{{ gerants[1].prenom }} </w:t>
-      </w:r>
-      <w:proofErr w:type="gramStart"/>
-      <w:r>
-        <w:rPr>
-          <w:rFonts w:ascii="Aptos" w:hAnsi="Aptos" w:cs="Times New Roman"/>
-          <w:b/>
-          <w:bCs/>
-        </w:rPr>
-        <w:t xml:space="preserve">{{ gerants[1].nom }}.</w:t>
-      </w:r>
-    </w:p>
-    <w:p>
-      <w:pPr>
-        <w:numPr>
-          <w:ilvl w:val="12"/>
-          <w:numId w:val="0"/>
-        </w:numPr>
-        <w:spacing w:line="240" w:lineRule="auto"/>
-        <w:ind w:hanging="13"/>
-        <w:jc w:val="both"/>
-        <w:rPr>
-          <w:rFonts w:ascii="Aptos" w:hAnsi="Aptos" w:cs="Times New Roman"/>
-        </w:rPr>
-      </w:pPr>
-      <w:r>
-        <w:rPr>
-          <w:rFonts w:ascii="Aptos" w:hAnsi="Aptos" w:cs="Times New Roman"/>
-        </w:rPr>
-        <w:t>{% if MODE_SIGNATURE_GERANCE == "</w:t>
-      </w:r>
-      <w:proofErr w:type="spellStart"/>
-      <w:r>
-        <w:rPr>
-          <w:rFonts w:ascii="Aptos" w:hAnsi="Aptos" w:cs="Times New Roman"/>
-        </w:rPr>
-        <w:t>separee</w:t>
-      </w:r>
-      <w:proofErr w:type="spellEnd"/>
-      <w:r>
-        <w:rPr>
-          <w:rFonts w:ascii="Aptos" w:hAnsi="Aptos" w:cs="Times New Roman"/>
-        </w:rPr>
-        <w:t>" %}</w:t>
-      </w:r>
-    </w:p>
-    <w:p>
-      <w:pPr>
-        <w:numPr>
-          <w:ilvl w:val="12"/>
-          <w:numId w:val="0"/>
-        </w:numPr>
-        <w:spacing w:line="240" w:lineRule="auto"/>
-        <w:ind w:hanging="13"/>
-        <w:jc w:val="both"/>
-        <w:rPr>
-          <w:rFonts w:ascii="Aptos" w:hAnsi="Aptos" w:cs="Times New Roman"/>
-        </w:rPr>
-      </w:pPr>
-      <w:r>
-        <w:rPr>
-          <w:rFonts w:ascii="Aptos" w:hAnsi="Aptos" w:cs="Times New Roman"/>
-        </w:rPr>
-        <w:t xml:space="preserve">La société sera valablement engagée par la </w:t>
-      </w:r>
-      <w:r>
-        <w:rPr>
-          <w:rFonts w:ascii="Aptos" w:hAnsi="Aptos" w:cs="Times New Roman"/>
-          <w:b/>
-          <w:bCs/>
-          <w:u w:val="single"/>
-        </w:rPr>
-        <w:t>signature séparée</w:t>
-      </w:r>
-      <w:r>
-        <w:rPr>
-          <w:rFonts w:ascii="Aptos" w:hAnsi="Aptos" w:cs="Times New Roman"/>
-        </w:rPr>
-        <w:t xml:space="preserve"> de chacun des co-gérants.</w:t>
-      </w:r>
-    </w:p>
-    <w:p>
-      <w:pPr>
-        <w:numPr>
-          <w:ilvl w:val="12"/>
-          <w:numId w:val="0"/>
-        </w:numPr>
-        <w:spacing w:line="240" w:lineRule="auto"/>
-        <w:ind w:hanging="13"/>
-        <w:jc w:val="both"/>
-        <w:rPr>
-          <w:rFonts w:ascii="Aptos" w:hAnsi="Aptos" w:cs="Times New Roman"/>
-        </w:rPr>
-      </w:pPr>
-      <w:r>
-        <w:rPr>
-          <w:rFonts w:ascii="Aptos" w:hAnsi="Aptos" w:cs="Times New Roman"/>
-        </w:rPr>
-        <w:t xml:space="preserve">{% </w:t>
-      </w:r>
-      <w:proofErr w:type="spellStart"/>
-      <w:r>
-        <w:rPr>
-          <w:rFonts w:ascii="Aptos" w:hAnsi="Aptos" w:cs="Times New Roman"/>
-        </w:rPr>
-        <w:t>else</w:t>
-      </w:r>
-      <w:proofErr w:type="spellEnd"/>
-      <w:r>
-        <w:rPr>
-          <w:rFonts w:ascii="Aptos" w:hAnsi="Aptos" w:cs="Times New Roman"/>
-        </w:rPr>
-        <w:t xml:space="preserve"> %}</w:t>
-      </w:r>
-    </w:p>
-    <w:p>
-      <w:pPr>
-        <w:numPr>
-          <w:ilvl w:val="12"/>
-          <w:numId w:val="0"/>
-        </w:numPr>
-        <w:spacing w:line="240" w:lineRule="auto"/>
-        <w:ind w:hanging="13"/>
-        <w:jc w:val="both"/>
-        <w:rPr>
-          <w:rFonts w:ascii="Aptos" w:hAnsi="Aptos" w:cs="Times New Roman"/>
-        </w:rPr>
-      </w:pPr>
-      <w:r>
-        <w:rPr>
-          <w:rFonts w:ascii="Aptos" w:hAnsi="Aptos" w:cs="Times New Roman"/>
-        </w:rPr>
-        <w:t>La société sera valablement engagée par la signature conjointe des deux co-gérants.</w:t>
-      </w:r>
-    </w:p>
-    <w:p>
-      <w:pPr>
-        <w:numPr>
-          <w:ilvl w:val="12"/>
-          <w:numId w:val="0"/>
-        </w:numPr>
-        <w:spacing w:line="240" w:lineRule="auto"/>
-        <w:ind w:hanging="13"/>
-        <w:jc w:val="both"/>
-        <w:rPr>
-          <w:rFonts w:ascii="Aptos" w:hAnsi="Aptos" w:cs="Times New Roman"/>
-        </w:rPr>
-      </w:pPr>
-      <w:r>
-        <w:rPr>
-          <w:rFonts w:ascii="Aptos" w:hAnsi="Aptos" w:cs="Times New Roman"/>
-        </w:rPr>
-        <w:lastRenderedPageBreak/>
-        <w:t xml:space="preserve">{% </w:t>
-      </w:r>
-      <w:proofErr w:type="spellStart"/>
-      <w:r>
-        <w:rPr>
-          <w:rFonts w:ascii="Aptos" w:hAnsi="Aptos" w:cs="Times New Roman"/>
-        </w:rPr>
-        <w:t>endif</w:t>
-      </w:r>
-      <w:proofErr w:type="spellEnd"/>
-      <w:r>
-        <w:rPr>
-          <w:rFonts w:ascii="Aptos" w:hAnsi="Aptos" w:cs="Times New Roman"/>
-        </w:rPr>
-        <w:t xml:space="preserve"> %}</w:t>
-      </w:r>
-    </w:p>
-    <w:p>
-      <w:pPr>
-        <w:numPr>
-          <w:ilvl w:val="12"/>
-          <w:numId w:val="0"/>
-        </w:numPr>
-        <w:spacing w:line="240" w:lineRule="auto"/>
-        <w:ind w:hanging="13"/>
-        <w:jc w:val="both"/>
-        <w:rPr>
           <w:rFonts w:ascii="Aptos" w:hAnsi="Aptos" w:cstheme="majorBidi"/>
           <w:b/>
         </w:rPr>
@@ -1741,21 +2442,37 @@
         <w:rPr>
           <w:rFonts w:ascii="Aptos" w:hAnsi="Aptos" w:cs="Times New Roman"/>
         </w:rPr>
-        <w:t xml:space="preserve">{% </w:t>
-      </w:r>
-      <w:proofErr w:type="spellStart"/>
-      <w:r>
-        <w:rPr>
-          <w:rFonts w:ascii="Aptos" w:hAnsi="Aptos" w:cs="Times New Roman"/>
-        </w:rPr>
-        <w:t>endif</w:t>
-      </w:r>
-      <w:proofErr w:type="spellEnd"/>
-      <w:r>
-        <w:rPr>
-          <w:rFonts w:ascii="Aptos" w:hAnsi="Aptos" w:cs="Times New Roman"/>
-        </w:rPr>
-        <w:t xml:space="preserve"> %}</w:t>
+        <w:t>Est</w:t>
+      </w:r>
+      <w:r>
+        <w:rPr>
+          <w:rFonts w:ascii="Aptos" w:hAnsi="Aptos" w:cs="Times New Roman"/>
+        </w:rPr>
+        <w:t xml:space="preserve"> nommé gérant statutaire de la société pour une durée illimitée. En outre, la société sera valablement engagée pour tous les actes la concernant par la signature </w:t>
+      </w:r>
+      <w:r>
+        <w:rPr>
+          <w:rFonts w:ascii="Aptos" w:hAnsi="Aptos" w:cs="Times New Roman"/>
+        </w:rPr>
+        <w:t xml:space="preserve">séparée </w:t>
+      </w:r>
+      <w:r>
+        <w:rPr>
+          <w:rFonts w:ascii="Aptos" w:hAnsi="Aptos" w:cs="Times New Roman"/>
+        </w:rPr>
+        <w:t>de l’</w:t>
+      </w:r>
+      <w:r>
+        <w:rPr>
+          <w:rFonts w:ascii="Aptos" w:hAnsi="Aptos" w:cs="Times New Roman"/>
+        </w:rPr>
+        <w:t>associé unique</w:t>
+      </w:r>
+      <w:r>
+        <w:rPr>
+          <w:rFonts w:ascii="Aptos" w:hAnsi="Aptos" w:cs="Times New Roman"/>
+        </w:rPr>
+        <w:t>.</w:t>
       </w:r>
       <w:r>
         <w:rPr>
@@ -2133,7 +2850,16 @@
           <w:sz w:val="22"/>
           <w:szCs w:val="22"/>
         </w:rPr>
-        <w:t xml:space="preserve"> peine de nullité du contrat, il est interdit aux gérants et aux représentants légaux des associés personnes morales, de contracter, sous quelque forme que ce soit, des emprunts auprès de la société, de se faire consentir par elle un découvert en compte courant ou autrement, ainsi que de faire cautionner ou avaliser par elle ses engagements envers les tiers.</w:t>
+        <w:t xml:space="preserve"> peine de nullité du contrat, il est interdit aux gérants et aux représentants légaux des associés personnes </w:t>
+      </w:r>
+      <w:r>
+        <w:rPr>
+          <w:rFonts w:ascii="Aptos" w:hAnsi="Aptos"/>
+          <w:sz w:val="22"/>
+          <w:szCs w:val="22"/>
+        </w:rPr>
+        <w:lastRenderedPageBreak/>
+        <w:t>morales, de contracter, sous quelque forme que ce soit, des emprunts auprès de la société, de se faire consentir par elle un découvert en compte courant ou autrement, ainsi que de faire cautionner ou avaliser par elle ses engagements envers les tiers.</w:t>
       </w:r>
     </w:p>
     <w:p>
@@ -2558,7 +3284,6 @@
         <w:rPr>
           <w:rFonts w:ascii="Aptos" w:hAnsi="Aptos" w:cs="Times New Roman"/>
         </w:rPr>
-        <w:lastRenderedPageBreak/>
         <w:t>Les décisions de nature extraordinaire sont celles appelées à décider sur toutes questions comportant modification des statuts et notamment la transformation, la prorogation, la dissolution anticipée de la société, la cession des parts sociales.</w:t>
       </w:r>
     </w:p>
@@ -2874,6 +3599,7 @@
           <w:sz w:val="22"/>
           <w:szCs w:val="22"/>
         </w:rPr>
+        <w:lastRenderedPageBreak/>
         <w:t>Les associés approuvent les comptes, le cas échéant, après rapport du commissaire aux comptes dans le délai de six mois à compter de la clôture de l’exercice.</w:t>
       </w:r>
     </w:p>
@@ -3248,7 +3974,6 @@
           <w:sz w:val="22"/>
           <w:szCs w:val="22"/>
         </w:rPr>
-        <w:lastRenderedPageBreak/>
         <w:t>La transformation de la société en une société d'une autre forme n’entraîne pas la création d’une personne morale nouvelle.</w:t>
       </w:r>
     </w:p>
@@ -3875,7 +4600,6 @@
         <w:rPr>
           <w:rFonts w:ascii="Aptos" w:hAnsi="Aptos" w:cs="Times New Roman"/>
         </w:rPr>
-        <w:lastRenderedPageBreak/>
         <w:t>Tous pouvoirs sont donnés au porteur d’un exemplaire original ou copie des présentes pour en effectuer le dépôt partout où besoin sera.</w:t>
       </w:r>
     </w:p>
@@ -3934,14 +4658,6 @@
     <w:p>
       <w:pPr>
         <w:pStyle w:val="Titre7"/>
-      </w:pPr>
-      <w:r>
-        <w:t>{%p for a in associes %}</w:t>
-      </w:r>
-    </w:p>
-    <w:p>
-      <w:pPr>
-        <w:pStyle w:val="Titre7"/>
         <w:numPr>
           <w:ilvl w:val="12"/>
           <w:numId w:val="0"/>
@@ -3957,7 +4673,15 @@
         </w:rPr>
       </w:pPr>
       <w:r>
-        <w:t>{{ a.civilite }} {{ a.prenom }} {{ a.nom }}</w:t>
+        <w:rPr>
+          <w:rFonts w:ascii="Aptos" w:hAnsi="Aptos" w:cstheme="majorBidi"/>
+          <w:bCs/>
+          <w:sz w:val="22"/>
+          <w:szCs w:val="22"/>
+          <w:u w:val="none"/>
+          <w:lang w:val="fr-FR"/>
+        </w:rPr>
+        <w:t xml:space="preserve">{{ CIVILITE_ASSOCIE }} {{ PRENOM_ASSOCIE }} {{ NOM_ASSOCIE }} </w:t>
       </w:r>
     </w:p>
     <w:p>
@@ -3969,13 +4693,15 @@
         </w:rPr>
       </w:pPr>
       <w:r>
-        <w:t>{{ a.qualite }}</w:t>
-      </w:r>
-    </w:p>
-    <w:p>
-      <w:pPr/>
-      <w:r>
-        <w:t>{%p endfor %}</w:t>
+        <w:rPr>
+          <w:rFonts w:ascii="Aptos" w:hAnsi="Aptos" w:cs="Times New Roman"/>
+          <w:b/>
+          <w:sz w:val="24"/>
+          <w:szCs w:val="20"/>
+          <w:u w:val="single"/>
+          <w:lang w:val="fr-CA"/>
+        </w:rPr>
+        <w:t>{{ QUALITE_ASSOCIE }}</w:t>
       </w:r>
     </w:p>
     <w:sectPr>

--- a/Models/SARL/SARL_2026-03_Statuts_Template.docx
+++ b/Models/SARL/SARL_2026-03_Statuts_Template.docx
@@ -363,343 +363,144 @@
     </w:p>
     <w:p>
       <w:pPr>
-        <w:spacing w:line="240" w:lineRule="auto"/>
-        <w:rPr>
-          <w:rFonts w:ascii="Aptos" w:hAnsi="Aptos" w:cs="Times New Roman"/>
-        </w:rPr>
-      </w:pPr>
-      <w:r>
-        <w:rPr>
-          <w:rFonts w:ascii="Aptos" w:hAnsi="Aptos" w:cs="Times New Roman"/>
-          <w:b/>
-          <w:u w:val="single"/>
-        </w:rPr>
-        <w:t>Le</w:t>
-      </w:r>
-      <w:r>
-        <w:rPr>
-          <w:rFonts w:ascii="Aptos" w:hAnsi="Aptos" w:cs="Times New Roman"/>
-          <w:b/>
-          <w:u w:val="single"/>
+        <w:jc w:val="both"/>
+        <w:rPr>
+          <w:rFonts w:ascii="Aptos" w:hAnsi="Aptos" w:cs="Times New Roman"/>
+          <w:b/>
+          <w:lang w:val="en-US"/>
+        </w:rPr>
+      </w:pPr>
+      <w:r>
+        <w:rPr>
+          <w:rFonts w:ascii="Aptos" w:hAnsi="Aptos" w:cs="Times New Roman"/>
+          <w:b/>
+          <w:lang w:val="en-US"/>
+        </w:rPr>
+        <w:t xml:space="preserve">Le(s) </w:t>
+      </w:r>
+      <w:proofErr w:type="spellStart"/>
+      <w:r>
+        <w:rPr>
+          <w:rFonts w:ascii="Aptos" w:hAnsi="Aptos" w:cs="Times New Roman"/>
+          <w:b/>
+          <w:lang w:val="en-US"/>
+        </w:rPr>
+        <w:t>soussigné</w:t>
+      </w:r>
+      <w:proofErr w:type="spellEnd"/>
+      <w:r>
+        <w:rPr>
+          <w:rFonts w:ascii="Aptos" w:hAnsi="Aptos" w:cs="Times New Roman"/>
+          <w:b/>
+          <w:lang w:val="en-US"/>
+        </w:rPr>
+        <w:t>(s</w:t>
+      </w:r>
+      <w:proofErr w:type="gramStart"/>
+      <w:r>
+        <w:rPr>
+          <w:rFonts w:ascii="Aptos" w:hAnsi="Aptos" w:cs="Times New Roman"/>
+          <w:b/>
+          <w:lang w:val="en-US"/>
+        </w:rPr>
+        <w:t>) :</w:t>
+      </w:r>
+      <w:proofErr w:type="gramEnd"/>
+    </w:p>
+    <w:p>
+      <w:pPr>
+        <w:jc w:val="both"/>
+        <w:rPr>
+          <w:rFonts w:ascii="Aptos" w:hAnsi="Aptos" w:cs="Times New Roman"/>
+          <w:b/>
+          <w:lang w:val="en-US"/>
+        </w:rPr>
+      </w:pPr>
+      <w:r>
+        <w:rPr>
+          <w:rFonts w:ascii="Aptos" w:hAnsi="Aptos" w:cs="Times New Roman"/>
+          <w:b/>
+          <w:lang w:val="en-US"/>
+        </w:rPr>
+        <w:t>{%p for a in associes %}</w:t>
+      </w:r>
+    </w:p>
+    <w:p>
+      <w:pPr>
+        <w:jc w:val="both"/>
+        <w:rPr>
+          <w:rFonts w:ascii="Aptos" w:hAnsi="Aptos" w:cs="Times New Roman"/>
+          <w:b/>
+          <w:lang w:val="en-US"/>
+        </w:rPr>
+      </w:pPr>
+      <w:proofErr w:type="gramStart"/>
+      <w:r>
+        <w:rPr>
+          <w:rFonts w:ascii="Aptos" w:hAnsi="Aptos" w:cs="Times New Roman"/>
+          <w:b/>
+          <w:lang w:val="en-US"/>
+        </w:rPr>
+        <w:t xml:space="preserve">{{ a.civilite }} {{ a.prenom }} {{ a.nom }}, </w:t>
+      </w:r>
+      <w:r>
+        <w:rPr>
+          <w:rFonts w:ascii="Aptos" w:hAnsi="Aptos" w:cs="Times New Roman"/>
+          <w:bCs/>
+          <w:lang w:val="en-US"/>
+        </w:rPr>
+        <w:t xml:space="preserve">de </w:t>
+      </w:r>
+      <w:proofErr w:type="spellStart"/>
+      <w:r>
+        <w:rPr>
+          <w:rFonts w:ascii="Aptos" w:hAnsi="Aptos" w:cs="Times New Roman"/>
+          <w:bCs/>
+          <w:lang w:val="en-US"/>
+        </w:rPr>
+        <w:t>nationalité</w:t>
+      </w:r>
+      <w:proofErr w:type="spellEnd"/>
+      <w:r>
+        <w:rPr>
+          <w:rFonts w:ascii="Aptos" w:hAnsi="Aptos" w:cs="Times New Roman"/>
+          <w:b/>
+          <w:lang w:val="en-US"/>
         </w:rPr>
         <w:t xml:space="preserve"> </w:t>
       </w:r>
-      <w:r>
-        <w:rPr>
-          <w:rFonts w:ascii="Aptos" w:hAnsi="Aptos" w:cs="Times New Roman"/>
-          <w:b/>
-          <w:u w:val="single"/>
-        </w:rPr>
-        <w:t>soussigné :</w:t>
-      </w:r>
-    </w:p>
-    <w:p>
-      <w:pPr>
-        <w:spacing w:line="240" w:lineRule="auto"/>
-        <w:jc w:val="both"/>
-        <w:rPr>
-          <w:rFonts w:ascii="Aptos" w:hAnsi="Aptos" w:cstheme="majorBidi"/>
-          <w:b/>
-          <w:bCs/>
-        </w:rPr>
-      </w:pPr>
-      <w:bookmarkStart w:id="1" w:name="_Hlk131686853"/>
-      <w:bookmarkStart w:id="2" w:name="_Hlk144836037"/>
-      <w:bookmarkStart w:id="3" w:name="_Hlk120891490"/>
-      <w:bookmarkStart w:id="4" w:name="_Hlk129595497"/>
-      <w:bookmarkStart w:id="5" w:name="_Hlk17624380"/>
-      <w:r>
-        <w:rPr>
-          <w:rFonts w:ascii="Aptos" w:hAnsi="Aptos" w:cstheme="majorBidi"/>
-          <w:b/>
-          <w:bCs/>
-        </w:rPr>
-        <w:t>{{ CIVILITE_ASSOCIE }}</w:t>
-      </w:r>
-      <w:r>
-        <w:rPr>
-          <w:rFonts w:ascii="Aptos" w:hAnsi="Aptos" w:cstheme="majorBidi"/>
-          <w:b/>
-          <w:bCs/>
-        </w:rPr>
-        <w:t xml:space="preserve"> </w:t>
-      </w:r>
-      <w:bookmarkStart w:id="6" w:name="_Hlk119071382"/>
-      <w:bookmarkStart w:id="7" w:name="_Hlk131686783"/>
-      <w:bookmarkStart w:id="8" w:name="_Hlk131686826"/>
-      <w:bookmarkEnd w:id="1"/>
-      <w:r>
-        <w:rPr>
-          <w:rFonts w:ascii="Aptos" w:hAnsi="Aptos" w:cstheme="majorBidi"/>
-          <w:b/>
-          <w:bCs/>
-        </w:rPr>
-        <w:t>{{ PRENOM_ASSOCIE }}</w:t>
-      </w:r>
-      <w:r>
-        <w:rPr>
-          <w:rFonts w:ascii="Aptos" w:hAnsi="Aptos" w:cstheme="majorBidi"/>
-          <w:b/>
-          <w:bCs/>
-        </w:rPr>
-        <w:t xml:space="preserve"> </w:t>
-      </w:r>
-      <w:bookmarkEnd w:id="6"/>
-      <w:bookmarkEnd w:id="7"/>
-      <w:r>
-        <w:rPr>
-          <w:rFonts w:ascii="Aptos" w:hAnsi="Aptos" w:cstheme="majorBidi"/>
-          <w:b/>
-          <w:bCs/>
-        </w:rPr>
-        <w:t xml:space="preserve">{{ NOM_ASSOCIE }} </w:t>
-      </w:r>
-      <w:bookmarkEnd w:id="2"/>
-      <w:r>
-        <w:rPr>
-          <w:rFonts w:ascii="Aptos" w:hAnsi="Aptos" w:cstheme="majorBidi"/>
-          <w:b/>
-          <w:bCs/>
-        </w:rPr>
-        <w:t xml:space="preserve">de Nationalité </w:t>
-      </w:r>
-      <w:r>
-        <w:rPr>
-          <w:rFonts w:ascii="Aptos" w:hAnsi="Aptos" w:cstheme="majorBidi"/>
-          <w:b/>
-          <w:bCs/>
-        </w:rPr>
-        <w:t>{{ NATIONALITE_ASSOCIE }}</w:t>
-      </w:r>
-      <w:r>
-        <w:rPr>
-          <w:rFonts w:ascii="Aptos" w:hAnsi="Aptos" w:cstheme="majorBidi"/>
-          <w:b/>
-          <w:bCs/>
-        </w:rPr>
-        <w:t xml:space="preserve">, </w:t>
-      </w:r>
-      <w:r>
-        <w:rPr>
-          <w:rFonts w:ascii="Aptos" w:hAnsi="Aptos" w:cstheme="majorBidi"/>
-          <w:b/>
-          <w:bCs/>
-        </w:rPr>
-        <w:t xml:space="preserve">titulaire </w:t>
-      </w:r>
-      <w:r>
-        <w:rPr>
-          <w:rFonts w:ascii="Aptos" w:hAnsi="Aptos" w:cstheme="majorBidi"/>
-          <w:b/>
-          <w:bCs/>
-        </w:rPr>
-        <w:t xml:space="preserve">de </w:t>
-      </w:r>
-      <w:r>
-        <w:rPr>
-          <w:rFonts w:ascii="Aptos" w:hAnsi="Aptos" w:cstheme="majorBidi"/>
-          <w:b/>
-          <w:bCs/>
-        </w:rPr>
-        <w:t>la CIN</w:t>
-      </w:r>
-      <w:r>
-        <w:rPr>
-          <w:rFonts w:ascii="Aptos" w:hAnsi="Aptos" w:cstheme="majorBidi"/>
-          <w:b/>
-          <w:bCs/>
-        </w:rPr>
-        <w:t xml:space="preserve"> </w:t>
-      </w:r>
-      <w:r>
-        <w:rPr>
-          <w:rFonts w:ascii="Aptos" w:hAnsi="Aptos" w:cstheme="majorBidi"/>
-          <w:b/>
-          <w:bCs/>
-        </w:rPr>
-        <w:t>N</w:t>
-      </w:r>
-      <w:r>
-        <w:rPr>
-          <w:rFonts w:ascii="Aptos" w:hAnsi="Aptos" w:cstheme="majorBidi"/>
-          <w:b/>
-          <w:bCs/>
-        </w:rPr>
-        <w:t>°</w:t>
-      </w:r>
-      <w:r>
-        <w:rPr>
-          <w:rFonts w:ascii="Aptos" w:hAnsi="Aptos"/>
-        </w:rPr>
-        <w:t xml:space="preserve"> </w:t>
-      </w:r>
-      <w:r>
-        <w:rPr>
-          <w:rFonts w:ascii="Aptos" w:hAnsi="Aptos" w:cstheme="majorBidi"/>
-          <w:b/>
-          <w:bCs/>
-        </w:rPr>
-        <w:t>{{ NUMERO_CIN_ASSOCIE }}</w:t>
-      </w:r>
-      <w:r>
-        <w:rPr>
-          <w:rFonts w:ascii="Aptos" w:hAnsi="Aptos" w:cstheme="majorBidi"/>
-          <w:b/>
-          <w:bCs/>
-        </w:rPr>
-        <w:t xml:space="preserve">, né le </w:t>
-      </w:r>
-      <w:r>
-        <w:rPr>
-          <w:rFonts w:ascii="Aptos" w:hAnsi="Aptos" w:cstheme="majorBidi"/>
-          <w:b/>
-          <w:bCs/>
-        </w:rPr>
-        <w:t xml:space="preserve">{{ DATE_NAISSANCE_ASSOCIE }} </w:t>
-      </w:r>
-      <w:r>
-        <w:rPr>
-          <w:rFonts w:ascii="Aptos" w:hAnsi="Aptos" w:cstheme="majorBidi"/>
-          <w:b/>
-          <w:bCs/>
-        </w:rPr>
-        <w:t xml:space="preserve">à </w:t>
-      </w:r>
-      <w:r>
-        <w:rPr>
-          <w:rFonts w:ascii="Aptos" w:hAnsi="Aptos" w:cstheme="majorBidi"/>
-          <w:b/>
-          <w:bCs/>
-        </w:rPr>
-        <w:t>{{ LIEU_NAISSANCE_ASSOCIE }}</w:t>
-      </w:r>
-      <w:r>
-        <w:rPr>
-          <w:rFonts w:ascii="Aptos" w:hAnsi="Aptos" w:cstheme="majorBidi"/>
-          <w:b/>
-          <w:bCs/>
-        </w:rPr>
-        <w:t xml:space="preserve">, </w:t>
-      </w:r>
-      <w:r>
-        <w:rPr>
-          <w:rFonts w:ascii="Aptos" w:hAnsi="Aptos" w:cstheme="majorBidi"/>
-          <w:b/>
-          <w:bCs/>
-        </w:rPr>
-        <w:t>demeurant à</w:t>
-      </w:r>
-      <w:bookmarkEnd w:id="3"/>
-      <w:bookmarkEnd w:id="4"/>
-      <w:r>
-        <w:rPr>
-          <w:rFonts w:ascii="Aptos" w:hAnsi="Aptos" w:cstheme="majorBidi"/>
-          <w:b/>
-          <w:bCs/>
-        </w:rPr>
-        <w:t xml:space="preserve"> </w:t>
-      </w:r>
-      <w:r>
-        <w:rPr>
-          <w:rFonts w:ascii="Aptos" w:hAnsi="Aptos" w:cstheme="majorBidi"/>
-          <w:b/>
-          <w:bCs/>
-        </w:rPr>
-        <w:t>{{ ADRESSE_ASSOCIE }}</w:t>
-      </w:r>
-      <w:r>
-        <w:rPr>
-          <w:rFonts w:ascii="Aptos" w:hAnsi="Aptos" w:cstheme="majorBidi"/>
-          <w:b/>
-          <w:bCs/>
+      <w:proofErr w:type="gramStart"/>
+      <w:r>
+        <w:rPr>
+          <w:rFonts w:ascii="Aptos" w:hAnsi="Aptos" w:cs="Times New Roman"/>
+          <w:b/>
+          <w:lang w:val="en-US"/>
+        </w:rPr>
+        <w:t xml:space="preserve">{{ a.nationalite }}, titulaire de la CIN N° {{ a.num_piece }}, né(e) le {{ a.date_naiss }} à {{ a.lieu_naiss }}, demeurant à {{ a.adresse }}.{%p if not loop.last %}ET{%p endif %}{%p endfor %}Ont établis ainsi qu’il suit les statuts d’une Société à Responsabilité Limitée qu’il a décidé de former.TITRE PREMIER FORME - DENOMINATION - OBJET - SIEGE - DUREE ARTICLE 1ER - FORME Il est formé par le soussigné, propriétaire des parts ci-après créées et de celles qui pourraient l’être ultérieurement, une société à responsabilité limitée à associé unique qui sera régie par les lois et règlements en vigueur et notamment le dahir n° 1-97-49 du 5 chaoual 1417 (13 février 1997) portant promulgation de la loi n° 5-96 modifié par le Dahir n°1-06-21 (14 février 2006) portant promulgation de la loi n° 21-05 et le Dahir n°1-11-39 du 29 joumada II 1432 (2 juin 2011) portant promulgation de la loi 24-10, ainsi que par les présents statuts.ARTICLE 2- DENOMINATIONLa dénomination sociale est : {{DENOMINATION_SOCIALE }} </w:t>
+      </w:r>
+      <w:r>
+        <w:rPr>
+          <w:rFonts w:ascii="Aptos" w:hAnsi="Aptos" w:cs="Times New Roman"/>
+        </w:rPr>
+        <w:t>société</w:t>
+      </w:r>
+      <w:r>
+        <w:rPr>
+          <w:rFonts w:ascii="Aptos" w:hAnsi="Aptos" w:cs="Times New Roman"/>
+        </w:rPr>
+        <w:t xml:space="preserve"> à responsabilité limitée</w:t>
+      </w:r>
+      <w:r>
+        <w:rPr>
+          <w:rFonts w:ascii="Aptos" w:hAnsi="Aptos" w:cs="Times New Roman"/>
+        </w:rPr>
+        <w:t xml:space="preserve"> à associé unique</w:t>
+      </w:r>
+      <w:r>
+        <w:rPr>
+          <w:rFonts w:ascii="Aptos" w:hAnsi="Aptos" w:cs="Times New Roman"/>
         </w:rPr>
         <w:t>.</w:t>
-      </w:r>
-      <w:bookmarkEnd w:id="8"/>
-    </w:p>
-    <w:bookmarkEnd w:id="5"/>
-    <w:p>
-      <w:pPr>
-        <w:jc w:val="both"/>
-        <w:rPr>
-          <w:rFonts w:ascii="Aptos" w:hAnsi="Aptos" w:cs="Times New Roman"/>
-        </w:rPr>
-      </w:pPr>
-      <w:r>
-        <w:rPr>
-          <w:rFonts w:ascii="Aptos" w:hAnsi="Aptos" w:cs="Times New Roman"/>
-        </w:rPr>
-        <w:t>A</w:t>
-      </w:r>
-      <w:r>
-        <w:rPr>
-          <w:rFonts w:ascii="Aptos" w:hAnsi="Aptos" w:cs="Times New Roman"/>
-        </w:rPr>
-        <w:t xml:space="preserve"> établi ainsi qu’il suit les statuts d’une Société à Responsabilité Limitée</w:t>
-      </w:r>
-      <w:r>
-        <w:rPr>
-          <w:rFonts w:ascii="Aptos" w:hAnsi="Aptos" w:cs="Times New Roman"/>
-        </w:rPr>
-        <w:t xml:space="preserve"> </w:t>
-      </w:r>
-      <w:r>
-        <w:rPr>
-          <w:rFonts w:ascii="Aptos" w:hAnsi="Aptos" w:cs="Times New Roman"/>
-        </w:rPr>
-        <w:t>à associé unique qu’il a</w:t>
-      </w:r>
-      <w:r>
-        <w:rPr>
-          <w:rFonts w:ascii="Aptos" w:hAnsi="Aptos" w:cs="Times New Roman"/>
-        </w:rPr>
-        <w:t xml:space="preserve"> décidé de former.</w:t>
-      </w:r>
-    </w:p>
-    <w:p>
-      <w:pPr>
-        <w:pStyle w:val="Titre7"/>
-        <w:numPr>
-          <w:ilvl w:val="12"/>
-          <w:numId w:val="0"/>
-        </w:numPr>
-        <w:ind w:left="283" w:hanging="283"/>
-        <w:rPr>
-          <w:rFonts w:ascii="Aptos" w:hAnsi="Aptos"/>
-          <w:sz w:val="22"/>
-          <w:szCs w:val="22"/>
-        </w:rPr>
-      </w:pPr>
-      <w:r>
-        <w:rPr>
-          <w:rFonts w:ascii="Aptos" w:hAnsi="Aptos"/>
-          <w:sz w:val="22"/>
-          <w:szCs w:val="22"/>
-        </w:rPr>
-        <w:t xml:space="preserve">TITRE PREMIER </w:t>
-      </w:r>
-    </w:p>
-    <w:p>
-      <w:pPr>
-        <w:pStyle w:val="Titre7"/>
-        <w:numPr>
-          <w:ilvl w:val="12"/>
-          <w:numId w:val="0"/>
-        </w:numPr>
-        <w:ind w:left="283" w:hanging="283"/>
-        <w:rPr>
-          <w:rFonts w:ascii="Aptos" w:hAnsi="Aptos"/>
-          <w:sz w:val="22"/>
-          <w:szCs w:val="22"/>
-        </w:rPr>
-      </w:pPr>
-      <w:r>
-        <w:rPr>
-          <w:rFonts w:ascii="Aptos" w:hAnsi="Aptos"/>
-          <w:sz w:val="22"/>
-          <w:szCs w:val="22"/>
-        </w:rPr>
-        <w:t xml:space="preserve">FORME - DENOMINATION - OBJET - SIEGE - DUREE </w:t>
       </w:r>
     </w:p>
     <w:p>
@@ -709,10 +510,140 @@
         <w:outlineLvl w:val="0"/>
         <w:rPr>
           <w:rFonts w:ascii="Aptos" w:hAnsi="Aptos" w:cs="Times New Roman"/>
-          <w:b/>
-          <w:u w:val="single"/>
-        </w:rPr>
-      </w:pPr>
+        </w:rPr>
+      </w:pPr>
+      <w:r>
+        <w:rPr>
+          <w:rFonts w:ascii="Aptos" w:hAnsi="Aptos" w:cs="Times New Roman"/>
+        </w:rPr>
+        <w:t xml:space="preserve">Dans tous les actes, lettres, factures, quittances, annonces, publications et en général dans tous document </w:t>
+      </w:r>
+      <w:r>
+        <w:rPr>
+          <w:rFonts w:ascii="Aptos" w:hAnsi="Aptos" w:cs="Times New Roman"/>
+        </w:rPr>
+        <w:t>émanant de</w:t>
+      </w:r>
+      <w:r>
+        <w:rPr>
+          <w:rFonts w:ascii="Aptos" w:hAnsi="Aptos" w:cs="Times New Roman"/>
+        </w:rPr>
+        <w:t xml:space="preserve"> la société, la dénominati</w:t>
+      </w:r>
+      <w:r>
+        <w:rPr>
+          <w:rFonts w:ascii="Aptos" w:hAnsi="Aptos" w:cs="Times New Roman"/>
+        </w:rPr>
+        <w:t>o</w:t>
+      </w:r>
+      <w:r>
+        <w:rPr>
+          <w:rFonts w:ascii="Aptos" w:hAnsi="Aptos" w:cs="Times New Roman"/>
+        </w:rPr>
+        <w:t>n sociale d</w:t>
+      </w:r>
+      <w:r>
+        <w:rPr>
+          <w:rFonts w:ascii="Aptos" w:hAnsi="Aptos" w:cs="Times New Roman"/>
+        </w:rPr>
+        <w:t>o</w:t>
+      </w:r>
+      <w:r>
+        <w:rPr>
+          <w:rFonts w:ascii="Aptos" w:hAnsi="Aptos" w:cs="Times New Roman"/>
+        </w:rPr>
+        <w:t xml:space="preserve">it toujours être précédée </w:t>
+      </w:r>
+      <w:r>
+        <w:rPr>
+          <w:rFonts w:ascii="Aptos" w:hAnsi="Aptos" w:cs="Times New Roman"/>
+        </w:rPr>
+        <w:t>o</w:t>
+      </w:r>
+      <w:r>
+        <w:rPr>
+          <w:rFonts w:ascii="Aptos" w:hAnsi="Aptos" w:cs="Times New Roman"/>
+        </w:rPr>
+        <w:t>u suivie immédiatement de la mention</w:t>
+      </w:r>
+      <w:r>
+        <w:rPr>
+          <w:rFonts w:ascii="Aptos" w:hAnsi="Aptos" w:cs="Times New Roman"/>
+        </w:rPr>
+        <w:t xml:space="preserve"> </w:t>
+      </w:r>
+      <w:r>
+        <w:rPr>
+          <w:rFonts w:ascii="Aptos" w:hAnsi="Aptos" w:cs="Times New Roman"/>
+        </w:rPr>
+        <w:t>« </w:t>
+      </w:r>
+      <w:r>
+        <w:rPr>
+          <w:rFonts w:ascii="Aptos" w:hAnsi="Aptos" w:cs="Times New Roman"/>
+        </w:rPr>
+        <w:t xml:space="preserve">société à responsabilité </w:t>
+      </w:r>
+      <w:r>
+        <w:rPr>
+          <w:rFonts w:ascii="Aptos" w:hAnsi="Aptos" w:cs="Times New Roman"/>
+        </w:rPr>
+        <w:t>limitée à</w:t>
+      </w:r>
+      <w:r>
+        <w:rPr>
+          <w:rFonts w:ascii="Aptos" w:hAnsi="Aptos" w:cs="Times New Roman"/>
+        </w:rPr>
+        <w:t xml:space="preserve"> associé </w:t>
+      </w:r>
+      <w:r>
+        <w:rPr>
+          <w:rFonts w:ascii="Aptos" w:hAnsi="Aptos" w:cs="Times New Roman"/>
+        </w:rPr>
+        <w:t>unique »</w:t>
+      </w:r>
+      <w:r>
+        <w:rPr>
+          <w:rFonts w:ascii="Aptos" w:hAnsi="Aptos" w:cs="Times New Roman"/>
+        </w:rPr>
+        <w:t xml:space="preserve"> </w:t>
+      </w:r>
+      <w:r>
+        <w:rPr>
+          <w:rFonts w:ascii="Aptos" w:hAnsi="Aptos" w:cs="Times New Roman"/>
+        </w:rPr>
+        <w:t>ou des initiales S.A.R.L</w:t>
+      </w:r>
+      <w:r>
+        <w:rPr>
+          <w:rFonts w:ascii="Aptos" w:hAnsi="Aptos" w:cs="Times New Roman"/>
+        </w:rPr>
+        <w:t xml:space="preserve"> </w:t>
+      </w:r>
+      <w:r>
+        <w:rPr>
+          <w:rFonts w:ascii="Aptos" w:hAnsi="Aptos" w:cs="Times New Roman"/>
+        </w:rPr>
+        <w:t>AU,</w:t>
+      </w:r>
+      <w:r>
+        <w:rPr>
+          <w:rFonts w:ascii="Aptos" w:hAnsi="Aptos" w:cs="Times New Roman"/>
+        </w:rPr>
+        <w:t xml:space="preserve"> ainsi que l’énonciation du montant du capital </w:t>
+      </w:r>
+      <w:r>
+        <w:rPr>
+          <w:rFonts w:ascii="Aptos" w:hAnsi="Aptos" w:cs="Times New Roman"/>
+        </w:rPr>
+        <w:t>social,</w:t>
+      </w:r>
+      <w:r>
+        <w:rPr>
+          <w:rFonts w:ascii="Aptos" w:hAnsi="Aptos" w:cs="Times New Roman"/>
+        </w:rPr>
+        <w:t xml:space="preserve"> du siège social et du numéro d’immatriculation au Registre du Commerce.</w:t>
+      </w:r>
     </w:p>
     <w:p>
       <w:pPr>
@@ -731,40 +662,19 @@
           <w:b/>
           <w:u w:val="single"/>
         </w:rPr>
-        <w:t>ARTICLE 1</w:t>
+        <w:t xml:space="preserve">ARTICLE 3 </w:t>
       </w:r>
       <w:r>
         <w:rPr>
           <w:rFonts w:ascii="Aptos" w:hAnsi="Aptos" w:cs="Times New Roman"/>
           <w:b/>
           <w:u w:val="single"/>
-          <w:vertAlign w:val="superscript"/>
-        </w:rPr>
-        <w:t>ER</w:t>
-      </w:r>
-      <w:r>
-        <w:rPr>
-          <w:rFonts w:ascii="Aptos" w:hAnsi="Aptos" w:cs="Times New Roman"/>
-          <w:b/>
-          <w:u w:val="single"/>
-        </w:rPr>
-        <w:t xml:space="preserve"> -</w:t>
-      </w:r>
-      <w:r>
-        <w:rPr>
-          <w:rFonts w:ascii="Aptos" w:hAnsi="Aptos" w:cs="Times New Roman"/>
-          <w:b/>
-          <w:u w:val="single"/>
-        </w:rPr>
-        <w:t xml:space="preserve"> FORME </w:t>
-      </w:r>
-    </w:p>
-    <w:p>
-      <w:pPr>
-        <w:numPr>
-          <w:ilvl w:val="12"/>
-          <w:numId w:val="0"/>
-        </w:numPr>
+        </w:rPr>
+        <w:t>- OBJET</w:t>
+      </w:r>
+    </w:p>
+    <w:p>
+      <w:pPr>
         <w:spacing w:line="240" w:lineRule="auto"/>
         <w:jc w:val="both"/>
         <w:rPr>
@@ -775,19 +685,129 @@
         <w:rPr>
           <w:rFonts w:ascii="Aptos" w:hAnsi="Aptos" w:cs="Times New Roman"/>
         </w:rPr>
-        <w:t>Il est formé par le</w:t>
-      </w:r>
-      <w:r>
-        <w:rPr>
-          <w:rFonts w:ascii="Aptos" w:hAnsi="Aptos" w:cs="Times New Roman"/>
-        </w:rPr>
-        <w:t xml:space="preserve"> soussigné</w:t>
-      </w:r>
-      <w:r>
-        <w:rPr>
-          <w:rFonts w:ascii="Aptos" w:hAnsi="Aptos" w:cs="Times New Roman"/>
-        </w:rPr>
-        <w:t>, propriétaire</w:t>
+        <w:t>La société a pour objet tant au Maroc qu’à l’étranger tant pour son compte que pour le compte des tiers :</w:t>
+      </w:r>
+    </w:p>
+    <w:p>
+      <w:pPr>
+        <w:spacing w:after="0"/>
+        <w:rPr>
+          <w:rFonts w:ascii="Aptos" w:hAnsi="Aptos" w:cs="Times New Roman"/>
+          <w:b/>
+          <w:bCs/>
+          <w:lang w:val="en-US"/>
+        </w:rPr>
+      </w:pPr>
+      <w:bookmarkStart w:id="1" w:name="_Hlk131759399"/>
+      <w:r>
+        <w:rPr>
+          <w:rFonts w:ascii="Aptos" w:hAnsi="Aptos" w:cs="Times New Roman"/>
+          <w:b/>
+          <w:bCs/>
+          <w:lang w:val="en-US"/>
+        </w:rPr>
+        <w:t>{%p for a in ACTIVITES_</w:t>
+      </w:r>
+      <w:proofErr w:type="gramStart"/>
+      <w:r>
+        <w:rPr>
+          <w:rFonts w:ascii="Aptos" w:hAnsi="Aptos" w:cs="Times New Roman"/>
+          <w:b/>
+          <w:bCs/>
+          <w:lang w:val="en-US"/>
+        </w:rPr>
+        <w:t>LIST %}</w:t>
+      </w:r>
+      <w:proofErr w:type="gramEnd"/>
+    </w:p>
+    <w:p>
+      <w:pPr>
+        <w:pStyle w:val="Paragraphedeliste"/>
+        <w:numPr>
+          <w:ilvl w:val="0"/>
+          <w:numId w:val="20"/>
+        </w:numPr>
+        <w:spacing w:after="0"/>
+        <w:rPr>
+          <w:rFonts w:ascii="Aptos" w:hAnsi="Aptos" w:cs="Times New Roman"/>
+          <w:b/>
+          <w:bCs/>
+        </w:rPr>
+      </w:pPr>
+      <w:proofErr w:type="gramStart"/>
+      <w:r>
+        <w:rPr>
+          <w:rFonts w:ascii="Aptos" w:hAnsi="Aptos" w:cs="Times New Roman"/>
+          <w:b/>
+          <w:bCs/>
+        </w:rPr>
+        <w:t>{{ a }}</w:t>
+      </w:r>
+    </w:p>
+    <w:p>
+      <w:pPr>
+        <w:spacing w:after="0"/>
+        <w:rPr>
+          <w:rFonts w:ascii="Aptos" w:hAnsi="Aptos" w:cs="Times New Roman"/>
+          <w:b/>
+          <w:bCs/>
+        </w:rPr>
+      </w:pPr>
+      <w:r>
+        <w:rPr>
+          <w:rFonts w:ascii="Aptos" w:hAnsi="Aptos" w:cs="Times New Roman"/>
+          <w:b/>
+          <w:bCs/>
+        </w:rPr>
+        <w:t xml:space="preserve">{%p </w:t>
+      </w:r>
+      <w:proofErr w:type="spellStart"/>
+      <w:r>
+        <w:rPr>
+          <w:rFonts w:ascii="Aptos" w:hAnsi="Aptos" w:cs="Times New Roman"/>
+          <w:b/>
+          <w:bCs/>
+        </w:rPr>
+        <w:t>endfor</w:t>
+      </w:r>
+      <w:proofErr w:type="spellEnd"/>
+      <w:r>
+        <w:rPr>
+          <w:rFonts w:ascii="Aptos" w:hAnsi="Aptos" w:cs="Times New Roman"/>
+          <w:b/>
+          <w:bCs/>
+        </w:rPr>
+        <w:t xml:space="preserve"> %}</w:t>
+      </w:r>
+    </w:p>
+    <w:bookmarkEnd w:id="1"/>
+    <w:p>
+      <w:pPr>
+        <w:spacing w:after="0" w:line="240" w:lineRule="auto"/>
+        <w:rPr>
+          <w:rFonts w:ascii="Aptos" w:hAnsi="Aptos" w:cs="Times New Roman"/>
+        </w:rPr>
+      </w:pPr>
+    </w:p>
+    <w:p>
+      <w:pPr>
+        <w:spacing w:after="0" w:line="240" w:lineRule="auto"/>
+        <w:jc w:val="both"/>
+        <w:rPr>
+          <w:rFonts w:ascii="Aptos" w:hAnsi="Aptos" w:cs="Times New Roman"/>
+        </w:rPr>
+      </w:pPr>
+      <w:r>
+        <w:rPr>
+          <w:rFonts w:ascii="Aptos" w:hAnsi="Aptos" w:cs="Times New Roman"/>
+        </w:rPr>
+        <w:t xml:space="preserve">Et plus </w:t>
+      </w:r>
+      <w:r>
+        <w:rPr>
+          <w:rFonts w:ascii="Aptos" w:hAnsi="Aptos" w:cs="Times New Roman"/>
+        </w:rPr>
+        <w:t>généralement, toutes</w:t>
       </w:r>
       <w:r>
         <w:rPr>
@@ -799,65 +819,31 @@
         <w:rPr>
           <w:rFonts w:ascii="Aptos" w:hAnsi="Aptos" w:cs="Times New Roman"/>
         </w:rPr>
-        <w:t>des parts ci-après créées et de celles qui pourraient l’être ultérieurement, une société à responsabilité limitée</w:t>
-      </w:r>
-      <w:r>
-        <w:rPr>
-          <w:rFonts w:ascii="Aptos" w:hAnsi="Aptos" w:cs="Times New Roman"/>
-        </w:rPr>
-        <w:t xml:space="preserve"> à associé unique</w:t>
-      </w:r>
-      <w:r>
-        <w:rPr>
-          <w:rFonts w:ascii="Aptos" w:hAnsi="Aptos" w:cs="Times New Roman"/>
-        </w:rPr>
-        <w:t xml:space="preserve"> </w:t>
-      </w:r>
-      <w:r>
-        <w:rPr>
-          <w:rFonts w:ascii="Aptos" w:hAnsi="Aptos" w:cs="Times New Roman"/>
-        </w:rPr>
-        <w:t xml:space="preserve">qui sera régie par les lois et règlements en vigueur et notamment le dahir n° 1-97-49 du 5 </w:t>
-      </w:r>
-      <w:proofErr w:type="spellStart"/>
-      <w:r>
-        <w:rPr>
-          <w:rFonts w:ascii="Aptos" w:hAnsi="Aptos" w:cs="Times New Roman"/>
-        </w:rPr>
-        <w:t>chaoual</w:t>
-      </w:r>
-      <w:proofErr w:type="spellEnd"/>
-      <w:r>
-        <w:rPr>
-          <w:rFonts w:ascii="Aptos" w:hAnsi="Aptos" w:cs="Times New Roman"/>
-        </w:rPr>
-        <w:t xml:space="preserve"> 1417 (13 février 1997) portant promulgation de la loi n° 5-96 </w:t>
-      </w:r>
-      <w:r>
-        <w:rPr>
-          <w:rFonts w:ascii="Aptos" w:hAnsi="Aptos" w:cs="Times New Roman"/>
-        </w:rPr>
-        <w:t xml:space="preserve">modifié par le Dahir n°1-06-21 (14 février 2006) portant promulgation de la loi n° 21-05 et le Dahir n°1-11-39 du 29 </w:t>
-      </w:r>
-      <w:proofErr w:type="spellStart"/>
-      <w:r>
-        <w:rPr>
-          <w:rFonts w:ascii="Aptos" w:hAnsi="Aptos" w:cs="Times New Roman"/>
-        </w:rPr>
-        <w:t>joumada</w:t>
-      </w:r>
-      <w:proofErr w:type="spellEnd"/>
-      <w:r>
-        <w:rPr>
-          <w:rFonts w:ascii="Aptos" w:hAnsi="Aptos" w:cs="Times New Roman"/>
-        </w:rPr>
-        <w:t xml:space="preserve"> II 1432 (2 juin 2011) portant promulgation de la loi 24-10, </w:t>
-      </w:r>
-      <w:r>
-        <w:rPr>
-          <w:rFonts w:ascii="Aptos" w:hAnsi="Aptos" w:cs="Times New Roman"/>
-        </w:rPr>
-        <w:t>ainsi que par les présents statuts.</w:t>
+        <w:t xml:space="preserve">opérations commerciales, industrielles, </w:t>
+      </w:r>
+      <w:r>
+        <w:rPr>
+          <w:rFonts w:ascii="Aptos" w:hAnsi="Aptos" w:cs="Times New Roman"/>
+        </w:rPr>
+        <w:t>immobiliers</w:t>
+      </w:r>
+      <w:r>
+        <w:rPr>
+          <w:rFonts w:ascii="Aptos" w:hAnsi="Aptos" w:cs="Times New Roman"/>
+        </w:rPr>
+        <w:t xml:space="preserve">, </w:t>
+      </w:r>
+      <w:r>
+        <w:rPr>
+          <w:rFonts w:ascii="Aptos" w:hAnsi="Aptos" w:cs="Times New Roman"/>
+        </w:rPr>
+        <w:t>mobilières</w:t>
+      </w:r>
+      <w:r>
+        <w:rPr>
+          <w:rFonts w:ascii="Aptos" w:hAnsi="Aptos" w:cs="Times New Roman"/>
+        </w:rPr>
+        <w:t xml:space="preserve"> et financiers, se rattachant directement ou indirectement aux objets précités, ou susceptibles d’en favoriser la réalisation et le développement, ainsi que toute participation directe ou indirecte, sous quelque forme que ce soit, dans les entreprises poursuivants des buts similaires ou connexes. </w:t>
       </w:r>
     </w:p>
     <w:p>
@@ -877,7 +863,7 @@
           <w:b/>
           <w:u w:val="single"/>
         </w:rPr>
-        <w:t>ARTICLE 2</w:t>
+        <w:t xml:space="preserve">ARTICLE 4 </w:t>
       </w:r>
       <w:r>
         <w:rPr>
@@ -885,7 +871,112 @@
           <w:b/>
           <w:u w:val="single"/>
         </w:rPr>
-        <w:t>- DENOMINATION</w:t>
+        <w:t>- SIEGE</w:t>
+      </w:r>
+      <w:r>
+        <w:rPr>
+          <w:rFonts w:ascii="Aptos" w:hAnsi="Aptos" w:cs="Times New Roman"/>
+          <w:b/>
+          <w:u w:val="single"/>
+        </w:rPr>
+        <w:t xml:space="preserve"> SOCIAL </w:t>
+      </w:r>
+    </w:p>
+    <w:p>
+      <w:pPr>
+        <w:rPr>
+          <w:rFonts w:ascii="Aptos" w:hAnsi="Aptos" w:cs="Times New Roman"/>
+          <w:b/>
+          <w:bCs/>
+        </w:rPr>
+      </w:pPr>
+      <w:r>
+        <w:rPr>
+          <w:rFonts w:ascii="Aptos" w:hAnsi="Aptos" w:cs="Times New Roman"/>
+        </w:rPr>
+        <w:lastRenderedPageBreak/>
+        <w:t>Le siège social</w:t>
+      </w:r>
+      <w:r>
+        <w:rPr>
+          <w:rFonts w:ascii="Aptos" w:hAnsi="Aptos" w:cs="Times New Roman"/>
+        </w:rPr>
+        <w:t xml:space="preserve"> est fixé à : </w:t>
+      </w:r>
+      <w:r>
+        <w:rPr>
+          <w:rFonts w:ascii="Aptos" w:hAnsi="Aptos" w:cs="Times New Roman"/>
+          <w:b/>
+        </w:rPr>
+        <w:t>{{ ADRESSE_SIEGE_SOCIAL }} -</w:t>
+      </w:r>
+      <w:r>
+        <w:rPr>
+          <w:rFonts w:ascii="Aptos" w:hAnsi="Aptos" w:cs="Times New Roman"/>
+          <w:b/>
+        </w:rPr>
+        <w:t xml:space="preserve">Casablanca </w:t>
+      </w:r>
+      <w:r>
+        <w:rPr>
+          <w:rFonts w:ascii="Aptos" w:hAnsi="Aptos" w:cs="Times New Roman"/>
+          <w:b/>
+          <w:bCs/>
+        </w:rPr>
+        <w:t>–</w:t>
+      </w:r>
+      <w:r>
+        <w:rPr>
+          <w:rFonts w:ascii="Aptos" w:hAnsi="Aptos" w:cs="Times New Roman"/>
+          <w:b/>
+          <w:bCs/>
+        </w:rPr>
+        <w:t>Maroc</w:t>
+      </w:r>
+      <w:r>
+        <w:rPr>
+          <w:rFonts w:ascii="Aptos" w:hAnsi="Aptos" w:cs="Times New Roman"/>
+          <w:b/>
+          <w:bCs/>
+        </w:rPr>
+        <w:t>.</w:t>
+      </w:r>
+    </w:p>
+    <w:p>
+      <w:pPr>
+        <w:rPr>
+          <w:rFonts w:ascii="Aptos" w:hAnsi="Aptos" w:cs="Times New Roman"/>
+        </w:rPr>
+      </w:pPr>
+      <w:r>
+        <w:rPr>
+          <w:rFonts w:ascii="Aptos" w:hAnsi="Aptos" w:cs="Times New Roman"/>
+        </w:rPr>
+        <w:t>Il pourra être transféré en tout autre endroit au Maroc en vertu d’une décision</w:t>
+      </w:r>
+      <w:r>
+        <w:rPr>
+          <w:rFonts w:ascii="Aptos" w:hAnsi="Aptos" w:cs="Times New Roman"/>
+        </w:rPr>
+        <w:t xml:space="preserve"> de l’associé unique</w:t>
+      </w:r>
+      <w:r>
+        <w:rPr>
+          <w:rFonts w:ascii="Aptos" w:hAnsi="Aptos" w:cs="Times New Roman"/>
+        </w:rPr>
+        <w:t xml:space="preserve">, des succursales ou agences peuvent être créées, dans la même ville par simple décision de </w:t>
+      </w:r>
+      <w:r>
+        <w:rPr>
+          <w:rFonts w:ascii="Aptos" w:hAnsi="Aptos" w:cs="Times New Roman"/>
+        </w:rPr>
+        <w:t>la gérance</w:t>
+      </w:r>
+      <w:r>
+        <w:rPr>
+          <w:rFonts w:ascii="Aptos" w:hAnsi="Aptos" w:cs="Times New Roman"/>
+        </w:rPr>
+        <w:t>.</w:t>
       </w:r>
     </w:p>
     <w:p>
@@ -895,247 +986,257 @@
         <w:outlineLvl w:val="0"/>
         <w:rPr>
           <w:rFonts w:ascii="Aptos" w:hAnsi="Aptos" w:cs="Times New Roman"/>
-        </w:rPr>
-      </w:pPr>
-      <w:r>
-        <w:rPr>
-          <w:rFonts w:ascii="Aptos" w:hAnsi="Aptos" w:cs="Times New Roman"/>
-        </w:rPr>
-        <w:t>La dénomination sociale est </w:t>
-      </w:r>
-      <w:r>
-        <w:rPr>
-          <w:rFonts w:ascii="Aptos" w:hAnsi="Aptos" w:cs="Times New Roman"/>
-        </w:rPr>
-        <w:t>:</w:t>
-      </w:r>
-      <w:r>
-        <w:rPr>
-          <w:rFonts w:ascii="Aptos" w:hAnsi="Aptos"/>
-        </w:rPr>
-        <w:t xml:space="preserve"> </w:t>
-      </w:r>
-      <w:r>
-        <w:rPr>
-          <w:rFonts w:ascii="Aptos" w:hAnsi="Aptos" w:cs="Times New Roman"/>
-          <w:b/>
-          <w:color w:val="000000"/>
-        </w:rPr>
-        <w:t xml:space="preserve">{{ DENOMINATION_SOCIALE }} </w:t>
-      </w:r>
-      <w:r>
-        <w:rPr>
-          <w:rFonts w:ascii="Aptos" w:hAnsi="Aptos" w:cs="Times New Roman"/>
-        </w:rPr>
-        <w:t>société</w:t>
-      </w:r>
-      <w:r>
-        <w:rPr>
-          <w:rFonts w:ascii="Aptos" w:hAnsi="Aptos" w:cs="Times New Roman"/>
-        </w:rPr>
-        <w:t xml:space="preserve"> à responsabilité limitée</w:t>
-      </w:r>
-      <w:r>
-        <w:rPr>
-          <w:rFonts w:ascii="Aptos" w:hAnsi="Aptos" w:cs="Times New Roman"/>
-        </w:rPr>
-        <w:t xml:space="preserve"> à associé unique</w:t>
-      </w:r>
-      <w:r>
-        <w:rPr>
-          <w:rFonts w:ascii="Aptos" w:hAnsi="Aptos" w:cs="Times New Roman"/>
-        </w:rPr>
-        <w:t>.</w:t>
+          <w:b/>
+          <w:u w:val="single"/>
+        </w:rPr>
+      </w:pPr>
+      <w:r>
+        <w:rPr>
+          <w:rFonts w:ascii="Aptos" w:hAnsi="Aptos" w:cs="Times New Roman"/>
+          <w:b/>
+          <w:u w:val="single"/>
+        </w:rPr>
+        <w:t>ARTICLE 5- DUREE</w:t>
       </w:r>
     </w:p>
     <w:p>
       <w:pPr>
         <w:spacing w:line="240" w:lineRule="auto"/>
         <w:jc w:val="both"/>
-        <w:outlineLvl w:val="0"/>
-        <w:rPr>
-          <w:rFonts w:ascii="Aptos" w:hAnsi="Aptos" w:cs="Times New Roman"/>
-        </w:rPr>
-      </w:pPr>
-      <w:r>
-        <w:rPr>
-          <w:rFonts w:ascii="Aptos" w:hAnsi="Aptos" w:cs="Times New Roman"/>
-        </w:rPr>
-        <w:t xml:space="preserve">Dans tous les actes, lettres, factures, quittances, annonces, publications et en général dans tous document </w:t>
-      </w:r>
-      <w:r>
-        <w:rPr>
-          <w:rFonts w:ascii="Aptos" w:hAnsi="Aptos" w:cs="Times New Roman"/>
-        </w:rPr>
-        <w:t>émanant de</w:t>
-      </w:r>
-      <w:r>
-        <w:rPr>
-          <w:rFonts w:ascii="Aptos" w:hAnsi="Aptos" w:cs="Times New Roman"/>
-        </w:rPr>
-        <w:t xml:space="preserve"> la société, la dénominati</w:t>
-      </w:r>
-      <w:r>
-        <w:rPr>
-          <w:rFonts w:ascii="Aptos" w:hAnsi="Aptos" w:cs="Times New Roman"/>
-        </w:rPr>
-        <w:t>o</w:t>
-      </w:r>
-      <w:r>
-        <w:rPr>
-          <w:rFonts w:ascii="Aptos" w:hAnsi="Aptos" w:cs="Times New Roman"/>
-        </w:rPr>
-        <w:t>n sociale d</w:t>
-      </w:r>
-      <w:r>
-        <w:rPr>
-          <w:rFonts w:ascii="Aptos" w:hAnsi="Aptos" w:cs="Times New Roman"/>
-        </w:rPr>
-        <w:t>o</w:t>
-      </w:r>
-      <w:r>
-        <w:rPr>
-          <w:rFonts w:ascii="Aptos" w:hAnsi="Aptos" w:cs="Times New Roman"/>
-        </w:rPr>
-        <w:t xml:space="preserve">it toujours être précédée </w:t>
-      </w:r>
-      <w:r>
-        <w:rPr>
-          <w:rFonts w:ascii="Aptos" w:hAnsi="Aptos" w:cs="Times New Roman"/>
-        </w:rPr>
-        <w:t>o</w:t>
-      </w:r>
-      <w:r>
-        <w:rPr>
-          <w:rFonts w:ascii="Aptos" w:hAnsi="Aptos" w:cs="Times New Roman"/>
-        </w:rPr>
-        <w:t>u suivie immédiatement de la mention</w:t>
-      </w:r>
-      <w:r>
-        <w:rPr>
-          <w:rFonts w:ascii="Aptos" w:hAnsi="Aptos" w:cs="Times New Roman"/>
+        <w:rPr>
+          <w:rFonts w:ascii="Aptos" w:hAnsi="Aptos" w:cs="Times New Roman"/>
+        </w:rPr>
+      </w:pPr>
+      <w:r>
+        <w:rPr>
+          <w:rFonts w:ascii="Aptos" w:hAnsi="Aptos" w:cs="Times New Roman"/>
+        </w:rPr>
+        <w:t xml:space="preserve">La durée de la société est fixée à </w:t>
+      </w:r>
+      <w:r>
+        <w:rPr>
+          <w:rFonts w:ascii="Aptos" w:hAnsi="Aptos" w:cs="Times New Roman"/>
+        </w:rPr>
+        <w:t>quatre-vingt-dix-neuf</w:t>
+      </w:r>
+      <w:r>
+        <w:rPr>
+          <w:rFonts w:ascii="Aptos" w:hAnsi="Aptos" w:cs="Times New Roman"/>
+        </w:rPr>
+        <w:t xml:space="preserve"> (99) ans, à compter de son immatriculation au Registre du Commerce, sauf cas de dissolution anticipée ou prorogation</w:t>
+      </w:r>
+      <w:r>
+        <w:rPr>
+          <w:rFonts w:ascii="Aptos" w:hAnsi="Aptos" w:cs="Times New Roman"/>
+        </w:rPr>
+        <w:t xml:space="preserve"> prévus aux présents statuts.</w:t>
+      </w:r>
+    </w:p>
+    <w:p>
+      <w:pPr>
+        <w:pStyle w:val="Titre7"/>
+        <w:numPr>
+          <w:ilvl w:val="12"/>
+          <w:numId w:val="0"/>
+        </w:numPr>
+        <w:ind w:left="283" w:hanging="283"/>
+        <w:rPr>
+          <w:rFonts w:ascii="Aptos" w:hAnsi="Aptos"/>
+          <w:sz w:val="22"/>
+          <w:szCs w:val="22"/>
+        </w:rPr>
+      </w:pPr>
+      <w:r>
+        <w:rPr>
+          <w:rFonts w:ascii="Aptos" w:hAnsi="Aptos"/>
+          <w:sz w:val="22"/>
+          <w:szCs w:val="22"/>
+        </w:rPr>
+        <w:t xml:space="preserve">TITRE DEUXIEME </w:t>
+      </w:r>
+    </w:p>
+    <w:p>
+      <w:pPr>
+        <w:pStyle w:val="Titre7"/>
+        <w:numPr>
+          <w:ilvl w:val="12"/>
+          <w:numId w:val="0"/>
+        </w:numPr>
+        <w:ind w:left="283" w:hanging="283"/>
+        <w:rPr>
+          <w:rFonts w:ascii="Aptos" w:hAnsi="Aptos"/>
+          <w:sz w:val="22"/>
+          <w:szCs w:val="22"/>
+        </w:rPr>
+      </w:pPr>
+      <w:r>
+        <w:rPr>
+          <w:rFonts w:ascii="Aptos" w:hAnsi="Aptos"/>
+          <w:sz w:val="22"/>
+          <w:szCs w:val="22"/>
+        </w:rPr>
+        <w:t xml:space="preserve">CAPITAL_SOCIAL SOCIAL – NOMBRE_PARTS_ASSOCIE SOCIALES </w:t>
+      </w:r>
+    </w:p>
+    <w:p>
+      <w:pPr>
+        <w:numPr>
+          <w:ilvl w:val="12"/>
+          <w:numId w:val="0"/>
+        </w:numPr>
+        <w:rPr>
+          <w:rFonts w:ascii="Aptos" w:hAnsi="Aptos" w:cs="Times New Roman"/>
+          <w:b/>
+          <w:u w:val="single"/>
+        </w:rPr>
+      </w:pPr>
+    </w:p>
+    <w:p>
+      <w:pPr>
+        <w:numPr>
+          <w:ilvl w:val="12"/>
+          <w:numId w:val="0"/>
+        </w:numPr>
+        <w:rPr>
+          <w:rFonts w:ascii="Aptos" w:hAnsi="Aptos" w:cs="Times New Roman"/>
+          <w:b/>
+          <w:u w:val="single"/>
+        </w:rPr>
+      </w:pPr>
+      <w:r>
+        <w:rPr>
+          <w:rFonts w:ascii="Aptos" w:hAnsi="Aptos" w:cs="Times New Roman"/>
+          <w:b/>
+          <w:u w:val="single"/>
+        </w:rPr>
+        <w:t>ARTICLE 6 : CAPITAL_SOCIAL SOCIAL</w:t>
+      </w:r>
+    </w:p>
+    <w:p>
+      <w:pPr>
+        <w:jc w:val="both"/>
+        <w:rPr>
+          <w:rFonts w:ascii="Aptos" w:hAnsi="Aptos" w:cs="Times New Roman"/>
+        </w:rPr>
+      </w:pPr>
+      <w:r>
+        <w:rPr>
+          <w:rFonts w:ascii="Aptos" w:hAnsi="Aptos" w:cs="Times New Roman"/>
+        </w:rPr>
+        <w:t xml:space="preserve">Le capital </w:t>
+      </w:r>
+      <w:r>
+        <w:rPr>
+          <w:rFonts w:ascii="Aptos" w:hAnsi="Aptos" w:cs="Times New Roman"/>
+        </w:rPr>
+        <w:t xml:space="preserve">social est fixé à la somme de </w:t>
+      </w:r>
+      <w:r>
+        <w:rPr>
+          <w:rFonts w:ascii="Aptos" w:hAnsi="Aptos" w:cs="Times New Roman"/>
+          <w:b/>
+          <w:bCs/>
+        </w:rPr>
+        <w:t>{{ CAPITAL_SOCIAL }}</w:t>
+      </w:r>
+      <w:r>
+        <w:rPr>
+          <w:rFonts w:ascii="Aptos" w:hAnsi="Aptos" w:cs="Times New Roman"/>
+          <w:b/>
+          <w:bCs/>
+        </w:rPr>
+        <w:t>,00 DHS</w:t>
+      </w:r>
+      <w:r>
+        <w:rPr>
+          <w:rFonts w:ascii="Aptos" w:hAnsi="Aptos" w:cs="Times New Roman"/>
+        </w:rPr>
+        <w:t xml:space="preserve"> numéraire</w:t>
+      </w:r>
+      <w:r>
+        <w:rPr>
+          <w:rFonts w:ascii="Aptos" w:hAnsi="Aptos" w:cs="Times New Roman"/>
+        </w:rPr>
+        <w:t xml:space="preserve"> divisé en </w:t>
+      </w:r>
+      <w:r>
+        <w:rPr>
+          <w:rFonts w:ascii="Aptos" w:hAnsi="Aptos" w:cs="Times New Roman"/>
+          <w:b/>
+          <w:bCs/>
+        </w:rPr>
+        <w:t>{{ NOMBRE_PARTS_SOCIALES }}</w:t>
+      </w:r>
+      <w:r>
+        <w:rPr>
+          <w:rFonts w:ascii="Aptos" w:hAnsi="Aptos" w:cs="Times New Roman"/>
+          <w:b/>
+          <w:bCs/>
         </w:rPr>
         <w:t xml:space="preserve"> </w:t>
       </w:r>
       <w:r>
         <w:rPr>
           <w:rFonts w:ascii="Aptos" w:hAnsi="Aptos" w:cs="Times New Roman"/>
-        </w:rPr>
-        <w:t>« </w:t>
-      </w:r>
-      <w:r>
-        <w:rPr>
-          <w:rFonts w:ascii="Aptos" w:hAnsi="Aptos" w:cs="Times New Roman"/>
-        </w:rPr>
-        <w:t xml:space="preserve">société à responsabilité </w:t>
-      </w:r>
-      <w:r>
-        <w:rPr>
-          <w:rFonts w:ascii="Aptos" w:hAnsi="Aptos" w:cs="Times New Roman"/>
-        </w:rPr>
-        <w:t>limitée à</w:t>
-      </w:r>
-      <w:r>
-        <w:rPr>
-          <w:rFonts w:ascii="Aptos" w:hAnsi="Aptos" w:cs="Times New Roman"/>
-        </w:rPr>
-        <w:t xml:space="preserve"> associé </w:t>
-      </w:r>
-      <w:r>
-        <w:rPr>
-          <w:rFonts w:ascii="Aptos" w:hAnsi="Aptos" w:cs="Times New Roman"/>
-        </w:rPr>
-        <w:t>unique »</w:t>
-      </w:r>
-      <w:r>
-        <w:rPr>
-          <w:rFonts w:ascii="Aptos" w:hAnsi="Aptos" w:cs="Times New Roman"/>
-        </w:rPr>
-        <w:t xml:space="preserve"> </w:t>
-      </w:r>
-      <w:r>
-        <w:rPr>
-          <w:rFonts w:ascii="Aptos" w:hAnsi="Aptos" w:cs="Times New Roman"/>
-        </w:rPr>
-        <w:t>ou des initiales S.A.R.L</w:t>
-      </w:r>
-      <w:r>
-        <w:rPr>
-          <w:rFonts w:ascii="Aptos" w:hAnsi="Aptos" w:cs="Times New Roman"/>
-        </w:rPr>
-        <w:t xml:space="preserve"> </w:t>
-      </w:r>
-      <w:r>
-        <w:rPr>
-          <w:rFonts w:ascii="Aptos" w:hAnsi="Aptos" w:cs="Times New Roman"/>
-        </w:rPr>
-        <w:t>AU,</w:t>
-      </w:r>
-      <w:r>
-        <w:rPr>
-          <w:rFonts w:ascii="Aptos" w:hAnsi="Aptos" w:cs="Times New Roman"/>
-        </w:rPr>
-        <w:t xml:space="preserve"> ainsi que l’énonciation du montant du capital </w:t>
-      </w:r>
-      <w:r>
-        <w:rPr>
-          <w:rFonts w:ascii="Aptos" w:hAnsi="Aptos" w:cs="Times New Roman"/>
-        </w:rPr>
-        <w:t>social,</w:t>
-      </w:r>
-      <w:r>
-        <w:rPr>
-          <w:rFonts w:ascii="Aptos" w:hAnsi="Aptos" w:cs="Times New Roman"/>
-        </w:rPr>
-        <w:t xml:space="preserve"> du siège social et du numéro d’immatriculation au Registre du Commerce.</w:t>
-      </w:r>
-    </w:p>
-    <w:p>
-      <w:pPr>
-        <w:spacing w:line="240" w:lineRule="auto"/>
+          <w:b/>
+          <w:bCs/>
+        </w:rPr>
+        <w:t>parts</w:t>
+      </w:r>
+      <w:r>
+        <w:rPr>
+          <w:rFonts w:ascii="Aptos" w:hAnsi="Aptos" w:cs="Times New Roman"/>
+        </w:rPr>
+        <w:t xml:space="preserve"> sociales de </w:t>
+      </w:r>
+      <w:r>
+        <w:rPr>
+          <w:rFonts w:ascii="Aptos" w:hAnsi="Aptos" w:cs="Times New Roman"/>
+          <w:b/>
+          <w:bCs/>
+        </w:rPr>
+        <w:t>100 DHS</w:t>
+      </w:r>
+      <w:r>
+        <w:rPr>
+          <w:rFonts w:ascii="Aptos" w:hAnsi="Aptos" w:cs="Times New Roman"/>
+        </w:rPr>
+        <w:t xml:space="preserve"> c</w:t>
+      </w:r>
+      <w:r>
+        <w:rPr>
+          <w:rFonts w:ascii="Aptos" w:hAnsi="Aptos" w:cs="Times New Roman"/>
+        </w:rPr>
+        <w:t xml:space="preserve">hacune attribuées </w:t>
+      </w:r>
+      <w:r>
+        <w:rPr>
+          <w:rFonts w:ascii="Aptos" w:hAnsi="Aptos" w:cs="Times New Roman"/>
+        </w:rPr>
+        <w:t>à l’associé</w:t>
+      </w:r>
+      <w:r>
+        <w:rPr>
+          <w:rFonts w:ascii="Aptos" w:hAnsi="Aptos" w:cs="Times New Roman"/>
+        </w:rPr>
+        <w:t>e</w:t>
+      </w:r>
+      <w:r>
+        <w:rPr>
+          <w:rFonts w:ascii="Aptos" w:hAnsi="Aptos" w:cs="Times New Roman"/>
+        </w:rPr>
+        <w:t xml:space="preserve"> unique</w:t>
+      </w:r>
+      <w:r>
+        <w:rPr>
+          <w:rFonts w:ascii="Aptos" w:hAnsi="Aptos" w:cs="Times New Roman"/>
+        </w:rPr>
+        <w:t> :</w:t>
+      </w:r>
+    </w:p>
+    <w:p>
+      <w:pPr>
         <w:jc w:val="both"/>
-        <w:outlineLvl w:val="0"/>
-        <w:rPr>
-          <w:rFonts w:ascii="Aptos" w:hAnsi="Aptos" w:cs="Times New Roman"/>
-          <w:b/>
-          <w:u w:val="single"/>
-        </w:rPr>
-      </w:pPr>
-      <w:r>
-        <w:rPr>
-          <w:rFonts w:ascii="Aptos" w:hAnsi="Aptos" w:cs="Times New Roman"/>
-          <w:b/>
-          <w:u w:val="single"/>
-        </w:rPr>
-        <w:t xml:space="preserve">ARTICLE 3 </w:t>
-      </w:r>
-      <w:r>
-        <w:rPr>
-          <w:rFonts w:ascii="Aptos" w:hAnsi="Aptos" w:cs="Times New Roman"/>
-          <w:b/>
-          <w:u w:val="single"/>
-        </w:rPr>
-        <w:t>- OBJET</w:t>
-      </w:r>
-    </w:p>
-    <w:p>
-      <w:pPr>
-        <w:spacing w:line="240" w:lineRule="auto"/>
-        <w:jc w:val="both"/>
-        <w:rPr>
-          <w:rFonts w:ascii="Aptos" w:hAnsi="Aptos" w:cs="Times New Roman"/>
-        </w:rPr>
-      </w:pPr>
-      <w:r>
-        <w:rPr>
-          <w:rFonts w:ascii="Aptos" w:hAnsi="Aptos" w:cs="Times New Roman"/>
-        </w:rPr>
-        <w:t>La société a pour objet tant au Maroc qu’à l’étranger tant pour son compte que pour le compte des tiers :</w:t>
-      </w:r>
-    </w:p>
-    <w:p>
-      <w:pPr>
-        <w:spacing w:after="0"/>
         <w:rPr>
           <w:rFonts w:ascii="Aptos" w:hAnsi="Aptos" w:cs="Times New Roman"/>
           <w:b/>
@@ -1143,7 +1244,6 @@
           <w:lang w:val="en-US"/>
         </w:rPr>
       </w:pPr>
-      <w:bookmarkStart w:id="9" w:name="_Hlk131759399"/>
       <w:r>
         <w:rPr>
           <w:rFonts w:ascii="Aptos" w:hAnsi="Aptos" w:cs="Times New Roman"/>
@@ -1151,1106 +1251,68 @@
           <w:bCs/>
           <w:lang w:val="en-US"/>
         </w:rPr>
-        <w:t>{%p for a in ACTIVITES_</w:t>
-      </w:r>
-      <w:proofErr w:type="gramStart"/>
-      <w:r>
+        <w:t>{%p for a in associes %}</w:t>
+      </w:r>
+    </w:p>
+    <w:p>
+      <w:pPr>
+        <w:jc w:val="both"/>
         <w:rPr>
           <w:rFonts w:ascii="Aptos" w:hAnsi="Aptos" w:cs="Times New Roman"/>
           <w:b/>
           <w:bCs/>
           <w:lang w:val="en-US"/>
         </w:rPr>
-        <w:t>LIST %}</w:t>
-      </w:r>
-      <w:proofErr w:type="gramEnd"/>
-    </w:p>
-    <w:p>
-      <w:pPr>
-        <w:pStyle w:val="Paragraphedeliste"/>
-        <w:numPr>
-          <w:ilvl w:val="0"/>
-          <w:numId w:val="20"/>
-        </w:numPr>
-        <w:spacing w:after="0"/>
+      </w:pPr>
+      <w:r>
         <w:rPr>
           <w:rFonts w:ascii="Aptos" w:hAnsi="Aptos" w:cs="Times New Roman"/>
           <w:b/>
           <w:bCs/>
-        </w:rPr>
-      </w:pPr>
+          <w:lang w:val="en-US"/>
+        </w:rPr>
+        <w:t xml:space="preserve">- </w:t>
+      </w:r>
       <w:proofErr w:type="gramStart"/>
       <w:r>
         <w:rPr>
           <w:rFonts w:ascii="Aptos" w:hAnsi="Aptos" w:cs="Times New Roman"/>
           <w:b/>
           <w:bCs/>
-        </w:rPr>
-        <w:t>{{ a }}</w:t>
-      </w:r>
-    </w:p>
-    <w:p>
-      <w:pPr>
-        <w:spacing w:after="0"/>
+          <w:lang w:val="en-US"/>
+        </w:rPr>
+        <w:t xml:space="preserve">{{ a.civilite }} {{ a.prenom }} {{ a.nom }} ............................................ </w:t>
+      </w:r>
+      <w:proofErr w:type="gramStart"/>
+      <w:r>
         <w:rPr>
           <w:rFonts w:ascii="Aptos" w:hAnsi="Aptos" w:cs="Times New Roman"/>
           <w:b/>
           <w:bCs/>
-        </w:rPr>
-      </w:pPr>
-      <w:r>
-        <w:rPr>
-          <w:rFonts w:ascii="Aptos" w:hAnsi="Aptos" w:cs="Times New Roman"/>
-          <w:b/>
-          <w:bCs/>
-        </w:rPr>
-        <w:t xml:space="preserve">{%p </w:t>
-      </w:r>
-      <w:proofErr w:type="spellStart"/>
-      <w:r>
-        <w:rPr>
-          <w:rFonts w:ascii="Aptos" w:hAnsi="Aptos" w:cs="Times New Roman"/>
-          <w:b/>
-          <w:bCs/>
-        </w:rPr>
-        <w:t>endfor</w:t>
-      </w:r>
-      <w:proofErr w:type="spellEnd"/>
-      <w:r>
-        <w:rPr>
-          <w:rFonts w:ascii="Aptos" w:hAnsi="Aptos" w:cs="Times New Roman"/>
-          <w:b/>
-          <w:bCs/>
-        </w:rPr>
-        <w:t xml:space="preserve"> %}</w:t>
-      </w:r>
-    </w:p>
-    <w:bookmarkEnd w:id="9"/>
-    <w:p>
-      <w:pPr>
-        <w:spacing w:after="0" w:line="240" w:lineRule="auto"/>
-        <w:rPr>
-          <w:rFonts w:ascii="Aptos" w:hAnsi="Aptos" w:cs="Times New Roman"/>
-        </w:rPr>
-      </w:pPr>
-    </w:p>
-    <w:p>
-      <w:pPr>
-        <w:spacing w:after="0" w:line="240" w:lineRule="auto"/>
-        <w:jc w:val="both"/>
-        <w:rPr>
-          <w:rFonts w:ascii="Aptos" w:hAnsi="Aptos" w:cs="Times New Roman"/>
-        </w:rPr>
-      </w:pPr>
-      <w:r>
-        <w:rPr>
-          <w:rFonts w:ascii="Aptos" w:hAnsi="Aptos" w:cs="Times New Roman"/>
-        </w:rPr>
-        <w:t xml:space="preserve">Et plus </w:t>
-      </w:r>
-      <w:r>
-        <w:rPr>
-          <w:rFonts w:ascii="Aptos" w:hAnsi="Aptos" w:cs="Times New Roman"/>
-        </w:rPr>
-        <w:t>généralement, toutes</w:t>
-      </w:r>
-      <w:r>
-        <w:rPr>
-          <w:rFonts w:ascii="Aptos" w:hAnsi="Aptos" w:cs="Times New Roman"/>
-        </w:rPr>
-        <w:t xml:space="preserve"> </w:t>
-      </w:r>
-      <w:r>
-        <w:rPr>
-          <w:rFonts w:ascii="Aptos" w:hAnsi="Aptos" w:cs="Times New Roman"/>
-        </w:rPr>
-        <w:t xml:space="preserve">opérations commerciales, industrielles, </w:t>
-      </w:r>
-      <w:r>
-        <w:rPr>
-          <w:rFonts w:ascii="Aptos" w:hAnsi="Aptos" w:cs="Times New Roman"/>
-        </w:rPr>
-        <w:t>immobiliers</w:t>
-      </w:r>
-      <w:r>
-        <w:rPr>
-          <w:rFonts w:ascii="Aptos" w:hAnsi="Aptos" w:cs="Times New Roman"/>
-        </w:rPr>
-        <w:t xml:space="preserve">, </w:t>
-      </w:r>
-      <w:r>
-        <w:rPr>
-          <w:rFonts w:ascii="Aptos" w:hAnsi="Aptos" w:cs="Times New Roman"/>
-        </w:rPr>
-        <w:t>mobilières</w:t>
-      </w:r>
-      <w:r>
-        <w:rPr>
-          <w:rFonts w:ascii="Aptos" w:hAnsi="Aptos" w:cs="Times New Roman"/>
-        </w:rPr>
-        <w:t xml:space="preserve"> et financiers, se rattachant directement ou indirectement aux objets précités, ou susceptibles d’en favoriser la réalisation et le développement, ainsi que toute participation directe ou indirecte, sous quelque forme que ce soit, dans les entreprises poursuivants des buts similaires ou connexes. </w:t>
-      </w:r>
-    </w:p>
-    <w:p>
-      <w:pPr>
-        <w:spacing w:line="240" w:lineRule="auto"/>
-        <w:jc w:val="both"/>
-        <w:outlineLvl w:val="0"/>
-        <w:rPr>
-          <w:rFonts w:ascii="Aptos" w:hAnsi="Aptos" w:cs="Times New Roman"/>
-          <w:b/>
-          <w:u w:val="single"/>
-        </w:rPr>
-      </w:pPr>
-      <w:r>
-        <w:rPr>
-          <w:rFonts w:ascii="Aptos" w:hAnsi="Aptos" w:cs="Times New Roman"/>
-          <w:b/>
-          <w:u w:val="single"/>
-        </w:rPr>
-        <w:t xml:space="preserve">ARTICLE 4 </w:t>
-      </w:r>
-      <w:r>
-        <w:rPr>
-          <w:rFonts w:ascii="Aptos" w:hAnsi="Aptos" w:cs="Times New Roman"/>
-          <w:b/>
-          <w:u w:val="single"/>
-        </w:rPr>
-        <w:t>- SIEGE</w:t>
-      </w:r>
-      <w:r>
-        <w:rPr>
-          <w:rFonts w:ascii="Aptos" w:hAnsi="Aptos" w:cs="Times New Roman"/>
-          <w:b/>
-          <w:u w:val="single"/>
-        </w:rPr>
-        <w:t xml:space="preserve"> SOCIAL </w:t>
-      </w:r>
-    </w:p>
-    <w:p>
-      <w:pPr>
-        <w:rPr>
-          <w:rFonts w:ascii="Aptos" w:hAnsi="Aptos" w:cs="Times New Roman"/>
-          <w:b/>
-          <w:bCs/>
-        </w:rPr>
-      </w:pPr>
-      <w:r>
-        <w:rPr>
-          <w:rFonts w:ascii="Aptos" w:hAnsi="Aptos" w:cs="Times New Roman"/>
-        </w:rPr>
-        <w:t>Le siège social</w:t>
-      </w:r>
-      <w:r>
-        <w:rPr>
-          <w:rFonts w:ascii="Aptos" w:hAnsi="Aptos" w:cs="Times New Roman"/>
-        </w:rPr>
-        <w:t xml:space="preserve"> est fixé à : </w:t>
-      </w:r>
-      <w:r>
-        <w:rPr>
-          <w:rFonts w:ascii="Aptos" w:hAnsi="Aptos" w:cs="Times New Roman"/>
-          <w:b/>
-        </w:rPr>
-        <w:t>{{ ADRESSE_SIEGE_SOCIAL }} -</w:t>
-      </w:r>
-      <w:r>
-        <w:rPr>
-          <w:rFonts w:ascii="Aptos" w:hAnsi="Aptos" w:cs="Times New Roman"/>
-          <w:b/>
-        </w:rPr>
-        <w:t xml:space="preserve">Casablanca </w:t>
-      </w:r>
-      <w:r>
-        <w:rPr>
-          <w:rFonts w:ascii="Aptos" w:hAnsi="Aptos" w:cs="Times New Roman"/>
-          <w:b/>
-          <w:bCs/>
-        </w:rPr>
-        <w:t>–</w:t>
-      </w:r>
-      <w:r>
-        <w:rPr>
-          <w:rFonts w:ascii="Aptos" w:hAnsi="Aptos" w:cs="Times New Roman"/>
-          <w:b/>
-          <w:bCs/>
-        </w:rPr>
-        <w:t>Maroc</w:t>
-      </w:r>
-      <w:r>
-        <w:rPr>
-          <w:rFonts w:ascii="Aptos" w:hAnsi="Aptos" w:cs="Times New Roman"/>
-          <w:b/>
-          <w:bCs/>
-        </w:rPr>
-        <w:t>.</w:t>
-      </w:r>
-    </w:p>
-    <w:p>
-      <w:pPr>
-        <w:rPr>
-          <w:rFonts w:ascii="Aptos" w:hAnsi="Aptos" w:cs="Times New Roman"/>
-        </w:rPr>
-      </w:pPr>
-      <w:r>
-        <w:rPr>
-          <w:rFonts w:ascii="Aptos" w:hAnsi="Aptos" w:cs="Times New Roman"/>
-        </w:rPr>
-        <w:t>Il pourra être transféré en tout autre endroit au Maroc en vertu d’une décision</w:t>
-      </w:r>
-      <w:r>
-        <w:rPr>
-          <w:rFonts w:ascii="Aptos" w:hAnsi="Aptos" w:cs="Times New Roman"/>
-        </w:rPr>
-        <w:t xml:space="preserve"> de l’associé unique</w:t>
-      </w:r>
-      <w:r>
-        <w:rPr>
-          <w:rFonts w:ascii="Aptos" w:hAnsi="Aptos" w:cs="Times New Roman"/>
-        </w:rPr>
-        <w:t xml:space="preserve">, des succursales ou agences peuvent être créées, dans la même ville par simple décision de </w:t>
-      </w:r>
-      <w:r>
-        <w:rPr>
-          <w:rFonts w:ascii="Aptos" w:hAnsi="Aptos" w:cs="Times New Roman"/>
-        </w:rPr>
-        <w:t>la gérance</w:t>
-      </w:r>
-      <w:r>
-        <w:rPr>
-          <w:rFonts w:ascii="Aptos" w:hAnsi="Aptos" w:cs="Times New Roman"/>
-        </w:rPr>
-        <w:t>.</w:t>
-      </w:r>
-    </w:p>
-    <w:p>
-      <w:pPr>
-        <w:spacing w:line="240" w:lineRule="auto"/>
-        <w:jc w:val="both"/>
-        <w:outlineLvl w:val="0"/>
-        <w:rPr>
-          <w:rFonts w:ascii="Aptos" w:hAnsi="Aptos" w:cs="Times New Roman"/>
-          <w:b/>
-          <w:u w:val="single"/>
-        </w:rPr>
-      </w:pPr>
-      <w:r>
-        <w:rPr>
-          <w:rFonts w:ascii="Aptos" w:hAnsi="Aptos" w:cs="Times New Roman"/>
-          <w:b/>
-          <w:u w:val="single"/>
-        </w:rPr>
-        <w:lastRenderedPageBreak/>
-        <w:t>ARTICLE 5- DUREE</w:t>
-      </w:r>
-    </w:p>
-    <w:p>
-      <w:pPr>
-        <w:spacing w:line="240" w:lineRule="auto"/>
-        <w:jc w:val="both"/>
-        <w:rPr>
-          <w:rFonts w:ascii="Aptos" w:hAnsi="Aptos" w:cs="Times New Roman"/>
-        </w:rPr>
-      </w:pPr>
-      <w:r>
-        <w:rPr>
-          <w:rFonts w:ascii="Aptos" w:hAnsi="Aptos" w:cs="Times New Roman"/>
-        </w:rPr>
-        <w:t xml:space="preserve">La durée de la société est fixée à </w:t>
-      </w:r>
-      <w:r>
-        <w:rPr>
-          <w:rFonts w:ascii="Aptos" w:hAnsi="Aptos" w:cs="Times New Roman"/>
-        </w:rPr>
-        <w:t>quatre-vingt-dix-neuf</w:t>
-      </w:r>
-      <w:r>
-        <w:rPr>
-          <w:rFonts w:ascii="Aptos" w:hAnsi="Aptos" w:cs="Times New Roman"/>
-        </w:rPr>
-        <w:t xml:space="preserve"> (99) ans, à compter de son immatriculation au Registre du Commerce, sauf cas de dissolution anticipée ou prorogation</w:t>
-      </w:r>
-      <w:r>
-        <w:rPr>
-          <w:rFonts w:ascii="Aptos" w:hAnsi="Aptos" w:cs="Times New Roman"/>
-        </w:rPr>
-        <w:t xml:space="preserve"> prévus aux présents statuts.</w:t>
-      </w:r>
-    </w:p>
-    <w:p>
-      <w:pPr>
-        <w:pStyle w:val="Titre7"/>
-        <w:numPr>
-          <w:ilvl w:val="12"/>
-          <w:numId w:val="0"/>
-        </w:numPr>
-        <w:ind w:left="283" w:hanging="283"/>
-        <w:rPr>
-          <w:rFonts w:ascii="Aptos" w:hAnsi="Aptos"/>
-          <w:sz w:val="22"/>
-          <w:szCs w:val="22"/>
-        </w:rPr>
-      </w:pPr>
-      <w:r>
-        <w:rPr>
-          <w:rFonts w:ascii="Aptos" w:hAnsi="Aptos"/>
-          <w:sz w:val="22"/>
-          <w:szCs w:val="22"/>
-        </w:rPr>
-        <w:t xml:space="preserve">TITRE DEUXIEME </w:t>
-      </w:r>
-    </w:p>
-    <w:p>
-      <w:pPr>
-        <w:pStyle w:val="Titre7"/>
-        <w:numPr>
-          <w:ilvl w:val="12"/>
-          <w:numId w:val="0"/>
-        </w:numPr>
-        <w:ind w:left="283" w:hanging="283"/>
-        <w:rPr>
-          <w:rFonts w:ascii="Aptos" w:hAnsi="Aptos"/>
-          <w:sz w:val="22"/>
-          <w:szCs w:val="22"/>
-        </w:rPr>
-      </w:pPr>
-      <w:r>
-        <w:rPr>
-          <w:rFonts w:ascii="Aptos" w:hAnsi="Aptos"/>
-          <w:sz w:val="22"/>
-          <w:szCs w:val="22"/>
-        </w:rPr>
-        <w:t xml:space="preserve">CAPITAL_SOCIAL SOCIAL – NOMBRE_PARTS_ASSOCIE SOCIALES </w:t>
-      </w:r>
-    </w:p>
-    <w:p>
-      <w:pPr>
-        <w:numPr>
-          <w:ilvl w:val="12"/>
-          <w:numId w:val="0"/>
-        </w:numPr>
-        <w:rPr>
-          <w:rFonts w:ascii="Aptos" w:hAnsi="Aptos" w:cs="Times New Roman"/>
-          <w:b/>
-          <w:u w:val="single"/>
-        </w:rPr>
-      </w:pPr>
-    </w:p>
-    <w:p>
-      <w:pPr>
-        <w:numPr>
-          <w:ilvl w:val="12"/>
-          <w:numId w:val="0"/>
-        </w:numPr>
-        <w:rPr>
-          <w:rFonts w:ascii="Aptos" w:hAnsi="Aptos" w:cs="Times New Roman"/>
-          <w:b/>
-          <w:u w:val="single"/>
-        </w:rPr>
-      </w:pPr>
-      <w:r>
-        <w:rPr>
-          <w:rFonts w:ascii="Aptos" w:hAnsi="Aptos" w:cs="Times New Roman"/>
-          <w:b/>
-          <w:u w:val="single"/>
-        </w:rPr>
-        <w:t>ARTICLE 6 : CAPITAL_SOCIAL SOCIAL</w:t>
-      </w:r>
-    </w:p>
-    <w:p>
-      <w:pPr>
-        <w:jc w:val="both"/>
-        <w:rPr>
-          <w:rFonts w:ascii="Aptos" w:hAnsi="Aptos" w:cs="Times New Roman"/>
-        </w:rPr>
-      </w:pPr>
-      <w:r>
-        <w:rPr>
-          <w:rFonts w:ascii="Aptos" w:hAnsi="Aptos" w:cs="Times New Roman"/>
-        </w:rPr>
-        <w:t xml:space="preserve">Le capital </w:t>
-      </w:r>
-      <w:r>
-        <w:rPr>
-          <w:rFonts w:ascii="Aptos" w:hAnsi="Aptos" w:cs="Times New Roman"/>
-        </w:rPr>
-        <w:t xml:space="preserve">social est fixé à la somme de </w:t>
-      </w:r>
-      <w:r>
-        <w:rPr>
-          <w:rFonts w:ascii="Aptos" w:hAnsi="Aptos" w:cs="Times New Roman"/>
-          <w:b/>
-          <w:bCs/>
-        </w:rPr>
-        <w:t>{{ CAPITAL_SOCIAL }}</w:t>
-      </w:r>
-      <w:r>
-        <w:rPr>
-          <w:rFonts w:ascii="Aptos" w:hAnsi="Aptos" w:cs="Times New Roman"/>
-          <w:b/>
-          <w:bCs/>
-        </w:rPr>
-        <w:t>,00 DHS</w:t>
-      </w:r>
-      <w:r>
-        <w:rPr>
-          <w:rFonts w:ascii="Aptos" w:hAnsi="Aptos" w:cs="Times New Roman"/>
-        </w:rPr>
-        <w:t xml:space="preserve"> numéraire</w:t>
-      </w:r>
-      <w:r>
-        <w:rPr>
-          <w:rFonts w:ascii="Aptos" w:hAnsi="Aptos" w:cs="Times New Roman"/>
-        </w:rPr>
-        <w:t xml:space="preserve"> divisé en </w:t>
-      </w:r>
-      <w:r>
-        <w:rPr>
-          <w:rFonts w:ascii="Aptos" w:hAnsi="Aptos" w:cs="Times New Roman"/>
-          <w:b/>
-          <w:bCs/>
-        </w:rPr>
-        <w:t>{{ NOMBRE_PARTS_SOCIALES }}</w:t>
-      </w:r>
-      <w:r>
-        <w:rPr>
-          <w:rFonts w:ascii="Aptos" w:hAnsi="Aptos" w:cs="Times New Roman"/>
-          <w:b/>
-          <w:bCs/>
-        </w:rPr>
-        <w:t xml:space="preserve"> </w:t>
-      </w:r>
-      <w:r>
-        <w:rPr>
-          <w:rFonts w:ascii="Aptos" w:hAnsi="Aptos" w:cs="Times New Roman"/>
-          <w:b/>
-          <w:bCs/>
-        </w:rPr>
-        <w:t>parts</w:t>
-      </w:r>
-      <w:r>
-        <w:rPr>
-          <w:rFonts w:ascii="Aptos" w:hAnsi="Aptos" w:cs="Times New Roman"/>
-        </w:rPr>
-        <w:t xml:space="preserve"> sociales de </w:t>
-      </w:r>
-      <w:r>
-        <w:rPr>
-          <w:rFonts w:ascii="Aptos" w:hAnsi="Aptos" w:cs="Times New Roman"/>
-          <w:b/>
-          <w:bCs/>
-        </w:rPr>
-        <w:t>100 DHS</w:t>
-      </w:r>
-      <w:r>
-        <w:rPr>
-          <w:rFonts w:ascii="Aptos" w:hAnsi="Aptos" w:cs="Times New Roman"/>
-        </w:rPr>
-        <w:t xml:space="preserve"> c</w:t>
-      </w:r>
-      <w:r>
-        <w:rPr>
-          <w:rFonts w:ascii="Aptos" w:hAnsi="Aptos" w:cs="Times New Roman"/>
-        </w:rPr>
-        <w:t xml:space="preserve">hacune attribuées </w:t>
-      </w:r>
-      <w:r>
-        <w:rPr>
-          <w:rFonts w:ascii="Aptos" w:hAnsi="Aptos" w:cs="Times New Roman"/>
-        </w:rPr>
-        <w:t>à l’associé</w:t>
-      </w:r>
-      <w:r>
-        <w:rPr>
-          <w:rFonts w:ascii="Aptos" w:hAnsi="Aptos" w:cs="Times New Roman"/>
-        </w:rPr>
-        <w:t>e</w:t>
-      </w:r>
-      <w:r>
-        <w:rPr>
-          <w:rFonts w:ascii="Aptos" w:hAnsi="Aptos" w:cs="Times New Roman"/>
-        </w:rPr>
-        <w:t xml:space="preserve"> unique</w:t>
-      </w:r>
-      <w:r>
-        <w:rPr>
-          <w:rFonts w:ascii="Aptos" w:hAnsi="Aptos" w:cs="Times New Roman"/>
-        </w:rPr>
-        <w:t> :</w:t>
-      </w:r>
-    </w:p>
-    <w:p>
-      <w:pPr>
-        <w:jc w:val="both"/>
-        <w:rPr>
-          <w:rFonts w:ascii="Aptos" w:hAnsi="Aptos" w:cs="Times New Roman"/>
-          <w:b/>
-          <w:bCs/>
-        </w:rPr>
-      </w:pPr>
-      <w:r>
-        <w:rPr>
-          <w:rFonts w:ascii="Aptos" w:hAnsi="Aptos" w:cs="Times New Roman"/>
-          <w:b/>
-          <w:bCs/>
-        </w:rPr>
-        <w:t>- {</w:t>
-      </w:r>
-      <w:r>
-        <w:rPr>
-          <w:rFonts w:ascii="Aptos" w:hAnsi="Aptos" w:cstheme="majorBidi"/>
-          <w:b/>
-          <w:bCs/>
-        </w:rPr>
-        <w:t>{CIVILITE_ASSOCIE}} {{ PRENOM_ASSOCIE }} {{ NOM_ASSOCIE }} ---------------------------------------------------</w:t>
-      </w:r>
-      <w:r>
-        <w:rPr>
-          <w:rFonts w:ascii="Aptos" w:hAnsi="Aptos" w:cs="Times New Roman"/>
-          <w:b/>
-          <w:bCs/>
-        </w:rPr>
-        <w:t>{{ NOMBRE_PARTS_SOCIALES }}</w:t>
-      </w:r>
-      <w:r>
-        <w:rPr>
-          <w:rFonts w:ascii="Aptos" w:hAnsi="Aptos" w:cs="Times New Roman"/>
-          <w:b/>
-          <w:bCs/>
-        </w:rPr>
-        <w:t xml:space="preserve"> </w:t>
-      </w:r>
-      <w:r>
-        <w:rPr>
-          <w:rFonts w:ascii="Aptos" w:hAnsi="Aptos" w:cs="Times New Roman"/>
-          <w:b/>
-          <w:bCs/>
-        </w:rPr>
-        <w:t>Parts</w:t>
-      </w:r>
-      <w:r>
-        <w:rPr>
-          <w:rFonts w:ascii="Aptos" w:hAnsi="Aptos" w:cs="Times New Roman"/>
-          <w:b/>
-          <w:bCs/>
-        </w:rPr>
-        <w:t>.</w:t>
-      </w:r>
-    </w:p>
-    <w:p>
-      <w:pPr>
-        <w:jc w:val="both"/>
-        <w:rPr>
-          <w:rFonts w:ascii="Aptos" w:hAnsi="Aptos" w:cs="Times New Roman"/>
-          <w:b/>
-          <w:bCs/>
-        </w:rPr>
-      </w:pPr>
-      <w:r>
-        <w:rPr>
-          <w:rFonts w:ascii="Aptos" w:hAnsi="Aptos" w:cs="Times New Roman"/>
-          <w:b/>
-          <w:bCs/>
-        </w:rPr>
-        <w:t>- {</w:t>
-      </w:r>
-      <w:r>
-        <w:rPr>
-          <w:rFonts w:ascii="Aptos" w:hAnsi="Aptos" w:cstheme="majorBidi"/>
-          <w:b/>
-          <w:bCs/>
-        </w:rPr>
-        <w:t xml:space="preserve">{CIVILITE_ASSOCIE}} {{ PRENOM_ASSOCIE }} {{ NOM_ASSOCIE }} </w:t>
-      </w:r>
-      <w:r>
-        <w:rPr>
-          <w:rFonts w:ascii="Aptos" w:hAnsi="Aptos" w:cs="Times New Roman"/>
-          <w:b/>
-          <w:bCs/>
-        </w:rPr>
-        <w:t>-------------</w:t>
-      </w:r>
-      <w:r>
-        <w:rPr>
-          <w:rFonts w:ascii="Aptos" w:hAnsi="Aptos" w:cs="Times New Roman"/>
-          <w:b/>
-          <w:bCs/>
-        </w:rPr>
-        <w:t>------------------</w:t>
-      </w:r>
-      <w:r>
-        <w:rPr>
-          <w:rFonts w:ascii="Aptos" w:hAnsi="Aptos" w:cs="Times New Roman"/>
-          <w:b/>
-          <w:bCs/>
-        </w:rPr>
-        <w:t>------------------</w:t>
-      </w:r>
-      <w:r>
-        <w:rPr>
-          <w:rFonts w:ascii="Aptos" w:hAnsi="Aptos" w:cs="Times New Roman"/>
-          <w:b/>
-          <w:bCs/>
-        </w:rPr>
-        <w:t>{{ CAPITAL_SOCIAL }}</w:t>
-      </w:r>
-      <w:r>
-        <w:rPr>
-          <w:rFonts w:ascii="Aptos" w:hAnsi="Aptos" w:cs="Times New Roman"/>
-          <w:b/>
-          <w:bCs/>
-        </w:rPr>
-        <w:t xml:space="preserve"> </w:t>
-      </w:r>
-      <w:r>
-        <w:rPr>
-          <w:rFonts w:ascii="Aptos" w:hAnsi="Aptos" w:cs="Times New Roman"/>
-          <w:b/>
-          <w:bCs/>
-        </w:rPr>
-        <w:t>DHS.</w:t>
-      </w:r>
-    </w:p>
-    <w:p>
-      <w:pPr>
-        <w:jc w:val="both"/>
-        <w:rPr>
-          <w:rFonts w:ascii="Aptos" w:hAnsi="Aptos" w:cs="Times New Roman"/>
-        </w:rPr>
-      </w:pPr>
-      <w:r>
-        <w:rPr>
-          <w:rFonts w:ascii="Aptos" w:hAnsi="Aptos" w:cs="Times New Roman"/>
-        </w:rPr>
-        <w:t>La libération du surplus interviendra sur décision des gérants, en une ou plusieurs fois dans un délai qui ne pourra excéder cinq (5) ans à compter de l’immatriculation de la société au registre de commerce.</w:t>
-      </w:r>
-    </w:p>
-    <w:p>
-      <w:pPr>
-        <w:numPr>
-          <w:ilvl w:val="12"/>
-          <w:numId w:val="0"/>
-        </w:numPr>
-        <w:tabs>
-          <w:tab w:val="left" w:pos="2736"/>
-        </w:tabs>
-        <w:spacing w:line="240" w:lineRule="auto"/>
-        <w:ind w:right="28" w:firstLine="1"/>
-        <w:jc w:val="both"/>
-        <w:rPr>
-          <w:rFonts w:ascii="Aptos" w:hAnsi="Aptos" w:cs="Times New Roman"/>
-        </w:rPr>
-      </w:pPr>
-      <w:r>
-        <w:rPr>
-          <w:rFonts w:ascii="Aptos" w:hAnsi="Aptos" w:cs="Times New Roman"/>
-          <w:b/>
-          <w:u w:val="single"/>
-        </w:rPr>
-        <w:t>ARTICLE 7 : AUGMENTATION DE CAPITAL_SOCIAL</w:t>
-      </w:r>
-    </w:p>
-    <w:p>
-      <w:pPr>
-        <w:numPr>
-          <w:ilvl w:val="12"/>
-          <w:numId w:val="0"/>
-        </w:numPr>
-        <w:spacing w:line="240" w:lineRule="auto"/>
-        <w:jc w:val="both"/>
-        <w:rPr>
-          <w:rFonts w:ascii="Aptos" w:hAnsi="Aptos" w:cs="Times New Roman"/>
-        </w:rPr>
-      </w:pPr>
-      <w:r>
-        <w:rPr>
-          <w:rFonts w:ascii="Aptos" w:hAnsi="Aptos" w:cs="Times New Roman"/>
-        </w:rPr>
-        <w:t>Le capital social, peut, en vertu d'</w:t>
-      </w:r>
-      <w:r>
-        <w:rPr>
-          <w:rFonts w:ascii="Aptos" w:hAnsi="Aptos" w:cs="Times New Roman"/>
-        </w:rPr>
-        <w:t>une décision de l’associé unique</w:t>
-      </w:r>
-      <w:r>
-        <w:rPr>
-          <w:rFonts w:ascii="Aptos" w:hAnsi="Aptos" w:cs="Times New Roman"/>
-        </w:rPr>
-        <w:t>, être augmenté en une ou plusieurs fois, en représentation d'apports en nature ou en espèces ou par l'incorporation au capital de tout ou partie des réserves, primes ou bénéfices soit par la création de parts nouvelles, soit par l’élévation de la valeur nominale des parts sociales existantes.</w:t>
-      </w:r>
-    </w:p>
-    <w:p>
-      <w:pPr>
-        <w:numPr>
-          <w:ilvl w:val="12"/>
-          <w:numId w:val="0"/>
-        </w:numPr>
-        <w:spacing w:line="240" w:lineRule="auto"/>
-        <w:jc w:val="both"/>
-        <w:rPr>
-          <w:rFonts w:ascii="Aptos" w:hAnsi="Aptos" w:cs="Times New Roman"/>
-        </w:rPr>
-      </w:pPr>
-      <w:r>
-        <w:rPr>
-          <w:rFonts w:ascii="Aptos" w:hAnsi="Aptos" w:cs="Times New Roman"/>
-        </w:rPr>
-        <w:t>Les parts représentatives d'une augmentation de capital doivent être entièrement souscrites, libérées et réparties à la création.</w:t>
-      </w:r>
-    </w:p>
-    <w:p>
-      <w:pPr>
-        <w:numPr>
-          <w:ilvl w:val="12"/>
-          <w:numId w:val="0"/>
-        </w:numPr>
-        <w:spacing w:line="240" w:lineRule="auto"/>
-        <w:jc w:val="both"/>
-        <w:rPr>
-          <w:rFonts w:ascii="Aptos" w:hAnsi="Aptos" w:cs="Times New Roman"/>
-        </w:rPr>
-      </w:pPr>
-      <w:r>
-        <w:rPr>
-          <w:rFonts w:ascii="Aptos" w:hAnsi="Aptos" w:cs="Times New Roman"/>
-        </w:rPr>
-        <w:t>Si l'augmentation de capital n'a pu être réalisée dans le délai de six mois à compter du d</w:t>
-      </w:r>
-      <w:r>
-        <w:rPr>
-          <w:rFonts w:ascii="Aptos" w:hAnsi="Aptos" w:cs="Times New Roman"/>
-        </w:rPr>
-        <w:t>épôt des fonds, l’associé peu</w:t>
-      </w:r>
-      <w:r>
-        <w:rPr>
-          <w:rFonts w:ascii="Aptos" w:hAnsi="Aptos" w:cs="Times New Roman"/>
-        </w:rPr>
-        <w:t>t demander au président du tribunal du lieu du siège social, statuant en référé, l'autorisation de retirer le montant de sa souscription.</w:t>
-      </w:r>
-      <w:r>
-        <w:rPr>
-          <w:rFonts w:ascii="Aptos" w:hAnsi="Aptos" w:cs="Times New Roman"/>
-        </w:rPr>
-        <w:t xml:space="preserve"> </w:t>
-      </w:r>
-      <w:r>
-        <w:rPr>
-          <w:rFonts w:ascii="Aptos" w:hAnsi="Aptos" w:cs="Times New Roman"/>
-        </w:rPr>
-        <w:t xml:space="preserve">En cas d'augmentation de capital par apport en nature, le procès-verbal de la décision </w:t>
-      </w:r>
-      <w:r>
-        <w:rPr>
-          <w:rFonts w:ascii="Aptos" w:hAnsi="Aptos" w:cs="Times New Roman"/>
-        </w:rPr>
-        <w:t>de</w:t>
-      </w:r>
-      <w:r>
-        <w:rPr>
-          <w:rFonts w:ascii="Aptos" w:hAnsi="Aptos" w:cs="Times New Roman"/>
-        </w:rPr>
-        <w:t xml:space="preserve"> </w:t>
-      </w:r>
-      <w:r>
-        <w:rPr>
-          <w:rFonts w:ascii="Aptos" w:hAnsi="Aptos" w:cs="Times New Roman"/>
-        </w:rPr>
-        <w:t>l’associé unique doi</w:t>
-      </w:r>
-      <w:r>
-        <w:rPr>
-          <w:rFonts w:ascii="Aptos" w:hAnsi="Aptos" w:cs="Times New Roman"/>
-        </w:rPr>
-        <w:t xml:space="preserve">t mentionner l'évaluation de chaque apport, au vu d'un rapport annexé à ce procès-verbal établi par un commissaire aux apports, choisi parmi la liste des commissaires aux comptes inscrits à l'ordre des experts comptables et désigné par le président du tribunal, statuant en référé, à la demande du </w:t>
-      </w:r>
-      <w:r>
-        <w:rPr>
-          <w:rFonts w:ascii="Aptos" w:hAnsi="Aptos" w:cs="Times New Roman"/>
-        </w:rPr>
-        <w:t>gérant.</w:t>
-      </w:r>
-    </w:p>
-    <w:p>
-      <w:pPr>
-        <w:pStyle w:val="Corpsdetexte31"/>
-        <w:numPr>
-          <w:ilvl w:val="12"/>
-          <w:numId w:val="0"/>
-        </w:numPr>
-        <w:rPr>
-          <w:rFonts w:ascii="Aptos" w:hAnsi="Aptos"/>
-          <w:sz w:val="22"/>
-          <w:szCs w:val="22"/>
-        </w:rPr>
-      </w:pPr>
-      <w:r>
-        <w:rPr>
-          <w:rFonts w:ascii="Aptos" w:hAnsi="Aptos"/>
-          <w:sz w:val="22"/>
-          <w:szCs w:val="22"/>
-        </w:rPr>
-        <w:t>Lorsqu'il n'y a pas eu de commissaire aux apports ou lorsque la valeur retenue est différente de celle proposée par le commissaire aux apports, le ou les gérants de la société sont responsables pendant cinq ans, à l'égard des tiers, de la valeur attribuée auxdits apports.</w:t>
-      </w:r>
-    </w:p>
-    <w:p>
-      <w:pPr>
-        <w:pStyle w:val="Corpsdetexte31"/>
-        <w:numPr>
-          <w:ilvl w:val="12"/>
-          <w:numId w:val="0"/>
-        </w:numPr>
-        <w:rPr>
-          <w:rFonts w:ascii="Aptos" w:hAnsi="Aptos"/>
-          <w:sz w:val="22"/>
-          <w:szCs w:val="22"/>
-        </w:rPr>
-      </w:pPr>
-    </w:p>
-    <w:p>
-      <w:pPr>
-        <w:numPr>
-          <w:ilvl w:val="12"/>
-          <w:numId w:val="0"/>
-        </w:numPr>
-        <w:tabs>
-          <w:tab w:val="left" w:pos="2736"/>
-        </w:tabs>
-        <w:ind w:right="28"/>
-        <w:jc w:val="both"/>
-        <w:rPr>
-          <w:rFonts w:ascii="Aptos" w:hAnsi="Aptos" w:cs="Times New Roman"/>
-          <w:u w:val="single"/>
-        </w:rPr>
-      </w:pPr>
-      <w:r>
-        <w:rPr>
-          <w:rFonts w:ascii="Aptos" w:hAnsi="Aptos" w:cs="Times New Roman"/>
-          <w:b/>
-          <w:u w:val="single"/>
-        </w:rPr>
-        <w:t>ARTICLE 8 : REDUCTION DE CAPITAL_SOCIAL</w:t>
-      </w:r>
-    </w:p>
-    <w:p>
-      <w:pPr>
-        <w:numPr>
-          <w:ilvl w:val="12"/>
-          <w:numId w:val="0"/>
-        </w:numPr>
-        <w:tabs>
-          <w:tab w:val="left" w:pos="2736"/>
-        </w:tabs>
-        <w:spacing w:line="240" w:lineRule="auto"/>
-        <w:ind w:right="28" w:firstLine="1"/>
-        <w:jc w:val="both"/>
-        <w:rPr>
-          <w:rFonts w:ascii="Aptos" w:hAnsi="Aptos" w:cs="Times New Roman"/>
-        </w:rPr>
-      </w:pPr>
-      <w:r>
-        <w:rPr>
-          <w:rFonts w:ascii="Aptos" w:hAnsi="Aptos" w:cs="Times New Roman"/>
-        </w:rPr>
-        <w:t xml:space="preserve">L’associé </w:t>
-      </w:r>
-      <w:r>
-        <w:rPr>
-          <w:rFonts w:ascii="Aptos" w:hAnsi="Aptos" w:cs="Times New Roman"/>
-        </w:rPr>
-        <w:t>unique peut aussi</w:t>
-      </w:r>
-      <w:r>
-        <w:rPr>
-          <w:rFonts w:ascii="Aptos" w:hAnsi="Aptos" w:cs="Times New Roman"/>
-        </w:rPr>
-        <w:t>, décider la réduction du capital social, pour quelque cause et de quelque manière que ce soit.</w:t>
-      </w:r>
-      <w:r>
-        <w:rPr>
-          <w:rFonts w:ascii="Aptos" w:hAnsi="Aptos" w:cs="Times New Roman"/>
-        </w:rPr>
-        <w:t xml:space="preserve"> </w:t>
-      </w:r>
-      <w:r>
-        <w:rPr>
-          <w:rFonts w:ascii="Aptos" w:hAnsi="Aptos" w:cs="Times New Roman"/>
-        </w:rPr>
-        <w:t xml:space="preserve">En cas d'existence de commissaire aux comptes, le projet de réduction du capital lui est communiqué </w:t>
-      </w:r>
-      <w:r>
-        <w:rPr>
-          <w:rFonts w:ascii="Aptos" w:hAnsi="Aptos" w:cs="Times New Roman"/>
-        </w:rPr>
-        <w:t>quarante-cinq</w:t>
-      </w:r>
-      <w:r>
-        <w:rPr>
-          <w:rFonts w:ascii="Aptos" w:hAnsi="Aptos" w:cs="Times New Roman"/>
-        </w:rPr>
-        <w:t xml:space="preserve"> jours avant la date de la décision des</w:t>
-      </w:r>
-      <w:r>
-        <w:rPr>
-          <w:rFonts w:ascii="Aptos" w:hAnsi="Aptos" w:cs="Times New Roman"/>
-        </w:rPr>
-        <w:t xml:space="preserve"> </w:t>
-      </w:r>
-      <w:r>
-        <w:rPr>
-          <w:rFonts w:ascii="Aptos" w:hAnsi="Aptos" w:cs="Times New Roman"/>
-        </w:rPr>
-        <w:t>associés. Celui-ci fait connaître aux</w:t>
-      </w:r>
-      <w:r>
-        <w:rPr>
-          <w:rFonts w:ascii="Aptos" w:hAnsi="Aptos" w:cs="Times New Roman"/>
-        </w:rPr>
-        <w:t xml:space="preserve"> </w:t>
-      </w:r>
-      <w:r>
-        <w:rPr>
-          <w:rFonts w:ascii="Aptos" w:hAnsi="Aptos" w:cs="Times New Roman"/>
-        </w:rPr>
-        <w:t>associés son appréciation sur les causes et conditions de la réduction.</w:t>
-      </w:r>
-    </w:p>
-    <w:p>
-      <w:pPr>
-        <w:numPr>
-          <w:ilvl w:val="12"/>
-          <w:numId w:val="0"/>
-        </w:numPr>
-        <w:spacing w:line="240" w:lineRule="auto"/>
-        <w:jc w:val="both"/>
-        <w:rPr>
-          <w:rFonts w:ascii="Aptos" w:hAnsi="Aptos" w:cs="Times New Roman"/>
-        </w:rPr>
-      </w:pPr>
-      <w:r>
-        <w:rPr>
-          <w:rFonts w:ascii="Aptos" w:hAnsi="Aptos" w:cs="Times New Roman"/>
-        </w:rPr>
-        <w:t>Lorsque la réduction du capital n'est pas motivée par des pertes, les créanciers dont la créance est antérieure au dépôt au greffe du procès-verbal de délibération, peuvent former opposition à la réduction du capital dans le délai de trente jours dudit dépôt. L'opposition est signifiée à la société par acte extrajudiciaire et portée devant le tribunal.</w:t>
-      </w:r>
-    </w:p>
-    <w:p>
-      <w:pPr>
-        <w:numPr>
-          <w:ilvl w:val="12"/>
-          <w:numId w:val="0"/>
-        </w:numPr>
-        <w:spacing w:line="240" w:lineRule="auto"/>
-        <w:jc w:val="both"/>
-        <w:rPr>
-          <w:rFonts w:ascii="Aptos" w:hAnsi="Aptos" w:cs="Times New Roman"/>
-        </w:rPr>
-      </w:pPr>
-      <w:r>
-        <w:rPr>
-          <w:rFonts w:ascii="Aptos" w:hAnsi="Aptos" w:cs="Times New Roman"/>
-        </w:rPr>
-        <w:lastRenderedPageBreak/>
-        <w:t xml:space="preserve">L'achat de ses propres parts par une société est interdit. Toutefois, lorsque la réduction du capital n’est pas motivée par des pertes, les </w:t>
-      </w:r>
-      <w:r>
-        <w:rPr>
-          <w:rFonts w:ascii="Aptos" w:hAnsi="Aptos" w:cs="Times New Roman"/>
-        </w:rPr>
-        <w:t>associés peuvent</w:t>
-      </w:r>
-      <w:r>
-        <w:rPr>
-          <w:rFonts w:ascii="Aptos" w:hAnsi="Aptos" w:cs="Times New Roman"/>
-        </w:rPr>
-        <w:t xml:space="preserve"> acheter un nombre déterminé de parts sociales pour les annuler.</w:t>
-      </w:r>
-    </w:p>
-    <w:p>
-      <w:pPr>
-        <w:numPr>
-          <w:ilvl w:val="12"/>
-          <w:numId w:val="0"/>
-        </w:numPr>
-        <w:tabs>
-          <w:tab w:val="left" w:pos="2736"/>
-        </w:tabs>
-        <w:ind w:right="28" w:firstLine="1"/>
-        <w:jc w:val="both"/>
-        <w:rPr>
-          <w:rFonts w:ascii="Aptos" w:hAnsi="Aptos" w:cs="Times New Roman"/>
-          <w:b/>
-          <w:u w:val="single"/>
-        </w:rPr>
-      </w:pPr>
-      <w:r>
-        <w:rPr>
-          <w:rFonts w:ascii="Aptos" w:hAnsi="Aptos" w:cs="Times New Roman"/>
-          <w:b/>
-          <w:u w:val="single"/>
-        </w:rPr>
-        <w:t>ARTICLE 9 : NOMBRE_PARTS_ASSOCIE SOCIALES</w:t>
-      </w:r>
-    </w:p>
-    <w:p>
-      <w:pPr>
-        <w:numPr>
-          <w:ilvl w:val="12"/>
-          <w:numId w:val="0"/>
-        </w:numPr>
-        <w:jc w:val="both"/>
-        <w:rPr>
-          <w:rFonts w:ascii="Aptos" w:hAnsi="Aptos" w:cs="Times New Roman"/>
-        </w:rPr>
-      </w:pPr>
-      <w:r>
-        <w:rPr>
-          <w:rFonts w:ascii="Aptos" w:hAnsi="Aptos" w:cs="Times New Roman"/>
-        </w:rPr>
-        <w:t>Les parts sociales représentent la contrepartie d'un apport en numéraire ou en nature.</w:t>
-      </w:r>
-    </w:p>
-    <w:p>
-      <w:pPr>
-        <w:numPr>
-          <w:ilvl w:val="12"/>
-          <w:numId w:val="0"/>
-        </w:numPr>
-        <w:jc w:val="both"/>
-        <w:rPr>
-          <w:rFonts w:ascii="Aptos" w:hAnsi="Aptos" w:cs="Times New Roman"/>
-          <w:b/>
-          <w:u w:val="single"/>
-        </w:rPr>
-      </w:pPr>
-      <w:r>
-        <w:rPr>
-          <w:rFonts w:ascii="Aptos" w:hAnsi="Aptos" w:cs="Times New Roman"/>
-          <w:b/>
-          <w:u w:val="single"/>
-        </w:rPr>
-        <w:t>ARTICLE 10 : REPRESENTATION DES NOMBRE_PARTS_ASSOCIE SOCIALES</w:t>
-      </w:r>
-    </w:p>
-    <w:p>
-      <w:pPr>
-        <w:numPr>
-          <w:ilvl w:val="12"/>
-          <w:numId w:val="0"/>
-        </w:numPr>
-        <w:ind w:hanging="13"/>
-        <w:jc w:val="both"/>
-        <w:rPr>
-          <w:rFonts w:ascii="Aptos" w:hAnsi="Aptos" w:cs="Times New Roman"/>
-        </w:rPr>
-      </w:pPr>
-      <w:r>
-        <w:rPr>
-          <w:rFonts w:ascii="Aptos" w:hAnsi="Aptos" w:cs="Times New Roman"/>
-        </w:rPr>
-        <w:t>Les parts sociales ne peuvent jamais être représentées par des titres négociables.</w:t>
+          <w:lang w:val="en-US"/>
+        </w:rPr>
+        <w:t xml:space="preserve">{{ a.num_parts }} Parts - {{ a.capital_detenu }} DHS.{%p endfor %}La libération du surplus interviendra sur décision des gérants, en une ou plusieurs fois dans un délai qui ne pourra excéder cinq (5) ans à compter de l’immatriculation de la société au registre de commerce.ARTICLE 7 : AUGMENTATION DE CAPITAL_SOCIALLe capital social, peut, en vertu d'une décision de l’associé unique, être augmenté en une ou plusieurs fois, en représentation d'apports en nature ou en espèces ou par l'incorporation au capital de tout ou partie des réserves, primes ou bénéfices soit par la création de parts nouvelles, soit par l’élévation de la valeur nominale des parts sociales existantes.Les parts représentatives d'une augmentation de capital doivent être entièrement souscrites, libérées et réparties à la création.Si l'augmentation de capital n'a pu être réalisée dans le délai de six mois à compter du dépôt des fonds, l’associé peut demander au président du tribunal du lieu du siège social, statuant en référé, l'autorisation de retirer le montant de sa souscription. En cas d'augmentation de capital par apport en nature, le procès-verbal de la décision de l’associé unique doit mentionner l'évaluation de chaque apport, au vu d'un rapport annexé à ce procès-verbal établi par un commissaire aux apports, choisi parmi la liste des commissaires aux comptes inscrits à l'ordre des experts comptables et désigné par le président du tribunal, statuant en référé, à la demande du gérant.Lorsqu'il n'y a pas eu de commissaire aux apports ou lorsque la valeur retenue est différente de celle proposée par le commissaire aux apports, le ou les gérants de la société sont responsables pendant cinq ans, à l'égard des tiers, de la valeur attribuée auxdits apports.ARTICLE 8 : REDUCTION DE CAPITAL_SOCIALL’associé unique peut aussi, décider la réduction du capital social, pour quelque cause et de quelque manière que ce soit. En cas d'existence de commissaire aux comptes, le projet de réduction du capital lui est communiqué quarante-cinq jours avant la date de la décision des associés. Celui-ci fait connaître aux associés son appréciation sur les causes et conditions de la réduction.Lorsque la réduction du capital n'est pas motivée par des pertes, les créanciers dont la créance est antérieure au dépôt au greffe du procès-verbal de délibération, peuvent former opposition à la réduction du capital dans le délai de trente jours dudit dépôt. L'opposition est signifiée à la société par acte extrajudiciaire et portée devant le tribunal.L'achat de ses propres parts par une société est interdit. Toutefois, lorsque la réduction du capital n’est pas motivée par des pertes, les associés peuvent acheter un nombre déterminé de parts sociales pour les annuler.ARTICLE 9 : NOMBRE_PARTS_ASSOCIE SOCIALESLes parts sociales représentent la contrepartie d'un apport en numéraire ou en nature.ARTICLE 10 : REPRESENTATION DES NOMBRE_PARTS_ASSOCIE SOCIALESLes parts sociales ne peuvent jamais être représentées par des titres négociables.Les droits de chaque associé dans la société résultent seulement des présentes, des actes modificatifs ultérieurs et des cessions de parts régulièrement consenties. ARTICLE 11 : TRANSMISSION DES NOMBRE_PARTS_ASSOCIE SOCIALESToute cession de parts sociales doit être constatée par un acte sous seing privé ou notarié.TITRE TROISIEMEADMINISTRATION ET CONTRÔLE DE LA SOCIETEARTICLE 12 : NOMINATION - DUREE ET POUVOIRS DE LA GERANCE{% set gerants = associes | selectattr("est_gerant") | list %}{% if gerants|length == 1 %}Dès à présent, {{ gerants[0].civilite }} </w:t>
+      </w:r>
+      <w:proofErr w:type="gramStart"/>
+      <w:r>
+        <w:rPr>
+          <w:rFonts w:ascii="Aptos" w:hAnsi="Aptos" w:cs="Times New Roman"/>
+        </w:rPr>
+        <w:t xml:space="preserve">{{ gerants[0].prenom }} </w:t>
+      </w:r>
+      <w:proofErr w:type="gramStart"/>
+      <w:r>
+        <w:rPr>
+          <w:rFonts w:ascii="Aptos" w:hAnsi="Aptos" w:cs="Times New Roman"/>
+        </w:rPr>
+        <w:t xml:space="preserve">{{ gerants[0].nom }},de nationalité {{ gerants[0].nationalite }}, titulaire de la CIN N° </w:t>
+      </w:r>
+      <w:proofErr w:type="gramStart"/>
+      <w:r>
+        <w:rPr>
+          <w:rFonts w:ascii="Aptos" w:hAnsi="Aptos" w:cs="Times New Roman"/>
+        </w:rPr>
+        <w:t xml:space="preserve">{{ gerants[0].num_piece }}, né(e) le {{ gerants[0].date_naiss }} à {{ gerants[0].lieu_naiss }}, demeurant à {{ gerants[0].adresse }}.</w:t>
       </w:r>
     </w:p>
     <w:p>
@@ -2270,37 +1332,16 @@
         <w:rPr>
           <w:rFonts w:ascii="Aptos" w:hAnsi="Aptos" w:cs="Times New Roman"/>
         </w:rPr>
-        <w:t xml:space="preserve">Les droits de chaque associé dans la société résultent seulement des présentes, des actes modificatifs ultérieurs et des cessions de parts régulièrement consenties. </w:t>
-      </w:r>
-    </w:p>
-    <w:p>
-      <w:pPr>
-        <w:numPr>
-          <w:ilvl w:val="12"/>
-          <w:numId w:val="0"/>
-        </w:numPr>
-        <w:jc w:val="both"/>
-        <w:rPr>
-          <w:rFonts w:ascii="Aptos" w:hAnsi="Aptos" w:cs="Times New Roman"/>
-          <w:b/>
-          <w:u w:val="single"/>
-        </w:rPr>
-      </w:pPr>
-      <w:r>
-        <w:rPr>
-          <w:rFonts w:ascii="Aptos" w:hAnsi="Aptos" w:cs="Times New Roman"/>
-          <w:b/>
-          <w:u w:val="single"/>
-        </w:rPr>
-        <w:t>ARTICLE 11 : TRANSMISSION DES NOMBRE_PARTS_ASSOCIE SOCIALES</w:t>
-      </w:r>
-    </w:p>
-    <w:p>
-      <w:pPr>
-        <w:numPr>
-          <w:ilvl w:val="12"/>
-          <w:numId w:val="0"/>
-        </w:numPr>
+        <w:t>Est nommé gérant statutaire pour une durée illimitée.</w:t>
+      </w:r>
+    </w:p>
+    <w:p>
+      <w:pPr>
+        <w:numPr>
+          <w:ilvl w:val="12"/>
+          <w:numId w:val="0"/>
+        </w:numPr>
+        <w:spacing w:line="240" w:lineRule="auto"/>
         <w:ind w:hanging="13"/>
         <w:jc w:val="both"/>
         <w:rPr>
@@ -2311,63 +1352,42 @@
         <w:rPr>
           <w:rFonts w:ascii="Aptos" w:hAnsi="Aptos" w:cs="Times New Roman"/>
         </w:rPr>
-        <w:t>Toute cession de parts sociales doit être constatée par un acte sous seing privé ou notarié.</w:t>
-      </w:r>
-    </w:p>
-    <w:p>
-      <w:pPr>
-        <w:pStyle w:val="Titre7"/>
-        <w:numPr>
-          <w:ilvl w:val="12"/>
-          <w:numId w:val="0"/>
-        </w:numPr>
-        <w:ind w:left="283" w:hanging="283"/>
-        <w:rPr>
-          <w:rFonts w:ascii="Aptos" w:hAnsi="Aptos"/>
-          <w:sz w:val="22"/>
-          <w:szCs w:val="22"/>
-        </w:rPr>
-      </w:pPr>
-      <w:r>
-        <w:rPr>
-          <w:rFonts w:ascii="Aptos" w:hAnsi="Aptos"/>
-          <w:sz w:val="22"/>
-          <w:szCs w:val="22"/>
-        </w:rPr>
-        <w:t>TITRE TROISIEME</w:t>
-      </w:r>
-    </w:p>
-    <w:p>
-      <w:pPr>
-        <w:pStyle w:val="Titre7"/>
-        <w:numPr>
-          <w:ilvl w:val="12"/>
-          <w:numId w:val="0"/>
-        </w:numPr>
-        <w:ind w:left="283" w:hanging="283"/>
-        <w:rPr>
-          <w:rFonts w:ascii="Aptos" w:hAnsi="Aptos"/>
-          <w:sz w:val="22"/>
-          <w:szCs w:val="22"/>
-        </w:rPr>
-      </w:pPr>
-      <w:r>
-        <w:rPr>
-          <w:rFonts w:ascii="Aptos" w:hAnsi="Aptos"/>
-          <w:sz w:val="22"/>
-          <w:szCs w:val="22"/>
-        </w:rPr>
-        <w:t>ADMINISTRATION ET CONTRÔLE DE LA SOCIETE</w:t>
-      </w:r>
-    </w:p>
-    <w:p>
-      <w:pPr>
+        <w:t>La société sera valablement engagée par sa signature séparée.</w:t>
+      </w:r>
+    </w:p>
+    <w:p>
+      <w:pPr>
+        <w:numPr>
+          <w:ilvl w:val="12"/>
+          <w:numId w:val="0"/>
+        </w:numPr>
         <w:spacing w:line="240" w:lineRule="auto"/>
-        <w:rPr>
-          <w:rFonts w:ascii="Aptos" w:hAnsi="Aptos"/>
-          <w:lang w:val="fr-CA"/>
-        </w:rPr>
-      </w:pPr>
+        <w:ind w:hanging="13"/>
+        <w:jc w:val="both"/>
+        <w:rPr>
+          <w:rFonts w:ascii="Aptos" w:hAnsi="Aptos" w:cs="Times New Roman"/>
+        </w:rPr>
+      </w:pPr>
+      <w:r>
+        <w:rPr>
+          <w:rFonts w:ascii="Aptos" w:hAnsi="Aptos" w:cs="Times New Roman"/>
+        </w:rPr>
+        <w:t xml:space="preserve">{% </w:t>
+      </w:r>
+      <w:proofErr w:type="spellStart"/>
+      <w:r>
+        <w:rPr>
+          <w:rFonts w:ascii="Aptos" w:hAnsi="Aptos" w:cs="Times New Roman"/>
+        </w:rPr>
+        <w:t>endif</w:t>
+      </w:r>
+      <w:proofErr w:type="spellEnd"/>
+      <w:r>
+        <w:rPr>
+          <w:rFonts w:ascii="Aptos" w:hAnsi="Aptos" w:cs="Times New Roman"/>
+        </w:rPr>
+        <w:t xml:space="preserve"> %}</w:t>
+      </w:r>
     </w:p>
     <w:p>
       <w:pPr>
@@ -2376,103 +1396,366 @@
           <w:numId w:val="0"/>
         </w:numPr>
         <w:spacing w:line="240" w:lineRule="auto"/>
-        <w:rPr>
-          <w:rFonts w:ascii="Aptos" w:hAnsi="Aptos" w:cs="Times New Roman"/>
-          <w:b/>
+        <w:ind w:hanging="13"/>
+        <w:jc w:val="both"/>
+        <w:rPr>
+          <w:rFonts w:ascii="Aptos" w:hAnsi="Aptos" w:cs="Times New Roman"/>
+        </w:rPr>
+      </w:pPr>
+      <w:r>
+        <w:rPr>
+          <w:rFonts w:ascii="Aptos" w:hAnsi="Aptos" w:cs="Times New Roman"/>
+        </w:rPr>
+        <w:t xml:space="preserve">{% if </w:t>
+      </w:r>
+      <w:proofErr w:type="spellStart"/>
+      <w:r>
+        <w:rPr>
+          <w:rFonts w:ascii="Aptos" w:hAnsi="Aptos" w:cs="Times New Roman"/>
+        </w:rPr>
+        <w:t>gerants|length</w:t>
+      </w:r>
+      <w:proofErr w:type="spellEnd"/>
+      <w:r>
+        <w:rPr>
+          <w:rFonts w:ascii="Aptos" w:hAnsi="Aptos" w:cs="Times New Roman"/>
+        </w:rPr>
+        <w:t xml:space="preserve"> == 2 %}</w:t>
+      </w:r>
+    </w:p>
+    <w:p>
+      <w:pPr>
+        <w:numPr>
+          <w:ilvl w:val="12"/>
+          <w:numId w:val="0"/>
+        </w:numPr>
+        <w:spacing w:line="240" w:lineRule="auto"/>
+        <w:ind w:hanging="13"/>
+        <w:jc w:val="both"/>
+        <w:rPr>
+          <w:rFonts w:ascii="Aptos" w:hAnsi="Aptos" w:cs="Times New Roman"/>
+        </w:rPr>
+      </w:pPr>
+      <w:r>
+        <w:rPr>
+          <w:rFonts w:ascii="Aptos" w:hAnsi="Aptos" w:cs="Times New Roman"/>
+        </w:rPr>
+        <w:t>Dès à présent, sont nommés co-gérants :</w:t>
+      </w:r>
+    </w:p>
+    <w:p>
+      <w:pPr>
+        <w:numPr>
+          <w:ilvl w:val="12"/>
+          <w:numId w:val="0"/>
+        </w:numPr>
+        <w:spacing w:line="240" w:lineRule="auto"/>
+        <w:ind w:hanging="13"/>
+        <w:jc w:val="both"/>
+        <w:rPr>
+          <w:rFonts w:ascii="Aptos" w:hAnsi="Aptos" w:cs="Times New Roman"/>
+          <w:b/>
+          <w:bCs/>
+        </w:rPr>
+      </w:pPr>
+      <w:r>
+        <w:rPr>
+          <w:rFonts w:ascii="Aptos" w:hAnsi="Aptos" w:cs="Times New Roman"/>
+          <w:b/>
+          <w:bCs/>
+        </w:rPr>
+        <w:t xml:space="preserve">- </w:t>
+      </w:r>
+      <w:proofErr w:type="gramStart"/>
+      <w:r>
+        <w:rPr>
+          <w:rFonts w:ascii="Aptos" w:hAnsi="Aptos" w:cs="Times New Roman"/>
+          <w:b/>
+          <w:bCs/>
+        </w:rPr>
+        <w:t xml:space="preserve">{{ gerants[0].civilite }} </w:t>
+      </w:r>
+      <w:proofErr w:type="gramStart"/>
+      <w:r>
+        <w:rPr>
+          <w:rFonts w:ascii="Aptos" w:hAnsi="Aptos" w:cs="Times New Roman"/>
+          <w:b/>
+          <w:bCs/>
+        </w:rPr>
+        <w:t xml:space="preserve">{{ gerants[0].prenom }} </w:t>
+      </w:r>
+      <w:proofErr w:type="gramStart"/>
+      <w:r>
+        <w:rPr>
+          <w:rFonts w:ascii="Aptos" w:hAnsi="Aptos" w:cs="Times New Roman"/>
+          <w:b/>
+          <w:bCs/>
+        </w:rPr>
+        <w:t xml:space="preserve">{{ gerants[0].nom }}</w:t>
+      </w:r>
+    </w:p>
+    <w:p>
+      <w:pPr>
+        <w:numPr>
+          <w:ilvl w:val="12"/>
+          <w:numId w:val="0"/>
+        </w:numPr>
+        <w:spacing w:line="240" w:lineRule="auto"/>
+        <w:ind w:hanging="13"/>
+        <w:jc w:val="both"/>
+        <w:rPr>
+          <w:rFonts w:ascii="Aptos" w:hAnsi="Aptos" w:cs="Times New Roman"/>
+        </w:rPr>
+      </w:pPr>
+      <w:r>
+        <w:rPr>
+          <w:rFonts w:ascii="Aptos" w:hAnsi="Aptos" w:cs="Times New Roman"/>
+        </w:rPr>
+        <w:t>ET</w:t>
+      </w:r>
+    </w:p>
+    <w:p>
+      <w:pPr>
+        <w:numPr>
+          <w:ilvl w:val="12"/>
+          <w:numId w:val="0"/>
+        </w:numPr>
+        <w:spacing w:line="240" w:lineRule="auto"/>
+        <w:ind w:hanging="13"/>
+        <w:jc w:val="both"/>
+        <w:rPr>
+          <w:rFonts w:ascii="Aptos" w:hAnsi="Aptos" w:cs="Times New Roman"/>
+          <w:b/>
+          <w:bCs/>
+        </w:rPr>
+      </w:pPr>
+      <w:r>
+        <w:rPr>
+          <w:rFonts w:ascii="Aptos" w:hAnsi="Aptos" w:cs="Times New Roman"/>
+          <w:b/>
+          <w:bCs/>
+        </w:rPr>
+        <w:t xml:space="preserve">- </w:t>
+      </w:r>
+      <w:proofErr w:type="gramStart"/>
+      <w:r>
+        <w:rPr>
+          <w:rFonts w:ascii="Aptos" w:hAnsi="Aptos" w:cs="Times New Roman"/>
+          <w:b/>
+          <w:bCs/>
+        </w:rPr>
+        <w:t xml:space="preserve">{{ gerants[1].civilite }} </w:t>
+      </w:r>
+      <w:proofErr w:type="gramStart"/>
+      <w:r>
+        <w:rPr>
+          <w:rFonts w:ascii="Aptos" w:hAnsi="Aptos" w:cs="Times New Roman"/>
+          <w:b/>
+          <w:bCs/>
+        </w:rPr>
+        <w:t xml:space="preserve">{{ gerants[1].prenom }} </w:t>
+      </w:r>
+      <w:proofErr w:type="gramStart"/>
+      <w:r>
+        <w:rPr>
+          <w:rFonts w:ascii="Aptos" w:hAnsi="Aptos" w:cs="Times New Roman"/>
+          <w:b/>
+          <w:bCs/>
+        </w:rPr>
+        <w:t xml:space="preserve">{{ gerants[1].nom }}.</w:t>
+      </w:r>
+    </w:p>
+    <w:p>
+      <w:pPr>
+        <w:numPr>
+          <w:ilvl w:val="12"/>
+          <w:numId w:val="0"/>
+        </w:numPr>
+        <w:spacing w:line="240" w:lineRule="auto"/>
+        <w:ind w:hanging="13"/>
+        <w:jc w:val="both"/>
+        <w:rPr>
+          <w:rFonts w:ascii="Aptos" w:hAnsi="Aptos" w:cs="Times New Roman"/>
+        </w:rPr>
+      </w:pPr>
+      <w:r>
+        <w:rPr>
+          <w:rFonts w:ascii="Aptos" w:hAnsi="Aptos" w:cs="Times New Roman"/>
+        </w:rPr>
+        <w:t>{% if MODE_SIGNATURE_GERANCE == "</w:t>
+      </w:r>
+      <w:proofErr w:type="spellStart"/>
+      <w:r>
+        <w:rPr>
+          <w:rFonts w:ascii="Aptos" w:hAnsi="Aptos" w:cs="Times New Roman"/>
+        </w:rPr>
+        <w:t>separee</w:t>
+      </w:r>
+      <w:proofErr w:type="spellEnd"/>
+      <w:r>
+        <w:rPr>
+          <w:rFonts w:ascii="Aptos" w:hAnsi="Aptos" w:cs="Times New Roman"/>
+        </w:rPr>
+        <w:t>" %}</w:t>
+      </w:r>
+    </w:p>
+    <w:p>
+      <w:pPr>
+        <w:numPr>
+          <w:ilvl w:val="12"/>
+          <w:numId w:val="0"/>
+        </w:numPr>
+        <w:spacing w:line="240" w:lineRule="auto"/>
+        <w:ind w:hanging="13"/>
+        <w:jc w:val="both"/>
+        <w:rPr>
+          <w:rFonts w:ascii="Aptos" w:hAnsi="Aptos" w:cs="Times New Roman"/>
+        </w:rPr>
+      </w:pPr>
+      <w:r>
+        <w:rPr>
+          <w:rFonts w:ascii="Aptos" w:hAnsi="Aptos" w:cs="Times New Roman"/>
+        </w:rPr>
+        <w:t xml:space="preserve">La société sera valablement engagée par la </w:t>
+      </w:r>
+      <w:r>
+        <w:rPr>
+          <w:rFonts w:ascii="Aptos" w:hAnsi="Aptos" w:cs="Times New Roman"/>
+          <w:b/>
+          <w:bCs/>
           <w:u w:val="single"/>
         </w:rPr>
-      </w:pPr>
-      <w:r>
-        <w:rPr>
-          <w:rFonts w:ascii="Aptos" w:hAnsi="Aptos" w:cs="Times New Roman"/>
-          <w:b/>
-          <w:u w:val="single"/>
-        </w:rPr>
-        <w:t>ARTICLE 12 : NOMINATION - DUREE ET POUVOIRS DE LA GERANCE</w:t>
-      </w:r>
-    </w:p>
-    <w:p>
-      <w:pPr>
+        <w:t>signature séparée</w:t>
+      </w:r>
+      <w:r>
+        <w:rPr>
+          <w:rFonts w:ascii="Aptos" w:hAnsi="Aptos" w:cs="Times New Roman"/>
+        </w:rPr>
+        <w:t xml:space="preserve"> de chacun des co-gérants.</w:t>
+      </w:r>
+    </w:p>
+    <w:p>
+      <w:pPr>
+        <w:numPr>
+          <w:ilvl w:val="12"/>
+          <w:numId w:val="0"/>
+        </w:numPr>
         <w:spacing w:line="240" w:lineRule="auto"/>
+        <w:ind w:hanging="13"/>
         <w:jc w:val="both"/>
         <w:rPr>
+          <w:rFonts w:ascii="Aptos" w:hAnsi="Aptos" w:cs="Times New Roman"/>
+        </w:rPr>
+      </w:pPr>
+      <w:r>
+        <w:rPr>
+          <w:rFonts w:ascii="Aptos" w:hAnsi="Aptos" w:cs="Times New Roman"/>
+        </w:rPr>
+        <w:t xml:space="preserve">{% </w:t>
+      </w:r>
+      <w:proofErr w:type="spellStart"/>
+      <w:r>
+        <w:rPr>
+          <w:rFonts w:ascii="Aptos" w:hAnsi="Aptos" w:cs="Times New Roman"/>
+        </w:rPr>
+        <w:t>else</w:t>
+      </w:r>
+      <w:proofErr w:type="spellEnd"/>
+      <w:r>
+        <w:rPr>
+          <w:rFonts w:ascii="Aptos" w:hAnsi="Aptos" w:cs="Times New Roman"/>
+        </w:rPr>
+        <w:t xml:space="preserve"> %}</w:t>
+      </w:r>
+    </w:p>
+    <w:p>
+      <w:pPr>
+        <w:numPr>
+          <w:ilvl w:val="12"/>
+          <w:numId w:val="0"/>
+        </w:numPr>
+        <w:spacing w:line="240" w:lineRule="auto"/>
+        <w:ind w:hanging="13"/>
+        <w:jc w:val="both"/>
+        <w:rPr>
+          <w:rFonts w:ascii="Aptos" w:hAnsi="Aptos" w:cs="Times New Roman"/>
+        </w:rPr>
+      </w:pPr>
+      <w:r>
+        <w:rPr>
+          <w:rFonts w:ascii="Aptos" w:hAnsi="Aptos" w:cs="Times New Roman"/>
+        </w:rPr>
+        <w:t>La société sera valablement engagée par la signature conjointe des deux co-gérants.</w:t>
+      </w:r>
+    </w:p>
+    <w:p>
+      <w:pPr>
+        <w:numPr>
+          <w:ilvl w:val="12"/>
+          <w:numId w:val="0"/>
+        </w:numPr>
+        <w:spacing w:line="240" w:lineRule="auto"/>
+        <w:ind w:hanging="13"/>
+        <w:jc w:val="both"/>
+        <w:rPr>
+          <w:rFonts w:ascii="Aptos" w:hAnsi="Aptos" w:cs="Times New Roman"/>
+        </w:rPr>
+      </w:pPr>
+      <w:r>
+        <w:rPr>
+          <w:rFonts w:ascii="Aptos" w:hAnsi="Aptos" w:cs="Times New Roman"/>
+        </w:rPr>
+        <w:lastRenderedPageBreak/>
+        <w:t xml:space="preserve">{% </w:t>
+      </w:r>
+      <w:proofErr w:type="spellStart"/>
+      <w:r>
+        <w:rPr>
+          <w:rFonts w:ascii="Aptos" w:hAnsi="Aptos" w:cs="Times New Roman"/>
+        </w:rPr>
+        <w:t>endif</w:t>
+      </w:r>
+      <w:proofErr w:type="spellEnd"/>
+      <w:r>
+        <w:rPr>
+          <w:rFonts w:ascii="Aptos" w:hAnsi="Aptos" w:cs="Times New Roman"/>
+        </w:rPr>
+        <w:t xml:space="preserve"> %}</w:t>
+      </w:r>
+    </w:p>
+    <w:p>
+      <w:pPr>
+        <w:numPr>
+          <w:ilvl w:val="12"/>
+          <w:numId w:val="0"/>
+        </w:numPr>
+        <w:spacing w:line="240" w:lineRule="auto"/>
+        <w:ind w:hanging="13"/>
+        <w:jc w:val="both"/>
+        <w:rPr>
           <w:rFonts w:ascii="Aptos" w:hAnsi="Aptos" w:cstheme="majorBidi"/>
           <w:b/>
-          <w:bCs/>
-        </w:rPr>
-      </w:pPr>
-      <w:r>
-        <w:rPr>
-          <w:rFonts w:ascii="Aptos" w:hAnsi="Aptos" w:cs="Times New Roman"/>
-        </w:rPr>
-        <w:t xml:space="preserve">Dès à </w:t>
-      </w:r>
-      <w:r>
-        <w:rPr>
-          <w:rFonts w:ascii="Aptos" w:hAnsi="Aptos" w:cs="Times New Roman"/>
-        </w:rPr>
-        <w:t>présent,</w:t>
-      </w:r>
-      <w:r>
-        <w:rPr>
-          <w:rFonts w:ascii="Aptos" w:hAnsi="Aptos" w:cstheme="majorBidi"/>
-          <w:b/>
-        </w:rPr>
-        <w:t xml:space="preserve"> </w:t>
-      </w:r>
-      <w:r>
-        <w:rPr>
-          <w:rFonts w:ascii="Aptos" w:hAnsi="Aptos" w:cstheme="majorBidi"/>
-          <w:b/>
-          <w:bCs/>
-        </w:rPr>
-        <w:t>{{ CIVILITE_ASSOCIE }} {{ PRENOM_ASSOCIE }} {{ NOM_ASSOCIE }} de Nationalité {{ NATIONALITE_ASSOCIE }}, titulaire de la CIN N° {{ NUMERO_CIN_ASSOCIE }}, né le {{ DATE_NAISSANCE_ASSOCIE }} à {{ LIEU_NAISSANCE_ASSOCIE }}, demeurant à {{ ADRESSE_ASSOCIE }}.</w:t>
-      </w:r>
-    </w:p>
-    <w:p>
-      <w:pPr>
-        <w:spacing w:line="240" w:lineRule="auto"/>
-        <w:jc w:val="both"/>
-        <w:rPr>
-          <w:rFonts w:ascii="Aptos" w:hAnsi="Aptos" w:cstheme="majorBidi"/>
-          <w:b/>
-        </w:rPr>
-      </w:pPr>
-      <w:r>
-        <w:rPr>
-          <w:rFonts w:ascii="Aptos" w:hAnsi="Aptos" w:cs="Times New Roman"/>
-        </w:rPr>
-        <w:t>Est</w:t>
-      </w:r>
-      <w:r>
-        <w:rPr>
-          <w:rFonts w:ascii="Aptos" w:hAnsi="Aptos" w:cs="Times New Roman"/>
-        </w:rPr>
-        <w:t xml:space="preserve"> nommé gérant statutaire de la société pour une durée illimitée. En outre, la société sera valablement engagée pour tous les actes la concernant par la signature </w:t>
-      </w:r>
-      <w:r>
-        <w:rPr>
-          <w:rFonts w:ascii="Aptos" w:hAnsi="Aptos" w:cs="Times New Roman"/>
-        </w:rPr>
-        <w:t xml:space="preserve">séparée </w:t>
-      </w:r>
-      <w:r>
-        <w:rPr>
-          <w:rFonts w:ascii="Aptos" w:hAnsi="Aptos" w:cs="Times New Roman"/>
-        </w:rPr>
-        <w:t>de l’</w:t>
-      </w:r>
-      <w:r>
-        <w:rPr>
-          <w:rFonts w:ascii="Aptos" w:hAnsi="Aptos" w:cs="Times New Roman"/>
-        </w:rPr>
-        <w:t>associé unique</w:t>
-      </w:r>
-      <w:r>
-        <w:rPr>
-          <w:rFonts w:ascii="Aptos" w:hAnsi="Aptos" w:cs="Times New Roman"/>
-        </w:rPr>
-        <w:t>.</w:t>
+        </w:rPr>
+      </w:pPr>
+      <w:r>
+        <w:rPr>
+          <w:rFonts w:ascii="Aptos" w:hAnsi="Aptos" w:cs="Times New Roman"/>
+        </w:rPr>
+        <w:t xml:space="preserve">{% </w:t>
+      </w:r>
+      <w:proofErr w:type="spellStart"/>
+      <w:r>
+        <w:rPr>
+          <w:rFonts w:ascii="Aptos" w:hAnsi="Aptos" w:cs="Times New Roman"/>
+        </w:rPr>
+        <w:t>endif</w:t>
+      </w:r>
+      <w:proofErr w:type="spellEnd"/>
+      <w:r>
+        <w:rPr>
+          <w:rFonts w:ascii="Aptos" w:hAnsi="Aptos" w:cs="Times New Roman"/>
+        </w:rPr>
+        <w:t xml:space="preserve"> %}</w:t>
       </w:r>
       <w:r>
         <w:rPr>
@@ -2850,16 +2133,7 @@
           <w:sz w:val="22"/>
           <w:szCs w:val="22"/>
         </w:rPr>
-        <w:t xml:space="preserve"> peine de nullité du contrat, il est interdit aux gérants et aux représentants légaux des associés personnes </w:t>
-      </w:r>
-      <w:r>
-        <w:rPr>
-          <w:rFonts w:ascii="Aptos" w:hAnsi="Aptos"/>
-          <w:sz w:val="22"/>
-          <w:szCs w:val="22"/>
-        </w:rPr>
-        <w:lastRenderedPageBreak/>
-        <w:t>morales, de contracter, sous quelque forme que ce soit, des emprunts auprès de la société, de se faire consentir par elle un découvert en compte courant ou autrement, ainsi que de faire cautionner ou avaliser par elle ses engagements envers les tiers.</w:t>
+        <w:t xml:space="preserve"> peine de nullité du contrat, il est interdit aux gérants et aux représentants légaux des associés personnes morales, de contracter, sous quelque forme que ce soit, des emprunts auprès de la société, de se faire consentir par elle un découvert en compte courant ou autrement, ainsi que de faire cautionner ou avaliser par elle ses engagements envers les tiers.</w:t>
       </w:r>
     </w:p>
     <w:p>
@@ -3284,6 +2558,7 @@
         <w:rPr>
           <w:rFonts w:ascii="Aptos" w:hAnsi="Aptos" w:cs="Times New Roman"/>
         </w:rPr>
+        <w:lastRenderedPageBreak/>
         <w:t>Les décisions de nature extraordinaire sont celles appelées à décider sur toutes questions comportant modification des statuts et notamment la transformation, la prorogation, la dissolution anticipée de la société, la cession des parts sociales.</w:t>
       </w:r>
     </w:p>
@@ -3599,7 +2874,6 @@
           <w:sz w:val="22"/>
           <w:szCs w:val="22"/>
         </w:rPr>
-        <w:lastRenderedPageBreak/>
         <w:t>Les associés approuvent les comptes, le cas échéant, après rapport du commissaire aux comptes dans le délai de six mois à compter de la clôture de l’exercice.</w:t>
       </w:r>
     </w:p>
@@ -3974,6 +3248,7 @@
           <w:sz w:val="22"/>
           <w:szCs w:val="22"/>
         </w:rPr>
+        <w:lastRenderedPageBreak/>
         <w:t>La transformation de la société en une société d'une autre forme n’entraîne pas la création d’une personne morale nouvelle.</w:t>
       </w:r>
     </w:p>
@@ -4600,6 +3875,7 @@
         <w:rPr>
           <w:rFonts w:ascii="Aptos" w:hAnsi="Aptos" w:cs="Times New Roman"/>
         </w:rPr>
+        <w:lastRenderedPageBreak/>
         <w:t>Tous pouvoirs sont donnés au porteur d’un exemplaire original ou copie des présentes pour en effectuer le dépôt partout où besoin sera.</w:t>
       </w:r>
     </w:p>
@@ -4658,6 +3934,14 @@
     <w:p>
       <w:pPr>
         <w:pStyle w:val="Titre7"/>
+      </w:pPr>
+      <w:r>
+        <w:t>{%p for a in associes %}</w:t>
+      </w:r>
+    </w:p>
+    <w:p>
+      <w:pPr>
+        <w:pStyle w:val="Titre7"/>
         <w:numPr>
           <w:ilvl w:val="12"/>
           <w:numId w:val="0"/>
@@ -4673,15 +3957,7 @@
         </w:rPr>
       </w:pPr>
       <w:r>
-        <w:rPr>
-          <w:rFonts w:ascii="Aptos" w:hAnsi="Aptos" w:cstheme="majorBidi"/>
-          <w:bCs/>
-          <w:sz w:val="22"/>
-          <w:szCs w:val="22"/>
-          <w:u w:val="none"/>
-          <w:lang w:val="fr-FR"/>
-        </w:rPr>
-        <w:t xml:space="preserve">{{ CIVILITE_ASSOCIE }} {{ PRENOM_ASSOCIE }} {{ NOM_ASSOCIE }} </w:t>
+        <w:t>{{ a.civilite }} {{ a.prenom }} {{ a.nom }}</w:t>
       </w:r>
     </w:p>
     <w:p>
@@ -4693,15 +3969,13 @@
         </w:rPr>
       </w:pPr>
       <w:r>
-        <w:rPr>
-          <w:rFonts w:ascii="Aptos" w:hAnsi="Aptos" w:cs="Times New Roman"/>
-          <w:b/>
-          <w:sz w:val="24"/>
-          <w:szCs w:val="20"/>
-          <w:u w:val="single"/>
-          <w:lang w:val="fr-CA"/>
-        </w:rPr>
-        <w:t>{{ QUALITE_ASSOCIE }}</w:t>
+        <w:t>{{ a.qualite }}</w:t>
+      </w:r>
+    </w:p>
+    <w:p>
+      <w:pPr/>
+      <w:r>
+        <w:t>{%p endfor %}</w:t>
       </w:r>
     </w:p>
     <w:sectPr>
